--- a/DIP TEAM 7 DOC.docx
+++ b/DIP TEAM 7 DOC.docx
@@ -1,6 +1,6 @@
 
 <file path=word/document.xml><?xml version="1.0" encoding="utf-8"?>
-<w:document xmlns:wpc="http://schemas.microsoft.com/office/word/2010/wordprocessingCanvas" xmlns:cx="http://schemas.microsoft.com/office/drawing/2014/chartex" xmlns:cx1="http://schemas.microsoft.com/office/drawing/2015/9/8/chartex" xmlns:cx2="http://schemas.microsoft.com/office/drawing/2015/10/21/chartex" xmlns:cx3="http://schemas.microsoft.com/office/drawing/2016/5/9/chartex" xmlns:cx4="http://schemas.microsoft.com/office/drawing/2016/5/10/chartex" xmlns:cx5="http://schemas.microsoft.com/office/drawing/2016/5/11/chartex" xmlns:cx6="http://schemas.microsoft.com/office/drawing/2016/5/12/chartex" xmlns:cx7="http://schemas.microsoft.com/office/drawing/2016/5/13/chartex" xmlns:cx8="http://schemas.microsoft.com/office/drawing/2016/5/14/chartex" xmlns:mc="http://schemas.openxmlformats.org/markup-compatibility/2006" xmlns:aink="http://schemas.microsoft.com/office/drawing/2016/ink" xmlns:am3d="http://schemas.microsoft.com/office/drawing/2017/model3d" xmlns:o="urn:schemas-microsoft-com:office:office" xmlns:oel="http://schemas.microsoft.com/office/2019/extlst" xmlns:r="http://schemas.openxmlformats.org/officeDocument/2006/relationships" xmlns:m="http://schemas.openxmlformats.org/officeDocument/2006/math" xmlns:v="urn:schemas-microsoft-com:vml" xmlns:wp14="http://schemas.microsoft.com/office/word/2010/wordprocessingDrawing" xmlns:wp="http://schemas.openxmlformats.org/drawingml/2006/wordprocessingDrawing" xmlns:w10="urn:schemas-microsoft-com:office:word" xmlns:w="http://schemas.openxmlformats.org/wordprocessingml/2006/main" xmlns:w14="http://schemas.microsoft.com/office/word/2010/wordml" xmlns:w15="http://schemas.microsoft.com/office/word/2012/wordml" xmlns:w16cex="http://schemas.microsoft.com/office/word/2018/wordml/cex" xmlns:w16cid="http://schemas.microsoft.com/office/word/2016/wordml/cid" xmlns:w16="http://schemas.microsoft.com/office/word/2018/wordml" xmlns:w16du="http://schemas.microsoft.com/office/word/2023/wordml/word16du" xmlns:w16sdtdh="http://schemas.microsoft.com/office/word/2020/wordml/sdtdatahash" xmlns:w16sdtfl="http://schemas.microsoft.com/office/word/2024/wordml/sdtformatlock" xmlns:w16se="http://schemas.microsoft.com/office/word/2015/wordml/symex" xmlns:wpg="http://schemas.microsoft.com/office/word/2010/wordprocessingGroup" xmlns:wpi="http://schemas.microsoft.com/office/word/2010/wordprocessingInk" xmlns:wne="http://schemas.microsoft.com/office/word/2006/wordml" xmlns:wps="http://schemas.microsoft.com/office/word/2010/wordprocessingShape" mc:Ignorable="w14 w15 w16se w16cid w16 w16cex w16sdtdh w16sdtfl w16du wp14">
+<w:document xmlns:wpc="http://schemas.microsoft.com/office/word/2010/wordprocessingCanvas" xmlns:cx="http://schemas.microsoft.com/office/drawing/2014/chartex" xmlns:cx1="http://schemas.microsoft.com/office/drawing/2015/9/8/chartex" xmlns:cx2="http://schemas.microsoft.com/office/drawing/2015/10/21/chartex" xmlns:cx3="http://schemas.microsoft.com/office/drawing/2016/5/9/chartex" xmlns:cx4="http://schemas.microsoft.com/office/drawing/2016/5/10/chartex" xmlns:cx5="http://schemas.microsoft.com/office/drawing/2016/5/11/chartex" xmlns:cx6="http://schemas.microsoft.com/office/drawing/2016/5/12/chartex" xmlns:cx7="http://schemas.microsoft.com/office/drawing/2016/5/13/chartex" xmlns:cx8="http://schemas.microsoft.com/office/drawing/2016/5/14/chartex" xmlns:mc="http://schemas.openxmlformats.org/markup-compatibility/2006" xmlns:aink="http://schemas.microsoft.com/office/drawing/2016/ink" xmlns:am3d="http://schemas.microsoft.com/office/drawing/2017/model3d" xmlns:o="urn:schemas-microsoft-com:office:office" xmlns:oel="http://schemas.microsoft.com/office/2019/extlst" xmlns:r="http://schemas.openxmlformats.org/officeDocument/2006/relationships" xmlns:m="http://schemas.openxmlformats.org/officeDocument/2006/math" xmlns:v="urn:schemas-microsoft-com:vml" xmlns:wp14="http://schemas.microsoft.com/office/word/2010/wordprocessingDrawing" xmlns:wp="http://schemas.openxmlformats.org/drawingml/2006/wordprocessingDrawing" xmlns:w10="urn:schemas-microsoft-com:office:word" xmlns:w="http://schemas.openxmlformats.org/wordprocessingml/2006/main" xmlns:w14="http://schemas.microsoft.com/office/word/2010/wordml" xmlns:w15="http://schemas.microsoft.com/office/word/2012/wordml" xmlns:w16cei="http://schemas.microsoft.com/office/word/2026/wordml/cei" xmlns:w16cex="http://schemas.microsoft.com/office/word/2018/wordml/cex" xmlns:w16cid="http://schemas.microsoft.com/office/word/2016/wordml/cid" xmlns:w16="http://schemas.microsoft.com/office/word/2018/wordml" xmlns:w16du="http://schemas.microsoft.com/office/word/2023/wordml/word16du" xmlns:w16sdtdh="http://schemas.microsoft.com/office/word/2020/wordml/sdtdatahash" xmlns:w16sdtfl="http://schemas.microsoft.com/office/word/2024/wordml/sdtformatlock" xmlns:w16se="http://schemas.microsoft.com/office/word/2015/wordml/symex" xmlns:wpg="http://schemas.microsoft.com/office/word/2010/wordprocessingGroup" xmlns:wpi="http://schemas.microsoft.com/office/word/2010/wordprocessingInk" xmlns:wne="http://schemas.microsoft.com/office/word/2006/wordml" xmlns:wps="http://schemas.microsoft.com/office/word/2010/wordprocessingShape" mc:Ignorable="w14 w15 w16se w16cid w16 w16cex w16sdtdh w16sdtfl w16du wp14">
   <w:body>
     <w:p>
       <w:pPr>
@@ -64,7 +64,23 @@
           <w:sz w:val="28"/>
           <w:szCs w:val="28"/>
         </w:rPr>
-        <w:t xml:space="preserve">Project submitted to the State Board of Technical Education, Hyderabad in partial      fulfillment of the requirements for the  award of the degree of Diploma in Electronics and Communication Engineering </w:t>
+        <w:t xml:space="preserve">Project submitted to the State Board of Technical Education, Hyderabad in partial      fulfillment of the requirements for </w:t>
+      </w:r>
+      <w:proofErr w:type="gramStart"/>
+      <w:r>
+        <w:rPr>
+          <w:sz w:val="28"/>
+          <w:szCs w:val="28"/>
+        </w:rPr>
+        <w:t>the  award</w:t>
+      </w:r>
+      <w:proofErr w:type="gramEnd"/>
+      <w:r>
+        <w:rPr>
+          <w:sz w:val="28"/>
+          <w:szCs w:val="28"/>
+        </w:rPr>
+        <w:t xml:space="preserve"> of the degree of Diploma in Electronics and Communication Engineering </w:t>
       </w:r>
     </w:p>
     <w:p>
@@ -128,6 +144,7 @@
           <w:szCs w:val="28"/>
         </w:rPr>
       </w:pPr>
+      <w:proofErr w:type="gramStart"/>
       <w:r>
         <w:rPr>
           <w:b/>
@@ -137,6 +154,7 @@
         </w:rPr>
         <w:t>G.SAITEJA</w:t>
       </w:r>
+      <w:proofErr w:type="gramEnd"/>
       <w:r>
         <w:tab/>
       </w:r>
@@ -166,6 +184,7 @@
           <w:szCs w:val="28"/>
         </w:rPr>
       </w:pPr>
+      <w:proofErr w:type="gramStart"/>
       <w:r>
         <w:rPr>
           <w:b/>
@@ -175,6 +194,7 @@
         </w:rPr>
         <w:t>K.CHANDRAKANTH</w:t>
       </w:r>
+      <w:proofErr w:type="gramEnd"/>
       <w:r>
         <w:tab/>
       </w:r>
@@ -289,13 +309,23 @@
           <w:szCs w:val="28"/>
         </w:rPr>
       </w:pPr>
+      <w:proofErr w:type="gramStart"/>
       <w:r>
         <w:rPr>
           <w:b/>
           <w:sz w:val="28"/>
           <w:szCs w:val="28"/>
         </w:rPr>
-        <w:t xml:space="preserve">T.SRUJANA </w:t>
+        <w:t>T.SRUJANA</w:t>
+      </w:r>
+      <w:proofErr w:type="gramEnd"/>
+      <w:r>
+        <w:rPr>
+          <w:b/>
+          <w:sz w:val="28"/>
+          <w:szCs w:val="28"/>
+        </w:rPr>
+        <w:t xml:space="preserve"> </w:t>
       </w:r>
     </w:p>
     <w:p>
@@ -313,8 +343,18 @@
           <w:sz w:val="28"/>
           <w:szCs w:val="28"/>
         </w:rPr>
-        <w:t>Dept. of ECE,SDES</w:t>
-      </w:r>
+        <w:t xml:space="preserve">Dept. of </w:t>
+      </w:r>
+      <w:proofErr w:type="gramStart"/>
+      <w:r>
+        <w:rPr>
+          <w:b/>
+          <w:sz w:val="28"/>
+          <w:szCs w:val="28"/>
+        </w:rPr>
+        <w:t>ECE,SDES</w:t>
+      </w:r>
+      <w:proofErr w:type="gramEnd"/>
     </w:p>
     <w:p>
       <w:pPr>
@@ -475,33 +515,25 @@
           <w:szCs w:val="28"/>
         </w:rPr>
       </w:pPr>
-    </w:p>
-    <w:p>
-      <w:pPr>
-        <w:rPr>
-          <w:b/>
+      <w:r>
+        <w:rPr>
+          <w:b/>
+          <w:noProof/>
           <w:sz w:val="28"/>
           <w:szCs w:val="28"/>
         </w:rPr>
-      </w:pPr>
-      <w:r>
-        <w:rPr>
-          <w:b/>
-          <w:noProof/>
-          <w:sz w:val="28"/>
-          <w:szCs w:val="28"/>
-        </w:rPr>
+        <w:lastRenderedPageBreak/>
         <w:drawing>
-          <wp:anchor distT="0" distB="0" distL="114300" distR="114300" simplePos="0" relativeHeight="251658752" behindDoc="0" locked="0" layoutInCell="1" allowOverlap="1" wp14:anchorId="4CAE8747" wp14:editId="586BDD12">
+          <wp:anchor distT="0" distB="0" distL="114300" distR="114300" simplePos="0" relativeHeight="251658752" behindDoc="0" locked="0" layoutInCell="1" allowOverlap="1" wp14:anchorId="4CAE8747" wp14:editId="0F178621">
             <wp:simplePos x="0" y="0"/>
             <wp:positionH relativeFrom="column">
-              <wp:posOffset>364463</wp:posOffset>
+              <wp:posOffset>-215265</wp:posOffset>
             </wp:positionH>
             <wp:positionV relativeFrom="page">
-              <wp:posOffset>1298989</wp:posOffset>
+              <wp:posOffset>844550</wp:posOffset>
             </wp:positionV>
-            <wp:extent cx="895350" cy="811530"/>
-            <wp:effectExtent l="0" t="0" r="0" b="7620"/>
+            <wp:extent cx="1156335" cy="1048385"/>
+            <wp:effectExtent l="0" t="0" r="5715" b="0"/>
             <wp:wrapSquare wrapText="bothSides"/>
             <wp:docPr id="7" name="Picture 7"/>
             <wp:cNvGraphicFramePr>
@@ -532,7 +564,7 @@
                   <pic:spPr bwMode="auto">
                     <a:xfrm>
                       <a:off x="0" y="0"/>
-                      <a:ext cx="895350" cy="811530"/>
+                      <a:ext cx="1156335" cy="1048385"/>
                     </a:xfrm>
                     <a:prstGeom prst="rect">
                       <a:avLst/>
@@ -609,11 +641,19 @@
           <w:b/>
         </w:rPr>
       </w:pPr>
-      <w:r>
-        <w:rPr>
-          <w:b/>
-        </w:rPr>
-        <w:t>Sheriguda,ibrahimpatnam,Rangareddy-501510.2023-2024</w:t>
+      <w:proofErr w:type="gramStart"/>
+      <w:r>
+        <w:rPr>
+          <w:b/>
+        </w:rPr>
+        <w:t>Sheriguda,ibrahimpatnam</w:t>
+      </w:r>
+      <w:proofErr w:type="gramEnd"/>
+      <w:r>
+        <w:rPr>
+          <w:b/>
+        </w:rPr>
+        <w:t>,Rangareddy-501510.2023-2024</w:t>
       </w:r>
     </w:p>
     <w:p>
@@ -694,7 +734,7 @@
               </wp:anchor>
             </w:drawing>
           </mc:Choice>
-          <mc:Fallback xmlns:a14="http://schemas.microsoft.com/office/drawing/2010/main" xmlns:pic="http://schemas.openxmlformats.org/drawingml/2006/picture" xmlns:a="http://schemas.openxmlformats.org/drawingml/2006/main">
+          <mc:Fallback xmlns:a="http://schemas.openxmlformats.org/drawingml/2006/main" xmlns:pic="http://schemas.openxmlformats.org/drawingml/2006/picture" xmlns:a14="http://schemas.microsoft.com/office/drawing/2010/main">
             <w:pict w14:anchorId="5E04FFAC">
               <v:shapetype id="_x0000_t32" coordsize="21600,21600" o:oned="t" filled="f" o:spt="32" path="m,l21600,21600e" w14:anchorId="02B1D877">
                 <v:path fillok="f" arrowok="t" o:connecttype="none"/>
@@ -802,7 +842,7 @@
               </wp:anchor>
             </w:drawing>
           </mc:Choice>
-          <mc:Fallback xmlns:a14="http://schemas.microsoft.com/office/drawing/2010/main" xmlns:pic="http://schemas.openxmlformats.org/drawingml/2006/picture" xmlns:a="http://schemas.openxmlformats.org/drawingml/2006/main">
+          <mc:Fallback xmlns:a="http://schemas.openxmlformats.org/drawingml/2006/main" xmlns:pic="http://schemas.openxmlformats.org/drawingml/2006/picture" xmlns:a14="http://schemas.microsoft.com/office/drawing/2010/main">
             <w:pict w14:anchorId="41C733A8">
               <v:shape id="Straight Arrow Connector 524147681" style="position:absolute;margin-left:-78.6pt;margin-top:172.55pt;width:7.2pt;height:8.4pt;flip:x y;z-index:251649536;visibility:visible;mso-wrap-style:square;mso-width-percent:0;mso-height-percent:0;mso-wrap-distance-left:9pt;mso-wrap-distance-top:0;mso-wrap-distance-right:9pt;mso-wrap-distance-bottom:0;mso-position-horizontal:absolute;mso-position-horizontal-relative:text;mso-position-vertical:absolute;mso-position-vertical-relative:text;mso-width-percent:0;mso-height-percent:0;mso-width-relative:page;mso-height-relative:page" o:spid="_x0000_s1026" type="#_x0000_t32" o:gfxdata="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" w14:anchorId="3A4D61EB"/>
             </w:pict>
@@ -918,20 +958,84 @@
               </wp:anchor>
             </w:drawing>
           </mc:Choice>
-          <mc:Fallback xmlns:a14="http://schemas.microsoft.com/office/drawing/2010/main" xmlns:pic="http://schemas.openxmlformats.org/drawingml/2006/picture" xmlns:a="http://schemas.openxmlformats.org/drawingml/2006/main">
+          <mc:Fallback xmlns:a="http://schemas.openxmlformats.org/drawingml/2006/main" xmlns:pic="http://schemas.openxmlformats.org/drawingml/2006/picture" xmlns:a14="http://schemas.microsoft.com/office/drawing/2010/main">
             <w:pict w14:anchorId="197EE491">
               <v:shape id="Straight Arrow Connector 585001015" style="position:absolute;margin-left:-76.85pt;margin-top:131pt;width:0;height:45.7pt;flip:y;z-index:251650560;visibility:visible;mso-wrap-style:square;mso-width-percent:0;mso-height-percent:0;mso-wrap-distance-left:9pt;mso-wrap-distance-top:0;mso-wrap-distance-right:9pt;mso-wrap-distance-bottom:0;mso-position-horizontal:absolute;mso-position-horizontal-relative:text;mso-position-vertical:absolute;mso-position-vertical-relative:text;mso-width-percent:0;mso-height-percent:0;mso-width-relative:page;mso-height-relative:page" o:spid="_x0000_s1026" type="#_x0000_t32" o:gfxdata="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" w14:anchorId="60A1254E"/>
             </w:pict>
           </mc:Fallback>
         </mc:AlternateContent>
       </w:r>
+      <w:proofErr w:type="gramStart"/>
       <w:r>
         <w:rPr>
           <w:b/>
           <w:sz w:val="24"/>
           <w:szCs w:val="24"/>
         </w:rPr>
-        <w:t xml:space="preserve">This  is  to  certify  that  the  project  entitled  </w:t>
+        <w:t>This  is</w:t>
+      </w:r>
+      <w:proofErr w:type="gramEnd"/>
+      <w:r>
+        <w:rPr>
+          <w:b/>
+          <w:sz w:val="24"/>
+          <w:szCs w:val="24"/>
+        </w:rPr>
+        <w:t xml:space="preserve">  </w:t>
+      </w:r>
+      <w:proofErr w:type="gramStart"/>
+      <w:r>
+        <w:rPr>
+          <w:b/>
+          <w:sz w:val="24"/>
+          <w:szCs w:val="24"/>
+        </w:rPr>
+        <w:t>to  certify</w:t>
+      </w:r>
+      <w:proofErr w:type="gramEnd"/>
+      <w:r>
+        <w:rPr>
+          <w:b/>
+          <w:sz w:val="24"/>
+          <w:szCs w:val="24"/>
+        </w:rPr>
+        <w:t xml:space="preserve">  </w:t>
+      </w:r>
+      <w:proofErr w:type="gramStart"/>
+      <w:r>
+        <w:rPr>
+          <w:b/>
+          <w:sz w:val="24"/>
+          <w:szCs w:val="24"/>
+        </w:rPr>
+        <w:t>that  the</w:t>
+      </w:r>
+      <w:proofErr w:type="gramEnd"/>
+      <w:r>
+        <w:rPr>
+          <w:b/>
+          <w:sz w:val="24"/>
+          <w:szCs w:val="24"/>
+        </w:rPr>
+        <w:t xml:space="preserve">  </w:t>
+      </w:r>
+      <w:proofErr w:type="gramStart"/>
+      <w:r>
+        <w:rPr>
+          <w:b/>
+          <w:sz w:val="24"/>
+          <w:szCs w:val="24"/>
+        </w:rPr>
+        <w:t>project  entitled</w:t>
+      </w:r>
+      <w:proofErr w:type="gramEnd"/>
+      <w:r>
+        <w:rPr>
+          <w:b/>
+          <w:sz w:val="24"/>
+          <w:szCs w:val="24"/>
+        </w:rPr>
+        <w:t xml:space="preserve">  </w:t>
       </w:r>
       <w:r>
         <w:rPr>
@@ -940,16 +1044,92 @@
           <w:sz w:val="24"/>
           <w:szCs w:val="24"/>
         </w:rPr>
-        <w:t xml:space="preserve">“OBSTACLE  AVOIDING CAR USING ARDUINO UNO”  </w:t>
-      </w:r>
-      <w:r>
-        <w:rPr>
+        <w:t>“</w:t>
+      </w:r>
+      <w:proofErr w:type="gramStart"/>
+      <w:r>
+        <w:rPr>
+          <w:rFonts w:ascii="Bahnschrift" w:hAnsi="Bahnschrift"/>
           <w:b/>
           <w:sz w:val="24"/>
           <w:szCs w:val="24"/>
         </w:rPr>
-        <w:t xml:space="preserve"> submitted  in  partial  fulfillment  of  the requirements for the degree of Diploma in Electronics and Communication Engineering of State Board of Technical Education, Hyderabad is a bonafide work carried out by </w:t>
-      </w:r>
+        <w:t>OBSTACLE  AVOIDING</w:t>
+      </w:r>
+      <w:proofErr w:type="gramEnd"/>
+      <w:r>
+        <w:rPr>
+          <w:rFonts w:ascii="Bahnschrift" w:hAnsi="Bahnschrift"/>
+          <w:b/>
+          <w:sz w:val="24"/>
+          <w:szCs w:val="24"/>
+        </w:rPr>
+        <w:t xml:space="preserve"> CAR USING ARDUINO </w:t>
+      </w:r>
+      <w:proofErr w:type="gramStart"/>
+      <w:r>
+        <w:rPr>
+          <w:rFonts w:ascii="Bahnschrift" w:hAnsi="Bahnschrift"/>
+          <w:b/>
+          <w:sz w:val="24"/>
+          <w:szCs w:val="24"/>
+        </w:rPr>
+        <w:t xml:space="preserve">UNO”  </w:t>
+      </w:r>
+      <w:r>
+        <w:rPr>
+          <w:b/>
+          <w:sz w:val="24"/>
+          <w:szCs w:val="24"/>
+        </w:rPr>
+        <w:t xml:space="preserve"> submitted  in</w:t>
+      </w:r>
+      <w:proofErr w:type="gramEnd"/>
+      <w:r>
+        <w:rPr>
+          <w:b/>
+          <w:sz w:val="24"/>
+          <w:szCs w:val="24"/>
+        </w:rPr>
+        <w:t xml:space="preserve">  </w:t>
+      </w:r>
+      <w:proofErr w:type="gramStart"/>
+      <w:r>
+        <w:rPr>
+          <w:b/>
+          <w:sz w:val="24"/>
+          <w:szCs w:val="24"/>
+        </w:rPr>
+        <w:t>partial  fulfillment</w:t>
+      </w:r>
+      <w:proofErr w:type="gramEnd"/>
+      <w:r>
+        <w:rPr>
+          <w:b/>
+          <w:sz w:val="24"/>
+          <w:szCs w:val="24"/>
+        </w:rPr>
+        <w:t xml:space="preserve">  </w:t>
+      </w:r>
+      <w:proofErr w:type="gramStart"/>
+      <w:r>
+        <w:rPr>
+          <w:b/>
+          <w:sz w:val="24"/>
+          <w:szCs w:val="24"/>
+        </w:rPr>
+        <w:t>of  the</w:t>
+      </w:r>
+      <w:proofErr w:type="gramEnd"/>
+      <w:r>
+        <w:rPr>
+          <w:b/>
+          <w:sz w:val="24"/>
+          <w:szCs w:val="24"/>
+        </w:rPr>
+        <w:t xml:space="preserve"> requirements for the degree of Diploma in Electronics and Communication Engineering of State Board of Technical Education, Hyderabad is a bonafide work carried out by </w:t>
+      </w:r>
+      <w:proofErr w:type="gramStart"/>
       <w:r>
         <w:rPr>
           <w:rFonts w:ascii="Bahnschrift" w:hAnsi="Bahnschrift" w:cstheme="minorHAnsi"/>
@@ -957,7 +1137,127 @@
           <w:sz w:val="24"/>
           <w:szCs w:val="24"/>
         </w:rPr>
-        <w:t>P.VENKATESH (21290-EC-100), G.SAITEJA(21290-EC-083),K.CHANDHU(21290-EC-107),M.MADHAV (21290-EC-072), MD.MUJAHID(21290-EC-086)</w:t>
+        <w:t>P.VENKATESH</w:t>
+      </w:r>
+      <w:proofErr w:type="gramEnd"/>
+      <w:r>
+        <w:rPr>
+          <w:rFonts w:ascii="Bahnschrift" w:hAnsi="Bahnschrift" w:cstheme="minorHAnsi"/>
+          <w:b/>
+          <w:sz w:val="24"/>
+          <w:szCs w:val="24"/>
+        </w:rPr>
+        <w:t xml:space="preserve"> (21290-EC-100), </w:t>
+      </w:r>
+      <w:proofErr w:type="gramStart"/>
+      <w:r>
+        <w:rPr>
+          <w:rFonts w:ascii="Bahnschrift" w:hAnsi="Bahnschrift" w:cstheme="minorHAnsi"/>
+          <w:b/>
+          <w:sz w:val="24"/>
+          <w:szCs w:val="24"/>
+        </w:rPr>
+        <w:t>G.SAITEJA</w:t>
+      </w:r>
+      <w:proofErr w:type="gramEnd"/>
+      <w:r>
+        <w:rPr>
+          <w:rFonts w:ascii="Bahnschrift" w:hAnsi="Bahnschrift" w:cstheme="minorHAnsi"/>
+          <w:b/>
+          <w:sz w:val="24"/>
+          <w:szCs w:val="24"/>
+        </w:rPr>
+        <w:t>(21290-EC-083</w:t>
+      </w:r>
+      <w:proofErr w:type="gramStart"/>
+      <w:r>
+        <w:rPr>
+          <w:rFonts w:ascii="Bahnschrift" w:hAnsi="Bahnschrift" w:cstheme="minorHAnsi"/>
+          <w:b/>
+          <w:sz w:val="24"/>
+          <w:szCs w:val="24"/>
+        </w:rPr>
+        <w:t>),K</w:t>
+      </w:r>
+      <w:proofErr w:type="gramEnd"/>
+      <w:r>
+        <w:rPr>
+          <w:rFonts w:ascii="Bahnschrift" w:hAnsi="Bahnschrift" w:cstheme="minorHAnsi"/>
+          <w:b/>
+          <w:sz w:val="24"/>
+          <w:szCs w:val="24"/>
+        </w:rPr>
+        <w:t>.</w:t>
+      </w:r>
+      <w:proofErr w:type="gramStart"/>
+      <w:r>
+        <w:rPr>
+          <w:rFonts w:ascii="Bahnschrift" w:hAnsi="Bahnschrift" w:cstheme="minorHAnsi"/>
+          <w:b/>
+          <w:sz w:val="24"/>
+          <w:szCs w:val="24"/>
+        </w:rPr>
+        <w:t>CHANDHU(</w:t>
+      </w:r>
+      <w:proofErr w:type="gramEnd"/>
+      <w:r>
+        <w:rPr>
+          <w:rFonts w:ascii="Bahnschrift" w:hAnsi="Bahnschrift" w:cstheme="minorHAnsi"/>
+          <w:b/>
+          <w:sz w:val="24"/>
+          <w:szCs w:val="24"/>
+        </w:rPr>
+        <w:t>21290-EC-107</w:t>
+      </w:r>
+      <w:proofErr w:type="gramStart"/>
+      <w:r>
+        <w:rPr>
+          <w:rFonts w:ascii="Bahnschrift" w:hAnsi="Bahnschrift" w:cstheme="minorHAnsi"/>
+          <w:b/>
+          <w:sz w:val="24"/>
+          <w:szCs w:val="24"/>
+        </w:rPr>
+        <w:t>),M</w:t>
+      </w:r>
+      <w:proofErr w:type="gramEnd"/>
+      <w:r>
+        <w:rPr>
+          <w:rFonts w:ascii="Bahnschrift" w:hAnsi="Bahnschrift" w:cstheme="minorHAnsi"/>
+          <w:b/>
+          <w:sz w:val="24"/>
+          <w:szCs w:val="24"/>
+        </w:rPr>
+        <w:t xml:space="preserve">.MADHAV (21290-EC-072), </w:t>
+      </w:r>
+      <w:proofErr w:type="gramStart"/>
+      <w:r>
+        <w:rPr>
+          <w:rFonts w:ascii="Bahnschrift" w:hAnsi="Bahnschrift" w:cstheme="minorHAnsi"/>
+          <w:b/>
+          <w:sz w:val="24"/>
+          <w:szCs w:val="24"/>
+        </w:rPr>
+        <w:t>MD.MUJAHID</w:t>
+      </w:r>
+      <w:proofErr w:type="gramEnd"/>
+      <w:r>
+        <w:rPr>
+          <w:rFonts w:ascii="Bahnschrift" w:hAnsi="Bahnschrift" w:cstheme="minorHAnsi"/>
+          <w:b/>
+          <w:sz w:val="24"/>
+          <w:szCs w:val="24"/>
+        </w:rPr>
+        <w:t>(21290-EC-086</w:t>
+      </w:r>
+      <w:proofErr w:type="gramStart"/>
+      <w:r>
+        <w:rPr>
+          <w:rFonts w:ascii="Bahnschrift" w:hAnsi="Bahnschrift" w:cstheme="minorHAnsi"/>
+          <w:b/>
+          <w:sz w:val="24"/>
+          <w:szCs w:val="24"/>
+        </w:rPr>
+        <w:t>)</w:t>
       </w:r>
       <w:r>
         <w:rPr>
@@ -966,7 +1266,17 @@
           <w:sz w:val="24"/>
           <w:szCs w:val="24"/>
         </w:rPr>
-        <w:t>.Has done under the guidance and supervision.</w:t>
+        <w:t>.Has</w:t>
+      </w:r>
+      <w:proofErr w:type="gramEnd"/>
+      <w:r>
+        <w:rPr>
+          <w:rFonts w:cstheme="minorHAnsi"/>
+          <w:b/>
+          <w:sz w:val="24"/>
+          <w:szCs w:val="24"/>
+        </w:rPr>
+        <w:t xml:space="preserve"> done under the guidance and supervision.</w:t>
       </w:r>
     </w:p>
     <w:p>
@@ -1036,16 +1346,36 @@
           <w:b/>
           <w:sz w:val="28"/>
         </w:rPr>
-        <w:t xml:space="preserve">Mrs. T.SRUJANA                                                    </w:t>
-      </w:r>
+        <w:t xml:space="preserve">Mrs. </w:t>
+      </w:r>
+      <w:proofErr w:type="gramStart"/>
       <w:r>
         <w:rPr>
           <w:rFonts w:ascii="Bahnschrift" w:hAnsi="Bahnschrift" w:cstheme="minorHAnsi"/>
           <w:b/>
           <w:sz w:val="28"/>
         </w:rPr>
+        <w:t>T.SRUJANA</w:t>
+      </w:r>
+      <w:proofErr w:type="gramEnd"/>
+      <w:r>
+        <w:rPr>
+          <w:rFonts w:ascii="Bahnschrift" w:hAnsi="Bahnschrift" w:cstheme="minorHAnsi"/>
+          <w:b/>
+          <w:sz w:val="28"/>
+        </w:rPr>
+        <w:t xml:space="preserve">                                                    </w:t>
+      </w:r>
+      <w:proofErr w:type="gramStart"/>
+      <w:r>
+        <w:rPr>
+          <w:rFonts w:ascii="Bahnschrift" w:hAnsi="Bahnschrift" w:cstheme="minorHAnsi"/>
+          <w:b/>
+          <w:sz w:val="28"/>
+        </w:rPr>
         <w:t>P.VAMSHI</w:t>
       </w:r>
+      <w:proofErr w:type="gramEnd"/>
     </w:p>
     <w:p>
       <w:pPr>
@@ -1099,14 +1429,34 @@
           <w:sz w:val="28"/>
         </w:rPr>
       </w:pPr>
+      <w:proofErr w:type="gramStart"/>
       <w:r>
         <w:rPr>
           <w:rFonts w:ascii="Bahnschrift" w:hAnsi="Bahnschrift" w:cstheme="minorHAnsi"/>
           <w:b/>
           <w:sz w:val="28"/>
         </w:rPr>
-        <w:t>P.SAHITHI                                                               MD.MUKRAMUDDIN</w:t>
-      </w:r>
+        <w:t>P.SAHITHI</w:t>
+      </w:r>
+      <w:proofErr w:type="gramEnd"/>
+      <w:r>
+        <w:rPr>
+          <w:rFonts w:ascii="Bahnschrift" w:hAnsi="Bahnschrift" w:cstheme="minorHAnsi"/>
+          <w:b/>
+          <w:sz w:val="28"/>
+        </w:rPr>
+        <w:t xml:space="preserve">                                                               </w:t>
+      </w:r>
+      <w:proofErr w:type="gramStart"/>
+      <w:r>
+        <w:rPr>
+          <w:rFonts w:ascii="Bahnschrift" w:hAnsi="Bahnschrift" w:cstheme="minorHAnsi"/>
+          <w:b/>
+          <w:sz w:val="28"/>
+        </w:rPr>
+        <w:t>MD.MUKRAMUDDIN</w:t>
+      </w:r>
+      <w:proofErr w:type="gramEnd"/>
     </w:p>
     <w:p>
       <w:pPr>
@@ -1262,13 +1612,23 @@
           <w:szCs w:val="24"/>
         </w:rPr>
       </w:pPr>
+      <w:proofErr w:type="gramStart"/>
       <w:r>
         <w:rPr>
           <w:b/>
           <w:sz w:val="24"/>
           <w:szCs w:val="24"/>
         </w:rPr>
-        <w:t>Sheriguda,ibrahimpatnam,Rangareddy-501510.2023-2024</w:t>
+        <w:t>Sheriguda,ibrahimpatnam</w:t>
+      </w:r>
+      <w:proofErr w:type="gramEnd"/>
+      <w:r>
+        <w:rPr>
+          <w:b/>
+          <w:sz w:val="24"/>
+          <w:szCs w:val="24"/>
+        </w:rPr>
+        <w:t>,Rangareddy-501510.2023-2024</w:t>
       </w:r>
     </w:p>
     <w:p>
@@ -1428,8 +1788,19 @@
           <w:sz w:val="24"/>
           <w:szCs w:val="24"/>
         </w:rPr>
-        <w:t>Mrs. T.SRUJANA</w:t>
-      </w:r>
+        <w:t xml:space="preserve">Mrs. </w:t>
+      </w:r>
+      <w:proofErr w:type="gramStart"/>
+      <w:r>
+        <w:rPr>
+          <w:rFonts w:ascii="Bahnschrift" w:hAnsi="Bahnschrift" w:cstheme="minorHAnsi"/>
+          <w:b/>
+          <w:sz w:val="24"/>
+          <w:szCs w:val="24"/>
+        </w:rPr>
+        <w:t>T.SRUJANA</w:t>
+      </w:r>
+      <w:proofErr w:type="gramEnd"/>
       <w:r>
         <w:rPr>
           <w:rFonts w:asciiTheme="majorHAnsi" w:hAnsiTheme="majorHAnsi" w:cstheme="minorHAnsi"/>
@@ -1459,6 +1830,7 @@
         </w:rPr>
         <w:t xml:space="preserve">We also exprees our thankfulness to the </w:t>
       </w:r>
+      <w:proofErr w:type="gramStart"/>
       <w:r>
         <w:rPr>
           <w:rFonts w:ascii="Bahnschrift" w:hAnsi="Bahnschrift" w:cstheme="minorHAnsi"/>
@@ -1466,7 +1838,17 @@
           <w:sz w:val="24"/>
           <w:szCs w:val="24"/>
         </w:rPr>
-        <w:t>HOD,P.SAHITHI</w:t>
+        <w:t>HOD,P</w:t>
+      </w:r>
+      <w:proofErr w:type="gramEnd"/>
+      <w:r>
+        <w:rPr>
+          <w:rFonts w:ascii="Bahnschrift" w:hAnsi="Bahnschrift" w:cstheme="minorHAnsi"/>
+          <w:b/>
+          <w:sz w:val="24"/>
+          <w:szCs w:val="24"/>
+        </w:rPr>
+        <w:t>.SAHITHI</w:t>
       </w:r>
       <w:r>
         <w:rPr>
@@ -1488,6 +1870,7 @@
           <w:szCs w:val="24"/>
         </w:rPr>
       </w:pPr>
+      <w:proofErr w:type="gramStart"/>
       <w:r>
         <w:rPr>
           <w:rFonts w:asciiTheme="majorHAnsi" w:hAnsiTheme="majorHAnsi" w:cstheme="minorHAnsi"/>
@@ -1495,7 +1878,17 @@
           <w:sz w:val="24"/>
           <w:szCs w:val="24"/>
         </w:rPr>
-        <w:t>Thanks are also due to the Principal</w:t>
+        <w:t>Thanks</w:t>
+      </w:r>
+      <w:proofErr w:type="gramEnd"/>
+      <w:r>
+        <w:rPr>
+          <w:rFonts w:asciiTheme="majorHAnsi" w:hAnsiTheme="majorHAnsi" w:cstheme="minorHAnsi"/>
+          <w:b/>
+          <w:sz w:val="24"/>
+          <w:szCs w:val="24"/>
+        </w:rPr>
+        <w:t xml:space="preserve"> are also due to the Principal</w:t>
       </w:r>
       <w:r>
         <w:rPr>
@@ -1504,8 +1897,19 @@
           <w:sz w:val="24"/>
           <w:szCs w:val="24"/>
         </w:rPr>
-        <w:t>, MD.MUKRAMUDDIN</w:t>
-      </w:r>
+        <w:t xml:space="preserve">, </w:t>
+      </w:r>
+      <w:proofErr w:type="gramStart"/>
+      <w:r>
+        <w:rPr>
+          <w:rFonts w:ascii="Bahnschrift" w:hAnsi="Bahnschrift" w:cstheme="minorHAnsi"/>
+          <w:b/>
+          <w:sz w:val="24"/>
+          <w:szCs w:val="24"/>
+        </w:rPr>
+        <w:t>MD.MUKRAMUDDIN</w:t>
+      </w:r>
+      <w:proofErr w:type="gramEnd"/>
       <w:r>
         <w:rPr>
           <w:rFonts w:asciiTheme="majorHAnsi" w:hAnsiTheme="majorHAnsi" w:cstheme="minorHAnsi"/>
@@ -1528,6 +1932,7 @@
           <w:szCs w:val="24"/>
         </w:rPr>
       </w:pPr>
+      <w:proofErr w:type="gramStart"/>
       <w:r>
         <w:rPr>
           <w:rFonts w:asciiTheme="majorHAnsi" w:hAnsiTheme="majorHAnsi"/>
@@ -1538,6 +1943,7 @@
         </w:rPr>
         <w:t>P.VENKATESH</w:t>
       </w:r>
+      <w:proofErr w:type="gramEnd"/>
       <w:r>
         <w:tab/>
       </w:r>
@@ -1606,6 +2012,7 @@
           <w:szCs w:val="24"/>
         </w:rPr>
       </w:pPr>
+      <w:proofErr w:type="gramStart"/>
       <w:r>
         <w:rPr>
           <w:rFonts w:asciiTheme="majorHAnsi" w:hAnsiTheme="majorHAnsi"/>
@@ -1616,6 +2023,7 @@
         </w:rPr>
         <w:t>K.CHANDRAKANTH</w:t>
       </w:r>
+      <w:proofErr w:type="gramEnd"/>
       <w:r>
         <w:tab/>
       </w:r>
@@ -1892,11 +2300,19 @@
           <w:b/>
         </w:rPr>
       </w:pPr>
-      <w:r>
-        <w:rPr>
-          <w:b/>
-        </w:rPr>
-        <w:t>Sheriguda,ibrahimpatnam,Rangareddy-501510.2023-2024</w:t>
+      <w:proofErr w:type="gramStart"/>
+      <w:r>
+        <w:rPr>
+          <w:b/>
+        </w:rPr>
+        <w:t>Sheriguda,ibrahimpatnam</w:t>
+      </w:r>
+      <w:proofErr w:type="gramEnd"/>
+      <w:r>
+        <w:rPr>
+          <w:b/>
+        </w:rPr>
+        <w:t>,Rangareddy-501510.2023-2024</w:t>
       </w:r>
     </w:p>
     <w:p>
@@ -1976,7 +2392,7 @@
               </wp:anchor>
             </w:drawing>
           </mc:Choice>
-          <mc:Fallback xmlns:a14="http://schemas.microsoft.com/office/drawing/2010/main" xmlns:pic="http://schemas.openxmlformats.org/drawingml/2006/picture" xmlns:a="http://schemas.openxmlformats.org/drawingml/2006/main">
+          <mc:Fallback xmlns:a="http://schemas.openxmlformats.org/drawingml/2006/main" xmlns:pic="http://schemas.openxmlformats.org/drawingml/2006/picture" xmlns:a14="http://schemas.microsoft.com/office/drawing/2010/main">
             <w:pict w14:anchorId="5F5D7F9F">
               <v:shape id="Straight Arrow Connector 780627222" style="position:absolute;margin-left:-1in;margin-top:26.85pt;width:617.4pt;height:4.2pt;flip:y;z-index:251658244;visibility:visible;mso-wrap-style:square;mso-width-percent:0;mso-height-percent:0;mso-wrap-distance-left:9pt;mso-wrap-distance-top:0;mso-wrap-distance-right:9pt;mso-wrap-distance-bottom:0;mso-position-horizontal:absolute;mso-position-horizontal-relative:text;mso-position-vertical:absolute;mso-position-vertical-relative:text;mso-width-percent:0;mso-height-percent:0;mso-width-relative:page;mso-height-relative:page" o:spid="_x0000_s1026" type="#_x0000_t32" o:gfxdata="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" w14:anchorId="29CA85C8"/>
             </w:pict>
@@ -2092,6 +2508,7 @@
         </w:rPr>
         <w:t xml:space="preserve"> </w:t>
       </w:r>
+      <w:proofErr w:type="gramStart"/>
       <w:r>
         <w:rPr>
           <w:rFonts w:ascii="Bahnschrift" w:hAnsi="Bahnschrift" w:cstheme="minorHAnsi"/>
@@ -2099,7 +2516,17 @@
           <w:sz w:val="24"/>
           <w:szCs w:val="24"/>
         </w:rPr>
-        <w:t>T.SRUJANA. To the best of the knowledge, this work has been not submitted for any other degree in any university.</w:t>
+        <w:t>T.SRUJANA</w:t>
+      </w:r>
+      <w:proofErr w:type="gramEnd"/>
+      <w:r>
+        <w:rPr>
+          <w:rFonts w:ascii="Bahnschrift" w:hAnsi="Bahnschrift" w:cstheme="minorHAnsi"/>
+          <w:b/>
+          <w:sz w:val="24"/>
+          <w:szCs w:val="24"/>
+        </w:rPr>
+        <w:t>. To the best of the knowledge, this work has been not submitted for any other degree in any university.</w:t>
       </w:r>
     </w:p>
     <w:p>
@@ -2125,6 +2552,7 @@
           <w:szCs w:val="24"/>
         </w:rPr>
       </w:pPr>
+      <w:proofErr w:type="gramStart"/>
       <w:r>
         <w:rPr>
           <w:rFonts w:asciiTheme="majorHAnsi" w:hAnsiTheme="majorHAnsi"/>
@@ -2135,6 +2563,7 @@
         </w:rPr>
         <w:t>P.VENKATESH</w:t>
       </w:r>
+      <w:proofErr w:type="gramEnd"/>
       <w:r>
         <w:tab/>
       </w:r>
@@ -2201,6 +2630,7 @@
           <w:szCs w:val="24"/>
         </w:rPr>
       </w:pPr>
+      <w:proofErr w:type="gramStart"/>
       <w:r>
         <w:rPr>
           <w:rFonts w:asciiTheme="majorHAnsi" w:hAnsiTheme="majorHAnsi"/>
@@ -2211,6 +2641,7 @@
         </w:rPr>
         <w:t>K.CHANDRAKANTH</w:t>
       </w:r>
+      <w:proofErr w:type="gramEnd"/>
       <w:r>
         <w:tab/>
       </w:r>
@@ -2418,6 +2849,7 @@
         </w:rPr>
         <w:t xml:space="preserve">CONTENTS                                                   </w:t>
       </w:r>
+      <w:proofErr w:type="gramStart"/>
       <w:r>
         <w:rPr>
           <w:rFonts w:ascii="Arial Black" w:hAnsi="Arial Black"/>
@@ -2434,7 +2866,17 @@
           <w:sz w:val="28"/>
           <w:szCs w:val="20"/>
         </w:rPr>
-        <w:t xml:space="preserve">  PAGE NO </w:t>
+        <w:t xml:space="preserve">  PAGE</w:t>
+      </w:r>
+      <w:proofErr w:type="gramEnd"/>
+      <w:r>
+        <w:rPr>
+          <w:rFonts w:ascii="Arial Black" w:hAnsi="Arial Black"/>
+          <w:b/>
+          <w:sz w:val="28"/>
+          <w:szCs w:val="20"/>
+        </w:rPr>
+        <w:t xml:space="preserve"> NO </w:t>
       </w:r>
       <w:r>
         <w:rPr>
@@ -3616,7 +4058,27 @@
           <w:sz w:val="24"/>
           <w:szCs w:val="18"/>
         </w:rPr>
-        <w:t xml:space="preserve">            2.1.3  Pin Diagram of (ARDUINO UNO)</w:t>
+        <w:t xml:space="preserve">            </w:t>
+      </w:r>
+      <w:proofErr w:type="gramStart"/>
+      <w:r>
+        <w:rPr>
+          <w:rFonts w:asciiTheme="majorHAnsi" w:hAnsiTheme="majorHAnsi"/>
+          <w:b/>
+          <w:sz w:val="24"/>
+          <w:szCs w:val="18"/>
+        </w:rPr>
+        <w:t>2.1.3  Pin</w:t>
+      </w:r>
+      <w:proofErr w:type="gramEnd"/>
+      <w:r>
+        <w:rPr>
+          <w:rFonts w:asciiTheme="majorHAnsi" w:hAnsiTheme="majorHAnsi"/>
+          <w:b/>
+          <w:sz w:val="24"/>
+          <w:szCs w:val="18"/>
+        </w:rPr>
+        <w:t xml:space="preserve"> Diagram of (ARDUINO UNO)</w:t>
       </w:r>
       <w:r>
         <w:rPr>
@@ -4903,8 +5365,19 @@
           <w:sz w:val="28"/>
           <w:szCs w:val="20"/>
         </w:rPr>
-        <w:t>CHAPTER-5  SOFTWARE</w:t>
-      </w:r>
+        <w:t>CHAPTER-</w:t>
+      </w:r>
+      <w:proofErr w:type="gramStart"/>
+      <w:r>
+        <w:rPr>
+          <w:rFonts w:ascii="Arial Black" w:hAnsi="Arial Black"/>
+          <w:b/>
+          <w:sz w:val="28"/>
+          <w:szCs w:val="20"/>
+        </w:rPr>
+        <w:t>5  SOFTWARE</w:t>
+      </w:r>
+      <w:proofErr w:type="gramEnd"/>
     </w:p>
     <w:p>
       <w:pPr>
@@ -5024,7 +5497,7 @@
           <w:sz w:val="24"/>
           <w:szCs w:val="18"/>
         </w:rPr>
-        <w:t xml:space="preserve">        5.1.1 Set up the software </w:t>
+        <w:t xml:space="preserve">5.1.1 Set up the software </w:t>
       </w:r>
       <w:r>
         <w:rPr>
@@ -5096,6 +5569,15 @@
           <w:sz w:val="24"/>
           <w:szCs w:val="18"/>
         </w:rPr>
+        <w:tab/>
+      </w:r>
+      <w:r>
+        <w:rPr>
+          <w:rFonts w:asciiTheme="majorHAnsi" w:hAnsiTheme="majorHAnsi"/>
+          <w:b/>
+          <w:sz w:val="24"/>
+          <w:szCs w:val="18"/>
+        </w:rPr>
         <w:t>15</w:t>
       </w:r>
     </w:p>
@@ -5136,7 +5618,7 @@
           <w:sz w:val="24"/>
           <w:szCs w:val="18"/>
         </w:rPr>
-        <w:t xml:space="preserve">        5.2.1 Installation of code</w:t>
+        <w:t>5.2.1 Installation of code</w:t>
       </w:r>
       <w:r>
         <w:rPr>
@@ -5229,7 +5711,7 @@
           <w:sz w:val="24"/>
           <w:szCs w:val="18"/>
         </w:rPr>
-        <w:t xml:space="preserve">         5.2.2 Run the code </w:t>
+        <w:t xml:space="preserve">5.2.2 Run the code </w:t>
       </w:r>
       <w:r>
         <w:rPr>
@@ -5247,7 +5729,27 @@
           <w:sz w:val="24"/>
           <w:szCs w:val="18"/>
         </w:rPr>
-        <w:t xml:space="preserve"> Upload the code</w:t>
+        <w:t xml:space="preserve"> </w:t>
+      </w:r>
+      <w:proofErr w:type="gramStart"/>
+      <w:r>
+        <w:rPr>
+          <w:rFonts w:asciiTheme="majorHAnsi" w:hAnsiTheme="majorHAnsi"/>
+          <w:b/>
+          <w:sz w:val="24"/>
+          <w:szCs w:val="18"/>
+        </w:rPr>
+        <w:t>Upload</w:t>
+      </w:r>
+      <w:proofErr w:type="gramEnd"/>
+      <w:r>
+        <w:rPr>
+          <w:rFonts w:asciiTheme="majorHAnsi" w:hAnsiTheme="majorHAnsi"/>
+          <w:b/>
+          <w:sz w:val="24"/>
+          <w:szCs w:val="18"/>
+        </w:rPr>
+        <w:t xml:space="preserve"> the code</w:t>
       </w:r>
       <w:r>
         <w:rPr>
@@ -6346,7 +6848,7 @@
           <w:sz w:val="32"/>
           <w:szCs w:val="20"/>
         </w:rPr>
-        <w:t xml:space="preserve">  </w:t>
+        <w:tab/>
       </w:r>
       <w:r>
         <w:rPr>
@@ -6422,15 +6924,6 @@
       </w:r>
       <w:r>
         <w:rPr>
-          <w:rFonts w:ascii="Bahnschrift" w:hAnsi="Bahnschrift" w:cstheme="minorHAnsi"/>
-          <w:b/>
-          <w:sz w:val="32"/>
-          <w:szCs w:val="20"/>
-        </w:rPr>
-        <w:tab/>
-      </w:r>
-      <w:r>
-        <w:rPr>
           <w:rFonts w:asciiTheme="majorHAnsi" w:hAnsiTheme="majorHAnsi" w:cstheme="majorHAnsi"/>
           <w:b/>
           <w:sz w:val="24"/>
@@ -6670,7 +7163,27 @@
           <w:sz w:val="24"/>
           <w:szCs w:val="18"/>
         </w:rPr>
-        <w:t>The key components of this project include ultra sonic sensors for distance measurement, a motor control system, and the Arduino Uno processes the sensors enable the car to detect obstacle in its path, while the Arduino Uno processes the sensor data and controls the motors to navigate around the obstacle. This results in  a car that can autonomously move forward, backward, turn, and make decisions to avoid collisions.</w:t>
+        <w:t xml:space="preserve">The key components of this project include ultra sonic sensors for distance measurement, a motor control system, and the Arduino Uno processes the sensors enable the car to detect obstacle in its path, while the Arduino Uno processes the sensor data and controls the motors to navigate around the obstacle. This results </w:t>
+      </w:r>
+      <w:proofErr w:type="gramStart"/>
+      <w:r>
+        <w:rPr>
+          <w:rFonts w:ascii="Arial Narrow" w:hAnsi="Arial Narrow" w:cstheme="minorHAnsi"/>
+          <w:b/>
+          <w:sz w:val="24"/>
+          <w:szCs w:val="18"/>
+        </w:rPr>
+        <w:t>in  a</w:t>
+      </w:r>
+      <w:proofErr w:type="gramEnd"/>
+      <w:r>
+        <w:rPr>
+          <w:rFonts w:ascii="Arial Narrow" w:hAnsi="Arial Narrow" w:cstheme="minorHAnsi"/>
+          <w:b/>
+          <w:sz w:val="24"/>
+          <w:szCs w:val="18"/>
+        </w:rPr>
+        <w:t xml:space="preserve"> car that can autonomously move forward, backward, turn, and make decisions to avoid collisions.</w:t>
       </w:r>
     </w:p>
     <w:p>
@@ -6803,7 +7316,6 @@
     </w:p>
     <w:p>
       <w:pPr>
-        <w:jc w:val="center"/>
         <w:rPr>
           <w:rFonts w:ascii="Arial Narrow" w:hAnsi="Arial Narrow"/>
           <w:b/>
@@ -6843,7 +7355,7 @@
           <w:sz w:val="32"/>
           <w:szCs w:val="32"/>
         </w:rPr>
-        <w:t>i</w:t>
+        <w:t>I</w:t>
       </w:r>
     </w:p>
     <w:p>
@@ -9072,18 +9584,6 @@
     </w:p>
     <w:p>
       <w:pPr>
-        <w:jc w:val="center"/>
-        <w:rPr>
-          <w:rFonts w:ascii="Arial Narrow" w:hAnsi="Arial Narrow"/>
-          <w:b/>
-          <w:bCs/>
-          <w:sz w:val="36"/>
-          <w:szCs w:val="36"/>
-        </w:rPr>
-      </w:pPr>
-    </w:p>
-    <w:p>
-      <w:pPr>
         <w:tabs>
           <w:tab w:val="left" w:pos="1716"/>
         </w:tabs>
@@ -9141,7 +9641,13 @@
           <w:szCs w:val="36"/>
         </w:rPr>
       </w:pPr>
-      <w:r>
+    </w:p>
+    <w:p>
+      <w:pPr>
+        <w:tabs>
+          <w:tab w:val="left" w:pos="1716"/>
+        </w:tabs>
+        <w:jc w:val="center"/>
         <w:rPr>
           <w:rFonts w:ascii="Arial Narrow" w:hAnsi="Arial Narrow"/>
           <w:b/>
@@ -9149,18 +9655,17 @@
           <w:sz w:val="36"/>
           <w:szCs w:val="36"/>
         </w:rPr>
+      </w:pPr>
+      <w:r>
+        <w:rPr>
+          <w:rFonts w:ascii="Arial Narrow" w:hAnsi="Arial Narrow"/>
+          <w:b/>
+          <w:bCs/>
+          <w:sz w:val="36"/>
+          <w:szCs w:val="36"/>
+        </w:rPr>
         <w:t>iii</w:t>
       </w:r>
-    </w:p>
-    <w:p>
-      <w:pPr>
-        <w:jc w:val="center"/>
-        <w:rPr>
-          <w:rFonts w:ascii="Arial Narrow" w:hAnsi="Arial Narrow" w:cstheme="minorHAnsi"/>
-          <w:b/>
-          <w:sz w:val="36"/>
-        </w:rPr>
-      </w:pPr>
     </w:p>
     <w:p>
       <w:pPr>
@@ -9180,6 +9685,7 @@
           <w:sz w:val="32"/>
           <w:szCs w:val="20"/>
         </w:rPr>
+        <w:lastRenderedPageBreak/>
         <w:t>LIST OF TABLES</w:t>
       </w:r>
     </w:p>
@@ -9550,18 +10056,24 @@
           <w:b/>
           <w:sz w:val="36"/>
         </w:rPr>
-        <w:t>iv</w:t>
+        <w:t>I</w:t>
+      </w:r>
+      <w:r>
+        <w:rPr>
+          <w:rFonts w:ascii="Arial Narrow" w:hAnsi="Arial Narrow" w:cstheme="minorHAnsi"/>
+          <w:b/>
+          <w:sz w:val="36"/>
+        </w:rPr>
+        <w:t>v</w:t>
       </w:r>
     </w:p>
     <w:p>
       <w:pPr>
         <w:jc w:val="center"/>
         <w:rPr>
-          <w:rFonts w:ascii="Arial Narrow" w:hAnsi="Arial Narrow"/>
-          <w:b/>
-          <w:bCs/>
+          <w:rFonts w:ascii="Arial Narrow" w:hAnsi="Arial Narrow" w:cstheme="minorHAnsi"/>
+          <w:b/>
           <w:sz w:val="36"/>
-          <w:szCs w:val="36"/>
         </w:rPr>
       </w:pPr>
     </w:p>
@@ -9583,6 +10095,7 @@
           <w:sz w:val="28"/>
           <w:szCs w:val="28"/>
         </w:rPr>
+        <w:lastRenderedPageBreak/>
         <w:t>LIST OF ABBREVATION</w:t>
       </w:r>
     </w:p>
@@ -10684,7 +11197,10 @@
           <w:szCs w:val="36"/>
         </w:rPr>
       </w:pPr>
-      <w:r>
+    </w:p>
+    <w:p>
+      <w:pPr>
+        <w:jc w:val="center"/>
         <w:rPr>
           <w:rFonts w:ascii="Arial Narrow" w:hAnsi="Arial Narrow"/>
           <w:b/>
@@ -10692,7 +11208,16 @@
           <w:sz w:val="36"/>
           <w:szCs w:val="36"/>
         </w:rPr>
-        <w:t>v</w:t>
+      </w:pPr>
+      <w:r>
+        <w:rPr>
+          <w:rFonts w:ascii="Arial Narrow" w:hAnsi="Arial Narrow"/>
+          <w:b/>
+          <w:bCs/>
+          <w:sz w:val="36"/>
+          <w:szCs w:val="36"/>
+        </w:rPr>
+        <w:t>V</w:t>
       </w:r>
     </w:p>
     <w:p>
@@ -10790,7 +11315,7 @@
               </wp:anchor>
             </w:drawing>
           </mc:Choice>
-          <mc:Fallback xmlns:a14="http://schemas.microsoft.com/office/drawing/2010/main" xmlns:pic="http://schemas.openxmlformats.org/drawingml/2006/picture" xmlns:a="http://schemas.openxmlformats.org/drawingml/2006/main">
+          <mc:Fallback xmlns:a="http://schemas.openxmlformats.org/drawingml/2006/main" xmlns:pic="http://schemas.openxmlformats.org/drawingml/2006/picture" xmlns:a14="http://schemas.microsoft.com/office/drawing/2010/main">
             <w:pict w14:anchorId="6503C558">
               <v:line id="Straight Connector 1156699289" style="position:absolute;flip:y;z-index:251658250;visibility:visible;mso-wrap-style:square;mso-wrap-distance-left:9pt;mso-wrap-distance-top:0;mso-wrap-distance-right:9pt;mso-wrap-distance-bottom:0;mso-position-horizontal:absolute;mso-position-horizontal-relative:text;mso-position-vertical:absolute;mso-position-vertical-relative:text" o:spid="_x0000_s1026" strokecolor="#0d0d0d [3069]" strokeweight=".5pt" from="0,0" to="476.6pt,1.6pt" w14:anchorId="7E898E31" o:gfxdata="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">
                 <v:stroke joinstyle="miter"/>
@@ -10808,8 +11333,8 @@
         <w:rPr>
           <w:rFonts w:ascii="Arial Black" w:hAnsi="Arial Black" w:cstheme="minorHAnsi"/>
           <w:bCs/>
-          <w:sz w:val="20"/>
-          <w:szCs w:val="12"/>
+          <w:sz w:val="28"/>
+          <w:szCs w:val="18"/>
         </w:rPr>
       </w:pPr>
       <w:r>
@@ -10908,6 +11433,7 @@
         </w:rPr>
         <w:t xml:space="preserve"> </w:t>
       </w:r>
+      <w:proofErr w:type="gramStart"/>
       <w:r>
         <w:rPr>
           <w:rFonts w:ascii="Arial Narrow" w:hAnsi="Arial Narrow"/>
@@ -10917,6 +11443,7 @@
         </w:rPr>
         <w:t>are</w:t>
       </w:r>
+      <w:proofErr w:type="gramEnd"/>
       <w:r>
         <w:rPr>
           <w:rFonts w:ascii="Arial Narrow" w:hAnsi="Arial Narrow"/>
@@ -10933,7 +11460,47 @@
           <w:sz w:val="24"/>
           <w:szCs w:val="24"/>
         </w:rPr>
-        <w:t xml:space="preserve">capable of performing only a single functions or set of functions to meet a single predetermined purpose. In more complex systems an application program that enables the embedded system to be used for a particular purpose in a specific application determines the functionality  of the embedded system. The ability to have programs means that the same embedded system can be used for a variety of different purposes. In some cases, a microprocessor may be designed in such a way that application software for a particular purpose can be added to the basic software in a second process, after which it is not possible to make further changes. The application software on such processors is sometimes referred to as firmware   </w:t>
+        <w:t xml:space="preserve">capable of performing only a </w:t>
+      </w:r>
+      <w:proofErr w:type="gramStart"/>
+      <w:r>
+        <w:rPr>
+          <w:rFonts w:ascii="Arial Narrow" w:hAnsi="Arial Narrow"/>
+          <w:b/>
+          <w:sz w:val="24"/>
+          <w:szCs w:val="24"/>
+        </w:rPr>
+        <w:t>single functions</w:t>
+      </w:r>
+      <w:proofErr w:type="gramEnd"/>
+      <w:r>
+        <w:rPr>
+          <w:rFonts w:ascii="Arial Narrow" w:hAnsi="Arial Narrow"/>
+          <w:b/>
+          <w:sz w:val="24"/>
+          <w:szCs w:val="24"/>
+        </w:rPr>
+        <w:t xml:space="preserve"> or set of functions to meet a single predetermined purpose. In more complex systems an application program that enables the embedded system to be used for a particular purpose in a specific application determines the </w:t>
+      </w:r>
+      <w:proofErr w:type="gramStart"/>
+      <w:r>
+        <w:rPr>
+          <w:rFonts w:ascii="Arial Narrow" w:hAnsi="Arial Narrow"/>
+          <w:b/>
+          <w:sz w:val="24"/>
+          <w:szCs w:val="24"/>
+        </w:rPr>
+        <w:t>functionality  of</w:t>
+      </w:r>
+      <w:proofErr w:type="gramEnd"/>
+      <w:r>
+        <w:rPr>
+          <w:rFonts w:ascii="Arial Narrow" w:hAnsi="Arial Narrow"/>
+          <w:b/>
+          <w:sz w:val="24"/>
+          <w:szCs w:val="24"/>
+        </w:rPr>
+        <w:t xml:space="preserve"> the embedded system. The ability to have programs means that the same embedded system can be used for a variety of different purposes. In some cases, a microprocessor may be designed in such a way that application software for a particular purpose can be added to the basic software in a second process, after which it is not possible to make further changes. The application software on such processors is sometimes referred to as firmware   </w:t>
       </w:r>
     </w:p>
     <w:p>
@@ -10992,7 +11559,7 @@
     </w:p>
     <w:p>
       <w:pPr>
-        <w:jc w:val="right"/>
+        <w:spacing w:line="240" w:lineRule="auto"/>
         <w:rPr>
           <w:rFonts w:ascii="Arial Narrow" w:hAnsi="Arial Narrow"/>
           <w:b/>
@@ -11004,7 +11571,6 @@
     <w:p>
       <w:pPr>
         <w:spacing w:line="240" w:lineRule="auto"/>
-        <w:ind w:left="720"/>
         <w:jc w:val="right"/>
         <w:rPr>
           <w:rFonts w:ascii="Arial Narrow" w:hAnsi="Arial Narrow"/>
@@ -11075,7 +11641,7 @@
               </wp:anchor>
             </w:drawing>
           </mc:Choice>
-          <mc:Fallback xmlns:a14="http://schemas.microsoft.com/office/drawing/2010/main" xmlns:pic="http://schemas.openxmlformats.org/drawingml/2006/picture" xmlns:a="http://schemas.openxmlformats.org/drawingml/2006/main">
+          <mc:Fallback xmlns:a="http://schemas.openxmlformats.org/drawingml/2006/main" xmlns:pic="http://schemas.openxmlformats.org/drawingml/2006/picture" xmlns:a14="http://schemas.microsoft.com/office/drawing/2010/main">
             <w:pict w14:anchorId="69F0364D">
               <v:line id="Straight Connector 1682839246" style="position:absolute;flip:y;z-index:251684898;visibility:visible;mso-wrap-style:square;mso-wrap-distance-left:9pt;mso-wrap-distance-top:0;mso-wrap-distance-right:9pt;mso-wrap-distance-bottom:0;mso-position-horizontal:left;mso-position-horizontal-relative:margin;mso-position-vertical:absolute;mso-position-vertical-relative:text" o:spid="_x0000_s1026" strokecolor="#0d0d0d [3069]" strokeweight=".5pt" from="0,1.6pt" to="476.6pt,3.2pt" w14:anchorId="26D3BF5F" o:gfxdata="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">
                 <v:stroke joinstyle="miter"/>
@@ -11098,13 +11664,12 @@
     <w:p>
       <w:pPr>
         <w:spacing w:line="240" w:lineRule="auto"/>
-        <w:ind w:left="720"/>
         <w:jc w:val="right"/>
         <w:rPr>
-          <w:rFonts w:ascii="Arial Black" w:hAnsi="Arial Black" w:cstheme="minorHAnsi"/>
-          <w:bCs/>
-          <w:sz w:val="28"/>
-          <w:szCs w:val="18"/>
+          <w:rFonts w:ascii="Arial Narrow" w:hAnsi="Arial Narrow"/>
+          <w:b/>
+          <w:sz w:val="24"/>
+          <w:szCs w:val="24"/>
         </w:rPr>
       </w:pPr>
     </w:p>
@@ -11126,6 +11691,7 @@
           <w:bCs/>
           <w:szCs w:val="14"/>
         </w:rPr>
+        <w:lastRenderedPageBreak/>
         <w:t>OBSTACLE AVOIDING CAR USING ARDUINO UNO</w:t>
       </w:r>
       <w:r>
@@ -11190,7 +11756,7 @@
               </wp:anchor>
             </w:drawing>
           </mc:Choice>
-          <mc:Fallback xmlns:a14="http://schemas.microsoft.com/office/drawing/2010/main" xmlns:pic="http://schemas.openxmlformats.org/drawingml/2006/picture" xmlns:a="http://schemas.openxmlformats.org/drawingml/2006/main">
+          <mc:Fallback xmlns:a="http://schemas.openxmlformats.org/drawingml/2006/main" xmlns:pic="http://schemas.openxmlformats.org/drawingml/2006/picture" xmlns:a14="http://schemas.microsoft.com/office/drawing/2010/main">
             <w:pict w14:anchorId="44A904CE">
               <v:line id="Straight Connector 763091777" style="position:absolute;flip:y;z-index:251658251;visibility:visible;mso-wrap-style:square;mso-wrap-distance-left:9pt;mso-wrap-distance-top:0;mso-wrap-distance-right:9pt;mso-wrap-distance-bottom:0;mso-position-horizontal:left;mso-position-horizontal-relative:margin;mso-position-vertical:absolute;mso-position-vertical-relative:text" o:spid="_x0000_s1026" strokecolor="#0d0d0d [3069]" strokeweight=".5pt" from="0,27.95pt" to="476.55pt,29.55pt" w14:anchorId="7AC9CC45" o:gfxdata="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">
                 <v:stroke joinstyle="miter"/>
@@ -11289,7 +11855,27 @@
           <w:sz w:val="24"/>
           <w:szCs w:val="18"/>
         </w:rPr>
-        <w:t>Embedded system do a very specific task; they cannot be programmed to do different things. Embedded systems have very limited resources, particularly the memory. Generally, they do not have secondary devices such as the CDROM or the floppy disk.</w:t>
+        <w:t xml:space="preserve">Embedded system </w:t>
+      </w:r>
+      <w:proofErr w:type="gramStart"/>
+      <w:r>
+        <w:rPr>
+          <w:rFonts w:ascii="Arial Narrow" w:hAnsi="Arial Narrow" w:cstheme="minorHAnsi"/>
+          <w:b/>
+          <w:sz w:val="24"/>
+          <w:szCs w:val="18"/>
+        </w:rPr>
+        <w:t>do</w:t>
+      </w:r>
+      <w:proofErr w:type="gramEnd"/>
+      <w:r>
+        <w:rPr>
+          <w:rFonts w:ascii="Arial Narrow" w:hAnsi="Arial Narrow" w:cstheme="minorHAnsi"/>
+          <w:b/>
+          <w:sz w:val="24"/>
+          <w:szCs w:val="18"/>
+        </w:rPr>
+        <w:t xml:space="preserve"> a very specific task; they cannot be programmed to do different things. Embedded systems have very limited resources, particularly the memory. Generally, they do not have secondary devices such as the CDROM or the floppy disk.</w:t>
       </w:r>
     </w:p>
     <w:p>
@@ -11307,6 +11893,7 @@
           <w:szCs w:val="18"/>
         </w:rPr>
       </w:pPr>
+      <w:proofErr w:type="gramStart"/>
       <w:r>
         <w:rPr>
           <w:rFonts w:ascii="Arial Narrow" w:hAnsi="Arial Narrow" w:cstheme="minorHAnsi"/>
@@ -11314,7 +11901,17 @@
           <w:sz w:val="24"/>
           <w:szCs w:val="18"/>
         </w:rPr>
-        <w:t>Embedded  systems are constrained for power. As many embedded systems operate through a battery, the power consumption has to be very low.</w:t>
+        <w:t>Embedded  systems</w:t>
+      </w:r>
+      <w:proofErr w:type="gramEnd"/>
+      <w:r>
+        <w:rPr>
+          <w:rFonts w:ascii="Arial Narrow" w:hAnsi="Arial Narrow" w:cstheme="minorHAnsi"/>
+          <w:b/>
+          <w:sz w:val="24"/>
+          <w:szCs w:val="18"/>
+        </w:rPr>
+        <w:t xml:space="preserve"> are constrained for power. As many embedded systems operate through a battery, the power consumption has to be very low.</w:t>
       </w:r>
     </w:p>
     <w:p>
@@ -11461,13 +12058,23 @@
     </w:p>
     <w:p>
       <w:pPr>
-        <w:pStyle w:val="ListParagraph"/>
-        <w:ind w:left="1800"/>
-        <w:jc w:val="right"/>
-        <w:rPr>
-          <w:rFonts w:ascii="Arial Narrow" w:hAnsi="Arial Narrow" w:cstheme="minorHAnsi"/>
-          <w:b/>
+        <w:rPr>
+          <w:rFonts w:ascii="Arial Narrow" w:hAnsi="Arial Narrow"/>
+          <w:b/>
+          <w:bCs/>
           <w:sz w:val="36"/>
+          <w:szCs w:val="36"/>
+        </w:rPr>
+      </w:pPr>
+    </w:p>
+    <w:p>
+      <w:pPr>
+        <w:rPr>
+          <w:rFonts w:ascii="Arial Narrow" w:hAnsi="Arial Narrow"/>
+          <w:b/>
+          <w:bCs/>
+          <w:sz w:val="36"/>
+          <w:szCs w:val="36"/>
         </w:rPr>
       </w:pPr>
     </w:p>
@@ -11680,7 +12287,7 @@
               </wp:anchor>
             </w:drawing>
           </mc:Choice>
-          <mc:Fallback xmlns:a14="http://schemas.microsoft.com/office/drawing/2010/main" xmlns:pic="http://schemas.openxmlformats.org/drawingml/2006/picture" xmlns:a="http://schemas.openxmlformats.org/drawingml/2006/main">
+          <mc:Fallback xmlns:a="http://schemas.openxmlformats.org/drawingml/2006/main" xmlns:pic="http://schemas.openxmlformats.org/drawingml/2006/picture" xmlns:a14="http://schemas.microsoft.com/office/drawing/2010/main">
             <w:pict w14:anchorId="68ACA117">
               <v:line id="Straight Connector 347837889" style="position:absolute;flip:y;z-index:251658252;visibility:visible;mso-wrap-style:square;mso-wrap-distance-left:9pt;mso-wrap-distance-top:0;mso-wrap-distance-right:9pt;mso-wrap-distance-bottom:0;mso-position-horizontal:left;mso-position-horizontal-relative:margin;mso-position-vertical:absolute;mso-position-vertical-relative:text" o:spid="_x0000_s1026" strokecolor="#0d0d0d [3069]" strokeweight=".5pt" from="0,27.95pt" to="476.55pt,29.55pt" w14:anchorId="3854BAE0" o:gfxdata="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">
                 <v:stroke joinstyle="miter"/>
@@ -11876,6 +12483,7 @@
           <w:szCs w:val="18"/>
         </w:rPr>
       </w:pPr>
+      <w:proofErr w:type="gramStart"/>
       <w:r>
         <w:rPr>
           <w:rFonts w:ascii="Arial Narrow" w:hAnsi="Arial Narrow" w:cstheme="minorHAnsi"/>
@@ -11883,7 +12491,17 @@
           <w:sz w:val="24"/>
           <w:szCs w:val="18"/>
         </w:rPr>
-        <w:t>Analog  I/O pins are 6</w:t>
+        <w:t>Analog  I</w:t>
+      </w:r>
+      <w:proofErr w:type="gramEnd"/>
+      <w:r>
+        <w:rPr>
+          <w:rFonts w:ascii="Arial Narrow" w:hAnsi="Arial Narrow" w:cstheme="minorHAnsi"/>
+          <w:b/>
+          <w:sz w:val="24"/>
+          <w:szCs w:val="18"/>
+        </w:rPr>
+        <w:t>/O pins are 6</w:t>
       </w:r>
     </w:p>
     <w:p>
@@ -12165,7 +12783,7 @@
               </wp:anchor>
             </w:drawing>
           </mc:Choice>
-          <mc:Fallback xmlns:a14="http://schemas.microsoft.com/office/drawing/2010/main" xmlns:pic="http://schemas.openxmlformats.org/drawingml/2006/picture" xmlns:a="http://schemas.openxmlformats.org/drawingml/2006/main">
+          <mc:Fallback xmlns:a="http://schemas.openxmlformats.org/drawingml/2006/main" xmlns:pic="http://schemas.openxmlformats.org/drawingml/2006/picture" xmlns:a14="http://schemas.microsoft.com/office/drawing/2010/main">
             <w:pict w14:anchorId="613545CC">
               <v:line id="Straight Connector 538673612" style="position:absolute;flip:y;z-index:251688994;visibility:visible;mso-wrap-style:square;mso-wrap-distance-left:9pt;mso-wrap-distance-top:0;mso-wrap-distance-right:9pt;mso-wrap-distance-bottom:0;mso-position-horizontal:left;mso-position-horizontal-relative:margin;mso-position-vertical:absolute;mso-position-vertical-relative:text" o:spid="_x0000_s1026" strokecolor="#0d0d0d [3069]" strokeweight=".5pt" from="0,25.6pt" to="476.6pt,27.2pt" w14:anchorId="662A1547" o:gfxdata="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">
                 <v:stroke joinstyle="miter"/>
@@ -12279,7 +12897,7 @@
               </wp:anchor>
             </w:drawing>
           </mc:Choice>
-          <mc:Fallback xmlns:a14="http://schemas.microsoft.com/office/drawing/2010/main" xmlns:pic="http://schemas.openxmlformats.org/drawingml/2006/picture" xmlns:a="http://schemas.openxmlformats.org/drawingml/2006/main">
+          <mc:Fallback xmlns:a="http://schemas.openxmlformats.org/drawingml/2006/main" xmlns:pic="http://schemas.openxmlformats.org/drawingml/2006/picture" xmlns:a14="http://schemas.microsoft.com/office/drawing/2010/main">
             <w:pict w14:anchorId="22D19625">
               <v:line id="Straight Connector 1919732680" style="position:absolute;flip:y;z-index:251658253;visibility:visible;mso-wrap-style:square;mso-wrap-distance-left:9pt;mso-wrap-distance-top:0;mso-wrap-distance-right:9pt;mso-wrap-distance-bottom:0;mso-position-horizontal:left;mso-position-horizontal-relative:margin;mso-position-vertical:absolute;mso-position-vertical-relative:text" o:spid="_x0000_s1026" strokecolor="#0d0d0d [3069]" strokeweight=".5pt" from="0,27.95pt" to="476.55pt,29.55pt" w14:anchorId="7D8EBCF0" o:gfxdata="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">
                 <v:stroke joinstyle="miter"/>
@@ -12318,7 +12936,27 @@
           <w:sz w:val="28"/>
           <w:szCs w:val="18"/>
         </w:rPr>
-        <w:t>2.1.3 Pin  Diagram of</w:t>
+        <w:t xml:space="preserve">2.1.3 </w:t>
+      </w:r>
+      <w:proofErr w:type="gramStart"/>
+      <w:r>
+        <w:rPr>
+          <w:rFonts w:ascii="Arial Black" w:hAnsi="Arial Black" w:cstheme="minorHAnsi"/>
+          <w:b/>
+          <w:sz w:val="28"/>
+          <w:szCs w:val="18"/>
+        </w:rPr>
+        <w:t>Pin  Diagram</w:t>
+      </w:r>
+      <w:proofErr w:type="gramEnd"/>
+      <w:r>
+        <w:rPr>
+          <w:rFonts w:ascii="Arial Black" w:hAnsi="Arial Black" w:cstheme="minorHAnsi"/>
+          <w:b/>
+          <w:sz w:val="28"/>
+          <w:szCs w:val="18"/>
+        </w:rPr>
+        <w:t xml:space="preserve"> of</w:t>
       </w:r>
       <w:r>
         <w:rPr>
@@ -12871,7 +13509,7 @@
               </wp:anchor>
             </w:drawing>
           </mc:Choice>
-          <mc:Fallback xmlns:a14="http://schemas.microsoft.com/office/drawing/2010/main" xmlns:pic="http://schemas.openxmlformats.org/drawingml/2006/picture" xmlns:a="http://schemas.openxmlformats.org/drawingml/2006/main">
+          <mc:Fallback xmlns:a="http://schemas.openxmlformats.org/drawingml/2006/main" xmlns:pic="http://schemas.openxmlformats.org/drawingml/2006/picture" xmlns:a14="http://schemas.microsoft.com/office/drawing/2010/main">
             <w:pict w14:anchorId="466C23F0">
               <v:line id="Straight Connector 562628466" style="position:absolute;flip:y;z-index:251691042;visibility:visible;mso-wrap-style:square;mso-wrap-distance-left:9pt;mso-wrap-distance-top:0;mso-wrap-distance-right:9pt;mso-wrap-distance-bottom:0;mso-position-horizontal:left;mso-position-horizontal-relative:margin;mso-position-vertical:absolute;mso-position-vertical-relative:text" o:spid="_x0000_s1026" strokecolor="#0d0d0d [3069]" strokeweight=".5pt" from="0,25.65pt" to="476.6pt,27.25pt" w14:anchorId="22DE0173" o:gfxdata="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">
                 <v:stroke joinstyle="miter"/>
@@ -12987,7 +13625,7 @@
               </wp:anchor>
             </w:drawing>
           </mc:Choice>
-          <mc:Fallback xmlns:a14="http://schemas.microsoft.com/office/drawing/2010/main" xmlns:pic="http://schemas.openxmlformats.org/drawingml/2006/picture" xmlns:a="http://schemas.openxmlformats.org/drawingml/2006/main">
+          <mc:Fallback xmlns:a="http://schemas.openxmlformats.org/drawingml/2006/main" xmlns:pic="http://schemas.openxmlformats.org/drawingml/2006/picture" xmlns:a14="http://schemas.microsoft.com/office/drawing/2010/main">
             <w:pict w14:anchorId="36C81A49">
               <v:line id="Straight Connector 1856673221" style="position:absolute;flip:y;z-index:251658254;visibility:visible;mso-wrap-style:square;mso-wrap-distance-left:9pt;mso-wrap-distance-top:0;mso-wrap-distance-right:9pt;mso-wrap-distance-bottom:0;mso-position-horizontal:left;mso-position-horizontal-relative:margin;mso-position-vertical:absolute;mso-position-vertical-relative:text" o:spid="_x0000_s1026" strokecolor="#0d0d0d [3069]" strokeweight=".5pt" from="0,27.95pt" to="476.55pt,29.55pt" w14:anchorId="290C1951" o:gfxdata="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">
                 <v:stroke joinstyle="miter"/>
@@ -15046,7 +15684,7 @@
               </wp:anchor>
             </w:drawing>
           </mc:Choice>
-          <mc:Fallback xmlns:a14="http://schemas.microsoft.com/office/drawing/2010/main" xmlns:pic="http://schemas.openxmlformats.org/drawingml/2006/picture" xmlns:a="http://schemas.openxmlformats.org/drawingml/2006/main">
+          <mc:Fallback xmlns:a="http://schemas.openxmlformats.org/drawingml/2006/main" xmlns:pic="http://schemas.openxmlformats.org/drawingml/2006/picture" xmlns:a14="http://schemas.microsoft.com/office/drawing/2010/main">
             <w:pict w14:anchorId="7AAA9D16">
               <v:line id="Straight Connector 1274650134" style="position:absolute;flip:y;z-index:251693090;visibility:visible;mso-wrap-style:square;mso-wrap-distance-left:9pt;mso-wrap-distance-top:0;mso-wrap-distance-right:9pt;mso-wrap-distance-bottom:0;mso-position-horizontal:left;mso-position-horizontal-relative:margin;mso-position-vertical:absolute;mso-position-vertical-relative:text" o:spid="_x0000_s1026" strokecolor="#0d0d0d [3069]" strokeweight=".5pt" from="0,25.65pt" to="476.6pt,27.25pt" w14:anchorId="611B685D" o:gfxdata="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">
                 <v:stroke joinstyle="miter"/>
@@ -15159,7 +15797,7 @@
               </wp:anchor>
             </w:drawing>
           </mc:Choice>
-          <mc:Fallback xmlns:a14="http://schemas.microsoft.com/office/drawing/2010/main" xmlns:pic="http://schemas.openxmlformats.org/drawingml/2006/picture" xmlns:a="http://schemas.openxmlformats.org/drawingml/2006/main">
+          <mc:Fallback xmlns:a="http://schemas.openxmlformats.org/drawingml/2006/main" xmlns:pic="http://schemas.openxmlformats.org/drawingml/2006/picture" xmlns:a14="http://schemas.microsoft.com/office/drawing/2010/main">
             <w:pict w14:anchorId="7C4642E3">
               <v:line id="Straight Connector 2126671490" style="position:absolute;flip:y;z-index:251658255;visibility:visible;mso-wrap-style:square;mso-wrap-distance-left:9pt;mso-wrap-distance-top:0;mso-wrap-distance-right:9pt;mso-wrap-distance-bottom:0;mso-position-horizontal:left;mso-position-horizontal-relative:margin;mso-position-vertical:absolute;mso-position-vertical-relative:text" o:spid="_x0000_s1026" strokecolor="#0d0d0d [3069]" strokeweight=".5pt" from="0,27.95pt" to="476.55pt,29.55pt" w14:anchorId="23ECAA1D" o:gfxdata="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">
                 <v:stroke joinstyle="miter"/>
@@ -15582,7 +16220,6 @@
       <w:pPr>
         <w:shd w:val="clear" w:color="auto" w:fill="FFFFFF" w:themeFill="background1"/>
         <w:spacing w:afterAutospacing="1" w:line="240" w:lineRule="auto"/>
-        <w:jc w:val="right"/>
         <w:rPr>
           <w:rFonts w:ascii="Arial Narrow" w:eastAsia="Times New Roman" w:hAnsi="Arial Narrow" w:cs="Times New Roman"/>
           <w:b/>
@@ -15667,7 +16304,7 @@
               </wp:anchor>
             </w:drawing>
           </mc:Choice>
-          <mc:Fallback xmlns:a14="http://schemas.microsoft.com/office/drawing/2010/main" xmlns:pic="http://schemas.openxmlformats.org/drawingml/2006/picture" xmlns:a="http://schemas.openxmlformats.org/drawingml/2006/main">
+          <mc:Fallback xmlns:a="http://schemas.openxmlformats.org/drawingml/2006/main" xmlns:pic="http://schemas.openxmlformats.org/drawingml/2006/picture" xmlns:a14="http://schemas.microsoft.com/office/drawing/2010/main">
             <w:pict w14:anchorId="56FDA5D7">
               <v:line id="Straight Connector 1535665044" style="position:absolute;flip:y;z-index:251768866;visibility:visible;mso-wrap-style:square;mso-wrap-distance-left:9pt;mso-wrap-distance-top:0;mso-wrap-distance-right:9pt;mso-wrap-distance-bottom:0;mso-position-horizontal:absolute;mso-position-horizontal-relative:margin;mso-position-vertical:absolute;mso-position-vertical-relative:text" o:spid="_x0000_s1026" strokecolor="#0d0d0d [3069]" strokeweight=".5pt" from="0,-.05pt" to="476.6pt,1.55pt" w14:anchorId="0333F15D" o:gfxdata="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">
                 <v:stroke joinstyle="miter"/>
@@ -15771,7 +16408,7 @@
               </wp:anchor>
             </w:drawing>
           </mc:Choice>
-          <mc:Fallback xmlns:a14="http://schemas.microsoft.com/office/drawing/2010/main" xmlns:pic="http://schemas.openxmlformats.org/drawingml/2006/picture" xmlns:a="http://schemas.openxmlformats.org/drawingml/2006/main">
+          <mc:Fallback xmlns:a="http://schemas.openxmlformats.org/drawingml/2006/main" xmlns:pic="http://schemas.openxmlformats.org/drawingml/2006/picture" xmlns:a14="http://schemas.microsoft.com/office/drawing/2010/main">
             <w:pict w14:anchorId="6E42EDEF">
               <v:line id="Straight Connector 878985380" style="position:absolute;flip:y;z-index:251658256;visibility:visible;mso-wrap-style:square;mso-wrap-distance-left:9pt;mso-wrap-distance-top:0;mso-wrap-distance-right:9pt;mso-wrap-distance-bottom:0;mso-position-horizontal:left;mso-position-horizontal-relative:margin;mso-position-vertical:absolute;mso-position-vertical-relative:text" o:spid="_x0000_s1026" strokecolor="#0d0d0d [3069]" strokeweight=".5pt" from="0,27.95pt" to="476.55pt,29.55pt" w14:anchorId="3E7A820A" o:gfxdata="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">
                 <v:stroke joinstyle="miter"/>
@@ -15971,7 +16608,29 @@
           <w:sz w:val="24"/>
           <w:szCs w:val="24"/>
         </w:rPr>
-        <w:t> This pins of the board is used to convert the digital signal into an analog by varying the width of the Pulse. The pin numbers 3,5,6,9,10 and 11 are used as a PWM pin.</w:t>
+        <w:t xml:space="preserve"> This pins of the board </w:t>
+      </w:r>
+      <w:proofErr w:type="gramStart"/>
+      <w:r>
+        <w:rPr>
+          <w:rFonts w:ascii="Arial Narrow" w:eastAsia="Times New Roman" w:hAnsi="Arial Narrow" w:cs="Times New Roman"/>
+          <w:b/>
+          <w:spacing w:val="-3"/>
+          <w:sz w:val="24"/>
+          <w:szCs w:val="24"/>
+        </w:rPr>
+        <w:t>is</w:t>
+      </w:r>
+      <w:proofErr w:type="gramEnd"/>
+      <w:r>
+        <w:rPr>
+          <w:rFonts w:ascii="Arial Narrow" w:eastAsia="Times New Roman" w:hAnsi="Arial Narrow" w:cs="Times New Roman"/>
+          <w:b/>
+          <w:spacing w:val="-3"/>
+          <w:sz w:val="24"/>
+          <w:szCs w:val="24"/>
+        </w:rPr>
+        <w:t xml:space="preserve"> used to convert the digital signal into an analog by varying the width of the Pulse. The pin numbers 3,5,6,9,10 and 11 are used as a PWM pin.</w:t>
       </w:r>
     </w:p>
     <w:p>
@@ -16023,7 +16682,29 @@
           <w:sz w:val="24"/>
           <w:szCs w:val="24"/>
         </w:rPr>
-        <w:t>This is the Serial Peripheral Interface pin, it is used to maintain SPI communication with the help of the SPI library. SPI pins include:</w:t>
+        <w:t xml:space="preserve">This is the Serial Peripheral Interface </w:t>
+      </w:r>
+      <w:proofErr w:type="gramStart"/>
+      <w:r>
+        <w:rPr>
+          <w:rFonts w:ascii="Arial Narrow" w:eastAsia="Times New Roman" w:hAnsi="Arial Narrow" w:cs="Times New Roman"/>
+          <w:b/>
+          <w:spacing w:val="-3"/>
+          <w:sz w:val="24"/>
+          <w:szCs w:val="24"/>
+        </w:rPr>
+        <w:t>pin,</w:t>
+      </w:r>
+      <w:proofErr w:type="gramEnd"/>
+      <w:r>
+        <w:rPr>
+          <w:rFonts w:ascii="Arial Narrow" w:eastAsia="Times New Roman" w:hAnsi="Arial Narrow" w:cs="Times New Roman"/>
+          <w:b/>
+          <w:spacing w:val="-3"/>
+          <w:sz w:val="24"/>
+          <w:szCs w:val="24"/>
+        </w:rPr>
+        <w:t xml:space="preserve"> it is used to maintain SPI communication with the help of the SPI library. SPI pins include:</w:t>
       </w:r>
     </w:p>
     <w:p>
@@ -16134,7 +16815,29 @@
           <w:sz w:val="24"/>
           <w:szCs w:val="24"/>
         </w:rPr>
-        <w:t xml:space="preserve"> Pin number 12 is used as a Master In Slave Out</w:t>
+        <w:t xml:space="preserve"> Pin number 12 is used as a Master </w:t>
+      </w:r>
+      <w:proofErr w:type="gramStart"/>
+      <w:r>
+        <w:rPr>
+          <w:rFonts w:ascii="Arial Narrow" w:eastAsia="Times New Roman" w:hAnsi="Arial Narrow" w:cs="Times New Roman"/>
+          <w:b/>
+          <w:spacing w:val="-3"/>
+          <w:sz w:val="24"/>
+          <w:szCs w:val="24"/>
+        </w:rPr>
+        <w:t>In</w:t>
+      </w:r>
+      <w:proofErr w:type="gramEnd"/>
+      <w:r>
+        <w:rPr>
+          <w:rFonts w:ascii="Arial Narrow" w:eastAsia="Times New Roman" w:hAnsi="Arial Narrow" w:cs="Times New Roman"/>
+          <w:b/>
+          <w:spacing w:val="-3"/>
+          <w:sz w:val="24"/>
+          <w:szCs w:val="24"/>
+        </w:rPr>
+        <w:t xml:space="preserve"> Slave Out</w:t>
       </w:r>
     </w:p>
     <w:p>
@@ -16412,7 +17115,7 @@
               </wp:anchor>
             </w:drawing>
           </mc:Choice>
-          <mc:Fallback xmlns:a14="http://schemas.microsoft.com/office/drawing/2010/main" xmlns:pic="http://schemas.openxmlformats.org/drawingml/2006/picture" xmlns:a="http://schemas.openxmlformats.org/drawingml/2006/main">
+          <mc:Fallback xmlns:a="http://schemas.openxmlformats.org/drawingml/2006/main" xmlns:pic="http://schemas.openxmlformats.org/drawingml/2006/picture" xmlns:a14="http://schemas.microsoft.com/office/drawing/2010/main">
             <w:pict w14:anchorId="1812EA6F">
               <v:line id="Straight Connector 1887290395" style="position:absolute;flip:y;z-index:251697186;visibility:visible;mso-wrap-style:square;mso-wrap-distance-left:9pt;mso-wrap-distance-top:0;mso-wrap-distance-right:9pt;mso-wrap-distance-bottom:0;mso-position-horizontal:left;mso-position-horizontal-relative:margin;mso-position-vertical:absolute;mso-position-vertical-relative:text" o:spid="_x0000_s1026" strokecolor="#0d0d0d [3069]" strokeweight=".5pt" from="0,25.65pt" to="476.6pt,27.25pt" w14:anchorId="7CFE07A1" o:gfxdata="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">
                 <v:stroke joinstyle="miter"/>
@@ -16528,7 +17231,7 @@
               </wp:anchor>
             </w:drawing>
           </mc:Choice>
-          <mc:Fallback xmlns:a14="http://schemas.microsoft.com/office/drawing/2010/main" xmlns:pic="http://schemas.openxmlformats.org/drawingml/2006/picture" xmlns:a="http://schemas.openxmlformats.org/drawingml/2006/main">
+          <mc:Fallback xmlns:a="http://schemas.openxmlformats.org/drawingml/2006/main" xmlns:pic="http://schemas.openxmlformats.org/drawingml/2006/picture" xmlns:a14="http://schemas.microsoft.com/office/drawing/2010/main">
             <w:pict w14:anchorId="0466FB3E">
               <v:line id="Straight Connector 1041593821" style="position:absolute;flip:y;z-index:251658257;visibility:visible;mso-wrap-style:square;mso-wrap-distance-left:9pt;mso-wrap-distance-top:0;mso-wrap-distance-right:9pt;mso-wrap-distance-bottom:0;mso-position-horizontal:left;mso-position-horizontal-relative:margin;mso-position-vertical:absolute;mso-position-vertical-relative:text" o:spid="_x0000_s1026" strokecolor="#0d0d0d [3069]" strokeweight=".5pt" from="0,27.95pt" to="476.55pt,29.55pt" w14:anchorId="19BB8EF8" o:gfxdata="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">
                 <v:stroke joinstyle="miter"/>
@@ -16624,8 +17327,9 @@
           <w:sz w:val="28"/>
           <w:szCs w:val="18"/>
         </w:rPr>
-        <w:t>3.1 Transmitter section</w:t>
-      </w:r>
+        <w:t xml:space="preserve">3.1 Transmitter </w:t>
+      </w:r>
+      <w:proofErr w:type="gramStart"/>
       <w:r>
         <w:rPr>
           <w:rFonts w:ascii="Arial Black" w:hAnsi="Arial Black" w:cstheme="minorHAnsi"/>
@@ -16633,6 +17337,15 @@
           <w:sz w:val="28"/>
           <w:szCs w:val="18"/>
         </w:rPr>
+        <w:t>section</w:t>
+      </w:r>
+      <w:r>
+        <w:rPr>
+          <w:rFonts w:ascii="Arial Black" w:hAnsi="Arial Black" w:cstheme="minorHAnsi"/>
+          <w:bCs/>
+          <w:sz w:val="28"/>
+          <w:szCs w:val="18"/>
+        </w:rPr>
         <w:t xml:space="preserve"> </w:t>
       </w:r>
       <w:r>
@@ -16644,6 +17357,7 @@
         </w:rPr>
         <w:t>:</w:t>
       </w:r>
+      <w:proofErr w:type="gramEnd"/>
     </w:p>
     <w:p>
       <w:pPr>
@@ -16749,8 +17463,9 @@
           <w:sz w:val="28"/>
           <w:szCs w:val="18"/>
         </w:rPr>
-        <w:t>3.2 Receiver section</w:t>
-      </w:r>
+        <w:t xml:space="preserve">3.2 Receiver </w:t>
+      </w:r>
+      <w:proofErr w:type="gramStart"/>
       <w:r>
         <w:rPr>
           <w:rFonts w:ascii="Arial Black" w:hAnsi="Arial Black" w:cstheme="minorHAnsi"/>
@@ -16758,6 +17473,15 @@
           <w:sz w:val="28"/>
           <w:szCs w:val="18"/>
         </w:rPr>
+        <w:t>section</w:t>
+      </w:r>
+      <w:r>
+        <w:rPr>
+          <w:rFonts w:ascii="Arial Black" w:hAnsi="Arial Black" w:cstheme="minorHAnsi"/>
+          <w:bCs/>
+          <w:sz w:val="28"/>
+          <w:szCs w:val="18"/>
+        </w:rPr>
         <w:t xml:space="preserve"> </w:t>
       </w:r>
       <w:r>
@@ -16769,6 +17493,7 @@
         </w:rPr>
         <w:t>:</w:t>
       </w:r>
+      <w:proofErr w:type="gramEnd"/>
     </w:p>
     <w:p>
       <w:pPr>
@@ -16931,7 +17656,7 @@
               </wp:anchor>
             </w:drawing>
           </mc:Choice>
-          <mc:Fallback xmlns:a14="http://schemas.microsoft.com/office/drawing/2010/main" xmlns:pic="http://schemas.openxmlformats.org/drawingml/2006/picture" xmlns:a="http://schemas.openxmlformats.org/drawingml/2006/main">
+          <mc:Fallback xmlns:a="http://schemas.openxmlformats.org/drawingml/2006/main" xmlns:pic="http://schemas.openxmlformats.org/drawingml/2006/picture" xmlns:a14="http://schemas.microsoft.com/office/drawing/2010/main">
             <w:pict w14:anchorId="2604BCDC">
               <v:line id="Straight Connector 1662692924" style="position:absolute;flip:y;z-index:251699234;visibility:visible;mso-wrap-style:square;mso-wrap-distance-left:9pt;mso-wrap-distance-top:0;mso-wrap-distance-right:9pt;mso-wrap-distance-bottom:0;mso-position-horizontal:left;mso-position-horizontal-relative:margin;mso-position-vertical:absolute;mso-position-vertical-relative:text" o:spid="_x0000_s1026" strokecolor="#0d0d0d [3069]" strokeweight=".5pt" from="0,25.65pt" to="476.6pt,27.25pt" w14:anchorId="4B989C40" o:gfxdata="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">
                 <v:stroke joinstyle="miter"/>
@@ -17045,7 +17770,7 @@
               </wp:anchor>
             </w:drawing>
           </mc:Choice>
-          <mc:Fallback xmlns:a14="http://schemas.microsoft.com/office/drawing/2010/main" xmlns:pic="http://schemas.openxmlformats.org/drawingml/2006/picture" xmlns:a="http://schemas.openxmlformats.org/drawingml/2006/main">
+          <mc:Fallback xmlns:a="http://schemas.openxmlformats.org/drawingml/2006/main" xmlns:pic="http://schemas.openxmlformats.org/drawingml/2006/picture" xmlns:a14="http://schemas.microsoft.com/office/drawing/2010/main">
             <w:pict w14:anchorId="29BCACD1">
               <v:line id="Straight Connector 348187903" style="position:absolute;flip:y;z-index:251658258;visibility:visible;mso-wrap-style:square;mso-wrap-distance-left:9pt;mso-wrap-distance-top:0;mso-wrap-distance-right:9pt;mso-wrap-distance-bottom:0;mso-position-horizontal:left;mso-position-horizontal-relative:margin;mso-position-vertical:absolute;mso-position-vertical-relative:text" o:spid="_x0000_s1026" strokecolor="#0d0d0d [3069]" strokeweight=".5pt" from="0,27.95pt" to="476.55pt,29.55pt" w14:anchorId="2862E71D" o:gfxdata="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">
                 <v:stroke joinstyle="miter"/>
@@ -17092,8 +17817,9 @@
           <w:sz w:val="28"/>
           <w:szCs w:val="18"/>
         </w:rPr>
-        <w:t>3.3 Power Supply Block Diagram</w:t>
-      </w:r>
+        <w:t xml:space="preserve">3.3 Power Supply Block </w:t>
+      </w:r>
+      <w:proofErr w:type="gramStart"/>
       <w:r>
         <w:rPr>
           <w:rFonts w:ascii="Arial Black" w:hAnsi="Arial Black" w:cstheme="minorHAnsi"/>
@@ -17101,6 +17827,15 @@
           <w:sz w:val="28"/>
           <w:szCs w:val="18"/>
         </w:rPr>
+        <w:t>Diagram</w:t>
+      </w:r>
+      <w:r>
+        <w:rPr>
+          <w:rFonts w:ascii="Arial Black" w:hAnsi="Arial Black" w:cstheme="minorHAnsi"/>
+          <w:b/>
+          <w:sz w:val="28"/>
+          <w:szCs w:val="18"/>
+        </w:rPr>
         <w:t xml:space="preserve"> </w:t>
       </w:r>
       <w:r>
@@ -17112,6 +17847,7 @@
         </w:rPr>
         <w:t>:</w:t>
       </w:r>
+      <w:proofErr w:type="gramEnd"/>
     </w:p>
     <w:p>
       <w:pPr>
@@ -17231,8 +17967,9 @@
           <w:sz w:val="28"/>
           <w:szCs w:val="18"/>
         </w:rPr>
-        <w:t>3.3.1 circuit Diagram</w:t>
-      </w:r>
+        <w:t xml:space="preserve">3.3.1 circuit </w:t>
+      </w:r>
+      <w:proofErr w:type="gramStart"/>
       <w:r>
         <w:rPr>
           <w:rFonts w:ascii="Arial Black" w:hAnsi="Arial Black" w:cstheme="minorHAnsi"/>
@@ -17240,6 +17977,15 @@
           <w:sz w:val="28"/>
           <w:szCs w:val="18"/>
         </w:rPr>
+        <w:t>Diagram</w:t>
+      </w:r>
+      <w:r>
+        <w:rPr>
+          <w:rFonts w:ascii="Arial Black" w:hAnsi="Arial Black" w:cstheme="minorHAnsi"/>
+          <w:b/>
+          <w:sz w:val="28"/>
+          <w:szCs w:val="18"/>
+        </w:rPr>
         <w:t xml:space="preserve"> </w:t>
       </w:r>
       <w:r>
@@ -17251,6 +17997,7 @@
         </w:rPr>
         <w:t>:</w:t>
       </w:r>
+      <w:proofErr w:type="gramEnd"/>
     </w:p>
     <w:p>
       <w:pPr>
@@ -17411,7 +18158,7 @@
               </wp:anchor>
             </w:drawing>
           </mc:Choice>
-          <mc:Fallback xmlns:a14="http://schemas.microsoft.com/office/drawing/2010/main" xmlns:pic="http://schemas.openxmlformats.org/drawingml/2006/picture" xmlns:a="http://schemas.openxmlformats.org/drawingml/2006/main">
+          <mc:Fallback xmlns:a="http://schemas.openxmlformats.org/drawingml/2006/main" xmlns:pic="http://schemas.openxmlformats.org/drawingml/2006/picture" xmlns:a14="http://schemas.microsoft.com/office/drawing/2010/main">
             <w:pict w14:anchorId="03986061">
               <v:line id="Straight Connector 2076149915" style="position:absolute;flip:y;z-index:251701282;visibility:visible;mso-wrap-style:square;mso-wrap-distance-left:9pt;mso-wrap-distance-top:0;mso-wrap-distance-right:9pt;mso-wrap-distance-bottom:0;mso-position-horizontal:left;mso-position-horizontal-relative:margin;mso-position-vertical:absolute;mso-position-vertical-relative:text" o:spid="_x0000_s1026" strokecolor="#0d0d0d [3069]" strokeweight=".5pt" from="0,25.65pt" to="476.6pt,27.25pt" w14:anchorId="54E936AF" o:gfxdata="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">
                 <v:stroke joinstyle="miter"/>
@@ -17535,7 +18282,7 @@
               </wp:anchor>
             </w:drawing>
           </mc:Choice>
-          <mc:Fallback xmlns:a14="http://schemas.microsoft.com/office/drawing/2010/main" xmlns:pic="http://schemas.openxmlformats.org/drawingml/2006/picture" xmlns:a="http://schemas.openxmlformats.org/drawingml/2006/main">
+          <mc:Fallback xmlns:a="http://schemas.openxmlformats.org/drawingml/2006/main" xmlns:pic="http://schemas.openxmlformats.org/drawingml/2006/picture" xmlns:a14="http://schemas.microsoft.com/office/drawing/2010/main">
             <w:pict w14:anchorId="19763BA9">
               <v:line id="Straight Connector 472571827" style="position:absolute;flip:y;z-index:251658259;visibility:visible;mso-wrap-style:square;mso-wrap-distance-left:9pt;mso-wrap-distance-top:0;mso-wrap-distance-right:9pt;mso-wrap-distance-bottom:0;mso-position-horizontal:left;mso-position-horizontal-relative:margin;mso-position-vertical:absolute;mso-position-vertical-relative:text" o:spid="_x0000_s1026" strokecolor="#0d0d0d [3069]" strokeweight=".5pt" from="0,27.95pt" to="476.55pt,29.55pt" w14:anchorId="267016D4" o:gfxdata="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">
                 <v:stroke joinstyle="miter"/>
@@ -17613,8 +18360,9 @@
           <w:sz w:val="28"/>
           <w:szCs w:val="18"/>
         </w:rPr>
-        <w:t>4.1 Motor Drive Shield (L293D)</w:t>
-      </w:r>
+        <w:t>4.1 Motor Drive Shield (L293D</w:t>
+      </w:r>
+      <w:proofErr w:type="gramStart"/>
       <w:r>
         <w:rPr>
           <w:rFonts w:ascii="Arial Black" w:hAnsi="Arial Black" w:cstheme="minorHAnsi"/>
@@ -17622,6 +18370,15 @@
           <w:sz w:val="28"/>
           <w:szCs w:val="18"/>
         </w:rPr>
+        <w:t>)</w:t>
+      </w:r>
+      <w:r>
+        <w:rPr>
+          <w:rFonts w:ascii="Arial Black" w:hAnsi="Arial Black" w:cstheme="minorHAnsi"/>
+          <w:b/>
+          <w:sz w:val="28"/>
+          <w:szCs w:val="18"/>
+        </w:rPr>
         <w:t xml:space="preserve"> </w:t>
       </w:r>
       <w:r>
@@ -17633,6 +18390,7 @@
         </w:rPr>
         <w:t>:</w:t>
       </w:r>
+      <w:proofErr w:type="gramEnd"/>
     </w:p>
     <w:p>
       <w:pPr>
@@ -17659,7 +18417,67 @@
           <w:sz w:val="24"/>
           <w:szCs w:val="24"/>
         </w:rPr>
-        <w:t>urn on and turn off the speed of all motors and motor drivers. It has 4 output pins and 4 input pins To control two dc motors at the same time here two H-Ground motors is used which gives permissions to DC motors. L293d has H- bridge module which allows to control every direction of dc motors and speed. Here enables line is used to to control the motors independently and easily without any interruptions. Here TTL logic levels is designed to undertake heavy loads. L293d motor driver can handle the voltages from 5volts to 35volts easily and freely. To run the DC motors in any voltages motor driver can help to motors to convert low voltages to high voltages without any disturbances.</w:t>
+        <w:t xml:space="preserve">urn on and turn off the speed of all motors and motor drivers. It has 4 output pins and 4 input pins </w:t>
+      </w:r>
+      <w:proofErr w:type="gramStart"/>
+      <w:r>
+        <w:rPr>
+          <w:rFonts w:ascii="Arial Narrow" w:hAnsi="Arial Narrow"/>
+          <w:b/>
+          <w:sz w:val="24"/>
+          <w:szCs w:val="24"/>
+        </w:rPr>
+        <w:t>To</w:t>
+      </w:r>
+      <w:proofErr w:type="gramEnd"/>
+      <w:r>
+        <w:rPr>
+          <w:rFonts w:ascii="Arial Narrow" w:hAnsi="Arial Narrow"/>
+          <w:b/>
+          <w:sz w:val="24"/>
+          <w:szCs w:val="24"/>
+        </w:rPr>
+        <w:t xml:space="preserve"> control two dc motors at the same time here two H-Ground motors </w:t>
+      </w:r>
+      <w:proofErr w:type="gramStart"/>
+      <w:r>
+        <w:rPr>
+          <w:rFonts w:ascii="Arial Narrow" w:hAnsi="Arial Narrow"/>
+          <w:b/>
+          <w:sz w:val="24"/>
+          <w:szCs w:val="24"/>
+        </w:rPr>
+        <w:t>is</w:t>
+      </w:r>
+      <w:proofErr w:type="gramEnd"/>
+      <w:r>
+        <w:rPr>
+          <w:rFonts w:ascii="Arial Narrow" w:hAnsi="Arial Narrow"/>
+          <w:b/>
+          <w:sz w:val="24"/>
+          <w:szCs w:val="24"/>
+        </w:rPr>
+        <w:t xml:space="preserve"> used which gives permissions to DC motors. L293d has H- bridge module which allows to control every direction of dc motors and speed. Here enables line is used to to control the motors independently and easily without any interruptions. Here TTL logic levels </w:t>
+      </w:r>
+      <w:proofErr w:type="gramStart"/>
+      <w:r>
+        <w:rPr>
+          <w:rFonts w:ascii="Arial Narrow" w:hAnsi="Arial Narrow"/>
+          <w:b/>
+          <w:sz w:val="24"/>
+          <w:szCs w:val="24"/>
+        </w:rPr>
+        <w:t>is</w:t>
+      </w:r>
+      <w:proofErr w:type="gramEnd"/>
+      <w:r>
+        <w:rPr>
+          <w:rFonts w:ascii="Arial Narrow" w:hAnsi="Arial Narrow"/>
+          <w:b/>
+          <w:sz w:val="24"/>
+          <w:szCs w:val="24"/>
+        </w:rPr>
+        <w:t xml:space="preserve"> designed to undertake heavy loads. L293d motor driver can handle the voltages from 5volts to 35volts easily and freely. To run the DC motors in any voltages motor driver can help to motors to convert low voltages to high voltages without any disturbances.</w:t>
       </w:r>
     </w:p>
     <w:p>
@@ -17828,7 +18646,7 @@
               </wp:anchor>
             </w:drawing>
           </mc:Choice>
-          <mc:Fallback xmlns:a14="http://schemas.microsoft.com/office/drawing/2010/main" xmlns:pic="http://schemas.openxmlformats.org/drawingml/2006/picture" xmlns:a="http://schemas.openxmlformats.org/drawingml/2006/main">
+          <mc:Fallback xmlns:a="http://schemas.openxmlformats.org/drawingml/2006/main" xmlns:pic="http://schemas.openxmlformats.org/drawingml/2006/picture" xmlns:a14="http://schemas.microsoft.com/office/drawing/2010/main">
             <w:pict w14:anchorId="2EE66CE1">
               <v:line id="Straight Connector 1574160469" style="position:absolute;flip:y;z-index:251703330;visibility:visible;mso-wrap-style:square;mso-wrap-distance-left:9pt;mso-wrap-distance-top:0;mso-wrap-distance-right:9pt;mso-wrap-distance-bottom:0;mso-position-horizontal:left;mso-position-horizontal-relative:margin;mso-position-vertical:absolute;mso-position-vertical-relative:text" o:spid="_x0000_s1026" strokecolor="#0d0d0d [3069]" strokeweight=".5pt" from="0,25.65pt" to="476.6pt,27.25pt" w14:anchorId="4ED437DB" o:gfxdata="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">
                 <v:stroke joinstyle="miter"/>
@@ -17880,14 +18698,23 @@
           <w:szCs w:val="14"/>
         </w:rPr>
         <w:lastRenderedPageBreak/>
-        <w:t xml:space="preserve">OBSTACLE AVOIDING CAR USING ARDUINO </w:t>
-      </w:r>
+        <w:t xml:space="preserve">OBSTACLE AVOIDING CAR USING </w:t>
+      </w:r>
+      <w:proofErr w:type="gramStart"/>
       <w:r>
         <w:rPr>
           <w:rFonts w:ascii="Arial Black" w:hAnsi="Arial Black" w:cstheme="minorHAnsi"/>
           <w:bCs/>
           <w:szCs w:val="14"/>
         </w:rPr>
+        <w:t xml:space="preserve">ARDUINO </w:t>
+      </w:r>
+      <w:r>
+        <w:rPr>
+          <w:rFonts w:ascii="Arial Black" w:hAnsi="Arial Black" w:cstheme="minorHAnsi"/>
+          <w:bCs/>
+          <w:szCs w:val="14"/>
+        </w:rPr>
         <w:t xml:space="preserve"> </w:t>
       </w:r>
       <w:r>
@@ -17898,6 +18725,7 @@
         </w:rPr>
         <w:t>UNO</w:t>
       </w:r>
+      <w:proofErr w:type="gramEnd"/>
       <w:r>
         <w:rPr>
           <w:noProof/>
@@ -17960,7 +18788,7 @@
               </wp:anchor>
             </w:drawing>
           </mc:Choice>
-          <mc:Fallback xmlns:a14="http://schemas.microsoft.com/office/drawing/2010/main" xmlns:pic="http://schemas.openxmlformats.org/drawingml/2006/picture" xmlns:a="http://schemas.openxmlformats.org/drawingml/2006/main">
+          <mc:Fallback xmlns:a="http://schemas.openxmlformats.org/drawingml/2006/main" xmlns:pic="http://schemas.openxmlformats.org/drawingml/2006/picture" xmlns:a14="http://schemas.microsoft.com/office/drawing/2010/main">
             <w:pict w14:anchorId="72568471">
               <v:line id="Straight Connector 1759517667" style="position:absolute;flip:y;z-index:251658260;visibility:visible;mso-wrap-style:square;mso-wrap-distance-left:9pt;mso-wrap-distance-top:0;mso-wrap-distance-right:9pt;mso-wrap-distance-bottom:0;mso-position-horizontal:left;mso-position-horizontal-relative:margin;mso-position-vertical:absolute;mso-position-vertical-relative:text" o:spid="_x0000_s1026" strokecolor="#0d0d0d [3069]" strokeweight=".5pt" from="0,27.95pt" to="476.55pt,29.55pt" w14:anchorId="1E4A4EDD" o:gfxdata="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">
                 <v:stroke joinstyle="miter"/>
@@ -17996,23 +18824,7 @@
           <w:sz w:val="28"/>
           <w:szCs w:val="18"/>
         </w:rPr>
-        <w:t>4.2 SG-90 Servo Motor</w:t>
-      </w:r>
-      <w:r>
-        <w:rPr>
-          <w:rFonts w:ascii="Arial Black" w:hAnsi="Arial Black"/>
-          <w:sz w:val="28"/>
-          <w:szCs w:val="18"/>
-        </w:rPr>
-        <w:t xml:space="preserve"> </w:t>
-      </w:r>
-      <w:r>
-        <w:rPr>
-          <w:rFonts w:ascii="Arial Black" w:hAnsi="Arial Black"/>
-          <w:sz w:val="28"/>
-          <w:szCs w:val="18"/>
-        </w:rPr>
-        <w:t>:</w:t>
+        <w:t>4.2 SG-90 Servo Motor:</w:t>
       </w:r>
     </w:p>
     <w:p>
@@ -18209,23 +19021,7 @@
           <w:sz w:val="28"/>
           <w:szCs w:val="18"/>
         </w:rPr>
-        <w:t>4.3 Ultrasonic sensor</w:t>
-      </w:r>
-      <w:r>
-        <w:rPr>
-          <w:rFonts w:ascii="Arial Black" w:hAnsi="Arial Black"/>
-          <w:sz w:val="28"/>
-          <w:szCs w:val="18"/>
-        </w:rPr>
-        <w:t xml:space="preserve"> </w:t>
-      </w:r>
-      <w:r>
-        <w:rPr>
-          <w:rFonts w:ascii="Arial Black" w:hAnsi="Arial Black"/>
-          <w:sz w:val="28"/>
-          <w:szCs w:val="18"/>
-        </w:rPr>
-        <w:t>:</w:t>
+        <w:t>4.3 Ultrasonic sensor:</w:t>
       </w:r>
     </w:p>
     <w:p>
@@ -18530,7 +19326,7 @@
               </wp:anchor>
             </w:drawing>
           </mc:Choice>
-          <mc:Fallback xmlns:a14="http://schemas.microsoft.com/office/drawing/2010/main" xmlns:pic="http://schemas.openxmlformats.org/drawingml/2006/picture" xmlns:a="http://schemas.openxmlformats.org/drawingml/2006/main">
+          <mc:Fallback xmlns:a="http://schemas.openxmlformats.org/drawingml/2006/main" xmlns:pic="http://schemas.openxmlformats.org/drawingml/2006/picture" xmlns:a14="http://schemas.microsoft.com/office/drawing/2010/main">
             <w:pict w14:anchorId="05549EBF">
               <v:line id="Straight Connector 448469650" style="position:absolute;flip:y;z-index:251705378;visibility:visible;mso-wrap-style:square;mso-wrap-distance-left:9pt;mso-wrap-distance-top:0;mso-wrap-distance-right:9pt;mso-wrap-distance-bottom:0;mso-position-horizontal:left;mso-position-horizontal-relative:margin;mso-position-vertical:absolute;mso-position-vertical-relative:text" o:spid="_x0000_s1026" strokecolor="#0d0d0d [3069]" strokeweight=".5pt" from="0,1.4pt" to="476.55pt,3pt" w14:anchorId="73C818AE" o:gfxdata="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">
                 <v:stroke joinstyle="miter"/>
@@ -18634,7 +19430,7 @@
               </wp:anchor>
             </w:drawing>
           </mc:Choice>
-          <mc:Fallback xmlns:a14="http://schemas.microsoft.com/office/drawing/2010/main" xmlns:pic="http://schemas.openxmlformats.org/drawingml/2006/picture" xmlns:a="http://schemas.openxmlformats.org/drawingml/2006/main">
+          <mc:Fallback xmlns:a="http://schemas.openxmlformats.org/drawingml/2006/main" xmlns:pic="http://schemas.openxmlformats.org/drawingml/2006/picture" xmlns:a14="http://schemas.microsoft.com/office/drawing/2010/main">
             <w:pict w14:anchorId="42B7511F">
               <v:line id="Straight Connector 995227339" style="position:absolute;flip:y;z-index:251658261;visibility:visible;mso-wrap-style:square;mso-wrap-distance-left:9pt;mso-wrap-distance-top:0;mso-wrap-distance-right:9pt;mso-wrap-distance-bottom:0;mso-position-horizontal:left;mso-position-horizontal-relative:margin;mso-position-vertical:absolute;mso-position-vertical-relative:text" o:spid="_x0000_s1026" strokecolor="#0d0d0d [3069]" strokeweight=".5pt" from="0,27.95pt" to="476.55pt,29.55pt" w14:anchorId="1C357F10" o:gfxdata="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">
                 <v:stroke joinstyle="miter"/>
@@ -18673,23 +19469,7 @@
           <w:sz w:val="28"/>
           <w:szCs w:val="36"/>
         </w:rPr>
-        <w:t>4.4 Switch</w:t>
-      </w:r>
-      <w:r>
-        <w:rPr>
-          <w:rFonts w:ascii="Arial Black" w:hAnsi="Arial Black" w:cs="Arial"/>
-          <w:sz w:val="28"/>
-          <w:szCs w:val="36"/>
-        </w:rPr>
-        <w:t xml:space="preserve"> </w:t>
-      </w:r>
-      <w:r>
-        <w:rPr>
-          <w:rFonts w:ascii="Arial Black" w:hAnsi="Arial Black" w:cs="Arial"/>
-          <w:sz w:val="28"/>
-          <w:szCs w:val="36"/>
-        </w:rPr>
-        <w:t>:</w:t>
+        <w:t>4.4 Switch:</w:t>
       </w:r>
     </w:p>
     <w:p>
@@ -18908,7 +19688,7 @@
               </wp:inline>
             </w:drawing>
           </mc:Choice>
-          <mc:Fallback xmlns:a14="http://schemas.microsoft.com/office/drawing/2010/main" xmlns:pic="http://schemas.openxmlformats.org/drawingml/2006/picture" xmlns:a="http://schemas.openxmlformats.org/drawingml/2006/main">
+          <mc:Fallback xmlns:a="http://schemas.openxmlformats.org/drawingml/2006/main" xmlns:pic="http://schemas.openxmlformats.org/drawingml/2006/picture" xmlns:a14="http://schemas.microsoft.com/office/drawing/2010/main">
             <w:pict w14:anchorId="566F3BDA">
               <v:rect id="Rectangle 440748631" style="width:24.45pt;height:24.45pt;visibility:visible;mso-wrap-style:square;mso-left-percent:-10001;mso-top-percent:-10001;mso-position-horizontal:absolute;mso-position-horizontal-relative:char;mso-position-vertical:absolute;mso-position-vertical-relative:line;mso-left-percent:-10001;mso-top-percent:-10001;v-text-anchor:top" alt="Electrical Switches | History, Types, &amp; Uses - Elcom International" o:spid="_x0000_s1026" filled="f" stroked="f" w14:anchorId="6E32E8C1" o:gfxdata="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">
                 <o:lock v:ext="edit" aspectratio="t"/>
@@ -19006,15 +19786,6 @@
           <w:szCs w:val="36"/>
         </w:rPr>
         <w:t>4.5 Li-on Battery</w:t>
-      </w:r>
-      <w:r>
-        <w:rPr>
-          <w:rFonts w:ascii="Arial Narrow" w:hAnsi="Arial Narrow" w:cs="Arial"/>
-          <w:b/>
-          <w:sz w:val="28"/>
-          <w:szCs w:val="36"/>
-        </w:rPr>
-        <w:t xml:space="preserve"> </w:t>
       </w:r>
       <w:r>
         <w:rPr>
@@ -19234,7 +20005,7 @@
               </wp:anchor>
             </w:drawing>
           </mc:Choice>
-          <mc:Fallback xmlns:a14="http://schemas.microsoft.com/office/drawing/2010/main" xmlns:pic="http://schemas.openxmlformats.org/drawingml/2006/picture" xmlns:a="http://schemas.openxmlformats.org/drawingml/2006/main">
+          <mc:Fallback xmlns:a="http://schemas.openxmlformats.org/drawingml/2006/main" xmlns:pic="http://schemas.openxmlformats.org/drawingml/2006/picture" xmlns:a14="http://schemas.microsoft.com/office/drawing/2010/main">
             <w:pict w14:anchorId="57F354AA">
               <v:line id="Straight Connector 1891558327" style="position:absolute;flip:y;z-index:251707426;visibility:visible;mso-wrap-style:square;mso-wrap-distance-left:9pt;mso-wrap-distance-top:0;mso-wrap-distance-right:9pt;mso-wrap-distance-bottom:0;mso-position-horizontal:left;mso-position-horizontal-relative:margin;mso-position-vertical:absolute;mso-position-vertical-relative:text" o:spid="_x0000_s1026" strokecolor="#0d0d0d [3069]" strokeweight=".5pt" from="0,25.65pt" to="476.6pt,27.25pt" w14:anchorId="7EE1F16C" o:gfxdata="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">
                 <v:stroke joinstyle="miter"/>
@@ -19351,7 +20122,7 @@
               </wp:anchor>
             </w:drawing>
           </mc:Choice>
-          <mc:Fallback xmlns:a14="http://schemas.microsoft.com/office/drawing/2010/main" xmlns:pic="http://schemas.openxmlformats.org/drawingml/2006/picture" xmlns:a="http://schemas.openxmlformats.org/drawingml/2006/main">
+          <mc:Fallback xmlns:a="http://schemas.openxmlformats.org/drawingml/2006/main" xmlns:pic="http://schemas.openxmlformats.org/drawingml/2006/picture" xmlns:a14="http://schemas.microsoft.com/office/drawing/2010/main">
             <w:pict w14:anchorId="492DD4BF">
               <v:line id="Straight Connector 1400516334" style="position:absolute;flip:y;z-index:251658262;visibility:visible;mso-wrap-style:square;mso-wrap-distance-left:9pt;mso-wrap-distance-top:0;mso-wrap-distance-right:9pt;mso-wrap-distance-bottom:0;mso-position-horizontal:left;mso-position-horizontal-relative:margin;mso-position-vertical:absolute;mso-position-vertical-relative:text" o:spid="_x0000_s1026" strokecolor="#0d0d0d [3069]" strokeweight=".5pt" from="0,27.95pt" to="476.55pt,29.55pt" w14:anchorId="4125726D" o:gfxdata="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">
                 <v:stroke joinstyle="miter"/>
@@ -19380,29 +20151,23 @@
           <w:szCs w:val="24"/>
         </w:rPr>
       </w:pPr>
+      <w:proofErr w:type="gramStart"/>
       <w:r>
         <w:rPr>
           <w:rFonts w:ascii="Arial Black" w:hAnsi="Arial Black" w:cs="Segoe UI"/>
           <w:sz w:val="28"/>
           <w:szCs w:val="24"/>
         </w:rPr>
-        <w:t>4.6  TT Gear Motor</w:t>
-      </w:r>
+        <w:t>4.6  TT</w:t>
+      </w:r>
+      <w:proofErr w:type="gramEnd"/>
       <w:r>
         <w:rPr>
           <w:rFonts w:ascii="Arial Black" w:hAnsi="Arial Black" w:cs="Segoe UI"/>
           <w:sz w:val="28"/>
           <w:szCs w:val="24"/>
         </w:rPr>
-        <w:t xml:space="preserve"> </w:t>
-      </w:r>
-      <w:r>
-        <w:rPr>
-          <w:rFonts w:ascii="Arial Black" w:hAnsi="Arial Black" w:cs="Segoe UI"/>
-          <w:sz w:val="28"/>
-          <w:szCs w:val="24"/>
-        </w:rPr>
-        <w:t>:</w:t>
+        <w:t xml:space="preserve"> Gear Motor:</w:t>
       </w:r>
     </w:p>
     <w:p>
@@ -19783,7 +20548,29 @@
           <w:sz w:val="28"/>
           <w:szCs w:val="28"/>
         </w:rPr>
-        <w:t>Fig: 4..7 Jumper Wires</w:t>
+        <w:t xml:space="preserve">Fig: </w:t>
+      </w:r>
+      <w:proofErr w:type="gramStart"/>
+      <w:r>
+        <w:rPr>
+          <w:rFonts w:ascii="Arial Narrow" w:hAnsi="Arial Narrow"/>
+          <w:b/>
+          <w:bCs/>
+          <w:sz w:val="28"/>
+          <w:szCs w:val="28"/>
+        </w:rPr>
+        <w:t>4..</w:t>
+      </w:r>
+      <w:proofErr w:type="gramEnd"/>
+      <w:r>
+        <w:rPr>
+          <w:rFonts w:ascii="Arial Narrow" w:hAnsi="Arial Narrow"/>
+          <w:b/>
+          <w:bCs/>
+          <w:sz w:val="28"/>
+          <w:szCs w:val="28"/>
+        </w:rPr>
+        <w:t>7 Jumper Wires</w:t>
       </w:r>
     </w:p>
     <w:p>
@@ -19871,7 +20658,7 @@
               </wp:anchor>
             </w:drawing>
           </mc:Choice>
-          <mc:Fallback xmlns:a14="http://schemas.microsoft.com/office/drawing/2010/main" xmlns:pic="http://schemas.openxmlformats.org/drawingml/2006/picture" xmlns:a="http://schemas.openxmlformats.org/drawingml/2006/main">
+          <mc:Fallback xmlns:a="http://schemas.openxmlformats.org/drawingml/2006/main" xmlns:pic="http://schemas.openxmlformats.org/drawingml/2006/picture" xmlns:a14="http://schemas.microsoft.com/office/drawing/2010/main">
             <w:pict w14:anchorId="580ADA46">
               <v:line id="Straight Connector 1809532044" style="position:absolute;flip:y;z-index:251709474;visibility:visible;mso-wrap-style:square;mso-wrap-distance-left:9pt;mso-wrap-distance-top:0;mso-wrap-distance-right:9pt;mso-wrap-distance-bottom:0;mso-position-horizontal:left;mso-position-horizontal-relative:margin;mso-position-vertical:absolute;mso-position-vertical-relative:text" o:spid="_x0000_s1026" strokecolor="#0d0d0d [3069]" strokeweight=".5pt" from="0,25.65pt" to="476.6pt,27.25pt" w14:anchorId="6B517524" o:gfxdata="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">
                 <v:stroke joinstyle="miter"/>
@@ -20000,7 +20787,7 @@
               </wp:anchor>
             </w:drawing>
           </mc:Choice>
-          <mc:Fallback xmlns:a14="http://schemas.microsoft.com/office/drawing/2010/main" xmlns:pic="http://schemas.openxmlformats.org/drawingml/2006/picture" xmlns:a="http://schemas.openxmlformats.org/drawingml/2006/main">
+          <mc:Fallback xmlns:a="http://schemas.openxmlformats.org/drawingml/2006/main" xmlns:pic="http://schemas.openxmlformats.org/drawingml/2006/picture" xmlns:a14="http://schemas.microsoft.com/office/drawing/2010/main">
             <w:pict w14:anchorId="7F3B2ACA">
               <v:line id="Straight Connector 310389930" style="position:absolute;flip:y;z-index:251658264;visibility:visible;mso-wrap-style:square;mso-wrap-distance-left:9pt;mso-wrap-distance-top:0;mso-wrap-distance-right:9pt;mso-wrap-distance-bottom:0;mso-position-horizontal:left;mso-position-horizontal-relative:margin;mso-position-vertical:absolute;mso-position-vertical-relative:text" o:spid="_x0000_s1026" strokecolor="#0d0d0d [3069]" strokeweight=".5pt" from="0,27.95pt" to="476.55pt,29.55pt" w14:anchorId="1D339D44" o:gfxdata="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">
                 <v:stroke joinstyle="miter"/>
@@ -20139,16 +20926,16 @@
           <w:sz w:val="28"/>
           <w:szCs w:val="28"/>
         </w:rPr>
+        <w:t>:</w:t>
+      </w:r>
+      <w:r>
+        <w:rPr>
+          <w:rFonts w:ascii="Arial Black" w:hAnsi="Arial Black" w:cs="Segoe UI"/>
+          <w:b/>
+          <w:sz w:val="28"/>
+          <w:szCs w:val="28"/>
+        </w:rPr>
         <w:t xml:space="preserve"> </w:t>
-      </w:r>
-      <w:r>
-        <w:rPr>
-          <w:rFonts w:ascii="Arial Black" w:hAnsi="Arial Black" w:cs="Segoe UI"/>
-          <w:b/>
-          <w:sz w:val="28"/>
-          <w:szCs w:val="28"/>
-        </w:rPr>
-        <w:t xml:space="preserve">: </w:t>
       </w:r>
     </w:p>
     <w:p>
@@ -20168,7 +20955,25 @@
           <w:b/>
           <w:szCs w:val="18"/>
         </w:rPr>
-        <w:t>Arduino uno is a widely used microcontroller board that facilitates easy interaction with various electronics components, making it a popular choice for a range of projects,  from simple prototypes to complex systems.</w:t>
+        <w:t xml:space="preserve">Arduino uno is a widely used microcontroller board that facilitates easy interaction with various electronics components, making it a popular choice for a range of </w:t>
+      </w:r>
+      <w:proofErr w:type="gramStart"/>
+      <w:r>
+        <w:rPr>
+          <w:rFonts w:ascii="Arial Narrow" w:hAnsi="Arial Narrow" w:cs="Segoe UI"/>
+          <w:b/>
+          <w:szCs w:val="18"/>
+        </w:rPr>
+        <w:t>projects,  from</w:t>
+      </w:r>
+      <w:proofErr w:type="gramEnd"/>
+      <w:r>
+        <w:rPr>
+          <w:rFonts w:ascii="Arial Narrow" w:hAnsi="Arial Narrow" w:cs="Segoe UI"/>
+          <w:b/>
+          <w:szCs w:val="18"/>
+        </w:rPr>
+        <w:t xml:space="preserve"> simple prototypes to complex systems.</w:t>
       </w:r>
     </w:p>
     <w:p>
@@ -20279,25 +21084,7 @@
           <w:sz w:val="28"/>
           <w:szCs w:val="28"/>
         </w:rPr>
-        <w:t>ARDUINO IDE SOFTWARE</w:t>
-      </w:r>
-      <w:r>
-        <w:rPr>
-          <w:rFonts w:ascii="Arial Black" w:hAnsi="Arial Black" w:cs="Segoe UI"/>
-          <w:b/>
-          <w:sz w:val="28"/>
-          <w:szCs w:val="28"/>
-        </w:rPr>
-        <w:t xml:space="preserve"> </w:t>
-      </w:r>
-      <w:r>
-        <w:rPr>
-          <w:rFonts w:ascii="Arial Black" w:hAnsi="Arial Black" w:cs="Segoe UI"/>
-          <w:b/>
-          <w:sz w:val="28"/>
-          <w:szCs w:val="28"/>
-        </w:rPr>
-        <w:t>:</w:t>
+        <w:t>ARDUINO IDE SOFTWARE:</w:t>
       </w:r>
     </w:p>
     <w:p>
@@ -20423,7 +21210,7 @@
               </wp:anchor>
             </w:drawing>
           </mc:Choice>
-          <mc:Fallback xmlns:a14="http://schemas.microsoft.com/office/drawing/2010/main" xmlns:pic="http://schemas.openxmlformats.org/drawingml/2006/picture" xmlns:a="http://schemas.openxmlformats.org/drawingml/2006/main">
+          <mc:Fallback xmlns:a="http://schemas.openxmlformats.org/drawingml/2006/main" xmlns:pic="http://schemas.openxmlformats.org/drawingml/2006/picture" xmlns:a14="http://schemas.microsoft.com/office/drawing/2010/main">
             <w:pict w14:anchorId="1F240915">
               <v:line id="Straight Connector 2054793804" style="position:absolute;flip:y;z-index:251711522;visibility:visible;mso-wrap-style:square;mso-wrap-distance-left:9pt;mso-wrap-distance-top:0;mso-wrap-distance-right:9pt;mso-wrap-distance-bottom:0;mso-position-horizontal:left;mso-position-horizontal-relative:margin;mso-position-vertical:absolute;mso-position-vertical-relative:text" o:spid="_x0000_s1026" strokecolor="#0d0d0d [3069]" strokeweight=".5pt" from="0,25.65pt" to="476.6pt,27.25pt" w14:anchorId="58F781DC" o:gfxdata="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">
                 <v:stroke joinstyle="miter"/>
@@ -20542,7 +21329,7 @@
               </wp:anchor>
             </w:drawing>
           </mc:Choice>
-          <mc:Fallback xmlns:a14="http://schemas.microsoft.com/office/drawing/2010/main" xmlns:pic="http://schemas.openxmlformats.org/drawingml/2006/picture" xmlns:a="http://schemas.openxmlformats.org/drawingml/2006/main">
+          <mc:Fallback xmlns:a="http://schemas.openxmlformats.org/drawingml/2006/main" xmlns:pic="http://schemas.openxmlformats.org/drawingml/2006/picture" xmlns:a14="http://schemas.microsoft.com/office/drawing/2010/main">
             <w:pict w14:anchorId="6974F13E">
               <v:line id="Straight Connector 621214997" style="position:absolute;flip:y;z-index:251658265;visibility:visible;mso-wrap-style:square;mso-wrap-distance-left:9pt;mso-wrap-distance-top:0;mso-wrap-distance-right:9pt;mso-wrap-distance-bottom:0;mso-position-horizontal:left;mso-position-horizontal-relative:margin;mso-position-vertical:absolute;mso-position-vertical-relative:text" o:spid="_x0000_s1026" strokecolor="#0d0d0d [3069]" strokeweight=".5pt" from="0,27.95pt" to="476.55pt,29.55pt" w14:anchorId="43E44D8E" o:gfxdata="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">
                 <v:stroke joinstyle="miter"/>
@@ -21047,7 +21834,7 @@
               </wp:anchor>
             </w:drawing>
           </mc:Choice>
-          <mc:Fallback xmlns:a14="http://schemas.microsoft.com/office/drawing/2010/main" xmlns:pic="http://schemas.openxmlformats.org/drawingml/2006/picture" xmlns:a="http://schemas.openxmlformats.org/drawingml/2006/main">
+          <mc:Fallback xmlns:a="http://schemas.openxmlformats.org/drawingml/2006/main" xmlns:pic="http://schemas.openxmlformats.org/drawingml/2006/picture" xmlns:a14="http://schemas.microsoft.com/office/drawing/2010/main">
             <w:pict w14:anchorId="1A6B9FD5">
               <v:line id="Straight Connector 1129857903" style="position:absolute;flip:y;z-index:251658266;visibility:visible;mso-wrap-style:square;mso-wrap-distance-left:9pt;mso-wrap-distance-top:0;mso-wrap-distance-right:9pt;mso-wrap-distance-bottom:0;mso-position-horizontal:left;mso-position-horizontal-relative:margin;mso-position-vertical:absolute;mso-position-vertical-relative:text" o:spid="_x0000_s1026" strokecolor="#0d0d0d [3069]" strokeweight=".5pt" from="0,27.95pt" to="476.55pt,29.55pt" w14:anchorId="715767AD" o:gfxdata="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">
                 <v:stroke joinstyle="miter"/>
@@ -21172,16 +21959,6 @@
           <w:rFonts w:ascii="Arial Black" w:hAnsi="Arial Black" w:cs="Segoe UI"/>
           <w:b/>
           <w:bCs/>
-          <w:sz w:val="28"/>
-          <w:szCs w:val="20"/>
-        </w:rPr>
-        <w:t xml:space="preserve"> </w:t>
-      </w:r>
-      <w:r>
-        <w:rPr>
-          <w:rFonts w:ascii="Arial Black" w:hAnsi="Arial Black" w:cs="Segoe UI"/>
-          <w:b/>
-          <w:bCs/>
           <w:noProof/>
           <w:sz w:val="36"/>
         </w:rPr>
@@ -21203,6 +21980,7 @@
           <w:szCs w:val="20"/>
         </w:rPr>
       </w:pPr>
+      <w:proofErr w:type="gramStart"/>
       <w:r>
         <w:rPr>
           <w:rFonts w:ascii="Arial Narrow" w:hAnsi="Arial Narrow" w:cs="Segoe UI"/>
@@ -21211,7 +21989,40 @@
           <w:sz w:val="28"/>
           <w:szCs w:val="20"/>
         </w:rPr>
-        <w:t>Fig : 5.1.2  Arduino IDE project code</w:t>
+        <w:t>Fig :</w:t>
+      </w:r>
+      <w:proofErr w:type="gramEnd"/>
+      <w:r>
+        <w:rPr>
+          <w:rFonts w:ascii="Arial Narrow" w:hAnsi="Arial Narrow" w:cs="Segoe UI"/>
+          <w:b/>
+          <w:bCs/>
+          <w:sz w:val="28"/>
+          <w:szCs w:val="20"/>
+        </w:rPr>
+        <w:t xml:space="preserve"> </w:t>
+      </w:r>
+      <w:proofErr w:type="gramStart"/>
+      <w:r>
+        <w:rPr>
+          <w:rFonts w:ascii="Arial Narrow" w:hAnsi="Arial Narrow" w:cs="Segoe UI"/>
+          <w:b/>
+          <w:bCs/>
+          <w:sz w:val="28"/>
+          <w:szCs w:val="20"/>
+        </w:rPr>
+        <w:t>5.1.2  Arduino</w:t>
+      </w:r>
+      <w:proofErr w:type="gramEnd"/>
+      <w:r>
+        <w:rPr>
+          <w:rFonts w:ascii="Arial Narrow" w:hAnsi="Arial Narrow" w:cs="Segoe UI"/>
+          <w:b/>
+          <w:bCs/>
+          <w:sz w:val="28"/>
+          <w:szCs w:val="20"/>
+        </w:rPr>
+        <w:t xml:space="preserve"> IDE project code</w:t>
       </w:r>
     </w:p>
     <w:p>
@@ -21565,7 +22376,7 @@
               </wp:anchor>
             </w:drawing>
           </mc:Choice>
-          <mc:Fallback xmlns:a14="http://schemas.microsoft.com/office/drawing/2010/main" xmlns:pic="http://schemas.openxmlformats.org/drawingml/2006/picture" xmlns:a="http://schemas.openxmlformats.org/drawingml/2006/main">
+          <mc:Fallback xmlns:a="http://schemas.openxmlformats.org/drawingml/2006/main" xmlns:pic="http://schemas.openxmlformats.org/drawingml/2006/picture" xmlns:a14="http://schemas.microsoft.com/office/drawing/2010/main">
             <w:pict w14:anchorId="1D430EE7">
               <v:line id="Straight Connector 4" style="position:absolute;flip:y;z-index:251682850;visibility:visible;mso-wrap-style:square;mso-width-percent:0;mso-height-percent:0;mso-wrap-distance-left:9pt;mso-wrap-distance-top:0;mso-wrap-distance-right:9pt;mso-wrap-distance-bottom:0;mso-position-horizontal:left;mso-position-horizontal-relative:margin;mso-position-vertical:absolute;mso-position-vertical-relative:text;mso-width-percent:0;mso-height-percent:0;mso-width-relative:page;mso-height-relative:page" o:spid="_x0000_s1026" strokecolor="#0d0d0d [3069]" strokeweight=".5pt" from="0,27.95pt" to="476.55pt,29.55pt" w14:anchorId="7C088030" o:gfxdata="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">
                 <v:stroke joinstyle="miter"/>
@@ -21605,7 +22416,7 @@
           <w:noProof/>
         </w:rPr>
         <w:drawing>
-          <wp:anchor distT="0" distB="0" distL="114300" distR="114300" simplePos="0" relativeHeight="251658247" behindDoc="0" locked="0" layoutInCell="1" allowOverlap="1" wp14:anchorId="689951AE" wp14:editId="02B7CE73">
+          <wp:anchor distT="0" distB="0" distL="114300" distR="114300" simplePos="0" relativeHeight="251658247" behindDoc="0" locked="0" layoutInCell="1" allowOverlap="1" wp14:anchorId="689951AE" wp14:editId="33DE12D0">
             <wp:simplePos x="0" y="0"/>
             <wp:positionH relativeFrom="margin">
               <wp:posOffset>197324</wp:posOffset>
@@ -21688,7 +22499,29 @@
           <w:sz w:val="28"/>
           <w:szCs w:val="28"/>
         </w:rPr>
-        <w:t>5.2.2 Run the code &amp; Upload the code</w:t>
+        <w:t xml:space="preserve">5.2.2 Run the code &amp; </w:t>
+      </w:r>
+      <w:proofErr w:type="gramStart"/>
+      <w:r>
+        <w:rPr>
+          <w:rFonts w:ascii="Arial Black" w:hAnsi="Arial Black"/>
+          <w:b/>
+          <w:bCs/>
+          <w:sz w:val="28"/>
+          <w:szCs w:val="28"/>
+        </w:rPr>
+        <w:t>Upload</w:t>
+      </w:r>
+      <w:proofErr w:type="gramEnd"/>
+      <w:r>
+        <w:rPr>
+          <w:rFonts w:ascii="Arial Black" w:hAnsi="Arial Black"/>
+          <w:b/>
+          <w:bCs/>
+          <w:sz w:val="28"/>
+          <w:szCs w:val="28"/>
+        </w:rPr>
+        <w:t xml:space="preserve"> the code</w:t>
       </w:r>
       <w:r>
         <w:rPr>
@@ -21902,7 +22735,7 @@
               </wp:anchor>
             </w:drawing>
           </mc:Choice>
-          <mc:Fallback xmlns:a14="http://schemas.microsoft.com/office/drawing/2010/main" xmlns:pic="http://schemas.openxmlformats.org/drawingml/2006/picture" xmlns:a="http://schemas.openxmlformats.org/drawingml/2006/main">
+          <mc:Fallback xmlns:a="http://schemas.openxmlformats.org/drawingml/2006/main" xmlns:pic="http://schemas.openxmlformats.org/drawingml/2006/picture" xmlns:a14="http://schemas.microsoft.com/office/drawing/2010/main">
             <w:pict w14:anchorId="199449A8">
               <v:line id="Straight Connector 1580945862" style="position:absolute;flip:y;z-index:251717666;visibility:visible;mso-wrap-style:square;mso-wrap-distance-left:9pt;mso-wrap-distance-top:0;mso-wrap-distance-right:9pt;mso-wrap-distance-bottom:0;mso-position-horizontal:left;mso-position-horizontal-relative:margin;mso-position-vertical:absolute;mso-position-vertical-relative:text" o:spid="_x0000_s1026" strokecolor="#0d0d0d [3069]" strokeweight=".5pt" from="0,25.65pt" to="476.6pt,27.25pt" w14:anchorId="39F4CF78" o:gfxdata="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">
                 <v:stroke joinstyle="miter"/>
@@ -22018,7 +22851,7 @@
               </wp:anchor>
             </w:drawing>
           </mc:Choice>
-          <mc:Fallback xmlns:a14="http://schemas.microsoft.com/office/drawing/2010/main" xmlns:pic="http://schemas.openxmlformats.org/drawingml/2006/picture" xmlns:a="http://schemas.openxmlformats.org/drawingml/2006/main">
+          <mc:Fallback xmlns:a="http://schemas.openxmlformats.org/drawingml/2006/main" xmlns:pic="http://schemas.openxmlformats.org/drawingml/2006/picture" xmlns:a14="http://schemas.microsoft.com/office/drawing/2010/main">
             <w:pict w14:anchorId="54BCFFDB">
               <v:line id="Straight Connector 4794741" style="position:absolute;flip:y;z-index:251658268;visibility:visible;mso-wrap-style:square;mso-wrap-distance-left:9pt;mso-wrap-distance-top:0;mso-wrap-distance-right:9pt;mso-wrap-distance-bottom:0;mso-position-horizontal:left;mso-position-horizontal-relative:margin;mso-position-vertical:absolute;mso-position-vertical-relative:text" o:spid="_x0000_s1026" strokecolor="#0d0d0d [3069]" strokeweight=".5pt" from="0,27.95pt" to="476.55pt,29.55pt" w14:anchorId="6D53F79A" o:gfxdata="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">
                 <v:stroke joinstyle="miter"/>
@@ -22193,8 +23026,9 @@
           <w:sz w:val="28"/>
           <w:szCs w:val="28"/>
         </w:rPr>
-        <w:t>6.1  SCHEMATIC DIAGRAM</w:t>
-      </w:r>
+        <w:t xml:space="preserve">6.1 SCHEMATIC </w:t>
+      </w:r>
+      <w:proofErr w:type="gramStart"/>
       <w:r>
         <w:rPr>
           <w:rFonts w:ascii="Arial Black" w:hAnsi="Arial Black"/>
@@ -22203,6 +23037,16 @@
           <w:sz w:val="28"/>
           <w:szCs w:val="28"/>
         </w:rPr>
+        <w:t>DIAGRAM</w:t>
+      </w:r>
+      <w:r>
+        <w:rPr>
+          <w:rFonts w:ascii="Arial Black" w:hAnsi="Arial Black"/>
+          <w:b/>
+          <w:bCs/>
+          <w:sz w:val="28"/>
+          <w:szCs w:val="28"/>
+        </w:rPr>
         <w:t xml:space="preserve"> </w:t>
       </w:r>
       <w:r>
@@ -22215,6 +23059,7 @@
         </w:rPr>
         <w:t>:</w:t>
       </w:r>
+      <w:proofErr w:type="gramEnd"/>
     </w:p>
     <w:p>
       <w:pPr>
@@ -22309,7 +23154,7 @@
               </wp:anchor>
             </w:drawing>
           </mc:Choice>
-          <mc:Fallback xmlns:a14="http://schemas.microsoft.com/office/drawing/2010/main" xmlns:pic="http://schemas.openxmlformats.org/drawingml/2006/picture" xmlns:a="http://schemas.openxmlformats.org/drawingml/2006/main">
+          <mc:Fallback xmlns:a="http://schemas.openxmlformats.org/drawingml/2006/main" xmlns:pic="http://schemas.openxmlformats.org/drawingml/2006/picture" xmlns:a14="http://schemas.microsoft.com/office/drawing/2010/main">
             <w:pict w14:anchorId="323DE562">
               <v:line id="Straight Connector 249217739" style="position:absolute;flip:y;z-index:251719714;visibility:visible;mso-wrap-style:square;mso-wrap-distance-left:9pt;mso-wrap-distance-top:0;mso-wrap-distance-right:9pt;mso-wrap-distance-bottom:0;mso-position-horizontal:left;mso-position-horizontal-relative:margin;mso-position-vertical:absolute;mso-position-vertical-relative:text" o:spid="_x0000_s1026" strokecolor="#0d0d0d [3069]" strokeweight=".5pt" from="0,25.65pt" to="476.6pt,27.25pt" w14:anchorId="6C097106" o:gfxdata="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">
                 <v:stroke joinstyle="miter"/>
@@ -22423,7 +23268,7 @@
               </wp:anchor>
             </w:drawing>
           </mc:Choice>
-          <mc:Fallback xmlns:a14="http://schemas.microsoft.com/office/drawing/2010/main" xmlns:pic="http://schemas.openxmlformats.org/drawingml/2006/picture" xmlns:a="http://schemas.openxmlformats.org/drawingml/2006/main">
+          <mc:Fallback xmlns:a="http://schemas.openxmlformats.org/drawingml/2006/main" xmlns:pic="http://schemas.openxmlformats.org/drawingml/2006/picture" xmlns:a14="http://schemas.microsoft.com/office/drawing/2010/main">
             <w:pict w14:anchorId="03DE8CA2">
               <v:line id="Straight Connector 1513467916" style="position:absolute;flip:y;z-index:251658269;visibility:visible;mso-wrap-style:square;mso-wrap-distance-left:9pt;mso-wrap-distance-top:0;mso-wrap-distance-right:9pt;mso-wrap-distance-bottom:0;mso-position-horizontal:left;mso-position-horizontal-relative:margin;mso-position-vertical:absolute;mso-position-vertical-relative:text" o:spid="_x0000_s1026" strokecolor="#0d0d0d [3069]" strokeweight=".5pt" from="0,27.95pt" to="476.55pt,29.55pt" w14:anchorId="1C77A408" o:gfxdata="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">
                 <v:stroke joinstyle="miter"/>
@@ -22735,19 +23580,44 @@
           <w:szCs w:val="24"/>
           <w:shd w:val="clear" w:color="auto" w:fill="FFFFFF"/>
         </w:rPr>
-        <w:t xml:space="preserve">behaviour based  </w:t>
-      </w:r>
+        <w:t xml:space="preserve">behaviour </w:t>
+      </w:r>
+      <w:proofErr w:type="gramStart"/>
       <w:r>
         <w:rPr>
           <w:rFonts w:ascii="Arial Narrow" w:hAnsi="Arial Narrow" w:cs="Arial"/>
           <w:b/>
           <w:bCs/>
-          <w:color w:val="202122"/>
           <w:sz w:val="24"/>
           <w:szCs w:val="24"/>
           <w:shd w:val="clear" w:color="auto" w:fill="FFFFFF"/>
         </w:rPr>
-        <w:t>control strategy in a robot. It is a task similar to the navigation problem and produces a collision free motion.</w:t>
+        <w:t xml:space="preserve">based  </w:t>
+      </w:r>
+      <w:r>
+        <w:rPr>
+          <w:rFonts w:ascii="Arial Narrow" w:hAnsi="Arial Narrow" w:cs="Arial"/>
+          <w:b/>
+          <w:bCs/>
+          <w:color w:val="202122"/>
+          <w:sz w:val="24"/>
+          <w:szCs w:val="24"/>
+          <w:shd w:val="clear" w:color="auto" w:fill="FFFFFF"/>
+        </w:rPr>
+        <w:t>control</w:t>
+      </w:r>
+      <w:proofErr w:type="gramEnd"/>
+      <w:r>
+        <w:rPr>
+          <w:rFonts w:ascii="Arial Narrow" w:hAnsi="Arial Narrow" w:cs="Arial"/>
+          <w:b/>
+          <w:bCs/>
+          <w:color w:val="202122"/>
+          <w:sz w:val="24"/>
+          <w:szCs w:val="24"/>
+          <w:shd w:val="clear" w:color="auto" w:fill="FFFFFF"/>
+        </w:rPr>
+        <w:t xml:space="preserve"> strategy in a robot. It is a task similar to the navigation problem and produces a collision free motion.</w:t>
       </w:r>
     </w:p>
     <w:p>
@@ -22772,8 +23642,9 @@
           <w:szCs w:val="28"/>
           <w:shd w:val="clear" w:color="auto" w:fill="FFFFFF"/>
         </w:rPr>
-        <w:t>6.3 Working Principal</w:t>
-      </w:r>
+        <w:t xml:space="preserve">6.3 Working </w:t>
+      </w:r>
+      <w:proofErr w:type="gramStart"/>
       <w:r>
         <w:rPr>
           <w:rFonts w:ascii="Arial Black" w:hAnsi="Arial Black" w:cs="Arial"/>
@@ -22784,7 +23655,7 @@
           <w:szCs w:val="28"/>
           <w:shd w:val="clear" w:color="auto" w:fill="FFFFFF"/>
         </w:rPr>
-        <w:t xml:space="preserve"> </w:t>
+        <w:t>Principal</w:t>
       </w:r>
       <w:r>
         <w:rPr>
@@ -22796,8 +23667,21 @@
           <w:szCs w:val="28"/>
           <w:shd w:val="clear" w:color="auto" w:fill="FFFFFF"/>
         </w:rPr>
+        <w:t xml:space="preserve"> </w:t>
+      </w:r>
+      <w:r>
+        <w:rPr>
+          <w:rFonts w:ascii="Arial Black" w:hAnsi="Arial Black" w:cs="Arial"/>
+          <w:b/>
+          <w:bCs/>
+          <w:color w:val="202122"/>
+          <w:sz w:val="28"/>
+          <w:szCs w:val="28"/>
+          <w:shd w:val="clear" w:color="auto" w:fill="FFFFFF"/>
+        </w:rPr>
         <w:t>:</w:t>
       </w:r>
+      <w:proofErr w:type="gramEnd"/>
     </w:p>
     <w:p>
       <w:pPr>
@@ -23020,7 +23904,33 @@
           <w:szCs w:val="24"/>
           <w:shd w:val="clear" w:color="auto" w:fill="FFFFFF"/>
         </w:rPr>
-        <w:t>Based on the sensors data, the car’s control systems determine  the best course of action to avoid the obstacle. This could involve stopping, slowing down, or steering away from the obstacle.</w:t>
+        <w:t xml:space="preserve">Based on the sensors data, the car’s control systems </w:t>
+      </w:r>
+      <w:proofErr w:type="gramStart"/>
+      <w:r>
+        <w:rPr>
+          <w:rFonts w:ascii="Arial Narrow" w:hAnsi="Arial Narrow" w:cs="Arial"/>
+          <w:b/>
+          <w:bCs/>
+          <w:color w:val="202122"/>
+          <w:sz w:val="24"/>
+          <w:szCs w:val="24"/>
+          <w:shd w:val="clear" w:color="auto" w:fill="FFFFFF"/>
+        </w:rPr>
+        <w:t>determine  the</w:t>
+      </w:r>
+      <w:proofErr w:type="gramEnd"/>
+      <w:r>
+        <w:rPr>
+          <w:rFonts w:ascii="Arial Narrow" w:hAnsi="Arial Narrow" w:cs="Arial"/>
+          <w:b/>
+          <w:bCs/>
+          <w:color w:val="202122"/>
+          <w:sz w:val="24"/>
+          <w:szCs w:val="24"/>
+          <w:shd w:val="clear" w:color="auto" w:fill="FFFFFF"/>
+        </w:rPr>
+        <w:t xml:space="preserve"> best course of action to avoid the obstacle. This could involve stopping, slowing down, or steering away from the obstacle.</w:t>
       </w:r>
     </w:p>
     <w:p>
@@ -23109,7 +24019,7 @@
               </wp:anchor>
             </w:drawing>
           </mc:Choice>
-          <mc:Fallback xmlns:a14="http://schemas.microsoft.com/office/drawing/2010/main" xmlns:pic="http://schemas.openxmlformats.org/drawingml/2006/picture" xmlns:a="http://schemas.openxmlformats.org/drawingml/2006/main">
+          <mc:Fallback xmlns:a="http://schemas.openxmlformats.org/drawingml/2006/main" xmlns:pic="http://schemas.openxmlformats.org/drawingml/2006/picture" xmlns:a14="http://schemas.microsoft.com/office/drawing/2010/main">
             <w:pict w14:anchorId="00BBE48A">
               <v:line id="Straight Connector 1156481961" style="position:absolute;flip:y;z-index:251721762;visibility:visible;mso-wrap-style:square;mso-wrap-distance-left:9pt;mso-wrap-distance-top:0;mso-wrap-distance-right:9pt;mso-wrap-distance-bottom:0;mso-position-horizontal:left;mso-position-horizontal-relative:margin;mso-position-vertical:absolute;mso-position-vertical-relative:text" o:spid="_x0000_s1026" strokecolor="#0d0d0d [3069]" strokeweight=".5pt" from="0,25.65pt" to="476.6pt,27.25pt" w14:anchorId="380C3D87" o:gfxdata="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">
                 <v:stroke joinstyle="miter"/>
@@ -23227,7 +24137,7 @@
               </wp:anchor>
             </w:drawing>
           </mc:Choice>
-          <mc:Fallback xmlns:a14="http://schemas.microsoft.com/office/drawing/2010/main" xmlns:pic="http://schemas.openxmlformats.org/drawingml/2006/picture" xmlns:a="http://schemas.openxmlformats.org/drawingml/2006/main">
+          <mc:Fallback xmlns:a="http://schemas.openxmlformats.org/drawingml/2006/main" xmlns:pic="http://schemas.openxmlformats.org/drawingml/2006/picture" xmlns:a14="http://schemas.microsoft.com/office/drawing/2010/main">
             <w:pict w14:anchorId="140D601B">
               <v:line id="Straight Connector 1008463817" style="position:absolute;flip:y;z-index:251658270;visibility:visible;mso-wrap-style:square;mso-wrap-distance-left:9pt;mso-wrap-distance-top:0;mso-wrap-distance-right:9pt;mso-wrap-distance-bottom:0;mso-position-horizontal:left;mso-position-horizontal-relative:margin;mso-position-vertical:absolute;mso-position-vertical-relative:text" o:spid="_x0000_s1026" strokecolor="#0d0d0d [3069]" strokeweight=".5pt" from="0,27.95pt" to="476.55pt,29.55pt" w14:anchorId="3D878F87" o:gfxdata="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">
                 <v:stroke joinstyle="miter"/>
@@ -23801,7 +24711,7 @@
               </wp:anchor>
             </w:drawing>
           </mc:Choice>
-          <mc:Fallback xmlns:a14="http://schemas.microsoft.com/office/drawing/2010/main" xmlns:pic="http://schemas.openxmlformats.org/drawingml/2006/picture" xmlns:a="http://schemas.openxmlformats.org/drawingml/2006/main">
+          <mc:Fallback xmlns:a="http://schemas.openxmlformats.org/drawingml/2006/main" xmlns:pic="http://schemas.openxmlformats.org/drawingml/2006/picture" xmlns:a14="http://schemas.microsoft.com/office/drawing/2010/main">
             <w:pict w14:anchorId="037176F4">
               <v:line id="Straight Connector 1156376345" style="position:absolute;flip:y;z-index:251723810;visibility:visible;mso-wrap-style:square;mso-wrap-distance-left:9pt;mso-wrap-distance-top:0;mso-wrap-distance-right:9pt;mso-wrap-distance-bottom:0;mso-position-horizontal:left;mso-position-horizontal-relative:margin;mso-position-vertical:absolute;mso-position-vertical-relative:text" o:spid="_x0000_s1026" strokecolor="#0d0d0d [3069]" strokeweight=".5pt" from="0,25.65pt" to="476.6pt,27.25pt" w14:anchorId="42C73967" o:gfxdata="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">
                 <v:stroke joinstyle="miter"/>
@@ -23919,7 +24829,7 @@
               </wp:anchor>
             </w:drawing>
           </mc:Choice>
-          <mc:Fallback xmlns:a14="http://schemas.microsoft.com/office/drawing/2010/main" xmlns:pic="http://schemas.openxmlformats.org/drawingml/2006/picture" xmlns:a="http://schemas.openxmlformats.org/drawingml/2006/main">
+          <mc:Fallback xmlns:a="http://schemas.openxmlformats.org/drawingml/2006/main" xmlns:pic="http://schemas.openxmlformats.org/drawingml/2006/picture" xmlns:a14="http://schemas.microsoft.com/office/drawing/2010/main">
             <w:pict w14:anchorId="2C7F1868">
               <v:line id="Straight Connector 71992801" style="position:absolute;flip:y;z-index:251658271;visibility:visible;mso-wrap-style:square;mso-wrap-distance-left:9pt;mso-wrap-distance-top:0;mso-wrap-distance-right:9pt;mso-wrap-distance-bottom:0;mso-position-horizontal:left;mso-position-horizontal-relative:margin;mso-position-vertical:absolute;mso-position-vertical-relative:text" o:spid="_x0000_s1026" strokecolor="#0d0d0d [3069]" strokeweight=".5pt" from="0,27.95pt" to="476.55pt,29.55pt" w14:anchorId="3A2BBCE3" o:gfxdata="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">
                 <v:stroke joinstyle="miter"/>
@@ -24001,6 +24911,7 @@
           <w:szCs w:val="24"/>
         </w:rPr>
       </w:pPr>
+      <w:proofErr w:type="gramStart"/>
       <w:r>
         <w:rPr>
           <w:rFonts w:ascii="Arial Black" w:hAnsi="Arial Black"/>
@@ -24031,6 +24942,7 @@
         </w:rPr>
         <w:t>:</w:t>
       </w:r>
+      <w:proofErr w:type="gramEnd"/>
       <w:r>
         <w:rPr>
           <w:rFonts w:ascii="Arial Black" w:hAnsi="Arial Black"/>
@@ -24135,7 +25047,29 @@
           <w:sz w:val="28"/>
           <w:szCs w:val="28"/>
         </w:rPr>
-        <w:t xml:space="preserve">Fig: 7.0  obstacle avoidance car using Arduino uno </w:t>
+        <w:t xml:space="preserve">Fig: </w:t>
+      </w:r>
+      <w:proofErr w:type="gramStart"/>
+      <w:r>
+        <w:rPr>
+          <w:rFonts w:ascii="Arial Narrow" w:hAnsi="Arial Narrow"/>
+          <w:b/>
+          <w:bCs/>
+          <w:sz w:val="28"/>
+          <w:szCs w:val="28"/>
+        </w:rPr>
+        <w:t>7.0  obstacle</w:t>
+      </w:r>
+      <w:proofErr w:type="gramEnd"/>
+      <w:r>
+        <w:rPr>
+          <w:rFonts w:ascii="Arial Narrow" w:hAnsi="Arial Narrow"/>
+          <w:b/>
+          <w:bCs/>
+          <w:sz w:val="28"/>
+          <w:szCs w:val="28"/>
+        </w:rPr>
+        <w:t xml:space="preserve"> avoidance car using Arduino uno </w:t>
       </w:r>
     </w:p>
     <w:p>
@@ -24223,7 +25157,7 @@
               </wp:anchor>
             </w:drawing>
           </mc:Choice>
-          <mc:Fallback xmlns:a14="http://schemas.microsoft.com/office/drawing/2010/main" xmlns:pic="http://schemas.openxmlformats.org/drawingml/2006/picture" xmlns:a="http://schemas.openxmlformats.org/drawingml/2006/main">
+          <mc:Fallback xmlns:a="http://schemas.openxmlformats.org/drawingml/2006/main" xmlns:pic="http://schemas.openxmlformats.org/drawingml/2006/picture" xmlns:a14="http://schemas.microsoft.com/office/drawing/2010/main">
             <w:pict w14:anchorId="173C1617">
               <v:line id="Straight Connector 1661873203" style="position:absolute;flip:y;z-index:251725858;visibility:visible;mso-wrap-style:square;mso-wrap-distance-left:9pt;mso-wrap-distance-top:0;mso-wrap-distance-right:9pt;mso-wrap-distance-bottom:0;mso-position-horizontal:left;mso-position-horizontal-relative:margin;mso-position-vertical:absolute;mso-position-vertical-relative:text" o:spid="_x0000_s1026" strokecolor="#0d0d0d [3069]" strokeweight=".5pt" from="0,25.65pt" to="476.6pt,27.25pt" w14:anchorId="5268CC11" o:gfxdata="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">
                 <v:stroke joinstyle="miter"/>
@@ -24339,7 +25273,7 @@
               </wp:anchor>
             </w:drawing>
           </mc:Choice>
-          <mc:Fallback xmlns:a14="http://schemas.microsoft.com/office/drawing/2010/main" xmlns:pic="http://schemas.openxmlformats.org/drawingml/2006/picture" xmlns:a="http://schemas.openxmlformats.org/drawingml/2006/main">
+          <mc:Fallback xmlns:a="http://schemas.openxmlformats.org/drawingml/2006/main" xmlns:pic="http://schemas.openxmlformats.org/drawingml/2006/picture" xmlns:a14="http://schemas.microsoft.com/office/drawing/2010/main">
             <w:pict w14:anchorId="53527BDA">
               <v:line id="Straight Connector 464572603" style="position:absolute;flip:y;z-index:251658272;visibility:visible;mso-wrap-style:square;mso-wrap-distance-left:9pt;mso-wrap-distance-top:0;mso-wrap-distance-right:9pt;mso-wrap-distance-bottom:0;mso-position-horizontal:left;mso-position-horizontal-relative:margin;mso-position-vertical:absolute;mso-position-vertical-relative:text" o:spid="_x0000_s1026" strokecolor="#0d0d0d [3069]" strokeweight=".5pt" from="0,27.95pt" to="476.55pt,29.55pt" w14:anchorId="5A286BEC" o:gfxdata="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">
                 <v:stroke joinstyle="miter"/>
@@ -24559,7 +25493,29 @@
           <w:sz w:val="24"/>
           <w:szCs w:val="24"/>
         </w:rPr>
-        <w:t>Allow robot to navigate in a unknown environment by avoiding collisions.</w:t>
+        <w:t xml:space="preserve">Allow robot to navigate in </w:t>
+      </w:r>
+      <w:proofErr w:type="gramStart"/>
+      <w:r>
+        <w:rPr>
+          <w:rFonts w:ascii="Arial Narrow" w:hAnsi="Arial Narrow"/>
+          <w:b/>
+          <w:bCs/>
+          <w:sz w:val="24"/>
+          <w:szCs w:val="24"/>
+        </w:rPr>
+        <w:t>a</w:t>
+      </w:r>
+      <w:proofErr w:type="gramEnd"/>
+      <w:r>
+        <w:rPr>
+          <w:rFonts w:ascii="Arial Narrow" w:hAnsi="Arial Narrow"/>
+          <w:b/>
+          <w:bCs/>
+          <w:sz w:val="24"/>
+          <w:szCs w:val="24"/>
+        </w:rPr>
+        <w:t xml:space="preserve"> unknown environment by avoiding collisions.</w:t>
       </w:r>
     </w:p>
     <w:p>
@@ -24925,7 +25881,7 @@
               </wp:anchor>
             </w:drawing>
           </mc:Choice>
-          <mc:Fallback xmlns:a14="http://schemas.microsoft.com/office/drawing/2010/main" xmlns:pic="http://schemas.openxmlformats.org/drawingml/2006/picture" xmlns:a="http://schemas.openxmlformats.org/drawingml/2006/main">
+          <mc:Fallback xmlns:a="http://schemas.openxmlformats.org/drawingml/2006/main" xmlns:pic="http://schemas.openxmlformats.org/drawingml/2006/picture" xmlns:a14="http://schemas.microsoft.com/office/drawing/2010/main">
             <w:pict w14:anchorId="5BF62050">
               <v:line id="Straight Connector 185685310" style="position:absolute;flip:y;z-index:251727906;visibility:visible;mso-wrap-style:square;mso-wrap-distance-left:9pt;mso-wrap-distance-top:0;mso-wrap-distance-right:9pt;mso-wrap-distance-bottom:0;mso-position-horizontal:left;mso-position-horizontal-relative:margin;mso-position-vertical:absolute;mso-position-vertical-relative:text" o:spid="_x0000_s1026" strokecolor="#0d0d0d [3069]" strokeweight=".5pt" from="0,25.65pt" to="476.6pt,27.25pt" w14:anchorId="0856FC69" o:gfxdata="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">
                 <v:stroke joinstyle="miter"/>
@@ -25041,7 +25997,7 @@
               </wp:anchor>
             </w:drawing>
           </mc:Choice>
-          <mc:Fallback xmlns:a14="http://schemas.microsoft.com/office/drawing/2010/main" xmlns:pic="http://schemas.openxmlformats.org/drawingml/2006/picture" xmlns:a="http://schemas.openxmlformats.org/drawingml/2006/main">
+          <mc:Fallback xmlns:a="http://schemas.openxmlformats.org/drawingml/2006/main" xmlns:pic="http://schemas.openxmlformats.org/drawingml/2006/picture" xmlns:a14="http://schemas.microsoft.com/office/drawing/2010/main">
             <w:pict w14:anchorId="64A7677C">
               <v:line id="Straight Connector 1929666100" style="position:absolute;flip:y;z-index:251658273;visibility:visible;mso-wrap-style:square;mso-wrap-distance-left:9pt;mso-wrap-distance-top:0;mso-wrap-distance-right:9pt;mso-wrap-distance-bottom:0;mso-position-horizontal:left;mso-position-horizontal-relative:margin;mso-position-vertical:absolute;mso-position-vertical-relative:text" o:spid="_x0000_s1026" strokecolor="#0d0d0d [3069]" strokeweight=".5pt" from="0,27.95pt" to="476.55pt,29.55pt" w14:anchorId="2F8FBABB" o:gfxdata="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">
                 <v:stroke joinstyle="miter"/>
@@ -25124,14 +26080,23 @@
           <w:sz w:val="28"/>
           <w:szCs w:val="28"/>
         </w:rPr>
-        <w:t>9.1 CONCLUSION</w:t>
-      </w:r>
+        <w:t xml:space="preserve">9.1 </w:t>
+      </w:r>
+      <w:proofErr w:type="gramStart"/>
       <w:r>
         <w:rPr>
           <w:rFonts w:ascii="Arial Black" w:hAnsi="Arial Black"/>
           <w:sz w:val="28"/>
           <w:szCs w:val="28"/>
         </w:rPr>
+        <w:t>CONCLUSION</w:t>
+      </w:r>
+      <w:r>
+        <w:rPr>
+          <w:rFonts w:ascii="Arial Black" w:hAnsi="Arial Black"/>
+          <w:sz w:val="28"/>
+          <w:szCs w:val="28"/>
+        </w:rPr>
         <w:t xml:space="preserve"> </w:t>
       </w:r>
       <w:r>
@@ -25140,7 +26105,16 @@
           <w:sz w:val="28"/>
           <w:szCs w:val="28"/>
         </w:rPr>
-        <w:t xml:space="preserve">: </w:t>
+        <w:t>:</w:t>
+      </w:r>
+      <w:proofErr w:type="gramEnd"/>
+      <w:r>
+        <w:rPr>
+          <w:rFonts w:ascii="Arial Black" w:hAnsi="Arial Black"/>
+          <w:sz w:val="28"/>
+          <w:szCs w:val="28"/>
+        </w:rPr>
+        <w:t xml:space="preserve"> </w:t>
       </w:r>
     </w:p>
     <w:p>
@@ -25318,7 +26292,7 @@
               </wp:anchor>
             </w:drawing>
           </mc:Choice>
-          <mc:Fallback xmlns:a14="http://schemas.microsoft.com/office/drawing/2010/main" xmlns:pic="http://schemas.openxmlformats.org/drawingml/2006/picture" xmlns:a="http://schemas.openxmlformats.org/drawingml/2006/main">
+          <mc:Fallback xmlns:a="http://schemas.openxmlformats.org/drawingml/2006/main" xmlns:pic="http://schemas.openxmlformats.org/drawingml/2006/picture" xmlns:a14="http://schemas.microsoft.com/office/drawing/2010/main">
             <w:pict w14:anchorId="020FFB1A">
               <v:line id="Straight Connector 657934350" style="position:absolute;flip:y;z-index:251773986;visibility:visible;mso-wrap-style:square;mso-wrap-distance-left:9pt;mso-wrap-distance-top:0;mso-wrap-distance-right:9pt;mso-wrap-distance-bottom:0;mso-position-horizontal:left;mso-position-horizontal-relative:margin;mso-position-vertical:absolute;mso-position-vertical-relative:text" o:spid="_x0000_s1026" strokecolor="#0d0d0d [3069]" strokeweight=".5pt" from="0,25.65pt" to="476.6pt,27.25pt" w14:anchorId="334E7127" o:gfxdata="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">
                 <v:stroke joinstyle="miter"/>
@@ -25434,7 +26408,7 @@
               </wp:anchor>
             </w:drawing>
           </mc:Choice>
-          <mc:Fallback xmlns:a14="http://schemas.microsoft.com/office/drawing/2010/main" xmlns:pic="http://schemas.openxmlformats.org/drawingml/2006/picture" xmlns:a="http://schemas.openxmlformats.org/drawingml/2006/main">
+          <mc:Fallback xmlns:a="http://schemas.openxmlformats.org/drawingml/2006/main" xmlns:pic="http://schemas.openxmlformats.org/drawingml/2006/picture" xmlns:a14="http://schemas.microsoft.com/office/drawing/2010/main">
             <w:pict w14:anchorId="40427648">
               <v:line id="Straight Connector 9019564" style="position:absolute;flip:y;z-index:251776034;visibility:visible;mso-wrap-style:square;mso-wrap-distance-left:9pt;mso-wrap-distance-top:0;mso-wrap-distance-right:9pt;mso-wrap-distance-bottom:0;mso-position-horizontal:left;mso-position-horizontal-relative:margin;mso-position-vertical:absolute;mso-position-vertical-relative:text" o:spid="_x0000_s1026" strokecolor="#0d0d0d [3069]" strokeweight=".5pt" from="0,27.95pt" to="476.55pt,29.55pt" w14:anchorId="6F47AE0C" o:gfxdata="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">
                 <v:stroke joinstyle="miter"/>
@@ -25559,8 +26533,9 @@
           <w:sz w:val="24"/>
           <w:szCs w:val="24"/>
         </w:rPr>
-        <w:t>2. Low</w:t>
-      </w:r>
+        <w:t xml:space="preserve">2. </w:t>
+      </w:r>
+      <w:proofErr w:type="gramStart"/>
       <w:r>
         <w:rPr>
           <w:rFonts w:ascii="Arial Narrow" w:hAnsi="Arial Narrow"/>
@@ -25569,6 +26544,16 @@
           <w:sz w:val="24"/>
           <w:szCs w:val="24"/>
         </w:rPr>
+        <w:t>Low</w:t>
+      </w:r>
+      <w:r>
+        <w:rPr>
+          <w:rFonts w:ascii="Arial Narrow" w:hAnsi="Arial Narrow"/>
+          <w:b/>
+          <w:bCs/>
+          <w:sz w:val="24"/>
+          <w:szCs w:val="24"/>
+        </w:rPr>
         <w:t xml:space="preserve"> </w:t>
       </w:r>
       <w:r>
@@ -25579,8 +26564,9 @@
           <w:sz w:val="24"/>
           <w:szCs w:val="24"/>
         </w:rPr>
-        <w:t>cost implementation</w:t>
-      </w:r>
+        <w:t>cost</w:t>
+      </w:r>
+      <w:proofErr w:type="gramEnd"/>
       <w:r>
         <w:rPr>
           <w:rFonts w:ascii="Arial Narrow" w:hAnsi="Arial Narrow"/>
@@ -25589,6 +26575,16 @@
           <w:sz w:val="24"/>
           <w:szCs w:val="24"/>
         </w:rPr>
+        <w:t xml:space="preserve"> implementation</w:t>
+      </w:r>
+      <w:r>
+        <w:rPr>
+          <w:rFonts w:ascii="Arial Narrow" w:hAnsi="Arial Narrow"/>
+          <w:b/>
+          <w:bCs/>
+          <w:sz w:val="24"/>
+          <w:szCs w:val="24"/>
+        </w:rPr>
         <w:t>.</w:t>
       </w:r>
     </w:p>
@@ -25682,8 +26678,9 @@
           <w:sz w:val="24"/>
           <w:szCs w:val="24"/>
         </w:rPr>
-        <w:t xml:space="preserve">5. Integration with lot and automation projects </w:t>
-      </w:r>
+        <w:t xml:space="preserve">5. Integration with lot and automation </w:t>
+      </w:r>
+      <w:proofErr w:type="gramStart"/>
       <w:r>
         <w:rPr>
           <w:rFonts w:ascii="Arial Narrow" w:hAnsi="Arial Narrow"/>
@@ -25692,8 +26689,19 @@
           <w:sz w:val="24"/>
           <w:szCs w:val="24"/>
         </w:rPr>
+        <w:t xml:space="preserve">projects </w:t>
+      </w:r>
+      <w:r>
+        <w:rPr>
+          <w:rFonts w:ascii="Arial Narrow" w:hAnsi="Arial Narrow"/>
+          <w:b/>
+          <w:bCs/>
+          <w:sz w:val="24"/>
+          <w:szCs w:val="24"/>
+        </w:rPr>
         <w:t>.</w:t>
       </w:r>
+      <w:proofErr w:type="gramEnd"/>
     </w:p>
     <w:p>
       <w:pPr>
@@ -25921,7 +26929,7 @@
               </wp:anchor>
             </w:drawing>
           </mc:Choice>
-          <mc:Fallback xmlns:a14="http://schemas.microsoft.com/office/drawing/2010/main" xmlns:pic="http://schemas.openxmlformats.org/drawingml/2006/picture" xmlns:a="http://schemas.openxmlformats.org/drawingml/2006/main">
+          <mc:Fallback xmlns:a="http://schemas.openxmlformats.org/drawingml/2006/main" xmlns:pic="http://schemas.openxmlformats.org/drawingml/2006/picture" xmlns:a14="http://schemas.microsoft.com/office/drawing/2010/main">
             <w:pict w14:anchorId="7B78DBBD">
               <v:line id="Straight Connector 1458582091" style="position:absolute;flip:y;z-index:251729954;visibility:visible;mso-wrap-style:square;mso-wrap-distance-left:9pt;mso-wrap-distance-top:0;mso-wrap-distance-right:9pt;mso-wrap-distance-bottom:0;mso-position-horizontal:left;mso-position-horizontal-relative:margin;mso-position-vertical:absolute;mso-position-vertical-relative:text" o:spid="_x0000_s1026" strokecolor="#0d0d0d [3069]" strokeweight=".5pt" from="0,25.65pt" to="476.6pt,27.25pt" w14:anchorId="1DC05E5C" o:gfxdata="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">
                 <v:stroke joinstyle="miter"/>
@@ -26048,7 +27056,7 @@
               </wp:anchor>
             </w:drawing>
           </mc:Choice>
-          <mc:Fallback xmlns:a14="http://schemas.microsoft.com/office/drawing/2010/main" xmlns:pic="http://schemas.openxmlformats.org/drawingml/2006/picture" xmlns:a="http://schemas.openxmlformats.org/drawingml/2006/main">
+          <mc:Fallback xmlns:a="http://schemas.openxmlformats.org/drawingml/2006/main" xmlns:pic="http://schemas.openxmlformats.org/drawingml/2006/picture" xmlns:a14="http://schemas.microsoft.com/office/drawing/2010/main">
             <w:pict w14:anchorId="25A50312">
               <v:line id="Straight Connector 1569477015" style="position:absolute;flip:y;z-index:251658274;visibility:visible;mso-wrap-style:square;mso-wrap-distance-left:9pt;mso-wrap-distance-top:0;mso-wrap-distance-right:9pt;mso-wrap-distance-bottom:0;mso-position-horizontal:left;mso-position-horizontal-relative:margin;mso-position-vertical:absolute;mso-position-vertical-relative:text" o:spid="_x0000_s1026" strokecolor="#0d0d0d [3069]" strokeweight=".5pt" from="0,27.95pt" to="476.55pt,29.55pt" w14:anchorId="7C41C92C" o:gfxdata="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">
                 <v:stroke joinstyle="miter"/>
@@ -26080,6 +27088,7 @@
           <w:szCs w:val="28"/>
         </w:rPr>
       </w:pPr>
+      <w:proofErr w:type="gramStart"/>
       <w:r>
         <w:rPr>
           <w:rFonts w:ascii="Arial Black" w:hAnsi="Arial Black"/>
@@ -26100,6 +27109,7 @@
         </w:rPr>
         <w:t xml:space="preserve"> :</w:t>
       </w:r>
+      <w:proofErr w:type="gramEnd"/>
     </w:p>
     <w:p>
       <w:pPr>
@@ -26602,7 +27612,29 @@
           <w:sz w:val="16"/>
           <w:szCs w:val="16"/>
         </w:rPr>
-        <w:t>void setup() {</w:t>
+        <w:t xml:space="preserve">void </w:t>
+      </w:r>
+      <w:proofErr w:type="gramStart"/>
+      <w:r>
+        <w:rPr>
+          <w:rFonts w:ascii="Arial Narrow" w:hAnsi="Arial Narrow"/>
+          <w:b/>
+          <w:bCs/>
+          <w:sz w:val="16"/>
+          <w:szCs w:val="16"/>
+        </w:rPr>
+        <w:t>setup(</w:t>
+      </w:r>
+      <w:proofErr w:type="gramEnd"/>
+      <w:r>
+        <w:rPr>
+          <w:rFonts w:ascii="Arial Narrow" w:hAnsi="Arial Narrow"/>
+          <w:b/>
+          <w:bCs/>
+          <w:sz w:val="16"/>
+          <w:szCs w:val="16"/>
+        </w:rPr>
+        <w:t>) {</w:t>
       </w:r>
     </w:p>
     <w:p>
@@ -26644,28 +27676,72 @@
           <w:sz w:val="16"/>
           <w:szCs w:val="16"/>
         </w:rPr>
-        <w:t xml:space="preserve">  pinMode(Trig, OUTPUT);</w:t>
-      </w:r>
-    </w:p>
-    <w:p>
-      <w:pPr>
-        <w:rPr>
-          <w:rFonts w:ascii="Arial Narrow" w:hAnsi="Arial Narrow"/>
-          <w:b/>
-          <w:bCs/>
-          <w:sz w:val="16"/>
-          <w:szCs w:val="16"/>
-        </w:rPr>
-      </w:pPr>
-      <w:r>
-        <w:rPr>
-          <w:rFonts w:ascii="Arial Narrow" w:hAnsi="Arial Narrow"/>
-          <w:b/>
-          <w:bCs/>
-          <w:sz w:val="16"/>
-          <w:szCs w:val="16"/>
-        </w:rPr>
-        <w:t xml:space="preserve">  pinMode(Echo, INPUT);</w:t>
+        <w:t xml:space="preserve">  </w:t>
+      </w:r>
+      <w:proofErr w:type="gramStart"/>
+      <w:r>
+        <w:rPr>
+          <w:rFonts w:ascii="Arial Narrow" w:hAnsi="Arial Narrow"/>
+          <w:b/>
+          <w:bCs/>
+          <w:sz w:val="16"/>
+          <w:szCs w:val="16"/>
+        </w:rPr>
+        <w:t>pinMode(</w:t>
+      </w:r>
+      <w:proofErr w:type="gramEnd"/>
+      <w:r>
+        <w:rPr>
+          <w:rFonts w:ascii="Arial Narrow" w:hAnsi="Arial Narrow"/>
+          <w:b/>
+          <w:bCs/>
+          <w:sz w:val="16"/>
+          <w:szCs w:val="16"/>
+        </w:rPr>
+        <w:t>Trig, OUTPUT);</w:t>
+      </w:r>
+    </w:p>
+    <w:p>
+      <w:pPr>
+        <w:rPr>
+          <w:rFonts w:ascii="Arial Narrow" w:hAnsi="Arial Narrow"/>
+          <w:b/>
+          <w:bCs/>
+          <w:sz w:val="16"/>
+          <w:szCs w:val="16"/>
+        </w:rPr>
+      </w:pPr>
+      <w:r>
+        <w:rPr>
+          <w:rFonts w:ascii="Arial Narrow" w:hAnsi="Arial Narrow"/>
+          <w:b/>
+          <w:bCs/>
+          <w:sz w:val="16"/>
+          <w:szCs w:val="16"/>
+        </w:rPr>
+        <w:t xml:space="preserve">  </w:t>
+      </w:r>
+      <w:proofErr w:type="gramStart"/>
+      <w:r>
+        <w:rPr>
+          <w:rFonts w:ascii="Arial Narrow" w:hAnsi="Arial Narrow"/>
+          <w:b/>
+          <w:bCs/>
+          <w:sz w:val="16"/>
+          <w:szCs w:val="16"/>
+        </w:rPr>
+        <w:t>pinMode(</w:t>
+      </w:r>
+      <w:proofErr w:type="gramEnd"/>
+      <w:r>
+        <w:rPr>
+          <w:rFonts w:ascii="Arial Narrow" w:hAnsi="Arial Narrow"/>
+          <w:b/>
+          <w:bCs/>
+          <w:sz w:val="16"/>
+          <w:szCs w:val="16"/>
+        </w:rPr>
+        <w:t>Echo, INPUT);</w:t>
       </w:r>
     </w:p>
     <w:p>
@@ -26744,7 +27820,7 @@
               </wp:anchor>
             </w:drawing>
           </mc:Choice>
-          <mc:Fallback xmlns:a14="http://schemas.microsoft.com/office/drawing/2010/main" xmlns:pic="http://schemas.openxmlformats.org/drawingml/2006/picture" xmlns:a="http://schemas.openxmlformats.org/drawingml/2006/main">
+          <mc:Fallback xmlns:a="http://schemas.openxmlformats.org/drawingml/2006/main" xmlns:pic="http://schemas.openxmlformats.org/drawingml/2006/picture" xmlns:a14="http://schemas.microsoft.com/office/drawing/2010/main">
             <w:pict w14:anchorId="344852DB">
               <v:line id="Straight Connector 1667412029" style="position:absolute;flip:y;z-index:251766818;visibility:visible;mso-wrap-style:square;mso-wrap-distance-left:9pt;mso-wrap-distance-top:0;mso-wrap-distance-right:9pt;mso-wrap-distance-bottom:0;mso-position-horizontal:absolute;mso-position-horizontal-relative:margin;mso-position-vertical:absolute;mso-position-vertical-relative:text" o:spid="_x0000_s1026" strokecolor="#0d0d0d [3069]" strokeweight=".5pt" from="0,0" to="476.6pt,1.6pt" w14:anchorId="2FA7D017" o:gfxdata="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">
                 <v:stroke joinstyle="miter"/>
@@ -26868,7 +27944,7 @@
               </wp:anchor>
             </w:drawing>
           </mc:Choice>
-          <mc:Fallback xmlns:a14="http://schemas.microsoft.com/office/drawing/2010/main" xmlns:pic="http://schemas.openxmlformats.org/drawingml/2006/picture" xmlns:a="http://schemas.openxmlformats.org/drawingml/2006/main">
+          <mc:Fallback xmlns:a="http://schemas.openxmlformats.org/drawingml/2006/main" xmlns:pic="http://schemas.openxmlformats.org/drawingml/2006/picture" xmlns:a14="http://schemas.microsoft.com/office/drawing/2010/main">
             <w:pict w14:anchorId="3E2ED347">
               <v:line id="Straight Connector 1054732236" style="position:absolute;flip:y;z-index:251732002;visibility:visible;mso-wrap-style:square;mso-wrap-distance-left:9pt;mso-wrap-distance-top:0;mso-wrap-distance-right:9pt;mso-wrap-distance-bottom:0;mso-position-horizontal:left;mso-position-horizontal-relative:margin;mso-position-vertical:absolute;mso-position-vertical-relative:text" o:spid="_x0000_s1026" strokecolor="#0d0d0d [3069]" strokeweight=".5pt" from="0,27.95pt" to="476.55pt,29.55pt" w14:anchorId="66258BB1" o:gfxdata="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">
                 <v:stroke joinstyle="miter"/>
@@ -26902,36 +27978,70 @@
           <w:szCs w:val="16"/>
         </w:rPr>
       </w:pPr>
-      <w:r>
-        <w:rPr>
-          <w:rFonts w:ascii="Arial Narrow" w:hAnsi="Arial Narrow"/>
-          <w:b/>
-          <w:bCs/>
-          <w:sz w:val="16"/>
-          <w:szCs w:val="16"/>
-        </w:rPr>
-        <w:t>servo.attach(motor</w:t>
-      </w:r>
-    </w:p>
-    <w:p>
-      <w:pPr>
-        <w:rPr>
-          <w:rFonts w:ascii="Arial Narrow" w:hAnsi="Arial Narrow"/>
-          <w:b/>
-          <w:bCs/>
-          <w:sz w:val="16"/>
-          <w:szCs w:val="16"/>
-        </w:rPr>
-      </w:pPr>
-      <w:r>
-        <w:rPr>
-          <w:rFonts w:ascii="Arial Narrow" w:hAnsi="Arial Narrow"/>
-          <w:b/>
-          <w:bCs/>
-          <w:sz w:val="16"/>
-          <w:szCs w:val="16"/>
-        </w:rPr>
-        <w:t xml:space="preserve">  M1.setSpeed(Speed);</w:t>
+      <w:proofErr w:type="gramStart"/>
+      <w:r>
+        <w:rPr>
+          <w:rFonts w:ascii="Arial Narrow" w:hAnsi="Arial Narrow"/>
+          <w:b/>
+          <w:bCs/>
+          <w:sz w:val="16"/>
+          <w:szCs w:val="16"/>
+        </w:rPr>
+        <w:t>servo.attach</w:t>
+      </w:r>
+      <w:proofErr w:type="gramEnd"/>
+      <w:r>
+        <w:rPr>
+          <w:rFonts w:ascii="Arial Narrow" w:hAnsi="Arial Narrow"/>
+          <w:b/>
+          <w:bCs/>
+          <w:sz w:val="16"/>
+          <w:szCs w:val="16"/>
+        </w:rPr>
+        <w:t>(motor</w:t>
+      </w:r>
+    </w:p>
+    <w:p>
+      <w:pPr>
+        <w:rPr>
+          <w:rFonts w:ascii="Arial Narrow" w:hAnsi="Arial Narrow"/>
+          <w:b/>
+          <w:bCs/>
+          <w:sz w:val="16"/>
+          <w:szCs w:val="16"/>
+        </w:rPr>
+      </w:pPr>
+      <w:r>
+        <w:rPr>
+          <w:rFonts w:ascii="Arial Narrow" w:hAnsi="Arial Narrow"/>
+          <w:b/>
+          <w:bCs/>
+          <w:sz w:val="16"/>
+          <w:szCs w:val="16"/>
+        </w:rPr>
+        <w:t xml:space="preserve">  M</w:t>
+      </w:r>
+      <w:proofErr w:type="gramStart"/>
+      <w:r>
+        <w:rPr>
+          <w:rFonts w:ascii="Arial Narrow" w:hAnsi="Arial Narrow"/>
+          <w:b/>
+          <w:bCs/>
+          <w:sz w:val="16"/>
+          <w:szCs w:val="16"/>
+        </w:rPr>
+        <w:t>1.setSpeed</w:t>
+      </w:r>
+      <w:proofErr w:type="gramEnd"/>
+      <w:r>
+        <w:rPr>
+          <w:rFonts w:ascii="Arial Narrow" w:hAnsi="Arial Narrow"/>
+          <w:b/>
+          <w:bCs/>
+          <w:sz w:val="16"/>
+          <w:szCs w:val="16"/>
+        </w:rPr>
+        <w:t>(Speed);</w:t>
       </w:r>
       <w:r>
         <w:rPr>
@@ -26972,49 +28082,115 @@
           <w:sz w:val="16"/>
           <w:szCs w:val="16"/>
         </w:rPr>
-        <w:t>M2.setSpeed(Speed);</w:t>
-      </w:r>
-    </w:p>
-    <w:p>
-      <w:pPr>
-        <w:rPr>
-          <w:rFonts w:ascii="Arial Narrow" w:hAnsi="Arial Narrow"/>
-          <w:b/>
-          <w:bCs/>
-          <w:sz w:val="16"/>
-          <w:szCs w:val="16"/>
-        </w:rPr>
-      </w:pPr>
-      <w:r>
-        <w:rPr>
-          <w:rFonts w:ascii="Arial Narrow" w:hAnsi="Arial Narrow"/>
-          <w:b/>
-          <w:bCs/>
-          <w:sz w:val="16"/>
-          <w:szCs w:val="16"/>
-        </w:rPr>
-        <w:t xml:space="preserve">  M3.setSpeed(Speed);</w:t>
-      </w:r>
-    </w:p>
-    <w:p>
-      <w:pPr>
-        <w:rPr>
-          <w:rFonts w:ascii="Arial Narrow" w:hAnsi="Arial Narrow"/>
-          <w:b/>
-          <w:bCs/>
-          <w:sz w:val="16"/>
-          <w:szCs w:val="16"/>
-        </w:rPr>
-      </w:pPr>
-      <w:r>
-        <w:rPr>
-          <w:rFonts w:ascii="Arial Narrow" w:hAnsi="Arial Narrow"/>
-          <w:b/>
-          <w:bCs/>
-          <w:sz w:val="16"/>
-          <w:szCs w:val="16"/>
-        </w:rPr>
-        <w:t xml:space="preserve">  M4.setSpeed(Speed);</w:t>
+        <w:t>M</w:t>
+      </w:r>
+      <w:proofErr w:type="gramStart"/>
+      <w:r>
+        <w:rPr>
+          <w:rFonts w:ascii="Arial Narrow" w:hAnsi="Arial Narrow"/>
+          <w:b/>
+          <w:bCs/>
+          <w:sz w:val="16"/>
+          <w:szCs w:val="16"/>
+        </w:rPr>
+        <w:t>2.setSpeed</w:t>
+      </w:r>
+      <w:proofErr w:type="gramEnd"/>
+      <w:r>
+        <w:rPr>
+          <w:rFonts w:ascii="Arial Narrow" w:hAnsi="Arial Narrow"/>
+          <w:b/>
+          <w:bCs/>
+          <w:sz w:val="16"/>
+          <w:szCs w:val="16"/>
+        </w:rPr>
+        <w:t>(Speed);</w:t>
+      </w:r>
+    </w:p>
+    <w:p>
+      <w:pPr>
+        <w:rPr>
+          <w:rFonts w:ascii="Arial Narrow" w:hAnsi="Arial Narrow"/>
+          <w:b/>
+          <w:bCs/>
+          <w:sz w:val="16"/>
+          <w:szCs w:val="16"/>
+        </w:rPr>
+      </w:pPr>
+      <w:r>
+        <w:rPr>
+          <w:rFonts w:ascii="Arial Narrow" w:hAnsi="Arial Narrow"/>
+          <w:b/>
+          <w:bCs/>
+          <w:sz w:val="16"/>
+          <w:szCs w:val="16"/>
+        </w:rPr>
+        <w:t xml:space="preserve">  M</w:t>
+      </w:r>
+      <w:proofErr w:type="gramStart"/>
+      <w:r>
+        <w:rPr>
+          <w:rFonts w:ascii="Arial Narrow" w:hAnsi="Arial Narrow"/>
+          <w:b/>
+          <w:bCs/>
+          <w:sz w:val="16"/>
+          <w:szCs w:val="16"/>
+        </w:rPr>
+        <w:t>3.setSpeed</w:t>
+      </w:r>
+      <w:proofErr w:type="gramEnd"/>
+      <w:r>
+        <w:rPr>
+          <w:rFonts w:ascii="Arial Narrow" w:hAnsi="Arial Narrow"/>
+          <w:b/>
+          <w:bCs/>
+          <w:sz w:val="16"/>
+          <w:szCs w:val="16"/>
+        </w:rPr>
+        <w:t>(Speed);</w:t>
+      </w:r>
+    </w:p>
+    <w:p>
+      <w:pPr>
+        <w:rPr>
+          <w:rFonts w:ascii="Arial Narrow" w:hAnsi="Arial Narrow"/>
+          <w:b/>
+          <w:bCs/>
+          <w:sz w:val="16"/>
+          <w:szCs w:val="16"/>
+        </w:rPr>
+      </w:pPr>
+      <w:r>
+        <w:rPr>
+          <w:rFonts w:ascii="Arial Narrow" w:hAnsi="Arial Narrow"/>
+          <w:b/>
+          <w:bCs/>
+          <w:sz w:val="16"/>
+          <w:szCs w:val="16"/>
+        </w:rPr>
+        <w:t xml:space="preserve">  M</w:t>
+      </w:r>
+      <w:proofErr w:type="gramStart"/>
+      <w:r>
+        <w:rPr>
+          <w:rFonts w:ascii="Arial Narrow" w:hAnsi="Arial Narrow"/>
+          <w:b/>
+          <w:bCs/>
+          <w:sz w:val="16"/>
+          <w:szCs w:val="16"/>
+        </w:rPr>
+        <w:t>4.setSpeed</w:t>
+      </w:r>
+      <w:proofErr w:type="gramEnd"/>
+      <w:r>
+        <w:rPr>
+          <w:rFonts w:ascii="Arial Narrow" w:hAnsi="Arial Narrow"/>
+          <w:b/>
+          <w:bCs/>
+          <w:sz w:val="16"/>
+          <w:szCs w:val="16"/>
+        </w:rPr>
+        <w:t>(Speed);</w:t>
       </w:r>
     </w:p>
     <w:p>
@@ -27056,70 +28232,158 @@
           <w:sz w:val="16"/>
           <w:szCs w:val="16"/>
         </w:rPr>
-        <w:t>void loop() {</w:t>
-      </w:r>
-    </w:p>
-    <w:p>
-      <w:pPr>
-        <w:rPr>
-          <w:rFonts w:ascii="Arial Narrow" w:hAnsi="Arial Narrow"/>
-          <w:b/>
-          <w:bCs/>
-          <w:sz w:val="16"/>
-          <w:szCs w:val="16"/>
-        </w:rPr>
-      </w:pPr>
-      <w:r>
-        <w:rPr>
-          <w:rFonts w:ascii="Arial Narrow" w:hAnsi="Arial Narrow"/>
-          <w:b/>
-          <w:bCs/>
-          <w:sz w:val="16"/>
-          <w:szCs w:val="16"/>
-        </w:rPr>
-        <w:t xml:space="preserve">  //Obstacle();</w:t>
-      </w:r>
-    </w:p>
-    <w:p>
-      <w:pPr>
-        <w:rPr>
-          <w:rFonts w:ascii="Arial Narrow" w:hAnsi="Arial Narrow"/>
-          <w:b/>
-          <w:bCs/>
-          <w:sz w:val="16"/>
-          <w:szCs w:val="16"/>
-        </w:rPr>
-      </w:pPr>
-      <w:r>
-        <w:rPr>
-          <w:rFonts w:ascii="Arial Narrow" w:hAnsi="Arial Narrow"/>
-          <w:b/>
-          <w:bCs/>
-          <w:sz w:val="16"/>
-          <w:szCs w:val="16"/>
-        </w:rPr>
-        <w:t xml:space="preserve">  //Bluetoothcontrol();</w:t>
-      </w:r>
-    </w:p>
-    <w:p>
-      <w:pPr>
-        <w:rPr>
-          <w:rFonts w:ascii="Arial Narrow" w:hAnsi="Arial Narrow"/>
-          <w:b/>
-          <w:bCs/>
-          <w:sz w:val="16"/>
-          <w:szCs w:val="16"/>
-        </w:rPr>
-      </w:pPr>
-      <w:r>
-        <w:rPr>
-          <w:rFonts w:ascii="Arial Narrow" w:hAnsi="Arial Narrow"/>
-          <w:b/>
-          <w:bCs/>
-          <w:sz w:val="16"/>
-          <w:szCs w:val="16"/>
-        </w:rPr>
-        <w:t xml:space="preserve">  //voicecontrol();</w:t>
+        <w:t xml:space="preserve">void </w:t>
+      </w:r>
+      <w:proofErr w:type="gramStart"/>
+      <w:r>
+        <w:rPr>
+          <w:rFonts w:ascii="Arial Narrow" w:hAnsi="Arial Narrow"/>
+          <w:b/>
+          <w:bCs/>
+          <w:sz w:val="16"/>
+          <w:szCs w:val="16"/>
+        </w:rPr>
+        <w:t>loop(</w:t>
+      </w:r>
+      <w:proofErr w:type="gramEnd"/>
+      <w:r>
+        <w:rPr>
+          <w:rFonts w:ascii="Arial Narrow" w:hAnsi="Arial Narrow"/>
+          <w:b/>
+          <w:bCs/>
+          <w:sz w:val="16"/>
+          <w:szCs w:val="16"/>
+        </w:rPr>
+        <w:t>) {</w:t>
+      </w:r>
+    </w:p>
+    <w:p>
+      <w:pPr>
+        <w:rPr>
+          <w:rFonts w:ascii="Arial Narrow" w:hAnsi="Arial Narrow"/>
+          <w:b/>
+          <w:bCs/>
+          <w:sz w:val="16"/>
+          <w:szCs w:val="16"/>
+        </w:rPr>
+      </w:pPr>
+      <w:r>
+        <w:rPr>
+          <w:rFonts w:ascii="Arial Narrow" w:hAnsi="Arial Narrow"/>
+          <w:b/>
+          <w:bCs/>
+          <w:sz w:val="16"/>
+          <w:szCs w:val="16"/>
+        </w:rPr>
+        <w:t xml:space="preserve">  //</w:t>
+      </w:r>
+      <w:proofErr w:type="gramStart"/>
+      <w:r>
+        <w:rPr>
+          <w:rFonts w:ascii="Arial Narrow" w:hAnsi="Arial Narrow"/>
+          <w:b/>
+          <w:bCs/>
+          <w:sz w:val="16"/>
+          <w:szCs w:val="16"/>
+        </w:rPr>
+        <w:t>Obstacle(</w:t>
+      </w:r>
+      <w:proofErr w:type="gramEnd"/>
+      <w:r>
+        <w:rPr>
+          <w:rFonts w:ascii="Arial Narrow" w:hAnsi="Arial Narrow"/>
+          <w:b/>
+          <w:bCs/>
+          <w:sz w:val="16"/>
+          <w:szCs w:val="16"/>
+        </w:rPr>
+        <w:t>);</w:t>
+      </w:r>
+    </w:p>
+    <w:p>
+      <w:pPr>
+        <w:rPr>
+          <w:rFonts w:ascii="Arial Narrow" w:hAnsi="Arial Narrow"/>
+          <w:b/>
+          <w:bCs/>
+          <w:sz w:val="16"/>
+          <w:szCs w:val="16"/>
+        </w:rPr>
+      </w:pPr>
+      <w:r>
+        <w:rPr>
+          <w:rFonts w:ascii="Arial Narrow" w:hAnsi="Arial Narrow"/>
+          <w:b/>
+          <w:bCs/>
+          <w:sz w:val="16"/>
+          <w:szCs w:val="16"/>
+        </w:rPr>
+        <w:t xml:space="preserve">  //</w:t>
+      </w:r>
+      <w:proofErr w:type="gramStart"/>
+      <w:r>
+        <w:rPr>
+          <w:rFonts w:ascii="Arial Narrow" w:hAnsi="Arial Narrow"/>
+          <w:b/>
+          <w:bCs/>
+          <w:sz w:val="16"/>
+          <w:szCs w:val="16"/>
+        </w:rPr>
+        <w:t>Bluetoothcontrol(</w:t>
+      </w:r>
+      <w:proofErr w:type="gramEnd"/>
+      <w:r>
+        <w:rPr>
+          <w:rFonts w:ascii="Arial Narrow" w:hAnsi="Arial Narrow"/>
+          <w:b/>
+          <w:bCs/>
+          <w:sz w:val="16"/>
+          <w:szCs w:val="16"/>
+        </w:rPr>
+        <w:t>);</w:t>
+      </w:r>
+    </w:p>
+    <w:p>
+      <w:pPr>
+        <w:rPr>
+          <w:rFonts w:ascii="Arial Narrow" w:hAnsi="Arial Narrow"/>
+          <w:b/>
+          <w:bCs/>
+          <w:sz w:val="16"/>
+          <w:szCs w:val="16"/>
+        </w:rPr>
+      </w:pPr>
+      <w:r>
+        <w:rPr>
+          <w:rFonts w:ascii="Arial Narrow" w:hAnsi="Arial Narrow"/>
+          <w:b/>
+          <w:bCs/>
+          <w:sz w:val="16"/>
+          <w:szCs w:val="16"/>
+        </w:rPr>
+        <w:t xml:space="preserve">  //</w:t>
+      </w:r>
+      <w:proofErr w:type="gramStart"/>
+      <w:r>
+        <w:rPr>
+          <w:rFonts w:ascii="Arial Narrow" w:hAnsi="Arial Narrow"/>
+          <w:b/>
+          <w:bCs/>
+          <w:sz w:val="16"/>
+          <w:szCs w:val="16"/>
+        </w:rPr>
+        <w:t>voicecontrol(</w:t>
+      </w:r>
+      <w:proofErr w:type="gramEnd"/>
+      <w:r>
+        <w:rPr>
+          <w:rFonts w:ascii="Arial Narrow" w:hAnsi="Arial Narrow"/>
+          <w:b/>
+          <w:bCs/>
+          <w:sz w:val="16"/>
+          <w:szCs w:val="16"/>
+        </w:rPr>
+        <w:t>);</w:t>
       </w:r>
     </w:p>
     <w:p>
@@ -27161,7 +28425,29 @@
           <w:sz w:val="16"/>
           <w:szCs w:val="16"/>
         </w:rPr>
-        <w:t>void Bluetoothcontrol() {</w:t>
+        <w:t xml:space="preserve">void </w:t>
+      </w:r>
+      <w:proofErr w:type="gramStart"/>
+      <w:r>
+        <w:rPr>
+          <w:rFonts w:ascii="Arial Narrow" w:hAnsi="Arial Narrow"/>
+          <w:b/>
+          <w:bCs/>
+          <w:sz w:val="16"/>
+          <w:szCs w:val="16"/>
+        </w:rPr>
+        <w:t>Bluetoothcontrol(</w:t>
+      </w:r>
+      <w:proofErr w:type="gramEnd"/>
+      <w:r>
+        <w:rPr>
+          <w:rFonts w:ascii="Arial Narrow" w:hAnsi="Arial Narrow"/>
+          <w:b/>
+          <w:bCs/>
+          <w:sz w:val="16"/>
+          <w:szCs w:val="16"/>
+        </w:rPr>
+        <w:t>) {</w:t>
       </w:r>
     </w:p>
     <w:p>
@@ -27287,7 +28573,29 @@
           <w:sz w:val="16"/>
           <w:szCs w:val="16"/>
         </w:rPr>
-        <w:t xml:space="preserve">    forward();</w:t>
+        <w:t xml:space="preserve">    </w:t>
+      </w:r>
+      <w:proofErr w:type="gramStart"/>
+      <w:r>
+        <w:rPr>
+          <w:rFonts w:ascii="Arial Narrow" w:hAnsi="Arial Narrow"/>
+          <w:b/>
+          <w:bCs/>
+          <w:sz w:val="16"/>
+          <w:szCs w:val="16"/>
+        </w:rPr>
+        <w:t>forward(</w:t>
+      </w:r>
+      <w:proofErr w:type="gramEnd"/>
+      <w:r>
+        <w:rPr>
+          <w:rFonts w:ascii="Arial Narrow" w:hAnsi="Arial Narrow"/>
+          <w:b/>
+          <w:bCs/>
+          <w:sz w:val="16"/>
+          <w:szCs w:val="16"/>
+        </w:rPr>
+        <w:t>);</w:t>
       </w:r>
     </w:p>
     <w:p>
@@ -27329,7 +28637,29 @@
           <w:sz w:val="16"/>
           <w:szCs w:val="16"/>
         </w:rPr>
-        <w:t xml:space="preserve">    backward();</w:t>
+        <w:t xml:space="preserve">    </w:t>
+      </w:r>
+      <w:proofErr w:type="gramStart"/>
+      <w:r>
+        <w:rPr>
+          <w:rFonts w:ascii="Arial Narrow" w:hAnsi="Arial Narrow"/>
+          <w:b/>
+          <w:bCs/>
+          <w:sz w:val="16"/>
+          <w:szCs w:val="16"/>
+        </w:rPr>
+        <w:t>backward(</w:t>
+      </w:r>
+      <w:proofErr w:type="gramEnd"/>
+      <w:r>
+        <w:rPr>
+          <w:rFonts w:ascii="Arial Narrow" w:hAnsi="Arial Narrow"/>
+          <w:b/>
+          <w:bCs/>
+          <w:sz w:val="16"/>
+          <w:szCs w:val="16"/>
+        </w:rPr>
+        <w:t>);</w:t>
       </w:r>
     </w:p>
     <w:p>
@@ -27371,7 +28701,29 @@
           <w:sz w:val="16"/>
           <w:szCs w:val="16"/>
         </w:rPr>
-        <w:t xml:space="preserve">    left();</w:t>
+        <w:t xml:space="preserve">    </w:t>
+      </w:r>
+      <w:proofErr w:type="gramStart"/>
+      <w:r>
+        <w:rPr>
+          <w:rFonts w:ascii="Arial Narrow" w:hAnsi="Arial Narrow"/>
+          <w:b/>
+          <w:bCs/>
+          <w:sz w:val="16"/>
+          <w:szCs w:val="16"/>
+        </w:rPr>
+        <w:t>left(</w:t>
+      </w:r>
+      <w:proofErr w:type="gramEnd"/>
+      <w:r>
+        <w:rPr>
+          <w:rFonts w:ascii="Arial Narrow" w:hAnsi="Arial Narrow"/>
+          <w:b/>
+          <w:bCs/>
+          <w:sz w:val="16"/>
+          <w:szCs w:val="16"/>
+        </w:rPr>
+        <w:t>);</w:t>
       </w:r>
     </w:p>
     <w:p>
@@ -27413,7 +28765,29 @@
           <w:sz w:val="16"/>
           <w:szCs w:val="16"/>
         </w:rPr>
-        <w:t xml:space="preserve">    right();</w:t>
+        <w:t xml:space="preserve">    </w:t>
+      </w:r>
+      <w:proofErr w:type="gramStart"/>
+      <w:r>
+        <w:rPr>
+          <w:rFonts w:ascii="Arial Narrow" w:hAnsi="Arial Narrow"/>
+          <w:b/>
+          <w:bCs/>
+          <w:sz w:val="16"/>
+          <w:szCs w:val="16"/>
+        </w:rPr>
+        <w:t>right(</w:t>
+      </w:r>
+      <w:proofErr w:type="gramEnd"/>
+      <w:r>
+        <w:rPr>
+          <w:rFonts w:ascii="Arial Narrow" w:hAnsi="Arial Narrow"/>
+          <w:b/>
+          <w:bCs/>
+          <w:sz w:val="16"/>
+          <w:szCs w:val="16"/>
+        </w:rPr>
+        <w:t>);</w:t>
       </w:r>
     </w:p>
     <w:p>
@@ -27455,7 +28829,29 @@
           <w:sz w:val="16"/>
           <w:szCs w:val="16"/>
         </w:rPr>
-        <w:t xml:space="preserve">    Stop();</w:t>
+        <w:t xml:space="preserve">    </w:t>
+      </w:r>
+      <w:proofErr w:type="gramStart"/>
+      <w:r>
+        <w:rPr>
+          <w:rFonts w:ascii="Arial Narrow" w:hAnsi="Arial Narrow"/>
+          <w:b/>
+          <w:bCs/>
+          <w:sz w:val="16"/>
+          <w:szCs w:val="16"/>
+        </w:rPr>
+        <w:t>Stop(</w:t>
+      </w:r>
+      <w:proofErr w:type="gramEnd"/>
+      <w:r>
+        <w:rPr>
+          <w:rFonts w:ascii="Arial Narrow" w:hAnsi="Arial Narrow"/>
+          <w:b/>
+          <w:bCs/>
+          <w:sz w:val="16"/>
+          <w:szCs w:val="16"/>
+        </w:rPr>
+        <w:t>);</w:t>
       </w:r>
     </w:p>
     <w:p>
@@ -27553,7 +28949,7 @@
               </wp:anchor>
             </w:drawing>
           </mc:Choice>
-          <mc:Fallback xmlns:a14="http://schemas.microsoft.com/office/drawing/2010/main" xmlns:pic="http://schemas.openxmlformats.org/drawingml/2006/picture" xmlns:a="http://schemas.openxmlformats.org/drawingml/2006/main">
+          <mc:Fallback xmlns:a="http://schemas.openxmlformats.org/drawingml/2006/main" xmlns:pic="http://schemas.openxmlformats.org/drawingml/2006/picture" xmlns:a14="http://schemas.microsoft.com/office/drawing/2010/main">
             <w:pict w14:anchorId="0008A8E8">
               <v:line id="Straight Connector 1447071872" style="position:absolute;flip:y;z-index:251736098;visibility:visible;mso-wrap-style:square;mso-wrap-distance-left:9pt;mso-wrap-distance-top:0;mso-wrap-distance-right:9pt;mso-wrap-distance-bottom:0;mso-position-horizontal:left;mso-position-horizontal-relative:margin;mso-position-vertical:absolute;mso-position-vertical-relative:text" o:spid="_x0000_s1026" strokecolor="#0d0d0d [3069]" strokeweight=".5pt" from="0,17.5pt" to="476.6pt,19.1pt" w14:anchorId="7A5D0FCE" o:gfxdata="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">
                 <v:stroke joinstyle="miter"/>
@@ -27689,7 +29085,7 @@
               </wp:anchor>
             </w:drawing>
           </mc:Choice>
-          <mc:Fallback xmlns:a14="http://schemas.microsoft.com/office/drawing/2010/main" xmlns:pic="http://schemas.openxmlformats.org/drawingml/2006/picture" xmlns:a="http://schemas.openxmlformats.org/drawingml/2006/main">
+          <mc:Fallback xmlns:a="http://schemas.openxmlformats.org/drawingml/2006/main" xmlns:pic="http://schemas.openxmlformats.org/drawingml/2006/picture" xmlns:a14="http://schemas.microsoft.com/office/drawing/2010/main">
             <w:pict w14:anchorId="69BE7126">
               <v:line id="Straight Connector 1350792315" style="position:absolute;flip:y;z-index:251674658;visibility:visible;mso-wrap-style:square;mso-wrap-distance-left:9pt;mso-wrap-distance-top:0;mso-wrap-distance-right:9pt;mso-wrap-distance-bottom:0;mso-position-horizontal:left;mso-position-horizontal-relative:margin;mso-position-vertical:absolute;mso-position-vertical-relative:text" o:spid="_x0000_s1026" strokecolor="#0d0d0d [3069]" strokeweight=".5pt" from="0,27.95pt" to="476.55pt,29.55pt" w14:anchorId="0416C1A6" o:gfxdata="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">
                 <v:stroke joinstyle="miter"/>
@@ -27729,8 +29125,20 @@
           <w:sz w:val="16"/>
           <w:szCs w:val="16"/>
         </w:rPr>
-        <w:t>Void Obstacle(){</w:t>
-      </w:r>
+        <w:t xml:space="preserve">Void </w:t>
+      </w:r>
+      <w:proofErr w:type="gramStart"/>
+      <w:r>
+        <w:rPr>
+          <w:rFonts w:ascii="Arial Narrow" w:hAnsi="Arial Narrow"/>
+          <w:b/>
+          <w:bCs/>
+          <w:sz w:val="16"/>
+          <w:szCs w:val="16"/>
+        </w:rPr>
+        <w:t>Obstacle(){</w:t>
+      </w:r>
+      <w:proofErr w:type="gramEnd"/>
       <w:r>
         <w:rPr>
           <w:rFonts w:ascii="Arial Narrow" w:hAnsi="Arial Narrow"/>
@@ -27760,7 +29168,29 @@
           <w:sz w:val="16"/>
           <w:szCs w:val="16"/>
         </w:rPr>
-        <w:t>distance = ultrasonic();</w:t>
+        <w:t xml:space="preserve">distance = </w:t>
+      </w:r>
+      <w:proofErr w:type="gramStart"/>
+      <w:r>
+        <w:rPr>
+          <w:rFonts w:ascii="Arial Narrow" w:hAnsi="Arial Narrow"/>
+          <w:b/>
+          <w:bCs/>
+          <w:sz w:val="16"/>
+          <w:szCs w:val="16"/>
+        </w:rPr>
+        <w:t>ultrasonic(</w:t>
+      </w:r>
+      <w:proofErr w:type="gramEnd"/>
+      <w:r>
+        <w:rPr>
+          <w:rFonts w:ascii="Arial Narrow" w:hAnsi="Arial Narrow"/>
+          <w:b/>
+          <w:bCs/>
+          <w:sz w:val="16"/>
+          <w:szCs w:val="16"/>
+        </w:rPr>
+        <w:t>);</w:t>
       </w:r>
     </w:p>
     <w:p>
@@ -27794,183 +29224,371 @@
           <w:szCs w:val="16"/>
         </w:rPr>
       </w:pPr>
-      <w:r>
-        <w:rPr>
-          <w:rFonts w:ascii="Arial Narrow" w:hAnsi="Arial Narrow"/>
-          <w:b/>
-          <w:bCs/>
-          <w:sz w:val="16"/>
-          <w:szCs w:val="16"/>
-        </w:rPr>
-        <w:t>Stop();</w:t>
-      </w:r>
-    </w:p>
-    <w:p>
-      <w:pPr>
-        <w:rPr>
-          <w:rFonts w:ascii="Arial Narrow" w:hAnsi="Arial Narrow"/>
-          <w:b/>
-          <w:bCs/>
-          <w:sz w:val="16"/>
-          <w:szCs w:val="16"/>
-        </w:rPr>
-      </w:pPr>
-      <w:r>
-        <w:rPr>
-          <w:rFonts w:ascii="Arial Narrow" w:hAnsi="Arial Narrow"/>
-          <w:b/>
-          <w:bCs/>
-          <w:sz w:val="16"/>
-          <w:szCs w:val="16"/>
-        </w:rPr>
-        <w:t xml:space="preserve">    backward();</w:t>
-      </w:r>
-    </w:p>
-    <w:p>
-      <w:pPr>
-        <w:rPr>
-          <w:rFonts w:ascii="Arial Narrow" w:hAnsi="Arial Narrow"/>
-          <w:b/>
-          <w:bCs/>
-          <w:sz w:val="16"/>
-          <w:szCs w:val="16"/>
-        </w:rPr>
-      </w:pPr>
-      <w:r>
-        <w:rPr>
-          <w:rFonts w:ascii="Arial Narrow" w:hAnsi="Arial Narrow"/>
-          <w:b/>
-          <w:bCs/>
-          <w:sz w:val="16"/>
-          <w:szCs w:val="16"/>
-        </w:rPr>
-        <w:t xml:space="preserve">    delay(100);</w:t>
-      </w:r>
-    </w:p>
-    <w:p>
-      <w:pPr>
-        <w:rPr>
-          <w:rFonts w:ascii="Arial Narrow" w:hAnsi="Arial Narrow"/>
-          <w:b/>
-          <w:bCs/>
-          <w:sz w:val="16"/>
-          <w:szCs w:val="16"/>
-        </w:rPr>
-      </w:pPr>
-      <w:r>
-        <w:rPr>
-          <w:rFonts w:ascii="Arial Narrow" w:hAnsi="Arial Narrow"/>
-          <w:b/>
-          <w:bCs/>
-          <w:sz w:val="16"/>
-          <w:szCs w:val="16"/>
-        </w:rPr>
-        <w:t xml:space="preserve">    Stop();</w:t>
-      </w:r>
-    </w:p>
-    <w:p>
-      <w:pPr>
-        <w:rPr>
-          <w:rFonts w:ascii="Arial Narrow" w:hAnsi="Arial Narrow"/>
-          <w:b/>
-          <w:bCs/>
-          <w:sz w:val="16"/>
-          <w:szCs w:val="16"/>
-        </w:rPr>
-      </w:pPr>
-      <w:r>
-        <w:rPr>
-          <w:rFonts w:ascii="Arial Narrow" w:hAnsi="Arial Narrow"/>
-          <w:b/>
-          <w:bCs/>
-          <w:sz w:val="16"/>
-          <w:szCs w:val="16"/>
-        </w:rPr>
-        <w:t xml:space="preserve">    L = leftsee();</w:t>
-      </w:r>
-    </w:p>
-    <w:p>
-      <w:pPr>
-        <w:rPr>
-          <w:rFonts w:ascii="Arial Narrow" w:hAnsi="Arial Narrow"/>
-          <w:b/>
-          <w:bCs/>
-          <w:sz w:val="16"/>
-          <w:szCs w:val="16"/>
-        </w:rPr>
-      </w:pPr>
-      <w:r>
-        <w:rPr>
-          <w:rFonts w:ascii="Arial Narrow" w:hAnsi="Arial Narrow"/>
-          <w:b/>
-          <w:bCs/>
-          <w:sz w:val="16"/>
-          <w:szCs w:val="16"/>
-        </w:rPr>
-        <w:t xml:space="preserve">    servo.write(spoint);</w:t>
-      </w:r>
-    </w:p>
-    <w:p>
-      <w:pPr>
-        <w:rPr>
-          <w:rFonts w:ascii="Arial Narrow" w:hAnsi="Arial Narrow"/>
-          <w:b/>
-          <w:bCs/>
-          <w:sz w:val="16"/>
-          <w:szCs w:val="16"/>
-        </w:rPr>
-      </w:pPr>
-      <w:r>
-        <w:rPr>
-          <w:rFonts w:ascii="Arial Narrow" w:hAnsi="Arial Narrow"/>
-          <w:b/>
-          <w:bCs/>
-          <w:sz w:val="16"/>
-          <w:szCs w:val="16"/>
-        </w:rPr>
-        <w:t xml:space="preserve">    delay(800);</w:t>
-      </w:r>
-    </w:p>
-    <w:p>
-      <w:pPr>
-        <w:rPr>
-          <w:rFonts w:ascii="Arial Narrow" w:hAnsi="Arial Narrow"/>
-          <w:b/>
-          <w:bCs/>
-          <w:sz w:val="16"/>
-          <w:szCs w:val="16"/>
-        </w:rPr>
-      </w:pPr>
-      <w:r>
-        <w:rPr>
-          <w:rFonts w:ascii="Arial Narrow" w:hAnsi="Arial Narrow"/>
-          <w:b/>
-          <w:bCs/>
-          <w:sz w:val="16"/>
-          <w:szCs w:val="16"/>
-        </w:rPr>
-        <w:t xml:space="preserve">    R = rightsee();</w:t>
-      </w:r>
-    </w:p>
-    <w:p>
-      <w:pPr>
-        <w:rPr>
-          <w:rFonts w:ascii="Arial Narrow" w:hAnsi="Arial Narrow"/>
-          <w:b/>
-          <w:bCs/>
-          <w:sz w:val="16"/>
-          <w:szCs w:val="16"/>
-        </w:rPr>
-      </w:pPr>
-      <w:r>
-        <w:rPr>
-          <w:rFonts w:ascii="Arial Narrow" w:hAnsi="Arial Narrow"/>
-          <w:b/>
-          <w:bCs/>
-          <w:sz w:val="16"/>
-          <w:szCs w:val="16"/>
-        </w:rPr>
-        <w:t xml:space="preserve">    servo.write(spoint);</w:t>
+      <w:proofErr w:type="gramStart"/>
+      <w:r>
+        <w:rPr>
+          <w:rFonts w:ascii="Arial Narrow" w:hAnsi="Arial Narrow"/>
+          <w:b/>
+          <w:bCs/>
+          <w:sz w:val="16"/>
+          <w:szCs w:val="16"/>
+        </w:rPr>
+        <w:t>Stop(</w:t>
+      </w:r>
+      <w:proofErr w:type="gramEnd"/>
+      <w:r>
+        <w:rPr>
+          <w:rFonts w:ascii="Arial Narrow" w:hAnsi="Arial Narrow"/>
+          <w:b/>
+          <w:bCs/>
+          <w:sz w:val="16"/>
+          <w:szCs w:val="16"/>
+        </w:rPr>
+        <w:t>);</w:t>
+      </w:r>
+    </w:p>
+    <w:p>
+      <w:pPr>
+        <w:rPr>
+          <w:rFonts w:ascii="Arial Narrow" w:hAnsi="Arial Narrow"/>
+          <w:b/>
+          <w:bCs/>
+          <w:sz w:val="16"/>
+          <w:szCs w:val="16"/>
+        </w:rPr>
+      </w:pPr>
+      <w:r>
+        <w:rPr>
+          <w:rFonts w:ascii="Arial Narrow" w:hAnsi="Arial Narrow"/>
+          <w:b/>
+          <w:bCs/>
+          <w:sz w:val="16"/>
+          <w:szCs w:val="16"/>
+        </w:rPr>
+        <w:t xml:space="preserve">    </w:t>
+      </w:r>
+      <w:proofErr w:type="gramStart"/>
+      <w:r>
+        <w:rPr>
+          <w:rFonts w:ascii="Arial Narrow" w:hAnsi="Arial Narrow"/>
+          <w:b/>
+          <w:bCs/>
+          <w:sz w:val="16"/>
+          <w:szCs w:val="16"/>
+        </w:rPr>
+        <w:t>backward(</w:t>
+      </w:r>
+      <w:proofErr w:type="gramEnd"/>
+      <w:r>
+        <w:rPr>
+          <w:rFonts w:ascii="Arial Narrow" w:hAnsi="Arial Narrow"/>
+          <w:b/>
+          <w:bCs/>
+          <w:sz w:val="16"/>
+          <w:szCs w:val="16"/>
+        </w:rPr>
+        <w:t>);</w:t>
+      </w:r>
+    </w:p>
+    <w:p>
+      <w:pPr>
+        <w:rPr>
+          <w:rFonts w:ascii="Arial Narrow" w:hAnsi="Arial Narrow"/>
+          <w:b/>
+          <w:bCs/>
+          <w:sz w:val="16"/>
+          <w:szCs w:val="16"/>
+        </w:rPr>
+      </w:pPr>
+      <w:r>
+        <w:rPr>
+          <w:rFonts w:ascii="Arial Narrow" w:hAnsi="Arial Narrow"/>
+          <w:b/>
+          <w:bCs/>
+          <w:sz w:val="16"/>
+          <w:szCs w:val="16"/>
+        </w:rPr>
+        <w:t xml:space="preserve">    </w:t>
+      </w:r>
+      <w:proofErr w:type="gramStart"/>
+      <w:r>
+        <w:rPr>
+          <w:rFonts w:ascii="Arial Narrow" w:hAnsi="Arial Narrow"/>
+          <w:b/>
+          <w:bCs/>
+          <w:sz w:val="16"/>
+          <w:szCs w:val="16"/>
+        </w:rPr>
+        <w:t>delay(</w:t>
+      </w:r>
+      <w:proofErr w:type="gramEnd"/>
+      <w:r>
+        <w:rPr>
+          <w:rFonts w:ascii="Arial Narrow" w:hAnsi="Arial Narrow"/>
+          <w:b/>
+          <w:bCs/>
+          <w:sz w:val="16"/>
+          <w:szCs w:val="16"/>
+        </w:rPr>
+        <w:t>100);</w:t>
+      </w:r>
+    </w:p>
+    <w:p>
+      <w:pPr>
+        <w:rPr>
+          <w:rFonts w:ascii="Arial Narrow" w:hAnsi="Arial Narrow"/>
+          <w:b/>
+          <w:bCs/>
+          <w:sz w:val="16"/>
+          <w:szCs w:val="16"/>
+        </w:rPr>
+      </w:pPr>
+      <w:r>
+        <w:rPr>
+          <w:rFonts w:ascii="Arial Narrow" w:hAnsi="Arial Narrow"/>
+          <w:b/>
+          <w:bCs/>
+          <w:sz w:val="16"/>
+          <w:szCs w:val="16"/>
+        </w:rPr>
+        <w:t xml:space="preserve">    </w:t>
+      </w:r>
+      <w:proofErr w:type="gramStart"/>
+      <w:r>
+        <w:rPr>
+          <w:rFonts w:ascii="Arial Narrow" w:hAnsi="Arial Narrow"/>
+          <w:b/>
+          <w:bCs/>
+          <w:sz w:val="16"/>
+          <w:szCs w:val="16"/>
+        </w:rPr>
+        <w:t>Stop(</w:t>
+      </w:r>
+      <w:proofErr w:type="gramEnd"/>
+      <w:r>
+        <w:rPr>
+          <w:rFonts w:ascii="Arial Narrow" w:hAnsi="Arial Narrow"/>
+          <w:b/>
+          <w:bCs/>
+          <w:sz w:val="16"/>
+          <w:szCs w:val="16"/>
+        </w:rPr>
+        <w:t>);</w:t>
+      </w:r>
+    </w:p>
+    <w:p>
+      <w:pPr>
+        <w:rPr>
+          <w:rFonts w:ascii="Arial Narrow" w:hAnsi="Arial Narrow"/>
+          <w:b/>
+          <w:bCs/>
+          <w:sz w:val="16"/>
+          <w:szCs w:val="16"/>
+        </w:rPr>
+      </w:pPr>
+      <w:r>
+        <w:rPr>
+          <w:rFonts w:ascii="Arial Narrow" w:hAnsi="Arial Narrow"/>
+          <w:b/>
+          <w:bCs/>
+          <w:sz w:val="16"/>
+          <w:szCs w:val="16"/>
+        </w:rPr>
+        <w:t xml:space="preserve">    L = </w:t>
+      </w:r>
+      <w:proofErr w:type="gramStart"/>
+      <w:r>
+        <w:rPr>
+          <w:rFonts w:ascii="Arial Narrow" w:hAnsi="Arial Narrow"/>
+          <w:b/>
+          <w:bCs/>
+          <w:sz w:val="16"/>
+          <w:szCs w:val="16"/>
+        </w:rPr>
+        <w:t>leftsee(</w:t>
+      </w:r>
+      <w:proofErr w:type="gramEnd"/>
+      <w:r>
+        <w:rPr>
+          <w:rFonts w:ascii="Arial Narrow" w:hAnsi="Arial Narrow"/>
+          <w:b/>
+          <w:bCs/>
+          <w:sz w:val="16"/>
+          <w:szCs w:val="16"/>
+        </w:rPr>
+        <w:t>);</w:t>
+      </w:r>
+    </w:p>
+    <w:p>
+      <w:pPr>
+        <w:rPr>
+          <w:rFonts w:ascii="Arial Narrow" w:hAnsi="Arial Narrow"/>
+          <w:b/>
+          <w:bCs/>
+          <w:sz w:val="16"/>
+          <w:szCs w:val="16"/>
+        </w:rPr>
+      </w:pPr>
+      <w:r>
+        <w:rPr>
+          <w:rFonts w:ascii="Arial Narrow" w:hAnsi="Arial Narrow"/>
+          <w:b/>
+          <w:bCs/>
+          <w:sz w:val="16"/>
+          <w:szCs w:val="16"/>
+        </w:rPr>
+        <w:t xml:space="preserve">    </w:t>
+      </w:r>
+      <w:proofErr w:type="gramStart"/>
+      <w:r>
+        <w:rPr>
+          <w:rFonts w:ascii="Arial Narrow" w:hAnsi="Arial Narrow"/>
+          <w:b/>
+          <w:bCs/>
+          <w:sz w:val="16"/>
+          <w:szCs w:val="16"/>
+        </w:rPr>
+        <w:t>servo.write</w:t>
+      </w:r>
+      <w:proofErr w:type="gramEnd"/>
+      <w:r>
+        <w:rPr>
+          <w:rFonts w:ascii="Arial Narrow" w:hAnsi="Arial Narrow"/>
+          <w:b/>
+          <w:bCs/>
+          <w:sz w:val="16"/>
+          <w:szCs w:val="16"/>
+        </w:rPr>
+        <w:t>(spoint);</w:t>
+      </w:r>
+    </w:p>
+    <w:p>
+      <w:pPr>
+        <w:rPr>
+          <w:rFonts w:ascii="Arial Narrow" w:hAnsi="Arial Narrow"/>
+          <w:b/>
+          <w:bCs/>
+          <w:sz w:val="16"/>
+          <w:szCs w:val="16"/>
+        </w:rPr>
+      </w:pPr>
+      <w:r>
+        <w:rPr>
+          <w:rFonts w:ascii="Arial Narrow" w:hAnsi="Arial Narrow"/>
+          <w:b/>
+          <w:bCs/>
+          <w:sz w:val="16"/>
+          <w:szCs w:val="16"/>
+        </w:rPr>
+        <w:t xml:space="preserve">    </w:t>
+      </w:r>
+      <w:proofErr w:type="gramStart"/>
+      <w:r>
+        <w:rPr>
+          <w:rFonts w:ascii="Arial Narrow" w:hAnsi="Arial Narrow"/>
+          <w:b/>
+          <w:bCs/>
+          <w:sz w:val="16"/>
+          <w:szCs w:val="16"/>
+        </w:rPr>
+        <w:t>delay(</w:t>
+      </w:r>
+      <w:proofErr w:type="gramEnd"/>
+      <w:r>
+        <w:rPr>
+          <w:rFonts w:ascii="Arial Narrow" w:hAnsi="Arial Narrow"/>
+          <w:b/>
+          <w:bCs/>
+          <w:sz w:val="16"/>
+          <w:szCs w:val="16"/>
+        </w:rPr>
+        <w:t>800);</w:t>
+      </w:r>
+    </w:p>
+    <w:p>
+      <w:pPr>
+        <w:rPr>
+          <w:rFonts w:ascii="Arial Narrow" w:hAnsi="Arial Narrow"/>
+          <w:b/>
+          <w:bCs/>
+          <w:sz w:val="16"/>
+          <w:szCs w:val="16"/>
+        </w:rPr>
+      </w:pPr>
+      <w:r>
+        <w:rPr>
+          <w:rFonts w:ascii="Arial Narrow" w:hAnsi="Arial Narrow"/>
+          <w:b/>
+          <w:bCs/>
+          <w:sz w:val="16"/>
+          <w:szCs w:val="16"/>
+        </w:rPr>
+        <w:t xml:space="preserve">    R = </w:t>
+      </w:r>
+      <w:proofErr w:type="gramStart"/>
+      <w:r>
+        <w:rPr>
+          <w:rFonts w:ascii="Arial Narrow" w:hAnsi="Arial Narrow"/>
+          <w:b/>
+          <w:bCs/>
+          <w:sz w:val="16"/>
+          <w:szCs w:val="16"/>
+        </w:rPr>
+        <w:t>rightsee(</w:t>
+      </w:r>
+      <w:proofErr w:type="gramEnd"/>
+      <w:r>
+        <w:rPr>
+          <w:rFonts w:ascii="Arial Narrow" w:hAnsi="Arial Narrow"/>
+          <w:b/>
+          <w:bCs/>
+          <w:sz w:val="16"/>
+          <w:szCs w:val="16"/>
+        </w:rPr>
+        <w:t>);</w:t>
+      </w:r>
+    </w:p>
+    <w:p>
+      <w:pPr>
+        <w:rPr>
+          <w:rFonts w:ascii="Arial Narrow" w:hAnsi="Arial Narrow"/>
+          <w:b/>
+          <w:bCs/>
+          <w:sz w:val="16"/>
+          <w:szCs w:val="16"/>
+        </w:rPr>
+      </w:pPr>
+      <w:r>
+        <w:rPr>
+          <w:rFonts w:ascii="Arial Narrow" w:hAnsi="Arial Narrow"/>
+          <w:b/>
+          <w:bCs/>
+          <w:sz w:val="16"/>
+          <w:szCs w:val="16"/>
+        </w:rPr>
+        <w:t xml:space="preserve">    </w:t>
+      </w:r>
+      <w:proofErr w:type="gramStart"/>
+      <w:r>
+        <w:rPr>
+          <w:rFonts w:ascii="Arial Narrow" w:hAnsi="Arial Narrow"/>
+          <w:b/>
+          <w:bCs/>
+          <w:sz w:val="16"/>
+          <w:szCs w:val="16"/>
+        </w:rPr>
+        <w:t>servo.write</w:t>
+      </w:r>
+      <w:proofErr w:type="gramEnd"/>
+      <w:r>
+        <w:rPr>
+          <w:rFonts w:ascii="Arial Narrow" w:hAnsi="Arial Narrow"/>
+          <w:b/>
+          <w:bCs/>
+          <w:sz w:val="16"/>
+          <w:szCs w:val="16"/>
+        </w:rPr>
+        <w:t>(spoint);</w:t>
       </w:r>
     </w:p>
     <w:p>
@@ -28012,70 +29630,158 @@
           <w:sz w:val="16"/>
           <w:szCs w:val="16"/>
         </w:rPr>
-        <w:t xml:space="preserve">      right();</w:t>
-      </w:r>
-    </w:p>
-    <w:p>
-      <w:pPr>
-        <w:rPr>
-          <w:rFonts w:ascii="Arial Narrow" w:hAnsi="Arial Narrow"/>
-          <w:b/>
-          <w:bCs/>
-          <w:sz w:val="16"/>
-          <w:szCs w:val="16"/>
-        </w:rPr>
-      </w:pPr>
-      <w:r>
-        <w:rPr>
-          <w:rFonts w:ascii="Arial Narrow" w:hAnsi="Arial Narrow"/>
-          <w:b/>
-          <w:bCs/>
-          <w:sz w:val="16"/>
-          <w:szCs w:val="16"/>
-        </w:rPr>
-        <w:t xml:space="preserve">      delay(500);</w:t>
-      </w:r>
-    </w:p>
-    <w:p>
-      <w:pPr>
-        <w:rPr>
-          <w:rFonts w:ascii="Arial Narrow" w:hAnsi="Arial Narrow"/>
-          <w:b/>
-          <w:bCs/>
-          <w:sz w:val="16"/>
-          <w:szCs w:val="16"/>
-        </w:rPr>
-      </w:pPr>
-      <w:r>
-        <w:rPr>
-          <w:rFonts w:ascii="Arial Narrow" w:hAnsi="Arial Narrow"/>
-          <w:b/>
-          <w:bCs/>
-          <w:sz w:val="16"/>
-          <w:szCs w:val="16"/>
-        </w:rPr>
-        <w:t xml:space="preserve">      Stop();</w:t>
-      </w:r>
-    </w:p>
-    <w:p>
-      <w:pPr>
-        <w:rPr>
-          <w:rFonts w:ascii="Arial Narrow" w:hAnsi="Arial Narrow"/>
-          <w:b/>
-          <w:bCs/>
-          <w:sz w:val="16"/>
-          <w:szCs w:val="16"/>
-        </w:rPr>
-      </w:pPr>
-      <w:r>
-        <w:rPr>
-          <w:rFonts w:ascii="Arial Narrow" w:hAnsi="Arial Narrow"/>
-          <w:b/>
-          <w:bCs/>
-          <w:sz w:val="16"/>
-          <w:szCs w:val="16"/>
-        </w:rPr>
-        <w:t xml:space="preserve">      delay(200);</w:t>
+        <w:t xml:space="preserve">      </w:t>
+      </w:r>
+      <w:proofErr w:type="gramStart"/>
+      <w:r>
+        <w:rPr>
+          <w:rFonts w:ascii="Arial Narrow" w:hAnsi="Arial Narrow"/>
+          <w:b/>
+          <w:bCs/>
+          <w:sz w:val="16"/>
+          <w:szCs w:val="16"/>
+        </w:rPr>
+        <w:t>right(</w:t>
+      </w:r>
+      <w:proofErr w:type="gramEnd"/>
+      <w:r>
+        <w:rPr>
+          <w:rFonts w:ascii="Arial Narrow" w:hAnsi="Arial Narrow"/>
+          <w:b/>
+          <w:bCs/>
+          <w:sz w:val="16"/>
+          <w:szCs w:val="16"/>
+        </w:rPr>
+        <w:t>);</w:t>
+      </w:r>
+    </w:p>
+    <w:p>
+      <w:pPr>
+        <w:rPr>
+          <w:rFonts w:ascii="Arial Narrow" w:hAnsi="Arial Narrow"/>
+          <w:b/>
+          <w:bCs/>
+          <w:sz w:val="16"/>
+          <w:szCs w:val="16"/>
+        </w:rPr>
+      </w:pPr>
+      <w:r>
+        <w:rPr>
+          <w:rFonts w:ascii="Arial Narrow" w:hAnsi="Arial Narrow"/>
+          <w:b/>
+          <w:bCs/>
+          <w:sz w:val="16"/>
+          <w:szCs w:val="16"/>
+        </w:rPr>
+        <w:t xml:space="preserve">      </w:t>
+      </w:r>
+      <w:proofErr w:type="gramStart"/>
+      <w:r>
+        <w:rPr>
+          <w:rFonts w:ascii="Arial Narrow" w:hAnsi="Arial Narrow"/>
+          <w:b/>
+          <w:bCs/>
+          <w:sz w:val="16"/>
+          <w:szCs w:val="16"/>
+        </w:rPr>
+        <w:t>delay(</w:t>
+      </w:r>
+      <w:proofErr w:type="gramEnd"/>
+      <w:r>
+        <w:rPr>
+          <w:rFonts w:ascii="Arial Narrow" w:hAnsi="Arial Narrow"/>
+          <w:b/>
+          <w:bCs/>
+          <w:sz w:val="16"/>
+          <w:szCs w:val="16"/>
+        </w:rPr>
+        <w:t>500);</w:t>
+      </w:r>
+    </w:p>
+    <w:p>
+      <w:pPr>
+        <w:rPr>
+          <w:rFonts w:ascii="Arial Narrow" w:hAnsi="Arial Narrow"/>
+          <w:b/>
+          <w:bCs/>
+          <w:sz w:val="16"/>
+          <w:szCs w:val="16"/>
+        </w:rPr>
+      </w:pPr>
+      <w:r>
+        <w:rPr>
+          <w:rFonts w:ascii="Arial Narrow" w:hAnsi="Arial Narrow"/>
+          <w:b/>
+          <w:bCs/>
+          <w:sz w:val="16"/>
+          <w:szCs w:val="16"/>
+        </w:rPr>
+        <w:t xml:space="preserve">      </w:t>
+      </w:r>
+      <w:proofErr w:type="gramStart"/>
+      <w:r>
+        <w:rPr>
+          <w:rFonts w:ascii="Arial Narrow" w:hAnsi="Arial Narrow"/>
+          <w:b/>
+          <w:bCs/>
+          <w:sz w:val="16"/>
+          <w:szCs w:val="16"/>
+        </w:rPr>
+        <w:t>Stop(</w:t>
+      </w:r>
+      <w:proofErr w:type="gramEnd"/>
+      <w:r>
+        <w:rPr>
+          <w:rFonts w:ascii="Arial Narrow" w:hAnsi="Arial Narrow"/>
+          <w:b/>
+          <w:bCs/>
+          <w:sz w:val="16"/>
+          <w:szCs w:val="16"/>
+        </w:rPr>
+        <w:t>);</w:t>
+      </w:r>
+    </w:p>
+    <w:p>
+      <w:pPr>
+        <w:rPr>
+          <w:rFonts w:ascii="Arial Narrow" w:hAnsi="Arial Narrow"/>
+          <w:b/>
+          <w:bCs/>
+          <w:sz w:val="16"/>
+          <w:szCs w:val="16"/>
+        </w:rPr>
+      </w:pPr>
+      <w:r>
+        <w:rPr>
+          <w:rFonts w:ascii="Arial Narrow" w:hAnsi="Arial Narrow"/>
+          <w:b/>
+          <w:bCs/>
+          <w:sz w:val="16"/>
+          <w:szCs w:val="16"/>
+        </w:rPr>
+        <w:t xml:space="preserve">      </w:t>
+      </w:r>
+      <w:proofErr w:type="gramStart"/>
+      <w:r>
+        <w:rPr>
+          <w:rFonts w:ascii="Arial Narrow" w:hAnsi="Arial Narrow"/>
+          <w:b/>
+          <w:bCs/>
+          <w:sz w:val="16"/>
+          <w:szCs w:val="16"/>
+        </w:rPr>
+        <w:t>delay(</w:t>
+      </w:r>
+      <w:proofErr w:type="gramEnd"/>
+      <w:r>
+        <w:rPr>
+          <w:rFonts w:ascii="Arial Narrow" w:hAnsi="Arial Narrow"/>
+          <w:b/>
+          <w:bCs/>
+          <w:sz w:val="16"/>
+          <w:szCs w:val="16"/>
+        </w:rPr>
+        <w:t>200);</w:t>
       </w:r>
     </w:p>
     <w:p>
@@ -28117,70 +29823,158 @@
           <w:sz w:val="16"/>
           <w:szCs w:val="16"/>
         </w:rPr>
-        <w:t xml:space="preserve">      left();</w:t>
-      </w:r>
-    </w:p>
-    <w:p>
-      <w:pPr>
-        <w:rPr>
-          <w:rFonts w:ascii="Arial Narrow" w:hAnsi="Arial Narrow"/>
-          <w:b/>
-          <w:bCs/>
-          <w:sz w:val="16"/>
-          <w:szCs w:val="16"/>
-        </w:rPr>
-      </w:pPr>
-      <w:r>
-        <w:rPr>
-          <w:rFonts w:ascii="Arial Narrow" w:hAnsi="Arial Narrow"/>
-          <w:b/>
-          <w:bCs/>
-          <w:sz w:val="16"/>
-          <w:szCs w:val="16"/>
-        </w:rPr>
-        <w:t xml:space="preserve">      delay(500);</w:t>
-      </w:r>
-    </w:p>
-    <w:p>
-      <w:pPr>
-        <w:rPr>
-          <w:rFonts w:ascii="Arial Narrow" w:hAnsi="Arial Narrow"/>
-          <w:b/>
-          <w:bCs/>
-          <w:sz w:val="16"/>
-          <w:szCs w:val="16"/>
-        </w:rPr>
-      </w:pPr>
-      <w:r>
-        <w:rPr>
-          <w:rFonts w:ascii="Arial Narrow" w:hAnsi="Arial Narrow"/>
-          <w:b/>
-          <w:bCs/>
-          <w:sz w:val="16"/>
-          <w:szCs w:val="16"/>
-        </w:rPr>
-        <w:t xml:space="preserve">      Stop();</w:t>
-      </w:r>
-    </w:p>
-    <w:p>
-      <w:pPr>
-        <w:rPr>
-          <w:rFonts w:ascii="Arial Narrow" w:hAnsi="Arial Narrow"/>
-          <w:b/>
-          <w:bCs/>
-          <w:sz w:val="16"/>
-          <w:szCs w:val="16"/>
-        </w:rPr>
-      </w:pPr>
-      <w:r>
-        <w:rPr>
-          <w:rFonts w:ascii="Arial Narrow" w:hAnsi="Arial Narrow"/>
-          <w:b/>
-          <w:bCs/>
-          <w:sz w:val="16"/>
-          <w:szCs w:val="16"/>
-        </w:rPr>
-        <w:t xml:space="preserve">      delay(200);</w:t>
+        <w:t xml:space="preserve">      </w:t>
+      </w:r>
+      <w:proofErr w:type="gramStart"/>
+      <w:r>
+        <w:rPr>
+          <w:rFonts w:ascii="Arial Narrow" w:hAnsi="Arial Narrow"/>
+          <w:b/>
+          <w:bCs/>
+          <w:sz w:val="16"/>
+          <w:szCs w:val="16"/>
+        </w:rPr>
+        <w:t>left(</w:t>
+      </w:r>
+      <w:proofErr w:type="gramEnd"/>
+      <w:r>
+        <w:rPr>
+          <w:rFonts w:ascii="Arial Narrow" w:hAnsi="Arial Narrow"/>
+          <w:b/>
+          <w:bCs/>
+          <w:sz w:val="16"/>
+          <w:szCs w:val="16"/>
+        </w:rPr>
+        <w:t>);</w:t>
+      </w:r>
+    </w:p>
+    <w:p>
+      <w:pPr>
+        <w:rPr>
+          <w:rFonts w:ascii="Arial Narrow" w:hAnsi="Arial Narrow"/>
+          <w:b/>
+          <w:bCs/>
+          <w:sz w:val="16"/>
+          <w:szCs w:val="16"/>
+        </w:rPr>
+      </w:pPr>
+      <w:r>
+        <w:rPr>
+          <w:rFonts w:ascii="Arial Narrow" w:hAnsi="Arial Narrow"/>
+          <w:b/>
+          <w:bCs/>
+          <w:sz w:val="16"/>
+          <w:szCs w:val="16"/>
+        </w:rPr>
+        <w:t xml:space="preserve">      </w:t>
+      </w:r>
+      <w:proofErr w:type="gramStart"/>
+      <w:r>
+        <w:rPr>
+          <w:rFonts w:ascii="Arial Narrow" w:hAnsi="Arial Narrow"/>
+          <w:b/>
+          <w:bCs/>
+          <w:sz w:val="16"/>
+          <w:szCs w:val="16"/>
+        </w:rPr>
+        <w:t>delay(</w:t>
+      </w:r>
+      <w:proofErr w:type="gramEnd"/>
+      <w:r>
+        <w:rPr>
+          <w:rFonts w:ascii="Arial Narrow" w:hAnsi="Arial Narrow"/>
+          <w:b/>
+          <w:bCs/>
+          <w:sz w:val="16"/>
+          <w:szCs w:val="16"/>
+        </w:rPr>
+        <w:t>500);</w:t>
+      </w:r>
+    </w:p>
+    <w:p>
+      <w:pPr>
+        <w:rPr>
+          <w:rFonts w:ascii="Arial Narrow" w:hAnsi="Arial Narrow"/>
+          <w:b/>
+          <w:bCs/>
+          <w:sz w:val="16"/>
+          <w:szCs w:val="16"/>
+        </w:rPr>
+      </w:pPr>
+      <w:r>
+        <w:rPr>
+          <w:rFonts w:ascii="Arial Narrow" w:hAnsi="Arial Narrow"/>
+          <w:b/>
+          <w:bCs/>
+          <w:sz w:val="16"/>
+          <w:szCs w:val="16"/>
+        </w:rPr>
+        <w:t xml:space="preserve">      </w:t>
+      </w:r>
+      <w:proofErr w:type="gramStart"/>
+      <w:r>
+        <w:rPr>
+          <w:rFonts w:ascii="Arial Narrow" w:hAnsi="Arial Narrow"/>
+          <w:b/>
+          <w:bCs/>
+          <w:sz w:val="16"/>
+          <w:szCs w:val="16"/>
+        </w:rPr>
+        <w:t>Stop(</w:t>
+      </w:r>
+      <w:proofErr w:type="gramEnd"/>
+      <w:r>
+        <w:rPr>
+          <w:rFonts w:ascii="Arial Narrow" w:hAnsi="Arial Narrow"/>
+          <w:b/>
+          <w:bCs/>
+          <w:sz w:val="16"/>
+          <w:szCs w:val="16"/>
+        </w:rPr>
+        <w:t>);</w:t>
+      </w:r>
+    </w:p>
+    <w:p>
+      <w:pPr>
+        <w:rPr>
+          <w:rFonts w:ascii="Arial Narrow" w:hAnsi="Arial Narrow"/>
+          <w:b/>
+          <w:bCs/>
+          <w:sz w:val="16"/>
+          <w:szCs w:val="16"/>
+        </w:rPr>
+      </w:pPr>
+      <w:r>
+        <w:rPr>
+          <w:rFonts w:ascii="Arial Narrow" w:hAnsi="Arial Narrow"/>
+          <w:b/>
+          <w:bCs/>
+          <w:sz w:val="16"/>
+          <w:szCs w:val="16"/>
+        </w:rPr>
+        <w:t xml:space="preserve">      </w:t>
+      </w:r>
+      <w:proofErr w:type="gramStart"/>
+      <w:r>
+        <w:rPr>
+          <w:rFonts w:ascii="Arial Narrow" w:hAnsi="Arial Narrow"/>
+          <w:b/>
+          <w:bCs/>
+          <w:sz w:val="16"/>
+          <w:szCs w:val="16"/>
+        </w:rPr>
+        <w:t>delay(</w:t>
+      </w:r>
+      <w:proofErr w:type="gramEnd"/>
+      <w:r>
+        <w:rPr>
+          <w:rFonts w:ascii="Arial Narrow" w:hAnsi="Arial Narrow"/>
+          <w:b/>
+          <w:bCs/>
+          <w:sz w:val="16"/>
+          <w:szCs w:val="16"/>
+        </w:rPr>
+        <w:t>200);</w:t>
       </w:r>
     </w:p>
     <w:p>
@@ -28243,7 +30037,29 @@
           <w:sz w:val="16"/>
           <w:szCs w:val="16"/>
         </w:rPr>
-        <w:t xml:space="preserve">    forward();</w:t>
+        <w:t xml:space="preserve">    </w:t>
+      </w:r>
+      <w:proofErr w:type="gramStart"/>
+      <w:r>
+        <w:rPr>
+          <w:rFonts w:ascii="Arial Narrow" w:hAnsi="Arial Narrow"/>
+          <w:b/>
+          <w:bCs/>
+          <w:sz w:val="16"/>
+          <w:szCs w:val="16"/>
+        </w:rPr>
+        <w:t>forward(</w:t>
+      </w:r>
+      <w:proofErr w:type="gramEnd"/>
+      <w:r>
+        <w:rPr>
+          <w:rFonts w:ascii="Arial Narrow" w:hAnsi="Arial Narrow"/>
+          <w:b/>
+          <w:bCs/>
+          <w:sz w:val="16"/>
+          <w:szCs w:val="16"/>
+        </w:rPr>
+        <w:t>);</w:t>
       </w:r>
     </w:p>
     <w:p>
@@ -28306,8 +30122,20 @@
           <w:sz w:val="16"/>
           <w:szCs w:val="16"/>
         </w:rPr>
-        <w:t>void voicecontrol(</w:t>
-      </w:r>
+        <w:t xml:space="preserve">void </w:t>
+      </w:r>
+      <w:proofErr w:type="gramStart"/>
+      <w:r>
+        <w:rPr>
+          <w:rFonts w:ascii="Arial Narrow" w:hAnsi="Arial Narrow"/>
+          <w:b/>
+          <w:bCs/>
+          <w:sz w:val="16"/>
+          <w:szCs w:val="16"/>
+        </w:rPr>
+        <w:t>voicecontrol(</w:t>
+      </w:r>
+      <w:proofErr w:type="gramEnd"/>
       <w:r>
         <w:rPr>
           <w:noProof/>
@@ -28372,7 +30200,7 @@
               </wp:anchor>
             </w:drawing>
           </mc:Choice>
-          <mc:Fallback xmlns:a14="http://schemas.microsoft.com/office/drawing/2010/main" xmlns:pic="http://schemas.openxmlformats.org/drawingml/2006/picture" xmlns:a="http://schemas.openxmlformats.org/drawingml/2006/main">
+          <mc:Fallback xmlns:a="http://schemas.openxmlformats.org/drawingml/2006/main" xmlns:pic="http://schemas.openxmlformats.org/drawingml/2006/picture" xmlns:a14="http://schemas.microsoft.com/office/drawing/2010/main">
             <w:pict w14:anchorId="6D06FB2D">
               <v:line id="Straight Connector 1067419862" style="position:absolute;flip:y;z-index:251754530;visibility:visible;mso-wrap-style:square;mso-wrap-distance-left:9pt;mso-wrap-distance-top:0;mso-wrap-distance-right:9pt;mso-wrap-distance-bottom:0;mso-position-horizontal:left;mso-position-horizontal-relative:margin;mso-position-vertical:absolute;mso-position-vertical-relative:text" o:spid="_x0000_s1026" strokecolor="#0d0d0d [3069]" strokeweight=".5pt" from="0,20.5pt" to="476.6pt,22.1pt" w14:anchorId="166B650E" o:gfxdata="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">
                 <v:stroke joinstyle="miter"/>
@@ -28508,7 +30336,7 @@
               </wp:anchor>
             </w:drawing>
           </mc:Choice>
-          <mc:Fallback xmlns:a14="http://schemas.microsoft.com/office/drawing/2010/main" xmlns:pic="http://schemas.openxmlformats.org/drawingml/2006/picture" xmlns:a="http://schemas.openxmlformats.org/drawingml/2006/main">
+          <mc:Fallback xmlns:a="http://schemas.openxmlformats.org/drawingml/2006/main" xmlns:pic="http://schemas.openxmlformats.org/drawingml/2006/picture" xmlns:a14="http://schemas.microsoft.com/office/drawing/2010/main">
             <w:pict w14:anchorId="5FAF2699">
               <v:line id="Straight Connector 859507083" style="position:absolute;flip:y;z-index:251740194;visibility:visible;mso-wrap-style:square;mso-wrap-distance-left:9pt;mso-wrap-distance-top:0;mso-wrap-distance-right:9pt;mso-wrap-distance-bottom:0;mso-position-horizontal:left;mso-position-horizontal-relative:margin;mso-position-vertical:absolute;mso-position-vertical-relative:text" o:spid="_x0000_s1026" strokecolor="#0d0d0d [3069]" strokeweight=".5pt" from="0,27.95pt" to="476.55pt,29.55pt" w14:anchorId="51EFD204" o:gfxdata="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">
                 <v:stroke joinstyle="miter"/>
@@ -28632,7 +30460,29 @@
           <w:sz w:val="16"/>
           <w:szCs w:val="16"/>
         </w:rPr>
-        <w:t xml:space="preserve"> forward();</w:t>
+        <w:t xml:space="preserve"> </w:t>
+      </w:r>
+      <w:proofErr w:type="gramStart"/>
+      <w:r>
+        <w:rPr>
+          <w:rFonts w:ascii="Arial Narrow" w:hAnsi="Arial Narrow"/>
+          <w:b/>
+          <w:bCs/>
+          <w:sz w:val="16"/>
+          <w:szCs w:val="16"/>
+        </w:rPr>
+        <w:t>forward(</w:t>
+      </w:r>
+      <w:proofErr w:type="gramEnd"/>
+      <w:r>
+        <w:rPr>
+          <w:rFonts w:ascii="Arial Narrow" w:hAnsi="Arial Narrow"/>
+          <w:b/>
+          <w:bCs/>
+          <w:sz w:val="16"/>
+          <w:szCs w:val="16"/>
+        </w:rPr>
+        <w:t>);</w:t>
       </w:r>
     </w:p>
     <w:p>
@@ -28674,7 +30524,29 @@
           <w:sz w:val="16"/>
           <w:szCs w:val="16"/>
         </w:rPr>
-        <w:t xml:space="preserve">      backward();</w:t>
+        <w:t xml:space="preserve">      </w:t>
+      </w:r>
+      <w:proofErr w:type="gramStart"/>
+      <w:r>
+        <w:rPr>
+          <w:rFonts w:ascii="Arial Narrow" w:hAnsi="Arial Narrow"/>
+          <w:b/>
+          <w:bCs/>
+          <w:sz w:val="16"/>
+          <w:szCs w:val="16"/>
+        </w:rPr>
+        <w:t>backward(</w:t>
+      </w:r>
+      <w:proofErr w:type="gramEnd"/>
+      <w:r>
+        <w:rPr>
+          <w:rFonts w:ascii="Arial Narrow" w:hAnsi="Arial Narrow"/>
+          <w:b/>
+          <w:bCs/>
+          <w:sz w:val="16"/>
+          <w:szCs w:val="16"/>
+        </w:rPr>
+        <w:t>);</w:t>
       </w:r>
     </w:p>
     <w:p>
@@ -28716,112 +30588,244 @@
           <w:sz w:val="16"/>
           <w:szCs w:val="16"/>
         </w:rPr>
-        <w:t xml:space="preserve">      L = leftsee();</w:t>
-      </w:r>
-    </w:p>
-    <w:p>
-      <w:pPr>
-        <w:rPr>
-          <w:rFonts w:ascii="Arial Narrow" w:hAnsi="Arial Narrow"/>
-          <w:b/>
-          <w:bCs/>
-          <w:sz w:val="16"/>
-          <w:szCs w:val="16"/>
-        </w:rPr>
-      </w:pPr>
-      <w:r>
-        <w:rPr>
-          <w:rFonts w:ascii="Arial Narrow" w:hAnsi="Arial Narrow"/>
-          <w:b/>
-          <w:bCs/>
-          <w:sz w:val="16"/>
-          <w:szCs w:val="16"/>
-        </w:rPr>
-        <w:t xml:space="preserve">      servo.write(spoint);</w:t>
-      </w:r>
-    </w:p>
-    <w:p>
-      <w:pPr>
-        <w:rPr>
-          <w:rFonts w:ascii="Arial Narrow" w:hAnsi="Arial Narrow"/>
-          <w:b/>
-          <w:bCs/>
-          <w:sz w:val="16"/>
-          <w:szCs w:val="16"/>
-        </w:rPr>
-      </w:pPr>
-      <w:r>
-        <w:rPr>
-          <w:rFonts w:ascii="Arial Narrow" w:hAnsi="Arial Narrow"/>
-          <w:b/>
-          <w:bCs/>
-          <w:sz w:val="16"/>
-          <w:szCs w:val="16"/>
-        </w:rPr>
-        <w:t xml:space="preserve">      if (L &gt;= 10 ) {</w:t>
-      </w:r>
-    </w:p>
-    <w:p>
-      <w:pPr>
-        <w:rPr>
-          <w:rFonts w:ascii="Arial Narrow" w:hAnsi="Arial Narrow"/>
-          <w:b/>
-          <w:bCs/>
-          <w:sz w:val="16"/>
-          <w:szCs w:val="16"/>
-        </w:rPr>
-      </w:pPr>
-      <w:r>
-        <w:rPr>
-          <w:rFonts w:ascii="Arial Narrow" w:hAnsi="Arial Narrow"/>
-          <w:b/>
-          <w:bCs/>
-          <w:sz w:val="16"/>
-          <w:szCs w:val="16"/>
-        </w:rPr>
-        <w:t xml:space="preserve">        left();</w:t>
-      </w:r>
-    </w:p>
-    <w:p>
-      <w:pPr>
-        <w:rPr>
-          <w:rFonts w:ascii="Arial Narrow" w:hAnsi="Arial Narrow"/>
-          <w:b/>
-          <w:bCs/>
-          <w:sz w:val="16"/>
-          <w:szCs w:val="16"/>
-        </w:rPr>
-      </w:pPr>
-      <w:r>
-        <w:rPr>
-          <w:rFonts w:ascii="Arial Narrow" w:hAnsi="Arial Narrow"/>
-          <w:b/>
-          <w:bCs/>
-          <w:sz w:val="16"/>
-          <w:szCs w:val="16"/>
-        </w:rPr>
-        <w:t xml:space="preserve">        delay(500);</w:t>
-      </w:r>
-    </w:p>
-    <w:p>
-      <w:pPr>
-        <w:rPr>
-          <w:rFonts w:ascii="Arial Narrow" w:hAnsi="Arial Narrow"/>
-          <w:b/>
-          <w:bCs/>
-          <w:sz w:val="16"/>
-          <w:szCs w:val="16"/>
-        </w:rPr>
-      </w:pPr>
-      <w:r>
-        <w:rPr>
-          <w:rFonts w:ascii="Arial Narrow" w:hAnsi="Arial Narrow"/>
-          <w:b/>
-          <w:bCs/>
-          <w:sz w:val="16"/>
-          <w:szCs w:val="16"/>
-        </w:rPr>
-        <w:t xml:space="preserve">        Stop();</w:t>
+        <w:t xml:space="preserve">      L = </w:t>
+      </w:r>
+      <w:proofErr w:type="gramStart"/>
+      <w:r>
+        <w:rPr>
+          <w:rFonts w:ascii="Arial Narrow" w:hAnsi="Arial Narrow"/>
+          <w:b/>
+          <w:bCs/>
+          <w:sz w:val="16"/>
+          <w:szCs w:val="16"/>
+        </w:rPr>
+        <w:t>leftsee(</w:t>
+      </w:r>
+      <w:proofErr w:type="gramEnd"/>
+      <w:r>
+        <w:rPr>
+          <w:rFonts w:ascii="Arial Narrow" w:hAnsi="Arial Narrow"/>
+          <w:b/>
+          <w:bCs/>
+          <w:sz w:val="16"/>
+          <w:szCs w:val="16"/>
+        </w:rPr>
+        <w:t>);</w:t>
+      </w:r>
+    </w:p>
+    <w:p>
+      <w:pPr>
+        <w:rPr>
+          <w:rFonts w:ascii="Arial Narrow" w:hAnsi="Arial Narrow"/>
+          <w:b/>
+          <w:bCs/>
+          <w:sz w:val="16"/>
+          <w:szCs w:val="16"/>
+        </w:rPr>
+      </w:pPr>
+      <w:r>
+        <w:rPr>
+          <w:rFonts w:ascii="Arial Narrow" w:hAnsi="Arial Narrow"/>
+          <w:b/>
+          <w:bCs/>
+          <w:sz w:val="16"/>
+          <w:szCs w:val="16"/>
+        </w:rPr>
+        <w:t xml:space="preserve">      </w:t>
+      </w:r>
+      <w:proofErr w:type="gramStart"/>
+      <w:r>
+        <w:rPr>
+          <w:rFonts w:ascii="Arial Narrow" w:hAnsi="Arial Narrow"/>
+          <w:b/>
+          <w:bCs/>
+          <w:sz w:val="16"/>
+          <w:szCs w:val="16"/>
+        </w:rPr>
+        <w:t>servo.write</w:t>
+      </w:r>
+      <w:proofErr w:type="gramEnd"/>
+      <w:r>
+        <w:rPr>
+          <w:rFonts w:ascii="Arial Narrow" w:hAnsi="Arial Narrow"/>
+          <w:b/>
+          <w:bCs/>
+          <w:sz w:val="16"/>
+          <w:szCs w:val="16"/>
+        </w:rPr>
+        <w:t>(spoint);</w:t>
+      </w:r>
+    </w:p>
+    <w:p>
+      <w:pPr>
+        <w:rPr>
+          <w:rFonts w:ascii="Arial Narrow" w:hAnsi="Arial Narrow"/>
+          <w:b/>
+          <w:bCs/>
+          <w:sz w:val="16"/>
+          <w:szCs w:val="16"/>
+        </w:rPr>
+      </w:pPr>
+      <w:r>
+        <w:rPr>
+          <w:rFonts w:ascii="Arial Narrow" w:hAnsi="Arial Narrow"/>
+          <w:b/>
+          <w:bCs/>
+          <w:sz w:val="16"/>
+          <w:szCs w:val="16"/>
+        </w:rPr>
+        <w:t xml:space="preserve">      if (L &gt;= </w:t>
+      </w:r>
+      <w:proofErr w:type="gramStart"/>
+      <w:r>
+        <w:rPr>
+          <w:rFonts w:ascii="Arial Narrow" w:hAnsi="Arial Narrow"/>
+          <w:b/>
+          <w:bCs/>
+          <w:sz w:val="16"/>
+          <w:szCs w:val="16"/>
+        </w:rPr>
+        <w:t>10 )</w:t>
+      </w:r>
+      <w:proofErr w:type="gramEnd"/>
+      <w:r>
+        <w:rPr>
+          <w:rFonts w:ascii="Arial Narrow" w:hAnsi="Arial Narrow"/>
+          <w:b/>
+          <w:bCs/>
+          <w:sz w:val="16"/>
+          <w:szCs w:val="16"/>
+        </w:rPr>
+        <w:t xml:space="preserve"> {</w:t>
+      </w:r>
+    </w:p>
+    <w:p>
+      <w:pPr>
+        <w:rPr>
+          <w:rFonts w:ascii="Arial Narrow" w:hAnsi="Arial Narrow"/>
+          <w:b/>
+          <w:bCs/>
+          <w:sz w:val="16"/>
+          <w:szCs w:val="16"/>
+        </w:rPr>
+      </w:pPr>
+      <w:r>
+        <w:rPr>
+          <w:rFonts w:ascii="Arial Narrow" w:hAnsi="Arial Narrow"/>
+          <w:b/>
+          <w:bCs/>
+          <w:sz w:val="16"/>
+          <w:szCs w:val="16"/>
+        </w:rPr>
+        <w:t xml:space="preserve">        </w:t>
+      </w:r>
+      <w:proofErr w:type="gramStart"/>
+      <w:r>
+        <w:rPr>
+          <w:rFonts w:ascii="Arial Narrow" w:hAnsi="Arial Narrow"/>
+          <w:b/>
+          <w:bCs/>
+          <w:sz w:val="16"/>
+          <w:szCs w:val="16"/>
+        </w:rPr>
+        <w:t>left(</w:t>
+      </w:r>
+      <w:proofErr w:type="gramEnd"/>
+      <w:r>
+        <w:rPr>
+          <w:rFonts w:ascii="Arial Narrow" w:hAnsi="Arial Narrow"/>
+          <w:b/>
+          <w:bCs/>
+          <w:sz w:val="16"/>
+          <w:szCs w:val="16"/>
+        </w:rPr>
+        <w:t>);</w:t>
+      </w:r>
+    </w:p>
+    <w:p>
+      <w:pPr>
+        <w:rPr>
+          <w:rFonts w:ascii="Arial Narrow" w:hAnsi="Arial Narrow"/>
+          <w:b/>
+          <w:bCs/>
+          <w:sz w:val="16"/>
+          <w:szCs w:val="16"/>
+        </w:rPr>
+      </w:pPr>
+      <w:r>
+        <w:rPr>
+          <w:rFonts w:ascii="Arial Narrow" w:hAnsi="Arial Narrow"/>
+          <w:b/>
+          <w:bCs/>
+          <w:sz w:val="16"/>
+          <w:szCs w:val="16"/>
+        </w:rPr>
+        <w:t xml:space="preserve">        </w:t>
+      </w:r>
+      <w:proofErr w:type="gramStart"/>
+      <w:r>
+        <w:rPr>
+          <w:rFonts w:ascii="Arial Narrow" w:hAnsi="Arial Narrow"/>
+          <w:b/>
+          <w:bCs/>
+          <w:sz w:val="16"/>
+          <w:szCs w:val="16"/>
+        </w:rPr>
+        <w:t>delay(</w:t>
+      </w:r>
+      <w:proofErr w:type="gramEnd"/>
+      <w:r>
+        <w:rPr>
+          <w:rFonts w:ascii="Arial Narrow" w:hAnsi="Arial Narrow"/>
+          <w:b/>
+          <w:bCs/>
+          <w:sz w:val="16"/>
+          <w:szCs w:val="16"/>
+        </w:rPr>
+        <w:t>500);</w:t>
+      </w:r>
+    </w:p>
+    <w:p>
+      <w:pPr>
+        <w:rPr>
+          <w:rFonts w:ascii="Arial Narrow" w:hAnsi="Arial Narrow"/>
+          <w:b/>
+          <w:bCs/>
+          <w:sz w:val="16"/>
+          <w:szCs w:val="16"/>
+        </w:rPr>
+      </w:pPr>
+      <w:r>
+        <w:rPr>
+          <w:rFonts w:ascii="Arial Narrow" w:hAnsi="Arial Narrow"/>
+          <w:b/>
+          <w:bCs/>
+          <w:sz w:val="16"/>
+          <w:szCs w:val="16"/>
+        </w:rPr>
+        <w:t xml:space="preserve">        </w:t>
+      </w:r>
+      <w:proofErr w:type="gramStart"/>
+      <w:r>
+        <w:rPr>
+          <w:rFonts w:ascii="Arial Narrow" w:hAnsi="Arial Narrow"/>
+          <w:b/>
+          <w:bCs/>
+          <w:sz w:val="16"/>
+          <w:szCs w:val="16"/>
+        </w:rPr>
+        <w:t>Stop(</w:t>
+      </w:r>
+      <w:proofErr w:type="gramEnd"/>
+      <w:r>
+        <w:rPr>
+          <w:rFonts w:ascii="Arial Narrow" w:hAnsi="Arial Narrow"/>
+          <w:b/>
+          <w:bCs/>
+          <w:sz w:val="16"/>
+          <w:szCs w:val="16"/>
+        </w:rPr>
+        <w:t>);</w:t>
       </w:r>
     </w:p>
     <w:p>
@@ -28863,7 +30867,29 @@
           <w:sz w:val="16"/>
           <w:szCs w:val="16"/>
         </w:rPr>
-        <w:t xml:space="preserve">        Stop();</w:t>
+        <w:t xml:space="preserve">        </w:t>
+      </w:r>
+      <w:proofErr w:type="gramStart"/>
+      <w:r>
+        <w:rPr>
+          <w:rFonts w:ascii="Arial Narrow" w:hAnsi="Arial Narrow"/>
+          <w:b/>
+          <w:bCs/>
+          <w:sz w:val="16"/>
+          <w:szCs w:val="16"/>
+        </w:rPr>
+        <w:t>Stop(</w:t>
+      </w:r>
+      <w:proofErr w:type="gramEnd"/>
+      <w:r>
+        <w:rPr>
+          <w:rFonts w:ascii="Arial Narrow" w:hAnsi="Arial Narrow"/>
+          <w:b/>
+          <w:bCs/>
+          <w:sz w:val="16"/>
+          <w:szCs w:val="16"/>
+        </w:rPr>
+        <w:t>);</w:t>
       </w:r>
     </w:p>
     <w:p>
@@ -28926,112 +30952,244 @@
           <w:sz w:val="16"/>
           <w:szCs w:val="16"/>
         </w:rPr>
-        <w:t xml:space="preserve">      R = rightsee();</w:t>
-      </w:r>
-    </w:p>
-    <w:p>
-      <w:pPr>
-        <w:rPr>
-          <w:rFonts w:ascii="Arial Narrow" w:hAnsi="Arial Narrow"/>
-          <w:b/>
-          <w:bCs/>
-          <w:sz w:val="16"/>
-          <w:szCs w:val="16"/>
-        </w:rPr>
-      </w:pPr>
-      <w:r>
-        <w:rPr>
-          <w:rFonts w:ascii="Arial Narrow" w:hAnsi="Arial Narrow"/>
-          <w:b/>
-          <w:bCs/>
-          <w:sz w:val="16"/>
-          <w:szCs w:val="16"/>
-        </w:rPr>
-        <w:t xml:space="preserve">      servo.write(spoint);</w:t>
-      </w:r>
-    </w:p>
-    <w:p>
-      <w:pPr>
-        <w:rPr>
-          <w:rFonts w:ascii="Arial Narrow" w:hAnsi="Arial Narrow"/>
-          <w:b/>
-          <w:bCs/>
-          <w:sz w:val="16"/>
-          <w:szCs w:val="16"/>
-        </w:rPr>
-      </w:pPr>
-      <w:r>
-        <w:rPr>
-          <w:rFonts w:ascii="Arial Narrow" w:hAnsi="Arial Narrow"/>
-          <w:b/>
-          <w:bCs/>
-          <w:sz w:val="16"/>
-          <w:szCs w:val="16"/>
-        </w:rPr>
-        <w:t xml:space="preserve">      if (R &gt;= 10 ) {</w:t>
-      </w:r>
-    </w:p>
-    <w:p>
-      <w:pPr>
-        <w:rPr>
-          <w:rFonts w:ascii="Arial Narrow" w:hAnsi="Arial Narrow"/>
-          <w:b/>
-          <w:bCs/>
-          <w:sz w:val="16"/>
-          <w:szCs w:val="16"/>
-        </w:rPr>
-      </w:pPr>
-      <w:r>
-        <w:rPr>
-          <w:rFonts w:ascii="Arial Narrow" w:hAnsi="Arial Narrow"/>
-          <w:b/>
-          <w:bCs/>
-          <w:sz w:val="16"/>
-          <w:szCs w:val="16"/>
-        </w:rPr>
-        <w:t xml:space="preserve">        right();</w:t>
-      </w:r>
-    </w:p>
-    <w:p>
-      <w:pPr>
-        <w:rPr>
-          <w:rFonts w:ascii="Arial Narrow" w:hAnsi="Arial Narrow"/>
-          <w:b/>
-          <w:bCs/>
-          <w:sz w:val="16"/>
-          <w:szCs w:val="16"/>
-        </w:rPr>
-      </w:pPr>
-      <w:r>
-        <w:rPr>
-          <w:rFonts w:ascii="Arial Narrow" w:hAnsi="Arial Narrow"/>
-          <w:b/>
-          <w:bCs/>
-          <w:sz w:val="16"/>
-          <w:szCs w:val="16"/>
-        </w:rPr>
-        <w:t xml:space="preserve">        delay(500);</w:t>
-      </w:r>
-    </w:p>
-    <w:p>
-      <w:pPr>
-        <w:rPr>
-          <w:rFonts w:ascii="Arial Narrow" w:hAnsi="Arial Narrow"/>
-          <w:b/>
-          <w:bCs/>
-          <w:sz w:val="16"/>
-          <w:szCs w:val="16"/>
-        </w:rPr>
-      </w:pPr>
-      <w:r>
-        <w:rPr>
-          <w:rFonts w:ascii="Arial Narrow" w:hAnsi="Arial Narrow"/>
-          <w:b/>
-          <w:bCs/>
-          <w:sz w:val="16"/>
-          <w:szCs w:val="16"/>
-        </w:rPr>
-        <w:t xml:space="preserve">        Stop();</w:t>
+        <w:t xml:space="preserve">      R = </w:t>
+      </w:r>
+      <w:proofErr w:type="gramStart"/>
+      <w:r>
+        <w:rPr>
+          <w:rFonts w:ascii="Arial Narrow" w:hAnsi="Arial Narrow"/>
+          <w:b/>
+          <w:bCs/>
+          <w:sz w:val="16"/>
+          <w:szCs w:val="16"/>
+        </w:rPr>
+        <w:t>rightsee(</w:t>
+      </w:r>
+      <w:proofErr w:type="gramEnd"/>
+      <w:r>
+        <w:rPr>
+          <w:rFonts w:ascii="Arial Narrow" w:hAnsi="Arial Narrow"/>
+          <w:b/>
+          <w:bCs/>
+          <w:sz w:val="16"/>
+          <w:szCs w:val="16"/>
+        </w:rPr>
+        <w:t>);</w:t>
+      </w:r>
+    </w:p>
+    <w:p>
+      <w:pPr>
+        <w:rPr>
+          <w:rFonts w:ascii="Arial Narrow" w:hAnsi="Arial Narrow"/>
+          <w:b/>
+          <w:bCs/>
+          <w:sz w:val="16"/>
+          <w:szCs w:val="16"/>
+        </w:rPr>
+      </w:pPr>
+      <w:r>
+        <w:rPr>
+          <w:rFonts w:ascii="Arial Narrow" w:hAnsi="Arial Narrow"/>
+          <w:b/>
+          <w:bCs/>
+          <w:sz w:val="16"/>
+          <w:szCs w:val="16"/>
+        </w:rPr>
+        <w:t xml:space="preserve">      </w:t>
+      </w:r>
+      <w:proofErr w:type="gramStart"/>
+      <w:r>
+        <w:rPr>
+          <w:rFonts w:ascii="Arial Narrow" w:hAnsi="Arial Narrow"/>
+          <w:b/>
+          <w:bCs/>
+          <w:sz w:val="16"/>
+          <w:szCs w:val="16"/>
+        </w:rPr>
+        <w:t>servo.write</w:t>
+      </w:r>
+      <w:proofErr w:type="gramEnd"/>
+      <w:r>
+        <w:rPr>
+          <w:rFonts w:ascii="Arial Narrow" w:hAnsi="Arial Narrow"/>
+          <w:b/>
+          <w:bCs/>
+          <w:sz w:val="16"/>
+          <w:szCs w:val="16"/>
+        </w:rPr>
+        <w:t>(spoint);</w:t>
+      </w:r>
+    </w:p>
+    <w:p>
+      <w:pPr>
+        <w:rPr>
+          <w:rFonts w:ascii="Arial Narrow" w:hAnsi="Arial Narrow"/>
+          <w:b/>
+          <w:bCs/>
+          <w:sz w:val="16"/>
+          <w:szCs w:val="16"/>
+        </w:rPr>
+      </w:pPr>
+      <w:r>
+        <w:rPr>
+          <w:rFonts w:ascii="Arial Narrow" w:hAnsi="Arial Narrow"/>
+          <w:b/>
+          <w:bCs/>
+          <w:sz w:val="16"/>
+          <w:szCs w:val="16"/>
+        </w:rPr>
+        <w:t xml:space="preserve">      if (R &gt;= </w:t>
+      </w:r>
+      <w:proofErr w:type="gramStart"/>
+      <w:r>
+        <w:rPr>
+          <w:rFonts w:ascii="Arial Narrow" w:hAnsi="Arial Narrow"/>
+          <w:b/>
+          <w:bCs/>
+          <w:sz w:val="16"/>
+          <w:szCs w:val="16"/>
+        </w:rPr>
+        <w:t>10 )</w:t>
+      </w:r>
+      <w:proofErr w:type="gramEnd"/>
+      <w:r>
+        <w:rPr>
+          <w:rFonts w:ascii="Arial Narrow" w:hAnsi="Arial Narrow"/>
+          <w:b/>
+          <w:bCs/>
+          <w:sz w:val="16"/>
+          <w:szCs w:val="16"/>
+        </w:rPr>
+        <w:t xml:space="preserve"> {</w:t>
+      </w:r>
+    </w:p>
+    <w:p>
+      <w:pPr>
+        <w:rPr>
+          <w:rFonts w:ascii="Arial Narrow" w:hAnsi="Arial Narrow"/>
+          <w:b/>
+          <w:bCs/>
+          <w:sz w:val="16"/>
+          <w:szCs w:val="16"/>
+        </w:rPr>
+      </w:pPr>
+      <w:r>
+        <w:rPr>
+          <w:rFonts w:ascii="Arial Narrow" w:hAnsi="Arial Narrow"/>
+          <w:b/>
+          <w:bCs/>
+          <w:sz w:val="16"/>
+          <w:szCs w:val="16"/>
+        </w:rPr>
+        <w:t xml:space="preserve">        </w:t>
+      </w:r>
+      <w:proofErr w:type="gramStart"/>
+      <w:r>
+        <w:rPr>
+          <w:rFonts w:ascii="Arial Narrow" w:hAnsi="Arial Narrow"/>
+          <w:b/>
+          <w:bCs/>
+          <w:sz w:val="16"/>
+          <w:szCs w:val="16"/>
+        </w:rPr>
+        <w:t>right(</w:t>
+      </w:r>
+      <w:proofErr w:type="gramEnd"/>
+      <w:r>
+        <w:rPr>
+          <w:rFonts w:ascii="Arial Narrow" w:hAnsi="Arial Narrow"/>
+          <w:b/>
+          <w:bCs/>
+          <w:sz w:val="16"/>
+          <w:szCs w:val="16"/>
+        </w:rPr>
+        <w:t>);</w:t>
+      </w:r>
+    </w:p>
+    <w:p>
+      <w:pPr>
+        <w:rPr>
+          <w:rFonts w:ascii="Arial Narrow" w:hAnsi="Arial Narrow"/>
+          <w:b/>
+          <w:bCs/>
+          <w:sz w:val="16"/>
+          <w:szCs w:val="16"/>
+        </w:rPr>
+      </w:pPr>
+      <w:r>
+        <w:rPr>
+          <w:rFonts w:ascii="Arial Narrow" w:hAnsi="Arial Narrow"/>
+          <w:b/>
+          <w:bCs/>
+          <w:sz w:val="16"/>
+          <w:szCs w:val="16"/>
+        </w:rPr>
+        <w:t xml:space="preserve">        </w:t>
+      </w:r>
+      <w:proofErr w:type="gramStart"/>
+      <w:r>
+        <w:rPr>
+          <w:rFonts w:ascii="Arial Narrow" w:hAnsi="Arial Narrow"/>
+          <w:b/>
+          <w:bCs/>
+          <w:sz w:val="16"/>
+          <w:szCs w:val="16"/>
+        </w:rPr>
+        <w:t>delay(</w:t>
+      </w:r>
+      <w:proofErr w:type="gramEnd"/>
+      <w:r>
+        <w:rPr>
+          <w:rFonts w:ascii="Arial Narrow" w:hAnsi="Arial Narrow"/>
+          <w:b/>
+          <w:bCs/>
+          <w:sz w:val="16"/>
+          <w:szCs w:val="16"/>
+        </w:rPr>
+        <w:t>500);</w:t>
+      </w:r>
+    </w:p>
+    <w:p>
+      <w:pPr>
+        <w:rPr>
+          <w:rFonts w:ascii="Arial Narrow" w:hAnsi="Arial Narrow"/>
+          <w:b/>
+          <w:bCs/>
+          <w:sz w:val="16"/>
+          <w:szCs w:val="16"/>
+        </w:rPr>
+      </w:pPr>
+      <w:r>
+        <w:rPr>
+          <w:rFonts w:ascii="Arial Narrow" w:hAnsi="Arial Narrow"/>
+          <w:b/>
+          <w:bCs/>
+          <w:sz w:val="16"/>
+          <w:szCs w:val="16"/>
+        </w:rPr>
+        <w:t xml:space="preserve">        </w:t>
+      </w:r>
+      <w:proofErr w:type="gramStart"/>
+      <w:r>
+        <w:rPr>
+          <w:rFonts w:ascii="Arial Narrow" w:hAnsi="Arial Narrow"/>
+          <w:b/>
+          <w:bCs/>
+          <w:sz w:val="16"/>
+          <w:szCs w:val="16"/>
+        </w:rPr>
+        <w:t>Stop(</w:t>
+      </w:r>
+      <w:proofErr w:type="gramEnd"/>
+      <w:r>
+        <w:rPr>
+          <w:rFonts w:ascii="Arial Narrow" w:hAnsi="Arial Narrow"/>
+          <w:b/>
+          <w:bCs/>
+          <w:sz w:val="16"/>
+          <w:szCs w:val="16"/>
+        </w:rPr>
+        <w:t>);</w:t>
       </w:r>
     </w:p>
     <w:p>
@@ -29073,7 +31231,29 @@
           <w:sz w:val="16"/>
           <w:szCs w:val="16"/>
         </w:rPr>
-        <w:t xml:space="preserve">        Stop();</w:t>
+        <w:t xml:space="preserve">        </w:t>
+      </w:r>
+      <w:proofErr w:type="gramStart"/>
+      <w:r>
+        <w:rPr>
+          <w:rFonts w:ascii="Arial Narrow" w:hAnsi="Arial Narrow"/>
+          <w:b/>
+          <w:bCs/>
+          <w:sz w:val="16"/>
+          <w:szCs w:val="16"/>
+        </w:rPr>
+        <w:t>Stop(</w:t>
+      </w:r>
+      <w:proofErr w:type="gramEnd"/>
+      <w:r>
+        <w:rPr>
+          <w:rFonts w:ascii="Arial Narrow" w:hAnsi="Arial Narrow"/>
+          <w:b/>
+          <w:bCs/>
+          <w:sz w:val="16"/>
+          <w:szCs w:val="16"/>
+        </w:rPr>
+        <w:t>);</w:t>
       </w:r>
     </w:p>
     <w:p>
@@ -29193,7 +31373,7 @@
               </wp:anchor>
             </w:drawing>
           </mc:Choice>
-          <mc:Fallback xmlns:a14="http://schemas.microsoft.com/office/drawing/2010/main" xmlns:pic="http://schemas.openxmlformats.org/drawingml/2006/picture" xmlns:a="http://schemas.openxmlformats.org/drawingml/2006/main">
+          <mc:Fallback xmlns:a="http://schemas.openxmlformats.org/drawingml/2006/main" xmlns:pic="http://schemas.openxmlformats.org/drawingml/2006/picture" xmlns:a14="http://schemas.microsoft.com/office/drawing/2010/main">
             <w:pict w14:anchorId="2738E52E">
               <v:line id="Straight Connector 1075067297" style="position:absolute;flip:y;z-index:251742242;visibility:visible;mso-wrap-style:square;mso-wrap-distance-left:9pt;mso-wrap-distance-top:0;mso-wrap-distance-right:9pt;mso-wrap-distance-bottom:0;mso-position-horizontal:absolute;mso-position-horizontal-relative:margin;mso-position-vertical:absolute;mso-position-vertical-relative:text" o:spid="_x0000_s1026" strokecolor="#0d0d0d [3069]" strokeweight=".5pt" from="0,-.05pt" to="476.6pt,1.55pt" w14:anchorId="75310CE4" o:gfxdata="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">
                 <v:stroke joinstyle="miter"/>
@@ -29317,7 +31497,7 @@
               </wp:anchor>
             </w:drawing>
           </mc:Choice>
-          <mc:Fallback xmlns:a14="http://schemas.microsoft.com/office/drawing/2010/main" xmlns:pic="http://schemas.openxmlformats.org/drawingml/2006/picture" xmlns:a="http://schemas.openxmlformats.org/drawingml/2006/main">
+          <mc:Fallback xmlns:a="http://schemas.openxmlformats.org/drawingml/2006/main" xmlns:pic="http://schemas.openxmlformats.org/drawingml/2006/picture" xmlns:a14="http://schemas.microsoft.com/office/drawing/2010/main">
             <w:pict w14:anchorId="6E39C8F3">
               <v:line id="Straight Connector 203344192" style="position:absolute;flip:y;z-index:251744290;visibility:visible;mso-wrap-style:square;mso-wrap-distance-left:9pt;mso-wrap-distance-top:0;mso-wrap-distance-right:9pt;mso-wrap-distance-bottom:0;mso-position-horizontal:left;mso-position-horizontal-relative:margin;mso-position-vertical:absolute;mso-position-vertical-relative:text" o:spid="_x0000_s1026" strokecolor="#0d0d0d [3069]" strokeweight=".5pt" from="0,27.95pt" to="476.55pt,29.55pt" w14:anchorId="3F5D92E0" o:gfxdata="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">
                 <v:stroke joinstyle="miter"/>
@@ -29349,15 +31529,27 @@
           <w:szCs w:val="16"/>
         </w:rPr>
       </w:pPr>
-      <w:r>
-        <w:rPr>
-          <w:rFonts w:ascii="Arial Narrow" w:hAnsi="Arial Narrow"/>
-          <w:b/>
-          <w:bCs/>
-          <w:sz w:val="16"/>
-          <w:szCs w:val="16"/>
-        </w:rPr>
-        <w:t xml:space="preserve">Stop();    </w:t>
+      <w:proofErr w:type="gramStart"/>
+      <w:r>
+        <w:rPr>
+          <w:rFonts w:ascii="Arial Narrow" w:hAnsi="Arial Narrow"/>
+          <w:b/>
+          <w:bCs/>
+          <w:sz w:val="16"/>
+          <w:szCs w:val="16"/>
+        </w:rPr>
+        <w:t>Stop(</w:t>
+      </w:r>
+      <w:proofErr w:type="gramEnd"/>
+      <w:r>
+        <w:rPr>
+          <w:rFonts w:ascii="Arial Narrow" w:hAnsi="Arial Narrow"/>
+          <w:b/>
+          <w:bCs/>
+          <w:sz w:val="16"/>
+          <w:szCs w:val="16"/>
+        </w:rPr>
+        <w:t xml:space="preserve">);    </w:t>
       </w:r>
     </w:p>
     <w:p>
@@ -29462,133 +31654,287 @@
           <w:sz w:val="16"/>
           <w:szCs w:val="16"/>
         </w:rPr>
-        <w:t>int ultrasonic() {</w:t>
-      </w:r>
-    </w:p>
-    <w:p>
-      <w:pPr>
-        <w:rPr>
-          <w:rFonts w:ascii="Arial Narrow" w:hAnsi="Arial Narrow"/>
-          <w:b/>
-          <w:bCs/>
-          <w:sz w:val="16"/>
-          <w:szCs w:val="16"/>
-        </w:rPr>
-      </w:pPr>
-      <w:r>
-        <w:rPr>
-          <w:rFonts w:ascii="Arial Narrow" w:hAnsi="Arial Narrow"/>
-          <w:b/>
-          <w:bCs/>
-          <w:sz w:val="16"/>
-          <w:szCs w:val="16"/>
-        </w:rPr>
-        <w:t xml:space="preserve">  digitalWrite(Trig, LOW);</w:t>
-      </w:r>
-    </w:p>
-    <w:p>
-      <w:pPr>
-        <w:rPr>
-          <w:rFonts w:ascii="Arial Narrow" w:hAnsi="Arial Narrow"/>
-          <w:b/>
-          <w:bCs/>
-          <w:sz w:val="16"/>
-          <w:szCs w:val="16"/>
-        </w:rPr>
-      </w:pPr>
-      <w:r>
-        <w:rPr>
-          <w:rFonts w:ascii="Arial Narrow" w:hAnsi="Arial Narrow"/>
-          <w:b/>
-          <w:bCs/>
-          <w:sz w:val="16"/>
-          <w:szCs w:val="16"/>
-        </w:rPr>
-        <w:t xml:space="preserve">  delayMicroseconds(4);</w:t>
-      </w:r>
-    </w:p>
-    <w:p>
-      <w:pPr>
-        <w:rPr>
-          <w:rFonts w:ascii="Arial Narrow" w:hAnsi="Arial Narrow"/>
-          <w:b/>
-          <w:bCs/>
-          <w:sz w:val="16"/>
-          <w:szCs w:val="16"/>
-        </w:rPr>
-      </w:pPr>
-      <w:r>
-        <w:rPr>
-          <w:rFonts w:ascii="Arial Narrow" w:hAnsi="Arial Narrow"/>
-          <w:b/>
-          <w:bCs/>
-          <w:sz w:val="16"/>
-          <w:szCs w:val="16"/>
-        </w:rPr>
-        <w:t xml:space="preserve">  digitalWrite(Trig, HIGH);</w:t>
-      </w:r>
-    </w:p>
-    <w:p>
-      <w:pPr>
-        <w:rPr>
-          <w:rFonts w:ascii="Arial Narrow" w:hAnsi="Arial Narrow"/>
-          <w:b/>
-          <w:bCs/>
-          <w:sz w:val="16"/>
-          <w:szCs w:val="16"/>
-        </w:rPr>
-      </w:pPr>
-      <w:r>
-        <w:rPr>
-          <w:rFonts w:ascii="Arial Narrow" w:hAnsi="Arial Narrow"/>
-          <w:b/>
-          <w:bCs/>
-          <w:sz w:val="16"/>
-          <w:szCs w:val="16"/>
-        </w:rPr>
-        <w:t xml:space="preserve">  delayMicroseconds(10);</w:t>
-      </w:r>
-    </w:p>
-    <w:p>
-      <w:pPr>
-        <w:rPr>
-          <w:rFonts w:ascii="Arial Narrow" w:hAnsi="Arial Narrow"/>
-          <w:b/>
-          <w:bCs/>
-          <w:sz w:val="16"/>
-          <w:szCs w:val="16"/>
-        </w:rPr>
-      </w:pPr>
-      <w:r>
-        <w:rPr>
-          <w:rFonts w:ascii="Arial Narrow" w:hAnsi="Arial Narrow"/>
-          <w:b/>
-          <w:bCs/>
-          <w:sz w:val="16"/>
-          <w:szCs w:val="16"/>
-        </w:rPr>
-        <w:t xml:space="preserve">  digitalWrite(Trig, LOW);</w:t>
-      </w:r>
-    </w:p>
-    <w:p>
-      <w:pPr>
-        <w:rPr>
-          <w:rFonts w:ascii="Arial Narrow" w:hAnsi="Arial Narrow"/>
-          <w:b/>
-          <w:bCs/>
-          <w:sz w:val="16"/>
-          <w:szCs w:val="16"/>
-        </w:rPr>
-      </w:pPr>
-      <w:r>
-        <w:rPr>
-          <w:rFonts w:ascii="Arial Narrow" w:hAnsi="Arial Narrow"/>
-          <w:b/>
-          <w:bCs/>
-          <w:sz w:val="16"/>
-          <w:szCs w:val="16"/>
-        </w:rPr>
-        <w:t xml:space="preserve">  long t = pulseIn(Echo, HIGH);</w:t>
+        <w:t xml:space="preserve">int </w:t>
+      </w:r>
+      <w:proofErr w:type="gramStart"/>
+      <w:r>
+        <w:rPr>
+          <w:rFonts w:ascii="Arial Narrow" w:hAnsi="Arial Narrow"/>
+          <w:b/>
+          <w:bCs/>
+          <w:sz w:val="16"/>
+          <w:szCs w:val="16"/>
+        </w:rPr>
+        <w:t>ultrasonic(</w:t>
+      </w:r>
+      <w:proofErr w:type="gramEnd"/>
+      <w:r>
+        <w:rPr>
+          <w:rFonts w:ascii="Arial Narrow" w:hAnsi="Arial Narrow"/>
+          <w:b/>
+          <w:bCs/>
+          <w:sz w:val="16"/>
+          <w:szCs w:val="16"/>
+        </w:rPr>
+        <w:t>) {</w:t>
+      </w:r>
+    </w:p>
+    <w:p>
+      <w:pPr>
+        <w:rPr>
+          <w:rFonts w:ascii="Arial Narrow" w:hAnsi="Arial Narrow"/>
+          <w:b/>
+          <w:bCs/>
+          <w:sz w:val="16"/>
+          <w:szCs w:val="16"/>
+        </w:rPr>
+      </w:pPr>
+      <w:r>
+        <w:rPr>
+          <w:rFonts w:ascii="Arial Narrow" w:hAnsi="Arial Narrow"/>
+          <w:b/>
+          <w:bCs/>
+          <w:sz w:val="16"/>
+          <w:szCs w:val="16"/>
+        </w:rPr>
+        <w:t xml:space="preserve">  </w:t>
+      </w:r>
+      <w:proofErr w:type="gramStart"/>
+      <w:r>
+        <w:rPr>
+          <w:rFonts w:ascii="Arial Narrow" w:hAnsi="Arial Narrow"/>
+          <w:b/>
+          <w:bCs/>
+          <w:sz w:val="16"/>
+          <w:szCs w:val="16"/>
+        </w:rPr>
+        <w:t>digitalWrite(</w:t>
+      </w:r>
+      <w:proofErr w:type="gramEnd"/>
+      <w:r>
+        <w:rPr>
+          <w:rFonts w:ascii="Arial Narrow" w:hAnsi="Arial Narrow"/>
+          <w:b/>
+          <w:bCs/>
+          <w:sz w:val="16"/>
+          <w:szCs w:val="16"/>
+        </w:rPr>
+        <w:t>Trig, LOW);</w:t>
+      </w:r>
+    </w:p>
+    <w:p>
+      <w:pPr>
+        <w:rPr>
+          <w:rFonts w:ascii="Arial Narrow" w:hAnsi="Arial Narrow"/>
+          <w:b/>
+          <w:bCs/>
+          <w:sz w:val="16"/>
+          <w:szCs w:val="16"/>
+        </w:rPr>
+      </w:pPr>
+      <w:r>
+        <w:rPr>
+          <w:rFonts w:ascii="Arial Narrow" w:hAnsi="Arial Narrow"/>
+          <w:b/>
+          <w:bCs/>
+          <w:sz w:val="16"/>
+          <w:szCs w:val="16"/>
+        </w:rPr>
+        <w:t xml:space="preserve">  </w:t>
+      </w:r>
+      <w:proofErr w:type="gramStart"/>
+      <w:r>
+        <w:rPr>
+          <w:rFonts w:ascii="Arial Narrow" w:hAnsi="Arial Narrow"/>
+          <w:b/>
+          <w:bCs/>
+          <w:sz w:val="16"/>
+          <w:szCs w:val="16"/>
+        </w:rPr>
+        <w:t>delayMicroseconds(</w:t>
+      </w:r>
+      <w:proofErr w:type="gramEnd"/>
+      <w:r>
+        <w:rPr>
+          <w:rFonts w:ascii="Arial Narrow" w:hAnsi="Arial Narrow"/>
+          <w:b/>
+          <w:bCs/>
+          <w:sz w:val="16"/>
+          <w:szCs w:val="16"/>
+        </w:rPr>
+        <w:t>4);</w:t>
+      </w:r>
+    </w:p>
+    <w:p>
+      <w:pPr>
+        <w:rPr>
+          <w:rFonts w:ascii="Arial Narrow" w:hAnsi="Arial Narrow"/>
+          <w:b/>
+          <w:bCs/>
+          <w:sz w:val="16"/>
+          <w:szCs w:val="16"/>
+        </w:rPr>
+      </w:pPr>
+      <w:r>
+        <w:rPr>
+          <w:rFonts w:ascii="Arial Narrow" w:hAnsi="Arial Narrow"/>
+          <w:b/>
+          <w:bCs/>
+          <w:sz w:val="16"/>
+          <w:szCs w:val="16"/>
+        </w:rPr>
+        <w:t xml:space="preserve">  </w:t>
+      </w:r>
+      <w:proofErr w:type="gramStart"/>
+      <w:r>
+        <w:rPr>
+          <w:rFonts w:ascii="Arial Narrow" w:hAnsi="Arial Narrow"/>
+          <w:b/>
+          <w:bCs/>
+          <w:sz w:val="16"/>
+          <w:szCs w:val="16"/>
+        </w:rPr>
+        <w:t>digitalWrite(</w:t>
+      </w:r>
+      <w:proofErr w:type="gramEnd"/>
+      <w:r>
+        <w:rPr>
+          <w:rFonts w:ascii="Arial Narrow" w:hAnsi="Arial Narrow"/>
+          <w:b/>
+          <w:bCs/>
+          <w:sz w:val="16"/>
+          <w:szCs w:val="16"/>
+        </w:rPr>
+        <w:t>Trig, HIGH);</w:t>
+      </w:r>
+    </w:p>
+    <w:p>
+      <w:pPr>
+        <w:rPr>
+          <w:rFonts w:ascii="Arial Narrow" w:hAnsi="Arial Narrow"/>
+          <w:b/>
+          <w:bCs/>
+          <w:sz w:val="16"/>
+          <w:szCs w:val="16"/>
+        </w:rPr>
+      </w:pPr>
+      <w:r>
+        <w:rPr>
+          <w:rFonts w:ascii="Arial Narrow" w:hAnsi="Arial Narrow"/>
+          <w:b/>
+          <w:bCs/>
+          <w:sz w:val="16"/>
+          <w:szCs w:val="16"/>
+        </w:rPr>
+        <w:t xml:space="preserve">  </w:t>
+      </w:r>
+      <w:proofErr w:type="gramStart"/>
+      <w:r>
+        <w:rPr>
+          <w:rFonts w:ascii="Arial Narrow" w:hAnsi="Arial Narrow"/>
+          <w:b/>
+          <w:bCs/>
+          <w:sz w:val="16"/>
+          <w:szCs w:val="16"/>
+        </w:rPr>
+        <w:t>delayMicroseconds(</w:t>
+      </w:r>
+      <w:proofErr w:type="gramEnd"/>
+      <w:r>
+        <w:rPr>
+          <w:rFonts w:ascii="Arial Narrow" w:hAnsi="Arial Narrow"/>
+          <w:b/>
+          <w:bCs/>
+          <w:sz w:val="16"/>
+          <w:szCs w:val="16"/>
+        </w:rPr>
+        <w:t>10);</w:t>
+      </w:r>
+    </w:p>
+    <w:p>
+      <w:pPr>
+        <w:rPr>
+          <w:rFonts w:ascii="Arial Narrow" w:hAnsi="Arial Narrow"/>
+          <w:b/>
+          <w:bCs/>
+          <w:sz w:val="16"/>
+          <w:szCs w:val="16"/>
+        </w:rPr>
+      </w:pPr>
+      <w:r>
+        <w:rPr>
+          <w:rFonts w:ascii="Arial Narrow" w:hAnsi="Arial Narrow"/>
+          <w:b/>
+          <w:bCs/>
+          <w:sz w:val="16"/>
+          <w:szCs w:val="16"/>
+        </w:rPr>
+        <w:t xml:space="preserve">  </w:t>
+      </w:r>
+      <w:proofErr w:type="gramStart"/>
+      <w:r>
+        <w:rPr>
+          <w:rFonts w:ascii="Arial Narrow" w:hAnsi="Arial Narrow"/>
+          <w:b/>
+          <w:bCs/>
+          <w:sz w:val="16"/>
+          <w:szCs w:val="16"/>
+        </w:rPr>
+        <w:t>digitalWrite(</w:t>
+      </w:r>
+      <w:proofErr w:type="gramEnd"/>
+      <w:r>
+        <w:rPr>
+          <w:rFonts w:ascii="Arial Narrow" w:hAnsi="Arial Narrow"/>
+          <w:b/>
+          <w:bCs/>
+          <w:sz w:val="16"/>
+          <w:szCs w:val="16"/>
+        </w:rPr>
+        <w:t>Trig, LOW);</w:t>
+      </w:r>
+    </w:p>
+    <w:p>
+      <w:pPr>
+        <w:rPr>
+          <w:rFonts w:ascii="Arial Narrow" w:hAnsi="Arial Narrow"/>
+          <w:b/>
+          <w:bCs/>
+          <w:sz w:val="16"/>
+          <w:szCs w:val="16"/>
+        </w:rPr>
+      </w:pPr>
+      <w:r>
+        <w:rPr>
+          <w:rFonts w:ascii="Arial Narrow" w:hAnsi="Arial Narrow"/>
+          <w:b/>
+          <w:bCs/>
+          <w:sz w:val="16"/>
+          <w:szCs w:val="16"/>
+        </w:rPr>
+        <w:t xml:space="preserve">  long t = </w:t>
+      </w:r>
+      <w:proofErr w:type="gramStart"/>
+      <w:r>
+        <w:rPr>
+          <w:rFonts w:ascii="Arial Narrow" w:hAnsi="Arial Narrow"/>
+          <w:b/>
+          <w:bCs/>
+          <w:sz w:val="16"/>
+          <w:szCs w:val="16"/>
+        </w:rPr>
+        <w:t>pulseIn(</w:t>
+      </w:r>
+      <w:proofErr w:type="gramEnd"/>
+      <w:r>
+        <w:rPr>
+          <w:rFonts w:ascii="Arial Narrow" w:hAnsi="Arial Narrow"/>
+          <w:b/>
+          <w:bCs/>
+          <w:sz w:val="16"/>
+          <w:szCs w:val="16"/>
+        </w:rPr>
+        <w:t>Echo, HIGH);</w:t>
       </w:r>
     </w:p>
     <w:p>
@@ -29672,91 +32018,201 @@
           <w:sz w:val="16"/>
           <w:szCs w:val="16"/>
         </w:rPr>
-        <w:t>void forward() {</w:t>
-      </w:r>
-    </w:p>
-    <w:p>
-      <w:pPr>
-        <w:rPr>
-          <w:rFonts w:ascii="Arial Narrow" w:hAnsi="Arial Narrow"/>
-          <w:b/>
-          <w:bCs/>
-          <w:sz w:val="16"/>
-          <w:szCs w:val="16"/>
-        </w:rPr>
-      </w:pPr>
-      <w:r>
-        <w:rPr>
-          <w:rFonts w:ascii="Arial Narrow" w:hAnsi="Arial Narrow"/>
-          <w:b/>
-          <w:bCs/>
-          <w:sz w:val="16"/>
-          <w:szCs w:val="16"/>
-        </w:rPr>
-        <w:t xml:space="preserve">  M1.run(FORWARD);</w:t>
-      </w:r>
-    </w:p>
-    <w:p>
-      <w:pPr>
-        <w:rPr>
-          <w:rFonts w:ascii="Arial Narrow" w:hAnsi="Arial Narrow"/>
-          <w:b/>
-          <w:bCs/>
-          <w:sz w:val="16"/>
-          <w:szCs w:val="16"/>
-        </w:rPr>
-      </w:pPr>
-      <w:r>
-        <w:rPr>
-          <w:rFonts w:ascii="Arial Narrow" w:hAnsi="Arial Narrow"/>
-          <w:b/>
-          <w:bCs/>
-          <w:sz w:val="16"/>
-          <w:szCs w:val="16"/>
-        </w:rPr>
-        <w:t xml:space="preserve">  M2.run(FORWARD);</w:t>
-      </w:r>
-    </w:p>
-    <w:p>
-      <w:pPr>
-        <w:rPr>
-          <w:rFonts w:ascii="Arial Narrow" w:hAnsi="Arial Narrow"/>
-          <w:b/>
-          <w:bCs/>
-          <w:sz w:val="16"/>
-          <w:szCs w:val="16"/>
-        </w:rPr>
-      </w:pPr>
-      <w:r>
-        <w:rPr>
-          <w:rFonts w:ascii="Arial Narrow" w:hAnsi="Arial Narrow"/>
-          <w:b/>
-          <w:bCs/>
-          <w:sz w:val="16"/>
-          <w:szCs w:val="16"/>
-        </w:rPr>
-        <w:t xml:space="preserve">  M3.run(FORWARD);</w:t>
-      </w:r>
-    </w:p>
-    <w:p>
-      <w:pPr>
-        <w:rPr>
-          <w:rFonts w:ascii="Arial Narrow" w:hAnsi="Arial Narrow"/>
-          <w:b/>
-          <w:bCs/>
-          <w:sz w:val="16"/>
-          <w:szCs w:val="16"/>
-        </w:rPr>
-      </w:pPr>
-      <w:r>
-        <w:rPr>
-          <w:rFonts w:ascii="Arial Narrow" w:hAnsi="Arial Narrow"/>
-          <w:b/>
-          <w:bCs/>
-          <w:sz w:val="16"/>
-          <w:szCs w:val="16"/>
-        </w:rPr>
-        <w:t xml:space="preserve">  M4.run(FORWARD);</w:t>
+        <w:t xml:space="preserve">void </w:t>
+      </w:r>
+      <w:proofErr w:type="gramStart"/>
+      <w:r>
+        <w:rPr>
+          <w:rFonts w:ascii="Arial Narrow" w:hAnsi="Arial Narrow"/>
+          <w:b/>
+          <w:bCs/>
+          <w:sz w:val="16"/>
+          <w:szCs w:val="16"/>
+        </w:rPr>
+        <w:t>forward(</w:t>
+      </w:r>
+      <w:proofErr w:type="gramEnd"/>
+      <w:r>
+        <w:rPr>
+          <w:rFonts w:ascii="Arial Narrow" w:hAnsi="Arial Narrow"/>
+          <w:b/>
+          <w:bCs/>
+          <w:sz w:val="16"/>
+          <w:szCs w:val="16"/>
+        </w:rPr>
+        <w:t>) {</w:t>
+      </w:r>
+    </w:p>
+    <w:p>
+      <w:pPr>
+        <w:rPr>
+          <w:rFonts w:ascii="Arial Narrow" w:hAnsi="Arial Narrow"/>
+          <w:b/>
+          <w:bCs/>
+          <w:sz w:val="16"/>
+          <w:szCs w:val="16"/>
+        </w:rPr>
+      </w:pPr>
+      <w:r>
+        <w:rPr>
+          <w:rFonts w:ascii="Arial Narrow" w:hAnsi="Arial Narrow"/>
+          <w:b/>
+          <w:bCs/>
+          <w:sz w:val="16"/>
+          <w:szCs w:val="16"/>
+        </w:rPr>
+        <w:t xml:space="preserve">  </w:t>
+      </w:r>
+      <w:proofErr w:type="gramStart"/>
+      <w:r>
+        <w:rPr>
+          <w:rFonts w:ascii="Arial Narrow" w:hAnsi="Arial Narrow"/>
+          <w:b/>
+          <w:bCs/>
+          <w:sz w:val="16"/>
+          <w:szCs w:val="16"/>
+        </w:rPr>
+        <w:t>M1.run(</w:t>
+      </w:r>
+      <w:proofErr w:type="gramEnd"/>
+      <w:r>
+        <w:rPr>
+          <w:rFonts w:ascii="Arial Narrow" w:hAnsi="Arial Narrow"/>
+          <w:b/>
+          <w:bCs/>
+          <w:sz w:val="16"/>
+          <w:szCs w:val="16"/>
+        </w:rPr>
+        <w:t>FORWARD);</w:t>
+      </w:r>
+    </w:p>
+    <w:p>
+      <w:pPr>
+        <w:rPr>
+          <w:rFonts w:ascii="Arial Narrow" w:hAnsi="Arial Narrow"/>
+          <w:b/>
+          <w:bCs/>
+          <w:sz w:val="16"/>
+          <w:szCs w:val="16"/>
+        </w:rPr>
+      </w:pPr>
+      <w:r>
+        <w:rPr>
+          <w:rFonts w:ascii="Arial Narrow" w:hAnsi="Arial Narrow"/>
+          <w:b/>
+          <w:bCs/>
+          <w:sz w:val="16"/>
+          <w:szCs w:val="16"/>
+        </w:rPr>
+        <w:t xml:space="preserve">  </w:t>
+      </w:r>
+      <w:proofErr w:type="gramStart"/>
+      <w:r>
+        <w:rPr>
+          <w:rFonts w:ascii="Arial Narrow" w:hAnsi="Arial Narrow"/>
+          <w:b/>
+          <w:bCs/>
+          <w:sz w:val="16"/>
+          <w:szCs w:val="16"/>
+        </w:rPr>
+        <w:t>M2.run(</w:t>
+      </w:r>
+      <w:proofErr w:type="gramEnd"/>
+      <w:r>
+        <w:rPr>
+          <w:rFonts w:ascii="Arial Narrow" w:hAnsi="Arial Narrow"/>
+          <w:b/>
+          <w:bCs/>
+          <w:sz w:val="16"/>
+          <w:szCs w:val="16"/>
+        </w:rPr>
+        <w:t>FORWARD);</w:t>
+      </w:r>
+    </w:p>
+    <w:p>
+      <w:pPr>
+        <w:rPr>
+          <w:rFonts w:ascii="Arial Narrow" w:hAnsi="Arial Narrow"/>
+          <w:b/>
+          <w:bCs/>
+          <w:sz w:val="16"/>
+          <w:szCs w:val="16"/>
+        </w:rPr>
+      </w:pPr>
+      <w:r>
+        <w:rPr>
+          <w:rFonts w:ascii="Arial Narrow" w:hAnsi="Arial Narrow"/>
+          <w:b/>
+          <w:bCs/>
+          <w:sz w:val="16"/>
+          <w:szCs w:val="16"/>
+        </w:rPr>
+        <w:t xml:space="preserve">  </w:t>
+      </w:r>
+      <w:proofErr w:type="gramStart"/>
+      <w:r>
+        <w:rPr>
+          <w:rFonts w:ascii="Arial Narrow" w:hAnsi="Arial Narrow"/>
+          <w:b/>
+          <w:bCs/>
+          <w:sz w:val="16"/>
+          <w:szCs w:val="16"/>
+        </w:rPr>
+        <w:t>M3.run(</w:t>
+      </w:r>
+      <w:proofErr w:type="gramEnd"/>
+      <w:r>
+        <w:rPr>
+          <w:rFonts w:ascii="Arial Narrow" w:hAnsi="Arial Narrow"/>
+          <w:b/>
+          <w:bCs/>
+          <w:sz w:val="16"/>
+          <w:szCs w:val="16"/>
+        </w:rPr>
+        <w:t>FORWARD);</w:t>
+      </w:r>
+    </w:p>
+    <w:p>
+      <w:pPr>
+        <w:rPr>
+          <w:rFonts w:ascii="Arial Narrow" w:hAnsi="Arial Narrow"/>
+          <w:b/>
+          <w:bCs/>
+          <w:sz w:val="16"/>
+          <w:szCs w:val="16"/>
+        </w:rPr>
+      </w:pPr>
+      <w:r>
+        <w:rPr>
+          <w:rFonts w:ascii="Arial Narrow" w:hAnsi="Arial Narrow"/>
+          <w:b/>
+          <w:bCs/>
+          <w:sz w:val="16"/>
+          <w:szCs w:val="16"/>
+        </w:rPr>
+        <w:t xml:space="preserve">  </w:t>
+      </w:r>
+      <w:proofErr w:type="gramStart"/>
+      <w:r>
+        <w:rPr>
+          <w:rFonts w:ascii="Arial Narrow" w:hAnsi="Arial Narrow"/>
+          <w:b/>
+          <w:bCs/>
+          <w:sz w:val="16"/>
+          <w:szCs w:val="16"/>
+        </w:rPr>
+        <w:t>M4.run(</w:t>
+      </w:r>
+      <w:proofErr w:type="gramEnd"/>
+      <w:r>
+        <w:rPr>
+          <w:rFonts w:ascii="Arial Narrow" w:hAnsi="Arial Narrow"/>
+          <w:b/>
+          <w:bCs/>
+          <w:sz w:val="16"/>
+          <w:szCs w:val="16"/>
+        </w:rPr>
+        <w:t>FORWARD);</w:t>
       </w:r>
     </w:p>
     <w:p>
@@ -29798,91 +32254,201 @@
           <w:sz w:val="16"/>
           <w:szCs w:val="16"/>
         </w:rPr>
-        <w:t>void backward() {</w:t>
-      </w:r>
-    </w:p>
-    <w:p>
-      <w:pPr>
-        <w:rPr>
-          <w:rFonts w:ascii="Arial Narrow" w:hAnsi="Arial Narrow"/>
-          <w:b/>
-          <w:bCs/>
-          <w:sz w:val="16"/>
-          <w:szCs w:val="16"/>
-        </w:rPr>
-      </w:pPr>
-      <w:r>
-        <w:rPr>
-          <w:rFonts w:ascii="Arial Narrow" w:hAnsi="Arial Narrow"/>
-          <w:b/>
-          <w:bCs/>
-          <w:sz w:val="16"/>
-          <w:szCs w:val="16"/>
-        </w:rPr>
-        <w:t xml:space="preserve">  M1.run(BACKWARD);</w:t>
-      </w:r>
-    </w:p>
-    <w:p>
-      <w:pPr>
-        <w:rPr>
-          <w:rFonts w:ascii="Arial Narrow" w:hAnsi="Arial Narrow"/>
-          <w:b/>
-          <w:bCs/>
-          <w:sz w:val="16"/>
-          <w:szCs w:val="16"/>
-        </w:rPr>
-      </w:pPr>
-      <w:r>
-        <w:rPr>
-          <w:rFonts w:ascii="Arial Narrow" w:hAnsi="Arial Narrow"/>
-          <w:b/>
-          <w:bCs/>
-          <w:sz w:val="16"/>
-          <w:szCs w:val="16"/>
-        </w:rPr>
-        <w:t xml:space="preserve">  M2.run(BACKWARD);</w:t>
-      </w:r>
-    </w:p>
-    <w:p>
-      <w:pPr>
-        <w:rPr>
-          <w:rFonts w:ascii="Arial Narrow" w:hAnsi="Arial Narrow"/>
-          <w:b/>
-          <w:bCs/>
-          <w:sz w:val="16"/>
-          <w:szCs w:val="16"/>
-        </w:rPr>
-      </w:pPr>
-      <w:r>
-        <w:rPr>
-          <w:rFonts w:ascii="Arial Narrow" w:hAnsi="Arial Narrow"/>
-          <w:b/>
-          <w:bCs/>
-          <w:sz w:val="16"/>
-          <w:szCs w:val="16"/>
-        </w:rPr>
-        <w:t xml:space="preserve">  M3.run(BACKWARD);</w:t>
-      </w:r>
-    </w:p>
-    <w:p>
-      <w:pPr>
-        <w:rPr>
-          <w:rFonts w:ascii="Arial Narrow" w:hAnsi="Arial Narrow"/>
-          <w:b/>
-          <w:bCs/>
-          <w:sz w:val="16"/>
-          <w:szCs w:val="16"/>
-        </w:rPr>
-      </w:pPr>
-      <w:r>
-        <w:rPr>
-          <w:rFonts w:ascii="Arial Narrow" w:hAnsi="Arial Narrow"/>
-          <w:b/>
-          <w:bCs/>
-          <w:sz w:val="16"/>
-          <w:szCs w:val="16"/>
-        </w:rPr>
-        <w:t xml:space="preserve">  M4.run(BACKWARD);</w:t>
+        <w:t xml:space="preserve">void </w:t>
+      </w:r>
+      <w:proofErr w:type="gramStart"/>
+      <w:r>
+        <w:rPr>
+          <w:rFonts w:ascii="Arial Narrow" w:hAnsi="Arial Narrow"/>
+          <w:b/>
+          <w:bCs/>
+          <w:sz w:val="16"/>
+          <w:szCs w:val="16"/>
+        </w:rPr>
+        <w:t>backward(</w:t>
+      </w:r>
+      <w:proofErr w:type="gramEnd"/>
+      <w:r>
+        <w:rPr>
+          <w:rFonts w:ascii="Arial Narrow" w:hAnsi="Arial Narrow"/>
+          <w:b/>
+          <w:bCs/>
+          <w:sz w:val="16"/>
+          <w:szCs w:val="16"/>
+        </w:rPr>
+        <w:t>) {</w:t>
+      </w:r>
+    </w:p>
+    <w:p>
+      <w:pPr>
+        <w:rPr>
+          <w:rFonts w:ascii="Arial Narrow" w:hAnsi="Arial Narrow"/>
+          <w:b/>
+          <w:bCs/>
+          <w:sz w:val="16"/>
+          <w:szCs w:val="16"/>
+        </w:rPr>
+      </w:pPr>
+      <w:r>
+        <w:rPr>
+          <w:rFonts w:ascii="Arial Narrow" w:hAnsi="Arial Narrow"/>
+          <w:b/>
+          <w:bCs/>
+          <w:sz w:val="16"/>
+          <w:szCs w:val="16"/>
+        </w:rPr>
+        <w:t xml:space="preserve">  </w:t>
+      </w:r>
+      <w:proofErr w:type="gramStart"/>
+      <w:r>
+        <w:rPr>
+          <w:rFonts w:ascii="Arial Narrow" w:hAnsi="Arial Narrow"/>
+          <w:b/>
+          <w:bCs/>
+          <w:sz w:val="16"/>
+          <w:szCs w:val="16"/>
+        </w:rPr>
+        <w:t>M1.run(</w:t>
+      </w:r>
+      <w:proofErr w:type="gramEnd"/>
+      <w:r>
+        <w:rPr>
+          <w:rFonts w:ascii="Arial Narrow" w:hAnsi="Arial Narrow"/>
+          <w:b/>
+          <w:bCs/>
+          <w:sz w:val="16"/>
+          <w:szCs w:val="16"/>
+        </w:rPr>
+        <w:t>BACKWARD);</w:t>
+      </w:r>
+    </w:p>
+    <w:p>
+      <w:pPr>
+        <w:rPr>
+          <w:rFonts w:ascii="Arial Narrow" w:hAnsi="Arial Narrow"/>
+          <w:b/>
+          <w:bCs/>
+          <w:sz w:val="16"/>
+          <w:szCs w:val="16"/>
+        </w:rPr>
+      </w:pPr>
+      <w:r>
+        <w:rPr>
+          <w:rFonts w:ascii="Arial Narrow" w:hAnsi="Arial Narrow"/>
+          <w:b/>
+          <w:bCs/>
+          <w:sz w:val="16"/>
+          <w:szCs w:val="16"/>
+        </w:rPr>
+        <w:t xml:space="preserve">  </w:t>
+      </w:r>
+      <w:proofErr w:type="gramStart"/>
+      <w:r>
+        <w:rPr>
+          <w:rFonts w:ascii="Arial Narrow" w:hAnsi="Arial Narrow"/>
+          <w:b/>
+          <w:bCs/>
+          <w:sz w:val="16"/>
+          <w:szCs w:val="16"/>
+        </w:rPr>
+        <w:t>M2.run(</w:t>
+      </w:r>
+      <w:proofErr w:type="gramEnd"/>
+      <w:r>
+        <w:rPr>
+          <w:rFonts w:ascii="Arial Narrow" w:hAnsi="Arial Narrow"/>
+          <w:b/>
+          <w:bCs/>
+          <w:sz w:val="16"/>
+          <w:szCs w:val="16"/>
+        </w:rPr>
+        <w:t>BACKWARD);</w:t>
+      </w:r>
+    </w:p>
+    <w:p>
+      <w:pPr>
+        <w:rPr>
+          <w:rFonts w:ascii="Arial Narrow" w:hAnsi="Arial Narrow"/>
+          <w:b/>
+          <w:bCs/>
+          <w:sz w:val="16"/>
+          <w:szCs w:val="16"/>
+        </w:rPr>
+      </w:pPr>
+      <w:r>
+        <w:rPr>
+          <w:rFonts w:ascii="Arial Narrow" w:hAnsi="Arial Narrow"/>
+          <w:b/>
+          <w:bCs/>
+          <w:sz w:val="16"/>
+          <w:szCs w:val="16"/>
+        </w:rPr>
+        <w:t xml:space="preserve">  </w:t>
+      </w:r>
+      <w:proofErr w:type="gramStart"/>
+      <w:r>
+        <w:rPr>
+          <w:rFonts w:ascii="Arial Narrow" w:hAnsi="Arial Narrow"/>
+          <w:b/>
+          <w:bCs/>
+          <w:sz w:val="16"/>
+          <w:szCs w:val="16"/>
+        </w:rPr>
+        <w:t>M3.run(</w:t>
+      </w:r>
+      <w:proofErr w:type="gramEnd"/>
+      <w:r>
+        <w:rPr>
+          <w:rFonts w:ascii="Arial Narrow" w:hAnsi="Arial Narrow"/>
+          <w:b/>
+          <w:bCs/>
+          <w:sz w:val="16"/>
+          <w:szCs w:val="16"/>
+        </w:rPr>
+        <w:t>BACKWARD);</w:t>
+      </w:r>
+    </w:p>
+    <w:p>
+      <w:pPr>
+        <w:rPr>
+          <w:rFonts w:ascii="Arial Narrow" w:hAnsi="Arial Narrow"/>
+          <w:b/>
+          <w:bCs/>
+          <w:sz w:val="16"/>
+          <w:szCs w:val="16"/>
+        </w:rPr>
+      </w:pPr>
+      <w:r>
+        <w:rPr>
+          <w:rFonts w:ascii="Arial Narrow" w:hAnsi="Arial Narrow"/>
+          <w:b/>
+          <w:bCs/>
+          <w:sz w:val="16"/>
+          <w:szCs w:val="16"/>
+        </w:rPr>
+        <w:t xml:space="preserve">  </w:t>
+      </w:r>
+      <w:proofErr w:type="gramStart"/>
+      <w:r>
+        <w:rPr>
+          <w:rFonts w:ascii="Arial Narrow" w:hAnsi="Arial Narrow"/>
+          <w:b/>
+          <w:bCs/>
+          <w:sz w:val="16"/>
+          <w:szCs w:val="16"/>
+        </w:rPr>
+        <w:t>M4.run(</w:t>
+      </w:r>
+      <w:proofErr w:type="gramEnd"/>
+      <w:r>
+        <w:rPr>
+          <w:rFonts w:ascii="Arial Narrow" w:hAnsi="Arial Narrow"/>
+          <w:b/>
+          <w:bCs/>
+          <w:sz w:val="16"/>
+          <w:szCs w:val="16"/>
+        </w:rPr>
+        <w:t>BACKWARD);</w:t>
       </w:r>
     </w:p>
     <w:p>
@@ -29924,7 +32490,29 @@
           <w:sz w:val="16"/>
           <w:szCs w:val="16"/>
         </w:rPr>
-        <w:t>void right() {</w:t>
+        <w:t xml:space="preserve">void </w:t>
+      </w:r>
+      <w:proofErr w:type="gramStart"/>
+      <w:r>
+        <w:rPr>
+          <w:rFonts w:ascii="Arial Narrow" w:hAnsi="Arial Narrow"/>
+          <w:b/>
+          <w:bCs/>
+          <w:sz w:val="16"/>
+          <w:szCs w:val="16"/>
+        </w:rPr>
+        <w:t>right(</w:t>
+      </w:r>
+      <w:proofErr w:type="gramEnd"/>
+      <w:r>
+        <w:rPr>
+          <w:rFonts w:ascii="Arial Narrow" w:hAnsi="Arial Narrow"/>
+          <w:b/>
+          <w:bCs/>
+          <w:sz w:val="16"/>
+          <w:szCs w:val="16"/>
+        </w:rPr>
+        <w:t>) {</w:t>
       </w:r>
     </w:p>
     <w:p>
@@ -30002,7 +32590,7 @@
               </wp:anchor>
             </w:drawing>
           </mc:Choice>
-          <mc:Fallback xmlns:a14="http://schemas.microsoft.com/office/drawing/2010/main" xmlns:pic="http://schemas.openxmlformats.org/drawingml/2006/picture" xmlns:a="http://schemas.openxmlformats.org/drawingml/2006/main">
+          <mc:Fallback xmlns:a="http://schemas.openxmlformats.org/drawingml/2006/main" xmlns:pic="http://schemas.openxmlformats.org/drawingml/2006/picture" xmlns:a14="http://schemas.microsoft.com/office/drawing/2010/main">
             <w:pict w14:anchorId="211DB372">
               <v:line id="Straight Connector 877406092" style="position:absolute;flip:y;z-index:251746338;visibility:visible;mso-wrap-style:square;mso-wrap-distance-left:9pt;mso-wrap-distance-top:0;mso-wrap-distance-right:9pt;mso-wrap-distance-bottom:0;mso-position-horizontal:absolute;mso-position-horizontal-relative:margin;mso-position-vertical:absolute;mso-position-vertical-relative:text" o:spid="_x0000_s1026" strokecolor="#0d0d0d [3069]" strokeweight=".5pt" from="0,-.05pt" to="476.6pt,1.55pt" w14:anchorId="07046FF0" o:gfxdata="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">
                 <v:stroke joinstyle="miter"/>
@@ -30126,7 +32714,7 @@
               </wp:anchor>
             </w:drawing>
           </mc:Choice>
-          <mc:Fallback xmlns:a14="http://schemas.microsoft.com/office/drawing/2010/main" xmlns:pic="http://schemas.openxmlformats.org/drawingml/2006/picture" xmlns:a="http://schemas.openxmlformats.org/drawingml/2006/main">
+          <mc:Fallback xmlns:a="http://schemas.openxmlformats.org/drawingml/2006/main" xmlns:pic="http://schemas.openxmlformats.org/drawingml/2006/picture" xmlns:a14="http://schemas.microsoft.com/office/drawing/2010/main">
             <w:pict w14:anchorId="1F7ECC58">
               <v:line id="Straight Connector 1763677567" style="position:absolute;flip:y;z-index:251748386;visibility:visible;mso-wrap-style:square;mso-wrap-distance-left:9pt;mso-wrap-distance-top:0;mso-wrap-distance-right:9pt;mso-wrap-distance-bottom:0;mso-position-horizontal:left;mso-position-horizontal-relative:margin;mso-position-vertical:absolute;mso-position-vertical-relative:text" o:spid="_x0000_s1026" strokecolor="#0d0d0d [3069]" strokeweight=".5pt" from="0,27.95pt" to="476.55pt,29.55pt" w14:anchorId="10611371" o:gfxdata="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">
                 <v:stroke joinstyle="miter"/>
@@ -30168,70 +32756,148 @@
           <w:sz w:val="16"/>
           <w:szCs w:val="16"/>
         </w:rPr>
-        <w:t xml:space="preserve">  M1.run(BACKWARD);</w:t>
-      </w:r>
-    </w:p>
-    <w:p>
-      <w:pPr>
-        <w:rPr>
-          <w:rFonts w:ascii="Arial Narrow" w:hAnsi="Arial Narrow"/>
-          <w:b/>
-          <w:bCs/>
-          <w:sz w:val="16"/>
-          <w:szCs w:val="16"/>
-        </w:rPr>
-      </w:pPr>
-      <w:r>
-        <w:rPr>
-          <w:rFonts w:ascii="Arial Narrow" w:hAnsi="Arial Narrow"/>
-          <w:b/>
-          <w:bCs/>
-          <w:sz w:val="16"/>
-          <w:szCs w:val="16"/>
-        </w:rPr>
-        <w:t>M2.run(BACKWARD);</w:t>
-      </w:r>
-    </w:p>
-    <w:p>
-      <w:pPr>
-        <w:rPr>
-          <w:rFonts w:ascii="Arial Narrow" w:hAnsi="Arial Narrow"/>
-          <w:b/>
-          <w:bCs/>
-          <w:sz w:val="16"/>
-          <w:szCs w:val="16"/>
-        </w:rPr>
-      </w:pPr>
-      <w:r>
-        <w:rPr>
-          <w:rFonts w:ascii="Arial Narrow" w:hAnsi="Arial Narrow"/>
-          <w:b/>
-          <w:bCs/>
-          <w:sz w:val="16"/>
-          <w:szCs w:val="16"/>
-        </w:rPr>
-        <w:t xml:space="preserve">  M3.run(FORWARD);</w:t>
-      </w:r>
-    </w:p>
-    <w:p>
-      <w:pPr>
-        <w:rPr>
-          <w:rFonts w:ascii="Arial Narrow" w:hAnsi="Arial Narrow"/>
-          <w:b/>
-          <w:bCs/>
-          <w:sz w:val="16"/>
-          <w:szCs w:val="16"/>
-        </w:rPr>
-      </w:pPr>
-      <w:r>
-        <w:rPr>
-          <w:rFonts w:ascii="Arial Narrow" w:hAnsi="Arial Narrow"/>
-          <w:b/>
-          <w:bCs/>
-          <w:sz w:val="16"/>
-          <w:szCs w:val="16"/>
-        </w:rPr>
-        <w:t xml:space="preserve">  M4.run(FORWARD);</w:t>
+        <w:t xml:space="preserve">  </w:t>
+      </w:r>
+      <w:proofErr w:type="gramStart"/>
+      <w:r>
+        <w:rPr>
+          <w:rFonts w:ascii="Arial Narrow" w:hAnsi="Arial Narrow"/>
+          <w:b/>
+          <w:bCs/>
+          <w:sz w:val="16"/>
+          <w:szCs w:val="16"/>
+        </w:rPr>
+        <w:t>M1.run(</w:t>
+      </w:r>
+      <w:proofErr w:type="gramEnd"/>
+      <w:r>
+        <w:rPr>
+          <w:rFonts w:ascii="Arial Narrow" w:hAnsi="Arial Narrow"/>
+          <w:b/>
+          <w:bCs/>
+          <w:sz w:val="16"/>
+          <w:szCs w:val="16"/>
+        </w:rPr>
+        <w:t>BACKWARD);</w:t>
+      </w:r>
+    </w:p>
+    <w:p>
+      <w:pPr>
+        <w:rPr>
+          <w:rFonts w:ascii="Arial Narrow" w:hAnsi="Arial Narrow"/>
+          <w:b/>
+          <w:bCs/>
+          <w:sz w:val="16"/>
+          <w:szCs w:val="16"/>
+        </w:rPr>
+      </w:pPr>
+      <w:proofErr w:type="gramStart"/>
+      <w:r>
+        <w:rPr>
+          <w:rFonts w:ascii="Arial Narrow" w:hAnsi="Arial Narrow"/>
+          <w:b/>
+          <w:bCs/>
+          <w:sz w:val="16"/>
+          <w:szCs w:val="16"/>
+        </w:rPr>
+        <w:t>M2.run(</w:t>
+      </w:r>
+      <w:proofErr w:type="gramEnd"/>
+      <w:r>
+        <w:rPr>
+          <w:rFonts w:ascii="Arial Narrow" w:hAnsi="Arial Narrow"/>
+          <w:b/>
+          <w:bCs/>
+          <w:sz w:val="16"/>
+          <w:szCs w:val="16"/>
+        </w:rPr>
+        <w:t>BACKWARD);</w:t>
+      </w:r>
+    </w:p>
+    <w:p>
+      <w:pPr>
+        <w:rPr>
+          <w:rFonts w:ascii="Arial Narrow" w:hAnsi="Arial Narrow"/>
+          <w:b/>
+          <w:bCs/>
+          <w:sz w:val="16"/>
+          <w:szCs w:val="16"/>
+        </w:rPr>
+      </w:pPr>
+      <w:r>
+        <w:rPr>
+          <w:rFonts w:ascii="Arial Narrow" w:hAnsi="Arial Narrow"/>
+          <w:b/>
+          <w:bCs/>
+          <w:sz w:val="16"/>
+          <w:szCs w:val="16"/>
+        </w:rPr>
+        <w:t xml:space="preserve">  </w:t>
+      </w:r>
+      <w:proofErr w:type="gramStart"/>
+      <w:r>
+        <w:rPr>
+          <w:rFonts w:ascii="Arial Narrow" w:hAnsi="Arial Narrow"/>
+          <w:b/>
+          <w:bCs/>
+          <w:sz w:val="16"/>
+          <w:szCs w:val="16"/>
+        </w:rPr>
+        <w:t>M3.run(</w:t>
+      </w:r>
+      <w:proofErr w:type="gramEnd"/>
+      <w:r>
+        <w:rPr>
+          <w:rFonts w:ascii="Arial Narrow" w:hAnsi="Arial Narrow"/>
+          <w:b/>
+          <w:bCs/>
+          <w:sz w:val="16"/>
+          <w:szCs w:val="16"/>
+        </w:rPr>
+        <w:t>FORWARD);</w:t>
+      </w:r>
+    </w:p>
+    <w:p>
+      <w:pPr>
+        <w:rPr>
+          <w:rFonts w:ascii="Arial Narrow" w:hAnsi="Arial Narrow"/>
+          <w:b/>
+          <w:bCs/>
+          <w:sz w:val="16"/>
+          <w:szCs w:val="16"/>
+        </w:rPr>
+      </w:pPr>
+      <w:r>
+        <w:rPr>
+          <w:rFonts w:ascii="Arial Narrow" w:hAnsi="Arial Narrow"/>
+          <w:b/>
+          <w:bCs/>
+          <w:sz w:val="16"/>
+          <w:szCs w:val="16"/>
+        </w:rPr>
+        <w:t xml:space="preserve">  </w:t>
+      </w:r>
+      <w:proofErr w:type="gramStart"/>
+      <w:r>
+        <w:rPr>
+          <w:rFonts w:ascii="Arial Narrow" w:hAnsi="Arial Narrow"/>
+          <w:b/>
+          <w:bCs/>
+          <w:sz w:val="16"/>
+          <w:szCs w:val="16"/>
+        </w:rPr>
+        <w:t>M4.run(</w:t>
+      </w:r>
+      <w:proofErr w:type="gramEnd"/>
+      <w:r>
+        <w:rPr>
+          <w:rFonts w:ascii="Arial Narrow" w:hAnsi="Arial Narrow"/>
+          <w:b/>
+          <w:bCs/>
+          <w:sz w:val="16"/>
+          <w:szCs w:val="16"/>
+        </w:rPr>
+        <w:t>FORWARD);</w:t>
       </w:r>
     </w:p>
     <w:p>
@@ -30273,91 +32939,191 @@
           <w:sz w:val="16"/>
           <w:szCs w:val="16"/>
         </w:rPr>
-        <w:t>void left() {</w:t>
-      </w:r>
-    </w:p>
-    <w:p>
-      <w:pPr>
-        <w:rPr>
-          <w:rFonts w:ascii="Arial Narrow" w:hAnsi="Arial Narrow"/>
-          <w:b/>
-          <w:bCs/>
-          <w:sz w:val="16"/>
-          <w:szCs w:val="16"/>
-        </w:rPr>
-      </w:pPr>
-      <w:r>
-        <w:rPr>
-          <w:rFonts w:ascii="Arial Narrow" w:hAnsi="Arial Narrow"/>
-          <w:b/>
-          <w:bCs/>
-          <w:sz w:val="16"/>
-          <w:szCs w:val="16"/>
-        </w:rPr>
-        <w:t>M1.run(FORWARD);</w:t>
-      </w:r>
-    </w:p>
-    <w:p>
-      <w:pPr>
-        <w:rPr>
-          <w:rFonts w:ascii="Arial Narrow" w:hAnsi="Arial Narrow"/>
-          <w:b/>
-          <w:bCs/>
-          <w:sz w:val="16"/>
-          <w:szCs w:val="16"/>
-        </w:rPr>
-      </w:pPr>
-      <w:r>
-        <w:rPr>
-          <w:rFonts w:ascii="Arial Narrow" w:hAnsi="Arial Narrow"/>
-          <w:b/>
-          <w:bCs/>
-          <w:sz w:val="16"/>
-          <w:szCs w:val="16"/>
-        </w:rPr>
-        <w:t xml:space="preserve">  M2.run(FORWARD);</w:t>
-      </w:r>
-    </w:p>
-    <w:p>
-      <w:pPr>
-        <w:rPr>
-          <w:rFonts w:ascii="Arial Narrow" w:hAnsi="Arial Narrow"/>
-          <w:b/>
-          <w:bCs/>
-          <w:sz w:val="16"/>
-          <w:szCs w:val="16"/>
-        </w:rPr>
-      </w:pPr>
-      <w:r>
-        <w:rPr>
-          <w:rFonts w:ascii="Arial Narrow" w:hAnsi="Arial Narrow"/>
-          <w:b/>
-          <w:bCs/>
-          <w:sz w:val="16"/>
-          <w:szCs w:val="16"/>
-        </w:rPr>
-        <w:t xml:space="preserve">  M3.run(BACKWARD);</w:t>
-      </w:r>
-    </w:p>
-    <w:p>
-      <w:pPr>
-        <w:rPr>
-          <w:rFonts w:ascii="Arial Narrow" w:hAnsi="Arial Narrow"/>
-          <w:b/>
-          <w:bCs/>
-          <w:sz w:val="16"/>
-          <w:szCs w:val="16"/>
-        </w:rPr>
-      </w:pPr>
-      <w:r>
-        <w:rPr>
-          <w:rFonts w:ascii="Arial Narrow" w:hAnsi="Arial Narrow"/>
-          <w:b/>
-          <w:bCs/>
-          <w:sz w:val="16"/>
-          <w:szCs w:val="16"/>
-        </w:rPr>
-        <w:t xml:space="preserve">  M4.run(BACKWARD);</w:t>
+        <w:t xml:space="preserve">void </w:t>
+      </w:r>
+      <w:proofErr w:type="gramStart"/>
+      <w:r>
+        <w:rPr>
+          <w:rFonts w:ascii="Arial Narrow" w:hAnsi="Arial Narrow"/>
+          <w:b/>
+          <w:bCs/>
+          <w:sz w:val="16"/>
+          <w:szCs w:val="16"/>
+        </w:rPr>
+        <w:t>left(</w:t>
+      </w:r>
+      <w:proofErr w:type="gramEnd"/>
+      <w:r>
+        <w:rPr>
+          <w:rFonts w:ascii="Arial Narrow" w:hAnsi="Arial Narrow"/>
+          <w:b/>
+          <w:bCs/>
+          <w:sz w:val="16"/>
+          <w:szCs w:val="16"/>
+        </w:rPr>
+        <w:t>) {</w:t>
+      </w:r>
+    </w:p>
+    <w:p>
+      <w:pPr>
+        <w:rPr>
+          <w:rFonts w:ascii="Arial Narrow" w:hAnsi="Arial Narrow"/>
+          <w:b/>
+          <w:bCs/>
+          <w:sz w:val="16"/>
+          <w:szCs w:val="16"/>
+        </w:rPr>
+      </w:pPr>
+      <w:proofErr w:type="gramStart"/>
+      <w:r>
+        <w:rPr>
+          <w:rFonts w:ascii="Arial Narrow" w:hAnsi="Arial Narrow"/>
+          <w:b/>
+          <w:bCs/>
+          <w:sz w:val="16"/>
+          <w:szCs w:val="16"/>
+        </w:rPr>
+        <w:t>M1.run(</w:t>
+      </w:r>
+      <w:proofErr w:type="gramEnd"/>
+      <w:r>
+        <w:rPr>
+          <w:rFonts w:ascii="Arial Narrow" w:hAnsi="Arial Narrow"/>
+          <w:b/>
+          <w:bCs/>
+          <w:sz w:val="16"/>
+          <w:szCs w:val="16"/>
+        </w:rPr>
+        <w:t>FORWARD);</w:t>
+      </w:r>
+    </w:p>
+    <w:p>
+      <w:pPr>
+        <w:rPr>
+          <w:rFonts w:ascii="Arial Narrow" w:hAnsi="Arial Narrow"/>
+          <w:b/>
+          <w:bCs/>
+          <w:sz w:val="16"/>
+          <w:szCs w:val="16"/>
+        </w:rPr>
+      </w:pPr>
+      <w:r>
+        <w:rPr>
+          <w:rFonts w:ascii="Arial Narrow" w:hAnsi="Arial Narrow"/>
+          <w:b/>
+          <w:bCs/>
+          <w:sz w:val="16"/>
+          <w:szCs w:val="16"/>
+        </w:rPr>
+        <w:t xml:space="preserve">  </w:t>
+      </w:r>
+      <w:proofErr w:type="gramStart"/>
+      <w:r>
+        <w:rPr>
+          <w:rFonts w:ascii="Arial Narrow" w:hAnsi="Arial Narrow"/>
+          <w:b/>
+          <w:bCs/>
+          <w:sz w:val="16"/>
+          <w:szCs w:val="16"/>
+        </w:rPr>
+        <w:t>M2.run(</w:t>
+      </w:r>
+      <w:proofErr w:type="gramEnd"/>
+      <w:r>
+        <w:rPr>
+          <w:rFonts w:ascii="Arial Narrow" w:hAnsi="Arial Narrow"/>
+          <w:b/>
+          <w:bCs/>
+          <w:sz w:val="16"/>
+          <w:szCs w:val="16"/>
+        </w:rPr>
+        <w:t>FORWARD);</w:t>
+      </w:r>
+    </w:p>
+    <w:p>
+      <w:pPr>
+        <w:rPr>
+          <w:rFonts w:ascii="Arial Narrow" w:hAnsi="Arial Narrow"/>
+          <w:b/>
+          <w:bCs/>
+          <w:sz w:val="16"/>
+          <w:szCs w:val="16"/>
+        </w:rPr>
+      </w:pPr>
+      <w:r>
+        <w:rPr>
+          <w:rFonts w:ascii="Arial Narrow" w:hAnsi="Arial Narrow"/>
+          <w:b/>
+          <w:bCs/>
+          <w:sz w:val="16"/>
+          <w:szCs w:val="16"/>
+        </w:rPr>
+        <w:t xml:space="preserve">  </w:t>
+      </w:r>
+      <w:proofErr w:type="gramStart"/>
+      <w:r>
+        <w:rPr>
+          <w:rFonts w:ascii="Arial Narrow" w:hAnsi="Arial Narrow"/>
+          <w:b/>
+          <w:bCs/>
+          <w:sz w:val="16"/>
+          <w:szCs w:val="16"/>
+        </w:rPr>
+        <w:t>M3.run(</w:t>
+      </w:r>
+      <w:proofErr w:type="gramEnd"/>
+      <w:r>
+        <w:rPr>
+          <w:rFonts w:ascii="Arial Narrow" w:hAnsi="Arial Narrow"/>
+          <w:b/>
+          <w:bCs/>
+          <w:sz w:val="16"/>
+          <w:szCs w:val="16"/>
+        </w:rPr>
+        <w:t>BACKWARD);</w:t>
+      </w:r>
+    </w:p>
+    <w:p>
+      <w:pPr>
+        <w:rPr>
+          <w:rFonts w:ascii="Arial Narrow" w:hAnsi="Arial Narrow"/>
+          <w:b/>
+          <w:bCs/>
+          <w:sz w:val="16"/>
+          <w:szCs w:val="16"/>
+        </w:rPr>
+      </w:pPr>
+      <w:r>
+        <w:rPr>
+          <w:rFonts w:ascii="Arial Narrow" w:hAnsi="Arial Narrow"/>
+          <w:b/>
+          <w:bCs/>
+          <w:sz w:val="16"/>
+          <w:szCs w:val="16"/>
+        </w:rPr>
+        <w:t xml:space="preserve">  </w:t>
+      </w:r>
+      <w:proofErr w:type="gramStart"/>
+      <w:r>
+        <w:rPr>
+          <w:rFonts w:ascii="Arial Narrow" w:hAnsi="Arial Narrow"/>
+          <w:b/>
+          <w:bCs/>
+          <w:sz w:val="16"/>
+          <w:szCs w:val="16"/>
+        </w:rPr>
+        <w:t>M4.run(</w:t>
+      </w:r>
+      <w:proofErr w:type="gramEnd"/>
+      <w:r>
+        <w:rPr>
+          <w:rFonts w:ascii="Arial Narrow" w:hAnsi="Arial Narrow"/>
+          <w:b/>
+          <w:bCs/>
+          <w:sz w:val="16"/>
+          <w:szCs w:val="16"/>
+        </w:rPr>
+        <w:t>BACKWARD);</w:t>
       </w:r>
     </w:p>
     <w:p>
@@ -30399,91 +33165,201 @@
           <w:sz w:val="16"/>
           <w:szCs w:val="16"/>
         </w:rPr>
-        <w:t>void Stop() {</w:t>
-      </w:r>
-    </w:p>
-    <w:p>
-      <w:pPr>
-        <w:rPr>
-          <w:rFonts w:ascii="Arial Narrow" w:hAnsi="Arial Narrow"/>
-          <w:b/>
-          <w:bCs/>
-          <w:sz w:val="16"/>
-          <w:szCs w:val="16"/>
-        </w:rPr>
-      </w:pPr>
-      <w:r>
-        <w:rPr>
-          <w:rFonts w:ascii="Arial Narrow" w:hAnsi="Arial Narrow"/>
-          <w:b/>
-          <w:bCs/>
-          <w:sz w:val="16"/>
-          <w:szCs w:val="16"/>
-        </w:rPr>
-        <w:t xml:space="preserve">  M1.run(RELEASE);</w:t>
-      </w:r>
-    </w:p>
-    <w:p>
-      <w:pPr>
-        <w:rPr>
-          <w:rFonts w:ascii="Arial Narrow" w:hAnsi="Arial Narrow"/>
-          <w:b/>
-          <w:bCs/>
-          <w:sz w:val="16"/>
-          <w:szCs w:val="16"/>
-        </w:rPr>
-      </w:pPr>
-      <w:r>
-        <w:rPr>
-          <w:rFonts w:ascii="Arial Narrow" w:hAnsi="Arial Narrow"/>
-          <w:b/>
-          <w:bCs/>
-          <w:sz w:val="16"/>
-          <w:szCs w:val="16"/>
-        </w:rPr>
-        <w:t xml:space="preserve">  M2.run(RELEASE);</w:t>
-      </w:r>
-    </w:p>
-    <w:p>
-      <w:pPr>
-        <w:rPr>
-          <w:rFonts w:ascii="Arial Narrow" w:hAnsi="Arial Narrow"/>
-          <w:b/>
-          <w:bCs/>
-          <w:sz w:val="16"/>
-          <w:szCs w:val="16"/>
-        </w:rPr>
-      </w:pPr>
-      <w:r>
-        <w:rPr>
-          <w:rFonts w:ascii="Arial Narrow" w:hAnsi="Arial Narrow"/>
-          <w:b/>
-          <w:bCs/>
-          <w:sz w:val="16"/>
-          <w:szCs w:val="16"/>
-        </w:rPr>
-        <w:t xml:space="preserve">  M3.run(RELEASE);</w:t>
-      </w:r>
-    </w:p>
-    <w:p>
-      <w:pPr>
-        <w:rPr>
-          <w:rFonts w:ascii="Arial Narrow" w:hAnsi="Arial Narrow"/>
-          <w:b/>
-          <w:bCs/>
-          <w:sz w:val="16"/>
-          <w:szCs w:val="16"/>
-        </w:rPr>
-      </w:pPr>
-      <w:r>
-        <w:rPr>
-          <w:rFonts w:ascii="Arial Narrow" w:hAnsi="Arial Narrow"/>
-          <w:b/>
-          <w:bCs/>
-          <w:sz w:val="16"/>
-          <w:szCs w:val="16"/>
-        </w:rPr>
-        <w:t xml:space="preserve">  M4.run(RELEASE);</w:t>
+        <w:t xml:space="preserve">void </w:t>
+      </w:r>
+      <w:proofErr w:type="gramStart"/>
+      <w:r>
+        <w:rPr>
+          <w:rFonts w:ascii="Arial Narrow" w:hAnsi="Arial Narrow"/>
+          <w:b/>
+          <w:bCs/>
+          <w:sz w:val="16"/>
+          <w:szCs w:val="16"/>
+        </w:rPr>
+        <w:t>Stop(</w:t>
+      </w:r>
+      <w:proofErr w:type="gramEnd"/>
+      <w:r>
+        <w:rPr>
+          <w:rFonts w:ascii="Arial Narrow" w:hAnsi="Arial Narrow"/>
+          <w:b/>
+          <w:bCs/>
+          <w:sz w:val="16"/>
+          <w:szCs w:val="16"/>
+        </w:rPr>
+        <w:t>) {</w:t>
+      </w:r>
+    </w:p>
+    <w:p>
+      <w:pPr>
+        <w:rPr>
+          <w:rFonts w:ascii="Arial Narrow" w:hAnsi="Arial Narrow"/>
+          <w:b/>
+          <w:bCs/>
+          <w:sz w:val="16"/>
+          <w:szCs w:val="16"/>
+        </w:rPr>
+      </w:pPr>
+      <w:r>
+        <w:rPr>
+          <w:rFonts w:ascii="Arial Narrow" w:hAnsi="Arial Narrow"/>
+          <w:b/>
+          <w:bCs/>
+          <w:sz w:val="16"/>
+          <w:szCs w:val="16"/>
+        </w:rPr>
+        <w:t xml:space="preserve">  </w:t>
+      </w:r>
+      <w:proofErr w:type="gramStart"/>
+      <w:r>
+        <w:rPr>
+          <w:rFonts w:ascii="Arial Narrow" w:hAnsi="Arial Narrow"/>
+          <w:b/>
+          <w:bCs/>
+          <w:sz w:val="16"/>
+          <w:szCs w:val="16"/>
+        </w:rPr>
+        <w:t>M1.run(</w:t>
+      </w:r>
+      <w:proofErr w:type="gramEnd"/>
+      <w:r>
+        <w:rPr>
+          <w:rFonts w:ascii="Arial Narrow" w:hAnsi="Arial Narrow"/>
+          <w:b/>
+          <w:bCs/>
+          <w:sz w:val="16"/>
+          <w:szCs w:val="16"/>
+        </w:rPr>
+        <w:t>RELEASE);</w:t>
+      </w:r>
+    </w:p>
+    <w:p>
+      <w:pPr>
+        <w:rPr>
+          <w:rFonts w:ascii="Arial Narrow" w:hAnsi="Arial Narrow"/>
+          <w:b/>
+          <w:bCs/>
+          <w:sz w:val="16"/>
+          <w:szCs w:val="16"/>
+        </w:rPr>
+      </w:pPr>
+      <w:r>
+        <w:rPr>
+          <w:rFonts w:ascii="Arial Narrow" w:hAnsi="Arial Narrow"/>
+          <w:b/>
+          <w:bCs/>
+          <w:sz w:val="16"/>
+          <w:szCs w:val="16"/>
+        </w:rPr>
+        <w:t xml:space="preserve">  </w:t>
+      </w:r>
+      <w:proofErr w:type="gramStart"/>
+      <w:r>
+        <w:rPr>
+          <w:rFonts w:ascii="Arial Narrow" w:hAnsi="Arial Narrow"/>
+          <w:b/>
+          <w:bCs/>
+          <w:sz w:val="16"/>
+          <w:szCs w:val="16"/>
+        </w:rPr>
+        <w:t>M2.run(</w:t>
+      </w:r>
+      <w:proofErr w:type="gramEnd"/>
+      <w:r>
+        <w:rPr>
+          <w:rFonts w:ascii="Arial Narrow" w:hAnsi="Arial Narrow"/>
+          <w:b/>
+          <w:bCs/>
+          <w:sz w:val="16"/>
+          <w:szCs w:val="16"/>
+        </w:rPr>
+        <w:t>RELEASE);</w:t>
+      </w:r>
+    </w:p>
+    <w:p>
+      <w:pPr>
+        <w:rPr>
+          <w:rFonts w:ascii="Arial Narrow" w:hAnsi="Arial Narrow"/>
+          <w:b/>
+          <w:bCs/>
+          <w:sz w:val="16"/>
+          <w:szCs w:val="16"/>
+        </w:rPr>
+      </w:pPr>
+      <w:r>
+        <w:rPr>
+          <w:rFonts w:ascii="Arial Narrow" w:hAnsi="Arial Narrow"/>
+          <w:b/>
+          <w:bCs/>
+          <w:sz w:val="16"/>
+          <w:szCs w:val="16"/>
+        </w:rPr>
+        <w:t xml:space="preserve">  </w:t>
+      </w:r>
+      <w:proofErr w:type="gramStart"/>
+      <w:r>
+        <w:rPr>
+          <w:rFonts w:ascii="Arial Narrow" w:hAnsi="Arial Narrow"/>
+          <w:b/>
+          <w:bCs/>
+          <w:sz w:val="16"/>
+          <w:szCs w:val="16"/>
+        </w:rPr>
+        <w:t>M3.run(</w:t>
+      </w:r>
+      <w:proofErr w:type="gramEnd"/>
+      <w:r>
+        <w:rPr>
+          <w:rFonts w:ascii="Arial Narrow" w:hAnsi="Arial Narrow"/>
+          <w:b/>
+          <w:bCs/>
+          <w:sz w:val="16"/>
+          <w:szCs w:val="16"/>
+        </w:rPr>
+        <w:t>RELEASE);</w:t>
+      </w:r>
+    </w:p>
+    <w:p>
+      <w:pPr>
+        <w:rPr>
+          <w:rFonts w:ascii="Arial Narrow" w:hAnsi="Arial Narrow"/>
+          <w:b/>
+          <w:bCs/>
+          <w:sz w:val="16"/>
+          <w:szCs w:val="16"/>
+        </w:rPr>
+      </w:pPr>
+      <w:r>
+        <w:rPr>
+          <w:rFonts w:ascii="Arial Narrow" w:hAnsi="Arial Narrow"/>
+          <w:b/>
+          <w:bCs/>
+          <w:sz w:val="16"/>
+          <w:szCs w:val="16"/>
+        </w:rPr>
+        <w:t xml:space="preserve">  </w:t>
+      </w:r>
+      <w:proofErr w:type="gramStart"/>
+      <w:r>
+        <w:rPr>
+          <w:rFonts w:ascii="Arial Narrow" w:hAnsi="Arial Narrow"/>
+          <w:b/>
+          <w:bCs/>
+          <w:sz w:val="16"/>
+          <w:szCs w:val="16"/>
+        </w:rPr>
+        <w:t>M4.run(</w:t>
+      </w:r>
+      <w:proofErr w:type="gramEnd"/>
+      <w:r>
+        <w:rPr>
+          <w:rFonts w:ascii="Arial Narrow" w:hAnsi="Arial Narrow"/>
+          <w:b/>
+          <w:bCs/>
+          <w:sz w:val="16"/>
+          <w:szCs w:val="16"/>
+        </w:rPr>
+        <w:t>RELEASE);</w:t>
       </w:r>
     </w:p>
     <w:p>
@@ -30525,70 +33401,158 @@
           <w:sz w:val="16"/>
           <w:szCs w:val="16"/>
         </w:rPr>
-        <w:t>int rightsee() {</w:t>
-      </w:r>
-    </w:p>
-    <w:p>
-      <w:pPr>
-        <w:rPr>
-          <w:rFonts w:ascii="Arial Narrow" w:hAnsi="Arial Narrow"/>
-          <w:b/>
-          <w:bCs/>
-          <w:sz w:val="16"/>
-          <w:szCs w:val="16"/>
-        </w:rPr>
-      </w:pPr>
-      <w:r>
-        <w:rPr>
-          <w:rFonts w:ascii="Arial Narrow" w:hAnsi="Arial Narrow"/>
-          <w:b/>
-          <w:bCs/>
-          <w:sz w:val="16"/>
-          <w:szCs w:val="16"/>
-        </w:rPr>
-        <w:t xml:space="preserve">  servo.write(20);</w:t>
-      </w:r>
-    </w:p>
-    <w:p>
-      <w:pPr>
-        <w:rPr>
-          <w:rFonts w:ascii="Arial Narrow" w:hAnsi="Arial Narrow"/>
-          <w:b/>
-          <w:bCs/>
-          <w:sz w:val="16"/>
-          <w:szCs w:val="16"/>
-        </w:rPr>
-      </w:pPr>
-      <w:r>
-        <w:rPr>
-          <w:rFonts w:ascii="Arial Narrow" w:hAnsi="Arial Narrow"/>
-          <w:b/>
-          <w:bCs/>
-          <w:sz w:val="16"/>
-          <w:szCs w:val="16"/>
-        </w:rPr>
-        <w:t xml:space="preserve">  delay(800);</w:t>
-      </w:r>
-    </w:p>
-    <w:p>
-      <w:pPr>
-        <w:rPr>
-          <w:rFonts w:ascii="Arial Narrow" w:hAnsi="Arial Narrow"/>
-          <w:b/>
-          <w:bCs/>
-          <w:sz w:val="16"/>
-          <w:szCs w:val="16"/>
-        </w:rPr>
-      </w:pPr>
-      <w:r>
-        <w:rPr>
-          <w:rFonts w:ascii="Arial Narrow" w:hAnsi="Arial Narrow"/>
-          <w:b/>
-          <w:bCs/>
-          <w:sz w:val="16"/>
-          <w:szCs w:val="16"/>
-        </w:rPr>
-        <w:t xml:space="preserve">  Left = ultrasonic();</w:t>
+        <w:t xml:space="preserve">int </w:t>
+      </w:r>
+      <w:proofErr w:type="gramStart"/>
+      <w:r>
+        <w:rPr>
+          <w:rFonts w:ascii="Arial Narrow" w:hAnsi="Arial Narrow"/>
+          <w:b/>
+          <w:bCs/>
+          <w:sz w:val="16"/>
+          <w:szCs w:val="16"/>
+        </w:rPr>
+        <w:t>rightsee(</w:t>
+      </w:r>
+      <w:proofErr w:type="gramEnd"/>
+      <w:r>
+        <w:rPr>
+          <w:rFonts w:ascii="Arial Narrow" w:hAnsi="Arial Narrow"/>
+          <w:b/>
+          <w:bCs/>
+          <w:sz w:val="16"/>
+          <w:szCs w:val="16"/>
+        </w:rPr>
+        <w:t>) {</w:t>
+      </w:r>
+    </w:p>
+    <w:p>
+      <w:pPr>
+        <w:rPr>
+          <w:rFonts w:ascii="Arial Narrow" w:hAnsi="Arial Narrow"/>
+          <w:b/>
+          <w:bCs/>
+          <w:sz w:val="16"/>
+          <w:szCs w:val="16"/>
+        </w:rPr>
+      </w:pPr>
+      <w:r>
+        <w:rPr>
+          <w:rFonts w:ascii="Arial Narrow" w:hAnsi="Arial Narrow"/>
+          <w:b/>
+          <w:bCs/>
+          <w:sz w:val="16"/>
+          <w:szCs w:val="16"/>
+        </w:rPr>
+        <w:t xml:space="preserve">  </w:t>
+      </w:r>
+      <w:proofErr w:type="gramStart"/>
+      <w:r>
+        <w:rPr>
+          <w:rFonts w:ascii="Arial Narrow" w:hAnsi="Arial Narrow"/>
+          <w:b/>
+          <w:bCs/>
+          <w:sz w:val="16"/>
+          <w:szCs w:val="16"/>
+        </w:rPr>
+        <w:t>servo.write</w:t>
+      </w:r>
+      <w:proofErr w:type="gramEnd"/>
+      <w:r>
+        <w:rPr>
+          <w:rFonts w:ascii="Arial Narrow" w:hAnsi="Arial Narrow"/>
+          <w:b/>
+          <w:bCs/>
+          <w:sz w:val="16"/>
+          <w:szCs w:val="16"/>
+        </w:rPr>
+        <w:t>(20);</w:t>
+      </w:r>
+    </w:p>
+    <w:p>
+      <w:pPr>
+        <w:rPr>
+          <w:rFonts w:ascii="Arial Narrow" w:hAnsi="Arial Narrow"/>
+          <w:b/>
+          <w:bCs/>
+          <w:sz w:val="16"/>
+          <w:szCs w:val="16"/>
+        </w:rPr>
+      </w:pPr>
+      <w:r>
+        <w:rPr>
+          <w:rFonts w:ascii="Arial Narrow" w:hAnsi="Arial Narrow"/>
+          <w:b/>
+          <w:bCs/>
+          <w:sz w:val="16"/>
+          <w:szCs w:val="16"/>
+        </w:rPr>
+        <w:t xml:space="preserve">  </w:t>
+      </w:r>
+      <w:proofErr w:type="gramStart"/>
+      <w:r>
+        <w:rPr>
+          <w:rFonts w:ascii="Arial Narrow" w:hAnsi="Arial Narrow"/>
+          <w:b/>
+          <w:bCs/>
+          <w:sz w:val="16"/>
+          <w:szCs w:val="16"/>
+        </w:rPr>
+        <w:t>delay(</w:t>
+      </w:r>
+      <w:proofErr w:type="gramEnd"/>
+      <w:r>
+        <w:rPr>
+          <w:rFonts w:ascii="Arial Narrow" w:hAnsi="Arial Narrow"/>
+          <w:b/>
+          <w:bCs/>
+          <w:sz w:val="16"/>
+          <w:szCs w:val="16"/>
+        </w:rPr>
+        <w:t>800);</w:t>
+      </w:r>
+    </w:p>
+    <w:p>
+      <w:pPr>
+        <w:rPr>
+          <w:rFonts w:ascii="Arial Narrow" w:hAnsi="Arial Narrow"/>
+          <w:b/>
+          <w:bCs/>
+          <w:sz w:val="16"/>
+          <w:szCs w:val="16"/>
+        </w:rPr>
+      </w:pPr>
+      <w:r>
+        <w:rPr>
+          <w:rFonts w:ascii="Arial Narrow" w:hAnsi="Arial Narrow"/>
+          <w:b/>
+          <w:bCs/>
+          <w:sz w:val="16"/>
+          <w:szCs w:val="16"/>
+        </w:rPr>
+        <w:t xml:space="preserve">  Left = </w:t>
+      </w:r>
+      <w:proofErr w:type="gramStart"/>
+      <w:r>
+        <w:rPr>
+          <w:rFonts w:ascii="Arial Narrow" w:hAnsi="Arial Narrow"/>
+          <w:b/>
+          <w:bCs/>
+          <w:sz w:val="16"/>
+          <w:szCs w:val="16"/>
+        </w:rPr>
+        <w:t>ultrasonic(</w:t>
+      </w:r>
+      <w:proofErr w:type="gramEnd"/>
+      <w:r>
+        <w:rPr>
+          <w:rFonts w:ascii="Arial Narrow" w:hAnsi="Arial Narrow"/>
+          <w:b/>
+          <w:bCs/>
+          <w:sz w:val="16"/>
+          <w:szCs w:val="16"/>
+        </w:rPr>
+        <w:t>);</w:t>
       </w:r>
     </w:p>
     <w:p>
@@ -30651,70 +33615,158 @@
           <w:sz w:val="16"/>
           <w:szCs w:val="16"/>
         </w:rPr>
-        <w:t>int leftsee() {</w:t>
-      </w:r>
-    </w:p>
-    <w:p>
-      <w:pPr>
-        <w:rPr>
-          <w:rFonts w:ascii="Arial Narrow" w:hAnsi="Arial Narrow"/>
-          <w:b/>
-          <w:bCs/>
-          <w:sz w:val="16"/>
-          <w:szCs w:val="16"/>
-        </w:rPr>
-      </w:pPr>
-      <w:r>
-        <w:rPr>
-          <w:rFonts w:ascii="Arial Narrow" w:hAnsi="Arial Narrow"/>
-          <w:b/>
-          <w:bCs/>
-          <w:sz w:val="16"/>
-          <w:szCs w:val="16"/>
-        </w:rPr>
-        <w:t xml:space="preserve">  servo.write(180);</w:t>
-      </w:r>
-    </w:p>
-    <w:p>
-      <w:pPr>
-        <w:rPr>
-          <w:rFonts w:ascii="Arial Narrow" w:hAnsi="Arial Narrow"/>
-          <w:b/>
-          <w:bCs/>
-          <w:sz w:val="16"/>
-          <w:szCs w:val="16"/>
-        </w:rPr>
-      </w:pPr>
-      <w:r>
-        <w:rPr>
-          <w:rFonts w:ascii="Arial Narrow" w:hAnsi="Arial Narrow"/>
-          <w:b/>
-          <w:bCs/>
-          <w:sz w:val="16"/>
-          <w:szCs w:val="16"/>
-        </w:rPr>
-        <w:t xml:space="preserve">  delay(800);</w:t>
-      </w:r>
-    </w:p>
-    <w:p>
-      <w:pPr>
-        <w:rPr>
-          <w:rFonts w:ascii="Arial Narrow" w:hAnsi="Arial Narrow"/>
-          <w:b/>
-          <w:bCs/>
-          <w:sz w:val="16"/>
-          <w:szCs w:val="16"/>
-        </w:rPr>
-      </w:pPr>
-      <w:r>
-        <w:rPr>
-          <w:rFonts w:ascii="Arial Narrow" w:hAnsi="Arial Narrow"/>
-          <w:b/>
-          <w:bCs/>
-          <w:sz w:val="16"/>
-          <w:szCs w:val="16"/>
-        </w:rPr>
-        <w:t xml:space="preserve">  Right = ultrasonic();</w:t>
+        <w:t xml:space="preserve">int </w:t>
+      </w:r>
+      <w:proofErr w:type="gramStart"/>
+      <w:r>
+        <w:rPr>
+          <w:rFonts w:ascii="Arial Narrow" w:hAnsi="Arial Narrow"/>
+          <w:b/>
+          <w:bCs/>
+          <w:sz w:val="16"/>
+          <w:szCs w:val="16"/>
+        </w:rPr>
+        <w:t>leftsee(</w:t>
+      </w:r>
+      <w:proofErr w:type="gramEnd"/>
+      <w:r>
+        <w:rPr>
+          <w:rFonts w:ascii="Arial Narrow" w:hAnsi="Arial Narrow"/>
+          <w:b/>
+          <w:bCs/>
+          <w:sz w:val="16"/>
+          <w:szCs w:val="16"/>
+        </w:rPr>
+        <w:t>) {</w:t>
+      </w:r>
+    </w:p>
+    <w:p>
+      <w:pPr>
+        <w:rPr>
+          <w:rFonts w:ascii="Arial Narrow" w:hAnsi="Arial Narrow"/>
+          <w:b/>
+          <w:bCs/>
+          <w:sz w:val="16"/>
+          <w:szCs w:val="16"/>
+        </w:rPr>
+      </w:pPr>
+      <w:r>
+        <w:rPr>
+          <w:rFonts w:ascii="Arial Narrow" w:hAnsi="Arial Narrow"/>
+          <w:b/>
+          <w:bCs/>
+          <w:sz w:val="16"/>
+          <w:szCs w:val="16"/>
+        </w:rPr>
+        <w:t xml:space="preserve">  </w:t>
+      </w:r>
+      <w:proofErr w:type="gramStart"/>
+      <w:r>
+        <w:rPr>
+          <w:rFonts w:ascii="Arial Narrow" w:hAnsi="Arial Narrow"/>
+          <w:b/>
+          <w:bCs/>
+          <w:sz w:val="16"/>
+          <w:szCs w:val="16"/>
+        </w:rPr>
+        <w:t>servo.write</w:t>
+      </w:r>
+      <w:proofErr w:type="gramEnd"/>
+      <w:r>
+        <w:rPr>
+          <w:rFonts w:ascii="Arial Narrow" w:hAnsi="Arial Narrow"/>
+          <w:b/>
+          <w:bCs/>
+          <w:sz w:val="16"/>
+          <w:szCs w:val="16"/>
+        </w:rPr>
+        <w:t>(180);</w:t>
+      </w:r>
+    </w:p>
+    <w:p>
+      <w:pPr>
+        <w:rPr>
+          <w:rFonts w:ascii="Arial Narrow" w:hAnsi="Arial Narrow"/>
+          <w:b/>
+          <w:bCs/>
+          <w:sz w:val="16"/>
+          <w:szCs w:val="16"/>
+        </w:rPr>
+      </w:pPr>
+      <w:r>
+        <w:rPr>
+          <w:rFonts w:ascii="Arial Narrow" w:hAnsi="Arial Narrow"/>
+          <w:b/>
+          <w:bCs/>
+          <w:sz w:val="16"/>
+          <w:szCs w:val="16"/>
+        </w:rPr>
+        <w:t xml:space="preserve">  </w:t>
+      </w:r>
+      <w:proofErr w:type="gramStart"/>
+      <w:r>
+        <w:rPr>
+          <w:rFonts w:ascii="Arial Narrow" w:hAnsi="Arial Narrow"/>
+          <w:b/>
+          <w:bCs/>
+          <w:sz w:val="16"/>
+          <w:szCs w:val="16"/>
+        </w:rPr>
+        <w:t>delay(</w:t>
+      </w:r>
+      <w:proofErr w:type="gramEnd"/>
+      <w:r>
+        <w:rPr>
+          <w:rFonts w:ascii="Arial Narrow" w:hAnsi="Arial Narrow"/>
+          <w:b/>
+          <w:bCs/>
+          <w:sz w:val="16"/>
+          <w:szCs w:val="16"/>
+        </w:rPr>
+        <w:t>800);</w:t>
+      </w:r>
+    </w:p>
+    <w:p>
+      <w:pPr>
+        <w:rPr>
+          <w:rFonts w:ascii="Arial Narrow" w:hAnsi="Arial Narrow"/>
+          <w:b/>
+          <w:bCs/>
+          <w:sz w:val="16"/>
+          <w:szCs w:val="16"/>
+        </w:rPr>
+      </w:pPr>
+      <w:r>
+        <w:rPr>
+          <w:rFonts w:ascii="Arial Narrow" w:hAnsi="Arial Narrow"/>
+          <w:b/>
+          <w:bCs/>
+          <w:sz w:val="16"/>
+          <w:szCs w:val="16"/>
+        </w:rPr>
+        <w:t xml:space="preserve">  Right = </w:t>
+      </w:r>
+      <w:proofErr w:type="gramStart"/>
+      <w:r>
+        <w:rPr>
+          <w:rFonts w:ascii="Arial Narrow" w:hAnsi="Arial Narrow"/>
+          <w:b/>
+          <w:bCs/>
+          <w:sz w:val="16"/>
+          <w:szCs w:val="16"/>
+        </w:rPr>
+        <w:t>ultrasonic(</w:t>
+      </w:r>
+      <w:proofErr w:type="gramEnd"/>
+      <w:r>
+        <w:rPr>
+          <w:rFonts w:ascii="Arial Narrow" w:hAnsi="Arial Narrow"/>
+          <w:b/>
+          <w:bCs/>
+          <w:sz w:val="16"/>
+          <w:szCs w:val="16"/>
+        </w:rPr>
+        <w:t>);</w:t>
       </w:r>
     </w:p>
     <w:p>
@@ -30813,7 +33865,7 @@
               </wp:anchor>
             </w:drawing>
           </mc:Choice>
-          <mc:Fallback xmlns:a14="http://schemas.microsoft.com/office/drawing/2010/main" xmlns:pic="http://schemas.openxmlformats.org/drawingml/2006/picture" xmlns:a="http://schemas.openxmlformats.org/drawingml/2006/main">
+          <mc:Fallback xmlns:a="http://schemas.openxmlformats.org/drawingml/2006/main" xmlns:pic="http://schemas.openxmlformats.org/drawingml/2006/picture" xmlns:a14="http://schemas.microsoft.com/office/drawing/2010/main">
             <w:pict w14:anchorId="092A6B86">
               <v:line id="Straight Connector 1483114940" style="position:absolute;flip:y;z-index:251758626;visibility:visible;mso-wrap-style:square;mso-wrap-distance-left:9pt;mso-wrap-distance-top:0;mso-wrap-distance-right:9pt;mso-wrap-distance-bottom:0;mso-position-horizontal:absolute;mso-position-horizontal-relative:margin;mso-position-vertical:absolute;mso-position-vertical-relative:text" o:spid="_x0000_s1026" strokecolor="#0d0d0d [3069]" strokeweight=".5pt" from="0,-.05pt" to="476.6pt,1.55pt" w14:anchorId="00D473D6" o:gfxdata="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">
                 <v:stroke joinstyle="miter"/>
@@ -30927,7 +33979,7 @@
               </wp:anchor>
             </w:drawing>
           </mc:Choice>
-          <mc:Fallback xmlns:a14="http://schemas.microsoft.com/office/drawing/2010/main" xmlns:pic="http://schemas.openxmlformats.org/drawingml/2006/picture" xmlns:a="http://schemas.openxmlformats.org/drawingml/2006/main">
+          <mc:Fallback xmlns:a="http://schemas.openxmlformats.org/drawingml/2006/main" xmlns:pic="http://schemas.openxmlformats.org/drawingml/2006/picture" xmlns:a14="http://schemas.microsoft.com/office/drawing/2010/main">
             <w:pict w14:anchorId="23966B5A">
               <v:line id="Straight Connector 1253229900" style="position:absolute;flip:y;z-index:251760674;visibility:visible;mso-wrap-style:square;mso-wrap-distance-left:9pt;mso-wrap-distance-top:0;mso-wrap-distance-right:9pt;mso-wrap-distance-bottom:0;mso-position-horizontal:left;mso-position-horizontal-relative:margin;mso-position-vertical:absolute;mso-position-vertical-relative:text" o:spid="_x0000_s1026" strokecolor="#0d0d0d [3069]" strokeweight=".5pt" from="0,27.95pt" to="476.55pt,29.55pt" w14:anchorId="10593543" o:gfxdata="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">
                 <v:stroke joinstyle="miter"/>
@@ -31344,7 +34396,7 @@
               </wp:anchor>
             </w:drawing>
           </mc:Choice>
-          <mc:Fallback xmlns:a14="http://schemas.microsoft.com/office/drawing/2010/main" xmlns:pic="http://schemas.openxmlformats.org/drawingml/2006/picture" xmlns:a="http://schemas.openxmlformats.org/drawingml/2006/main">
+          <mc:Fallback xmlns:a="http://schemas.openxmlformats.org/drawingml/2006/main" xmlns:pic="http://schemas.openxmlformats.org/drawingml/2006/picture" xmlns:a14="http://schemas.microsoft.com/office/drawing/2010/main">
             <w:pict w14:anchorId="27481ADB">
               <v:line id="Straight Connector 345577704" style="position:absolute;flip:y;z-index:251756578;visibility:visible;mso-wrap-style:square;mso-wrap-distance-left:9pt;mso-wrap-distance-top:0;mso-wrap-distance-right:9pt;mso-wrap-distance-bottom:0;mso-position-horizontal:absolute;mso-position-horizontal-relative:margin;mso-position-vertical:absolute;mso-position-vertical-relative:text" o:spid="_x0000_s1026" strokecolor="#0d0d0d [3069]" strokeweight=".5pt" from="0,-.05pt" to="476.6pt,1.55pt" w14:anchorId="41610E97" o:gfxdata="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">
                 <v:stroke joinstyle="miter"/>
@@ -31388,7 +34440,7 @@
 </file>
 
 <file path=word/endnotes.xml><?xml version="1.0" encoding="utf-8"?>
-<w:endnotes xmlns:wpc="http://schemas.microsoft.com/office/word/2010/wordprocessingCanvas" xmlns:cx="http://schemas.microsoft.com/office/drawing/2014/chartex" xmlns:cx1="http://schemas.microsoft.com/office/drawing/2015/9/8/chartex" xmlns:cx2="http://schemas.microsoft.com/office/drawing/2015/10/21/chartex" xmlns:cx3="http://schemas.microsoft.com/office/drawing/2016/5/9/chartex" xmlns:cx4="http://schemas.microsoft.com/office/drawing/2016/5/10/chartex" xmlns:cx5="http://schemas.microsoft.com/office/drawing/2016/5/11/chartex" xmlns:cx6="http://schemas.microsoft.com/office/drawing/2016/5/12/chartex" xmlns:cx7="http://schemas.microsoft.com/office/drawing/2016/5/13/chartex" xmlns:cx8="http://schemas.microsoft.com/office/drawing/2016/5/14/chartex" xmlns:mc="http://schemas.openxmlformats.org/markup-compatibility/2006" xmlns:aink="http://schemas.microsoft.com/office/drawing/2016/ink" xmlns:am3d="http://schemas.microsoft.com/office/drawing/2017/model3d" xmlns:o="urn:schemas-microsoft-com:office:office" xmlns:oel="http://schemas.microsoft.com/office/2019/extlst" xmlns:r="http://schemas.openxmlformats.org/officeDocument/2006/relationships" xmlns:m="http://schemas.openxmlformats.org/officeDocument/2006/math" xmlns:v="urn:schemas-microsoft-com:vml" xmlns:wp14="http://schemas.microsoft.com/office/word/2010/wordprocessingDrawing" xmlns:wp="http://schemas.openxmlformats.org/drawingml/2006/wordprocessingDrawing" xmlns:w10="urn:schemas-microsoft-com:office:word" xmlns:w="http://schemas.openxmlformats.org/wordprocessingml/2006/main" xmlns:w14="http://schemas.microsoft.com/office/word/2010/wordml" xmlns:w15="http://schemas.microsoft.com/office/word/2012/wordml" xmlns:w16cex="http://schemas.microsoft.com/office/word/2018/wordml/cex" xmlns:w16cid="http://schemas.microsoft.com/office/word/2016/wordml/cid" xmlns:w16="http://schemas.microsoft.com/office/word/2018/wordml" xmlns:w16du="http://schemas.microsoft.com/office/word/2023/wordml/word16du" xmlns:w16sdtdh="http://schemas.microsoft.com/office/word/2020/wordml/sdtdatahash" xmlns:w16sdtfl="http://schemas.microsoft.com/office/word/2024/wordml/sdtformatlock" xmlns:w16se="http://schemas.microsoft.com/office/word/2015/wordml/symex" xmlns:wpg="http://schemas.microsoft.com/office/word/2010/wordprocessingGroup" xmlns:wpi="http://schemas.microsoft.com/office/word/2010/wordprocessingInk" xmlns:wne="http://schemas.microsoft.com/office/word/2006/wordml" xmlns:wps="http://schemas.microsoft.com/office/word/2010/wordprocessingShape" mc:Ignorable="w14 w15 w16se w16cid w16 w16cex w16sdtdh w16sdtfl w16du wp14">
+<w:endnotes xmlns:wpc="http://schemas.microsoft.com/office/word/2010/wordprocessingCanvas" xmlns:cx="http://schemas.microsoft.com/office/drawing/2014/chartex" xmlns:cx1="http://schemas.microsoft.com/office/drawing/2015/9/8/chartex" xmlns:cx2="http://schemas.microsoft.com/office/drawing/2015/10/21/chartex" xmlns:cx3="http://schemas.microsoft.com/office/drawing/2016/5/9/chartex" xmlns:cx4="http://schemas.microsoft.com/office/drawing/2016/5/10/chartex" xmlns:cx5="http://schemas.microsoft.com/office/drawing/2016/5/11/chartex" xmlns:cx6="http://schemas.microsoft.com/office/drawing/2016/5/12/chartex" xmlns:cx7="http://schemas.microsoft.com/office/drawing/2016/5/13/chartex" xmlns:cx8="http://schemas.microsoft.com/office/drawing/2016/5/14/chartex" xmlns:mc="http://schemas.openxmlformats.org/markup-compatibility/2006" xmlns:aink="http://schemas.microsoft.com/office/drawing/2016/ink" xmlns:am3d="http://schemas.microsoft.com/office/drawing/2017/model3d" xmlns:o="urn:schemas-microsoft-com:office:office" xmlns:oel="http://schemas.microsoft.com/office/2019/extlst" xmlns:r="http://schemas.openxmlformats.org/officeDocument/2006/relationships" xmlns:m="http://schemas.openxmlformats.org/officeDocument/2006/math" xmlns:v="urn:schemas-microsoft-com:vml" xmlns:wp14="http://schemas.microsoft.com/office/word/2010/wordprocessingDrawing" xmlns:wp="http://schemas.openxmlformats.org/drawingml/2006/wordprocessingDrawing" xmlns:w10="urn:schemas-microsoft-com:office:word" xmlns:w="http://schemas.openxmlformats.org/wordprocessingml/2006/main" xmlns:w14="http://schemas.microsoft.com/office/word/2010/wordml" xmlns:w15="http://schemas.microsoft.com/office/word/2012/wordml" xmlns:w16cei="http://schemas.microsoft.com/office/word/2026/wordml/cei" xmlns:w16cex="http://schemas.microsoft.com/office/word/2018/wordml/cex" xmlns:w16cid="http://schemas.microsoft.com/office/word/2016/wordml/cid" xmlns:w16="http://schemas.microsoft.com/office/word/2018/wordml" xmlns:w16du="http://schemas.microsoft.com/office/word/2023/wordml/word16du" xmlns:w16sdtdh="http://schemas.microsoft.com/office/word/2020/wordml/sdtdatahash" xmlns:w16sdtfl="http://schemas.microsoft.com/office/word/2024/wordml/sdtformatlock" xmlns:w16se="http://schemas.microsoft.com/office/word/2015/wordml/symex" xmlns:wpg="http://schemas.microsoft.com/office/word/2010/wordprocessingGroup" xmlns:wpi="http://schemas.microsoft.com/office/word/2010/wordprocessingInk" xmlns:wne="http://schemas.microsoft.com/office/word/2006/wordml" xmlns:wps="http://schemas.microsoft.com/office/word/2010/wordprocessingShape" mc:Ignorable="w14 w15 w16se w16cid w16 w16cex w16sdtdh w16sdtfl w16du wp14">
   <w:endnote w:type="separator" w:id="-1">
     <w:p>
       <w:pPr>
@@ -31420,7 +34472,7 @@
 </file>
 
 <file path=word/footer1.xml><?xml version="1.0" encoding="utf-8"?>
-<w:ftr xmlns:wpc="http://schemas.microsoft.com/office/word/2010/wordprocessingCanvas" xmlns:cx="http://schemas.microsoft.com/office/drawing/2014/chartex" xmlns:cx1="http://schemas.microsoft.com/office/drawing/2015/9/8/chartex" xmlns:cx2="http://schemas.microsoft.com/office/drawing/2015/10/21/chartex" xmlns:cx3="http://schemas.microsoft.com/office/drawing/2016/5/9/chartex" xmlns:cx4="http://schemas.microsoft.com/office/drawing/2016/5/10/chartex" xmlns:cx5="http://schemas.microsoft.com/office/drawing/2016/5/11/chartex" xmlns:cx6="http://schemas.microsoft.com/office/drawing/2016/5/12/chartex" xmlns:cx7="http://schemas.microsoft.com/office/drawing/2016/5/13/chartex" xmlns:cx8="http://schemas.microsoft.com/office/drawing/2016/5/14/chartex" xmlns:mc="http://schemas.openxmlformats.org/markup-compatibility/2006" xmlns:aink="http://schemas.microsoft.com/office/drawing/2016/ink" xmlns:am3d="http://schemas.microsoft.com/office/drawing/2017/model3d" xmlns:o="urn:schemas-microsoft-com:office:office" xmlns:oel="http://schemas.microsoft.com/office/2019/extlst" xmlns:r="http://schemas.openxmlformats.org/officeDocument/2006/relationships" xmlns:m="http://schemas.openxmlformats.org/officeDocument/2006/math" xmlns:v="urn:schemas-microsoft-com:vml" xmlns:wp14="http://schemas.microsoft.com/office/word/2010/wordprocessingDrawing" xmlns:wp="http://schemas.openxmlformats.org/drawingml/2006/wordprocessingDrawing" xmlns:w10="urn:schemas-microsoft-com:office:word" xmlns:w="http://schemas.openxmlformats.org/wordprocessingml/2006/main" xmlns:w14="http://schemas.microsoft.com/office/word/2010/wordml" xmlns:w15="http://schemas.microsoft.com/office/word/2012/wordml" xmlns:w16cex="http://schemas.microsoft.com/office/word/2018/wordml/cex" xmlns:w16cid="http://schemas.microsoft.com/office/word/2016/wordml/cid" xmlns:w16="http://schemas.microsoft.com/office/word/2018/wordml" xmlns:w16du="http://schemas.microsoft.com/office/word/2023/wordml/word16du" xmlns:w16sdtdh="http://schemas.microsoft.com/office/word/2020/wordml/sdtdatahash" xmlns:w16sdtfl="http://schemas.microsoft.com/office/word/2024/wordml/sdtformatlock" xmlns:w16se="http://schemas.microsoft.com/office/word/2015/wordml/symex" xmlns:wpg="http://schemas.microsoft.com/office/word/2010/wordprocessingGroup" xmlns:wpi="http://schemas.microsoft.com/office/word/2010/wordprocessingInk" xmlns:wne="http://schemas.microsoft.com/office/word/2006/wordml" xmlns:wps="http://schemas.microsoft.com/office/word/2010/wordprocessingShape" mc:Ignorable="w14 w15 w16se w16cid w16 w16cex w16sdtdh w16sdtfl w16du wp14">
+<w:ftr xmlns:wpc="http://schemas.microsoft.com/office/word/2010/wordprocessingCanvas" xmlns:cx="http://schemas.microsoft.com/office/drawing/2014/chartex" xmlns:cx1="http://schemas.microsoft.com/office/drawing/2015/9/8/chartex" xmlns:cx2="http://schemas.microsoft.com/office/drawing/2015/10/21/chartex" xmlns:cx3="http://schemas.microsoft.com/office/drawing/2016/5/9/chartex" xmlns:cx4="http://schemas.microsoft.com/office/drawing/2016/5/10/chartex" xmlns:cx5="http://schemas.microsoft.com/office/drawing/2016/5/11/chartex" xmlns:cx6="http://schemas.microsoft.com/office/drawing/2016/5/12/chartex" xmlns:cx7="http://schemas.microsoft.com/office/drawing/2016/5/13/chartex" xmlns:cx8="http://schemas.microsoft.com/office/drawing/2016/5/14/chartex" xmlns:mc="http://schemas.openxmlformats.org/markup-compatibility/2006" xmlns:aink="http://schemas.microsoft.com/office/drawing/2016/ink" xmlns:am3d="http://schemas.microsoft.com/office/drawing/2017/model3d" xmlns:o="urn:schemas-microsoft-com:office:office" xmlns:oel="http://schemas.microsoft.com/office/2019/extlst" xmlns:r="http://schemas.openxmlformats.org/officeDocument/2006/relationships" xmlns:m="http://schemas.openxmlformats.org/officeDocument/2006/math" xmlns:v="urn:schemas-microsoft-com:vml" xmlns:wp14="http://schemas.microsoft.com/office/word/2010/wordprocessingDrawing" xmlns:wp="http://schemas.openxmlformats.org/drawingml/2006/wordprocessingDrawing" xmlns:w10="urn:schemas-microsoft-com:office:word" xmlns:w="http://schemas.openxmlformats.org/wordprocessingml/2006/main" xmlns:w14="http://schemas.microsoft.com/office/word/2010/wordml" xmlns:w15="http://schemas.microsoft.com/office/word/2012/wordml" xmlns:w16cei="http://schemas.microsoft.com/office/word/2026/wordml/cei" xmlns:w16cex="http://schemas.microsoft.com/office/word/2018/wordml/cex" xmlns:w16cid="http://schemas.microsoft.com/office/word/2016/wordml/cid" xmlns:w16="http://schemas.microsoft.com/office/word/2018/wordml" xmlns:w16du="http://schemas.microsoft.com/office/word/2023/wordml/word16du" xmlns:w16sdtdh="http://schemas.microsoft.com/office/word/2020/wordml/sdtdatahash" xmlns:w16sdtfl="http://schemas.microsoft.com/office/word/2024/wordml/sdtformatlock" xmlns:w16se="http://schemas.microsoft.com/office/word/2015/wordml/symex" xmlns:wpg="http://schemas.microsoft.com/office/word/2010/wordprocessingGroup" xmlns:wpi="http://schemas.microsoft.com/office/word/2010/wordprocessingInk" xmlns:wne="http://schemas.microsoft.com/office/word/2006/wordml" xmlns:wps="http://schemas.microsoft.com/office/word/2010/wordprocessingShape" mc:Ignorable="w14 w15 w16se w16cid w16 w16cex w16sdtdh w16sdtfl w16du wp14">
   <w:p>
     <w:pPr>
       <w:pStyle w:val="Footer"/>
@@ -31436,7 +34488,7 @@
 </file>
 
 <file path=word/footnotes.xml><?xml version="1.0" encoding="utf-8"?>
-<w:footnotes xmlns:wpc="http://schemas.microsoft.com/office/word/2010/wordprocessingCanvas" xmlns:cx="http://schemas.microsoft.com/office/drawing/2014/chartex" xmlns:cx1="http://schemas.microsoft.com/office/drawing/2015/9/8/chartex" xmlns:cx2="http://schemas.microsoft.com/office/drawing/2015/10/21/chartex" xmlns:cx3="http://schemas.microsoft.com/office/drawing/2016/5/9/chartex" xmlns:cx4="http://schemas.microsoft.com/office/drawing/2016/5/10/chartex" xmlns:cx5="http://schemas.microsoft.com/office/drawing/2016/5/11/chartex" xmlns:cx6="http://schemas.microsoft.com/office/drawing/2016/5/12/chartex" xmlns:cx7="http://schemas.microsoft.com/office/drawing/2016/5/13/chartex" xmlns:cx8="http://schemas.microsoft.com/office/drawing/2016/5/14/chartex" xmlns:mc="http://schemas.openxmlformats.org/markup-compatibility/2006" xmlns:aink="http://schemas.microsoft.com/office/drawing/2016/ink" xmlns:am3d="http://schemas.microsoft.com/office/drawing/2017/model3d" xmlns:o="urn:schemas-microsoft-com:office:office" xmlns:oel="http://schemas.microsoft.com/office/2019/extlst" xmlns:r="http://schemas.openxmlformats.org/officeDocument/2006/relationships" xmlns:m="http://schemas.openxmlformats.org/officeDocument/2006/math" xmlns:v="urn:schemas-microsoft-com:vml" xmlns:wp14="http://schemas.microsoft.com/office/word/2010/wordprocessingDrawing" xmlns:wp="http://schemas.openxmlformats.org/drawingml/2006/wordprocessingDrawing" xmlns:w10="urn:schemas-microsoft-com:office:word" xmlns:w="http://schemas.openxmlformats.org/wordprocessingml/2006/main" xmlns:w14="http://schemas.microsoft.com/office/word/2010/wordml" xmlns:w15="http://schemas.microsoft.com/office/word/2012/wordml" xmlns:w16cex="http://schemas.microsoft.com/office/word/2018/wordml/cex" xmlns:w16cid="http://schemas.microsoft.com/office/word/2016/wordml/cid" xmlns:w16="http://schemas.microsoft.com/office/word/2018/wordml" xmlns:w16du="http://schemas.microsoft.com/office/word/2023/wordml/word16du" xmlns:w16sdtdh="http://schemas.microsoft.com/office/word/2020/wordml/sdtdatahash" xmlns:w16sdtfl="http://schemas.microsoft.com/office/word/2024/wordml/sdtformatlock" xmlns:w16se="http://schemas.microsoft.com/office/word/2015/wordml/symex" xmlns:wpg="http://schemas.microsoft.com/office/word/2010/wordprocessingGroup" xmlns:wpi="http://schemas.microsoft.com/office/word/2010/wordprocessingInk" xmlns:wne="http://schemas.microsoft.com/office/word/2006/wordml" xmlns:wps="http://schemas.microsoft.com/office/word/2010/wordprocessingShape" mc:Ignorable="w14 w15 w16se w16cid w16 w16cex w16sdtdh w16sdtfl w16du wp14">
+<w:footnotes xmlns:wpc="http://schemas.microsoft.com/office/word/2010/wordprocessingCanvas" xmlns:cx="http://schemas.microsoft.com/office/drawing/2014/chartex" xmlns:cx1="http://schemas.microsoft.com/office/drawing/2015/9/8/chartex" xmlns:cx2="http://schemas.microsoft.com/office/drawing/2015/10/21/chartex" xmlns:cx3="http://schemas.microsoft.com/office/drawing/2016/5/9/chartex" xmlns:cx4="http://schemas.microsoft.com/office/drawing/2016/5/10/chartex" xmlns:cx5="http://schemas.microsoft.com/office/drawing/2016/5/11/chartex" xmlns:cx6="http://schemas.microsoft.com/office/drawing/2016/5/12/chartex" xmlns:cx7="http://schemas.microsoft.com/office/drawing/2016/5/13/chartex" xmlns:cx8="http://schemas.microsoft.com/office/drawing/2016/5/14/chartex" xmlns:mc="http://schemas.openxmlformats.org/markup-compatibility/2006" xmlns:aink="http://schemas.microsoft.com/office/drawing/2016/ink" xmlns:am3d="http://schemas.microsoft.com/office/drawing/2017/model3d" xmlns:o="urn:schemas-microsoft-com:office:office" xmlns:oel="http://schemas.microsoft.com/office/2019/extlst" xmlns:r="http://schemas.openxmlformats.org/officeDocument/2006/relationships" xmlns:m="http://schemas.openxmlformats.org/officeDocument/2006/math" xmlns:v="urn:schemas-microsoft-com:vml" xmlns:wp14="http://schemas.microsoft.com/office/word/2010/wordprocessingDrawing" xmlns:wp="http://schemas.openxmlformats.org/drawingml/2006/wordprocessingDrawing" xmlns:w10="urn:schemas-microsoft-com:office:word" xmlns:w="http://schemas.openxmlformats.org/wordprocessingml/2006/main" xmlns:w14="http://schemas.microsoft.com/office/word/2010/wordml" xmlns:w15="http://schemas.microsoft.com/office/word/2012/wordml" xmlns:w16cei="http://schemas.microsoft.com/office/word/2026/wordml/cei" xmlns:w16cex="http://schemas.microsoft.com/office/word/2018/wordml/cex" xmlns:w16cid="http://schemas.microsoft.com/office/word/2016/wordml/cid" xmlns:w16="http://schemas.microsoft.com/office/word/2018/wordml" xmlns:w16du="http://schemas.microsoft.com/office/word/2023/wordml/word16du" xmlns:w16sdtdh="http://schemas.microsoft.com/office/word/2020/wordml/sdtdatahash" xmlns:w16sdtfl="http://schemas.microsoft.com/office/word/2024/wordml/sdtformatlock" xmlns:w16se="http://schemas.microsoft.com/office/word/2015/wordml/symex" xmlns:wpg="http://schemas.microsoft.com/office/word/2010/wordprocessingGroup" xmlns:wpi="http://schemas.microsoft.com/office/word/2010/wordprocessingInk" xmlns:wne="http://schemas.microsoft.com/office/word/2006/wordml" xmlns:wps="http://schemas.microsoft.com/office/word/2010/wordprocessingShape" mc:Ignorable="w14 w15 w16se w16cid w16 w16cex w16sdtdh w16sdtfl w16du wp14">
   <w:footnote w:type="separator" w:id="-1">
     <w:p>
       <w:pPr>
@@ -31468,7 +34520,7 @@
 </file>
 
 <file path=word/header1.xml><?xml version="1.0" encoding="utf-8"?>
-<w:hdr xmlns:wpc="http://schemas.microsoft.com/office/word/2010/wordprocessingCanvas" xmlns:cx="http://schemas.microsoft.com/office/drawing/2014/chartex" xmlns:cx1="http://schemas.microsoft.com/office/drawing/2015/9/8/chartex" xmlns:cx2="http://schemas.microsoft.com/office/drawing/2015/10/21/chartex" xmlns:cx3="http://schemas.microsoft.com/office/drawing/2016/5/9/chartex" xmlns:cx4="http://schemas.microsoft.com/office/drawing/2016/5/10/chartex" xmlns:cx5="http://schemas.microsoft.com/office/drawing/2016/5/11/chartex" xmlns:cx6="http://schemas.microsoft.com/office/drawing/2016/5/12/chartex" xmlns:cx7="http://schemas.microsoft.com/office/drawing/2016/5/13/chartex" xmlns:cx8="http://schemas.microsoft.com/office/drawing/2016/5/14/chartex" xmlns:mc="http://schemas.openxmlformats.org/markup-compatibility/2006" xmlns:aink="http://schemas.microsoft.com/office/drawing/2016/ink" xmlns:am3d="http://schemas.microsoft.com/office/drawing/2017/model3d" xmlns:o="urn:schemas-microsoft-com:office:office" xmlns:oel="http://schemas.microsoft.com/office/2019/extlst" xmlns:r="http://schemas.openxmlformats.org/officeDocument/2006/relationships" xmlns:m="http://schemas.openxmlformats.org/officeDocument/2006/math" xmlns:v="urn:schemas-microsoft-com:vml" xmlns:wp14="http://schemas.microsoft.com/office/word/2010/wordprocessingDrawing" xmlns:wp="http://schemas.openxmlformats.org/drawingml/2006/wordprocessingDrawing" xmlns:w10="urn:schemas-microsoft-com:office:word" xmlns:w="http://schemas.openxmlformats.org/wordprocessingml/2006/main" xmlns:w14="http://schemas.microsoft.com/office/word/2010/wordml" xmlns:w15="http://schemas.microsoft.com/office/word/2012/wordml" xmlns:w16cex="http://schemas.microsoft.com/office/word/2018/wordml/cex" xmlns:w16cid="http://schemas.microsoft.com/office/word/2016/wordml/cid" xmlns:w16="http://schemas.microsoft.com/office/word/2018/wordml" xmlns:w16du="http://schemas.microsoft.com/office/word/2023/wordml/word16du" xmlns:w16sdtdh="http://schemas.microsoft.com/office/word/2020/wordml/sdtdatahash" xmlns:w16sdtfl="http://schemas.microsoft.com/office/word/2024/wordml/sdtformatlock" xmlns:w16se="http://schemas.microsoft.com/office/word/2015/wordml/symex" xmlns:wpg="http://schemas.microsoft.com/office/word/2010/wordprocessingGroup" xmlns:wpi="http://schemas.microsoft.com/office/word/2010/wordprocessingInk" xmlns:wne="http://schemas.microsoft.com/office/word/2006/wordml" xmlns:wps="http://schemas.microsoft.com/office/word/2010/wordprocessingShape" mc:Ignorable="w14 w15 w16se w16cid w16 w16cex w16sdtdh w16sdtfl w16du wp14">
+<w:hdr xmlns:wpc="http://schemas.microsoft.com/office/word/2010/wordprocessingCanvas" xmlns:cx="http://schemas.microsoft.com/office/drawing/2014/chartex" xmlns:cx1="http://schemas.microsoft.com/office/drawing/2015/9/8/chartex" xmlns:cx2="http://schemas.microsoft.com/office/drawing/2015/10/21/chartex" xmlns:cx3="http://schemas.microsoft.com/office/drawing/2016/5/9/chartex" xmlns:cx4="http://schemas.microsoft.com/office/drawing/2016/5/10/chartex" xmlns:cx5="http://schemas.microsoft.com/office/drawing/2016/5/11/chartex" xmlns:cx6="http://schemas.microsoft.com/office/drawing/2016/5/12/chartex" xmlns:cx7="http://schemas.microsoft.com/office/drawing/2016/5/13/chartex" xmlns:cx8="http://schemas.microsoft.com/office/drawing/2016/5/14/chartex" xmlns:mc="http://schemas.openxmlformats.org/markup-compatibility/2006" xmlns:aink="http://schemas.microsoft.com/office/drawing/2016/ink" xmlns:am3d="http://schemas.microsoft.com/office/drawing/2017/model3d" xmlns:o="urn:schemas-microsoft-com:office:office" xmlns:oel="http://schemas.microsoft.com/office/2019/extlst" xmlns:r="http://schemas.openxmlformats.org/officeDocument/2006/relationships" xmlns:m="http://schemas.openxmlformats.org/officeDocument/2006/math" xmlns:v="urn:schemas-microsoft-com:vml" xmlns:wp14="http://schemas.microsoft.com/office/word/2010/wordprocessingDrawing" xmlns:wp="http://schemas.openxmlformats.org/drawingml/2006/wordprocessingDrawing" xmlns:w10="urn:schemas-microsoft-com:office:word" xmlns:w="http://schemas.openxmlformats.org/wordprocessingml/2006/main" xmlns:w14="http://schemas.microsoft.com/office/word/2010/wordml" xmlns:w15="http://schemas.microsoft.com/office/word/2012/wordml" xmlns:w16cei="http://schemas.microsoft.com/office/word/2026/wordml/cei" xmlns:w16cex="http://schemas.microsoft.com/office/word/2018/wordml/cex" xmlns:w16cid="http://schemas.microsoft.com/office/word/2016/wordml/cid" xmlns:w16="http://schemas.microsoft.com/office/word/2018/wordml" xmlns:w16du="http://schemas.microsoft.com/office/word/2023/wordml/word16du" xmlns:w16sdtdh="http://schemas.microsoft.com/office/word/2020/wordml/sdtdatahash" xmlns:w16sdtfl="http://schemas.microsoft.com/office/word/2024/wordml/sdtformatlock" xmlns:w16se="http://schemas.microsoft.com/office/word/2015/wordml/symex" xmlns:wpg="http://schemas.microsoft.com/office/word/2010/wordprocessingGroup" xmlns:wpi="http://schemas.microsoft.com/office/word/2010/wordprocessingInk" xmlns:wne="http://schemas.microsoft.com/office/word/2006/wordml" xmlns:wps="http://schemas.microsoft.com/office/word/2010/wordprocessingShape" mc:Ignorable="w14 w15 w16se w16cid w16 w16cex w16sdtdh w16sdtfl w16du wp14">
   <w:p>
     <w:pPr>
       <w:pStyle w:val="Header"/>
@@ -31484,7 +34536,7 @@
 </file>
 
 <file path=word/numbering.xml><?xml version="1.0" encoding="utf-8"?>
-<w:numbering xmlns:wpc="http://schemas.microsoft.com/office/word/2010/wordprocessingCanvas" xmlns:cx="http://schemas.microsoft.com/office/drawing/2014/chartex" xmlns:cx1="http://schemas.microsoft.com/office/drawing/2015/9/8/chartex" xmlns:cx2="http://schemas.microsoft.com/office/drawing/2015/10/21/chartex" xmlns:cx3="http://schemas.microsoft.com/office/drawing/2016/5/9/chartex" xmlns:cx4="http://schemas.microsoft.com/office/drawing/2016/5/10/chartex" xmlns:cx5="http://schemas.microsoft.com/office/drawing/2016/5/11/chartex" xmlns:cx6="http://schemas.microsoft.com/office/drawing/2016/5/12/chartex" xmlns:cx7="http://schemas.microsoft.com/office/drawing/2016/5/13/chartex" xmlns:cx8="http://schemas.microsoft.com/office/drawing/2016/5/14/chartex" xmlns:mc="http://schemas.openxmlformats.org/markup-compatibility/2006" xmlns:aink="http://schemas.microsoft.com/office/drawing/2016/ink" xmlns:am3d="http://schemas.microsoft.com/office/drawing/2017/model3d" xmlns:o="urn:schemas-microsoft-com:office:office" xmlns:oel="http://schemas.microsoft.com/office/2019/extlst" xmlns:r="http://schemas.openxmlformats.org/officeDocument/2006/relationships" xmlns:m="http://schemas.openxmlformats.org/officeDocument/2006/math" xmlns:v="urn:schemas-microsoft-com:vml" xmlns:wp14="http://schemas.microsoft.com/office/word/2010/wordprocessingDrawing" xmlns:wp="http://schemas.openxmlformats.org/drawingml/2006/wordprocessingDrawing" xmlns:w10="urn:schemas-microsoft-com:office:word" xmlns:w="http://schemas.openxmlformats.org/wordprocessingml/2006/main" xmlns:w14="http://schemas.microsoft.com/office/word/2010/wordml" xmlns:w15="http://schemas.microsoft.com/office/word/2012/wordml" xmlns:w16cex="http://schemas.microsoft.com/office/word/2018/wordml/cex" xmlns:w16cid="http://schemas.microsoft.com/office/word/2016/wordml/cid" xmlns:w16="http://schemas.microsoft.com/office/word/2018/wordml" xmlns:w16du="http://schemas.microsoft.com/office/word/2023/wordml/word16du" xmlns:w16sdtdh="http://schemas.microsoft.com/office/word/2020/wordml/sdtdatahash" xmlns:w16sdtfl="http://schemas.microsoft.com/office/word/2024/wordml/sdtformatlock" xmlns:w16se="http://schemas.microsoft.com/office/word/2015/wordml/symex" xmlns:wpg="http://schemas.microsoft.com/office/word/2010/wordprocessingGroup" xmlns:wpi="http://schemas.microsoft.com/office/word/2010/wordprocessingInk" xmlns:wne="http://schemas.microsoft.com/office/word/2006/wordml" xmlns:wps="http://schemas.microsoft.com/office/word/2010/wordprocessingShape" mc:Ignorable="w14 w15 w16se w16cid w16 w16cex w16sdtdh w16sdtfl w16du wp14">
+<w:numbering xmlns:wpc="http://schemas.microsoft.com/office/word/2010/wordprocessingCanvas" xmlns:cx="http://schemas.microsoft.com/office/drawing/2014/chartex" xmlns:cx1="http://schemas.microsoft.com/office/drawing/2015/9/8/chartex" xmlns:cx2="http://schemas.microsoft.com/office/drawing/2015/10/21/chartex" xmlns:cx3="http://schemas.microsoft.com/office/drawing/2016/5/9/chartex" xmlns:cx4="http://schemas.microsoft.com/office/drawing/2016/5/10/chartex" xmlns:cx5="http://schemas.microsoft.com/office/drawing/2016/5/11/chartex" xmlns:cx6="http://schemas.microsoft.com/office/drawing/2016/5/12/chartex" xmlns:cx7="http://schemas.microsoft.com/office/drawing/2016/5/13/chartex" xmlns:cx8="http://schemas.microsoft.com/office/drawing/2016/5/14/chartex" xmlns:mc="http://schemas.openxmlformats.org/markup-compatibility/2006" xmlns:aink="http://schemas.microsoft.com/office/drawing/2016/ink" xmlns:am3d="http://schemas.microsoft.com/office/drawing/2017/model3d" xmlns:o="urn:schemas-microsoft-com:office:office" xmlns:oel="http://schemas.microsoft.com/office/2019/extlst" xmlns:r="http://schemas.openxmlformats.org/officeDocument/2006/relationships" xmlns:m="http://schemas.openxmlformats.org/officeDocument/2006/math" xmlns:v="urn:schemas-microsoft-com:vml" xmlns:wp14="http://schemas.microsoft.com/office/word/2010/wordprocessingDrawing" xmlns:wp="http://schemas.openxmlformats.org/drawingml/2006/wordprocessingDrawing" xmlns:w10="urn:schemas-microsoft-com:office:word" xmlns:w="http://schemas.openxmlformats.org/wordprocessingml/2006/main" xmlns:w14="http://schemas.microsoft.com/office/word/2010/wordml" xmlns:w15="http://schemas.microsoft.com/office/word/2012/wordml" xmlns:w16cei="http://schemas.microsoft.com/office/word/2026/wordml/cei" xmlns:w16cex="http://schemas.microsoft.com/office/word/2018/wordml/cex" xmlns:w16cid="http://schemas.microsoft.com/office/word/2016/wordml/cid" xmlns:w16="http://schemas.microsoft.com/office/word/2018/wordml" xmlns:w16du="http://schemas.microsoft.com/office/word/2023/wordml/word16du" xmlns:w16sdtdh="http://schemas.microsoft.com/office/word/2020/wordml/sdtdatahash" xmlns:w16sdtfl="http://schemas.microsoft.com/office/word/2024/wordml/sdtformatlock" xmlns:w16se="http://schemas.microsoft.com/office/word/2015/wordml/symex" xmlns:wpg="http://schemas.microsoft.com/office/word/2010/wordprocessingGroup" xmlns:wpi="http://schemas.microsoft.com/office/word/2010/wordprocessingInk" xmlns:wne="http://schemas.microsoft.com/office/word/2006/wordml" xmlns:wps="http://schemas.microsoft.com/office/word/2010/wordprocessingShape" mc:Ignorable="w14 w15 w16se w16cid w16 w16cex w16sdtdh w16sdtfl w16du wp14">
   <w:abstractNum w:abstractNumId="0" w15:restartNumberingAfterBreak="0">
     <w:nsid w:val="09540287"/>
     <w:multiLevelType w:val="multilevel"/>
